--- a/教学实施资料/03-Python程序设计-项目实战/工业互联网应用专业《Python程序设计（项目实战）》授课计划表v3.0.docx
+++ b/教学实施资料/03-Python程序设计-项目实战/工业互联网应用专业《Python程序设计（项目实战）》授课计划表v3.0.docx
@@ -1,6 +1,6 @@
 
 <file path=word/document.xml><?xml version="1.0" encoding="utf-8"?>
-<w:document xmlns:wpc="http://schemas.microsoft.com/office/word/2010/wordprocessingCanvas" xmlns:mc="http://schemas.openxmlformats.org/markup-compatibility/2006" xmlns:o="urn:schemas-microsoft-com:office:office" xmlns:r="http://schemas.openxmlformats.org/officeDocument/2006/relationships" xmlns:m="http://schemas.openxmlformats.org/officeDocument/2006/math" xmlns:v="urn:schemas-microsoft-com:vml" xmlns:wp14="http://schemas.microsoft.com/office/word/2010/wordprocessingDrawing" xmlns:wp="http://schemas.openxmlformats.org/drawingml/2006/wordprocessingDrawing" xmlns:w="http://schemas.openxmlformats.org/wordprocessingml/2006/main" xmlns:w14="http://schemas.microsoft.com/office/word/2010/wordml" xmlns:w10="urn:schemas-microsoft-com:office:word" xmlns:w15="http://schemas.microsoft.com/office/word/2012/wordml" xmlns:wpg="http://schemas.microsoft.com/office/word/2010/wordprocessingGroup" xmlns:wpi="http://schemas.microsoft.com/office/word/2010/wordprocessingInk" xmlns:wne="http://schemas.microsoft.com/office/word/2006/wordml" xmlns:wps="http://schemas.microsoft.com/office/word/2010/wordprocessingShape" xmlns:wpsCustomData="http://www.wps.cn/officeDocument/2013/wpsCustomData" mc:Ignorable="w14 w15 wp14">
+<w:document xmlns:wpc="http://schemas.microsoft.com/office/word/2010/wordprocessingCanvas" xmlns:cx="http://schemas.microsoft.com/office/drawing/2014/chartex" xmlns:cx1="http://schemas.microsoft.com/office/drawing/2015/9/8/chartex" xmlns:cx2="http://schemas.microsoft.com/office/drawing/2015/10/21/chartex" xmlns:cx3="http://schemas.microsoft.com/office/drawing/2016/5/9/chartex" xmlns:cx4="http://schemas.microsoft.com/office/drawing/2016/5/10/chartex" xmlns:cx5="http://schemas.microsoft.com/office/drawing/2016/5/11/chartex" xmlns:cx6="http://schemas.microsoft.com/office/drawing/2016/5/12/chartex" xmlns:cx7="http://schemas.microsoft.com/office/drawing/2016/5/13/chartex" xmlns:cx8="http://schemas.microsoft.com/office/drawing/2016/5/14/chartex" xmlns:mc="http://schemas.openxmlformats.org/markup-compatibility/2006" xmlns:o="urn:schemas-microsoft-com:office:office" xmlns:r="http://schemas.openxmlformats.org/officeDocument/2006/relationships" xmlns:m="http://schemas.openxmlformats.org/officeDocument/2006/math" xmlns:v="urn:schemas-microsoft-com:vml" xmlns:wp14="http://schemas.microsoft.com/office/word/2010/wordprocessingDrawing" xmlns:wp="http://schemas.openxmlformats.org/drawingml/2006/wordprocessingDrawing" xmlns:w="http://schemas.openxmlformats.org/wordprocessingml/2006/main" xmlns:w14="http://schemas.microsoft.com/office/word/2010/wordml" xmlns:w10="urn:schemas-microsoft-com:office:word" xmlns:w15="http://schemas.microsoft.com/office/word/2012/wordml" xmlns:wpg="http://schemas.microsoft.com/office/word/2010/wordprocessingGroup" xmlns:wpi="http://schemas.microsoft.com/office/word/2010/wordprocessingInk" xmlns:wne="http://schemas.microsoft.com/office/word/2006/wordml" xmlns:wps="http://schemas.microsoft.com/office/word/2010/wordprocessingShape" xmlns:wpsCustomData="http://www.wps.cn/officeDocument/2013/wpsCustomData" mc:Ignorable="w14 w15 wp14">
   <w:body>
     <w:p>
       <w:pPr>
@@ -109,7 +109,7 @@
                 <w:b w:val="0"/>
                 <w:bCs w:val="0"/>
               </w:rPr>
-              <w:t xml:space="preserve">开课学院</w:t>
+              <w:t>开课学院</w:t>
             </w:r>
           </w:p>
         </w:tc>
@@ -136,7 +136,7 @@
                 <w:bCs w:val="0"/>
                 <w:lang w:val="en-US" w:eastAsia="zh-CN"/>
               </w:rPr>
-              <w:t xml:space="preserve">智能控制学院</w:t>
+              <w:t>智能控制学院</w:t>
             </w:r>
           </w:p>
         </w:tc>
@@ -183,7 +183,7 @@
                 <w:b w:val="0"/>
                 <w:bCs w:val="0"/>
               </w:rPr>
-              <w:t xml:space="preserve">授课教师</w:t>
+              <w:t>授课教师</w:t>
             </w:r>
           </w:p>
         </w:tc>
@@ -197,18 +197,20 @@
               <w:pStyle w:val="3"/>
               <w:jc w:val="center"/>
               <w:rPr>
-                <w:rFonts w:ascii="方正黑体_GBK" w:hAnsi="方正黑体_GBK" w:eastAsia="方正黑体_GBK" w:cs="方正黑体_GBK"/>
+                <w:rFonts w:hint="default" w:ascii="方正黑体_GBK" w:hAnsi="方正黑体_GBK" w:eastAsia="方正黑体_GBK" w:cs="方正黑体_GBK"/>
                 <w:b w:val="0"/>
                 <w:bCs w:val="0"/>
-              </w:rPr>
-            </w:pPr>
-            <w:r>
-              <w:rPr>
-                <w:rFonts w:ascii="方正黑体_GBK" w:hAnsi="方正黑体_GBK" w:eastAsia="方正黑体_GBK" w:cs="方正黑体_GBK"/>
+                <w:lang w:val="en-US" w:eastAsia="zh-CN"/>
+              </w:rPr>
+            </w:pPr>
+            <w:r>
+              <w:rPr>
+                <w:rFonts w:hint="eastAsia" w:ascii="方正黑体_GBK" w:hAnsi="方正黑体_GBK" w:eastAsia="方正黑体_GBK" w:cs="方正黑体_GBK"/>
                 <w:b w:val="0"/>
                 <w:bCs w:val="0"/>
-              </w:rPr>
-              <w:t xml:space="preserve"/>
+                <w:lang w:val="en-US" w:eastAsia="zh-CN"/>
+              </w:rPr>
+              <w:t>宫宇伟、张建</w:t>
             </w:r>
           </w:p>
         </w:tc>
@@ -255,7 +257,7 @@
                 <w:b w:val="0"/>
                 <w:bCs w:val="0"/>
               </w:rPr>
-              <w:t xml:space="preserve">课程名称</w:t>
+              <w:t>课程名称</w:t>
             </w:r>
           </w:p>
         </w:tc>
@@ -282,7 +284,7 @@
                 <w:bCs w:val="0"/>
                 <w:lang w:val="en-US" w:eastAsia="zh-CN"/>
               </w:rPr>
-              <w:t xml:space="preserve">Python程序设计（项目实战）</w:t>
+              <w:t>Python程序设计（项目实战）</w:t>
             </w:r>
           </w:p>
         </w:tc>
@@ -329,7 +331,7 @@
                 <w:b w:val="0"/>
                 <w:bCs w:val="0"/>
               </w:rPr>
-              <w:t xml:space="preserve">课程类型</w:t>
+              <w:t>课程类型</w:t>
             </w:r>
           </w:p>
         </w:tc>
@@ -354,7 +356,7 @@
                 <w:b w:val="0"/>
                 <w:bCs w:val="0"/>
               </w:rPr>
-              <w:t xml:space="preserve">□公共必修课  □专业必修课</w:t>
+              <w:t>□公共必修课  □专业必修课</w:t>
             </w:r>
           </w:p>
           <w:p>
@@ -373,7 +375,24 @@
                 <w:b w:val="0"/>
                 <w:bCs w:val="0"/>
               </w:rPr>
-              <w:t xml:space="preserve">□公共选修课  专业选修课</w:t>
+              <w:t xml:space="preserve">□公共选修课  </w:t>
+            </w:r>
+            <w:r>
+              <w:rPr>
+                <w:rFonts w:hint="eastAsia" w:ascii="方正黑体_GBK" w:hAnsi="方正黑体_GBK" w:eastAsia="方正黑体_GBK" w:cs="方正黑体_GBK"/>
+                <w:b w:val="0"/>
+                <w:bCs w:val="0"/>
+                <w:lang w:eastAsia="zh-CN"/>
+              </w:rPr>
+              <w:t>☑</w:t>
+            </w:r>
+            <w:r>
+              <w:rPr>
+                <w:rFonts w:hint="eastAsia" w:ascii="方正黑体_GBK" w:hAnsi="方正黑体_GBK" w:eastAsia="方正黑体_GBK" w:cs="方正黑体_GBK"/>
+                <w:b w:val="0"/>
+                <w:bCs w:val="0"/>
+              </w:rPr>
+              <w:t>专业选修课</w:t>
             </w:r>
           </w:p>
         </w:tc>
@@ -420,7 +439,7 @@
                 <w:b w:val="0"/>
                 <w:bCs w:val="0"/>
               </w:rPr>
-              <w:t xml:space="preserve">授课学期</w:t>
+              <w:t>授课学期</w:t>
             </w:r>
           </w:p>
         </w:tc>
@@ -445,7 +464,7 @@
                 <w:b w:val="0"/>
                 <w:bCs w:val="0"/>
               </w:rPr>
-              <w:t xml:space="preserve">2026 - 2027 学年第二学期</w:t>
+              <w:t>2026 - 2027 学年第二学期</w:t>
             </w:r>
           </w:p>
         </w:tc>
@@ -492,7 +511,7 @@
                 <w:b w:val="0"/>
                 <w:bCs w:val="0"/>
               </w:rPr>
-              <w:t xml:space="preserve">授课专业及班级</w:t>
+              <w:t>授课专业及班级</w:t>
             </w:r>
           </w:p>
         </w:tc>
@@ -518,7 +537,7 @@
                 <w:b w:val="0"/>
                 <w:bCs w:val="0"/>
               </w:rPr>
-              <w:t xml:space="preserve">2025级工业互联网应用专业1～2班</w:t>
+              <w:t>2025级工业互联网应用专业1～2班</w:t>
             </w:r>
           </w:p>
         </w:tc>
@@ -567,10 +586,8 @@
                 <w:bCs w:val="0"/>
                 <w:lang w:val="en-US" w:eastAsia="zh-CN"/>
               </w:rPr>
-              <w:t xml:space="preserve">教学方式</w:t>
-            </w:r>
-            <w:bookmarkStart w:id="0" w:name="_GoBack"/>
-            <w:bookmarkEnd w:id="0"/>
+              <w:t>教学方式</w:t>
+            </w:r>
           </w:p>
         </w:tc>
         <w:tc>
@@ -594,7 +611,7 @@
                 <w:b w:val="0"/>
                 <w:bCs w:val="0"/>
               </w:rPr>
-              <w:t xml:space="preserve">每课时40分钟、每周4课时（160分钟）；德国双元制本土化完整六步法——“资讯·计划”以线上导学单课前完成，课堂聚焦决策→实施→检查→评价；决策环节“三件套”：备选方案对比+决策矩阵打分+决策追责（实施失误回溯决策复盘）；项目驱动+融合式教学（在做项目中学知识、知识按需补充）；骨架先行（关键工单提供代码骨架/特征字典/预训练模型，4课时聚焦集成与优化）；工程实践（Git版本控制、单元测试、代码评审）；费曼学习法（ABCD层师徒制）</w:t>
+              <w:t>每课时40分钟、每周4课时（160分钟）；德国双元制本土化完整六步法——“资讯·计划”以线上导学单课前完成，课堂聚焦决策→实施→检查→评价；决策环节“三件套”：备选方案对比+决策矩阵打分+决策追责（实施失误回溯决策复盘）；项目驱动+融合式教学（在做项目中学知识、知识按需补充）；骨架先行（关键工单提供代码骨架/特征字典/预训练模型，4课时聚焦集成与优化）；工程实践（Git版本控制、单元测试、代码评审）；费曼学习法（ABCD层师徒制）</w:t>
             </w:r>
           </w:p>
         </w:tc>
@@ -641,7 +658,7 @@
                 <w:b w:val="0"/>
                 <w:bCs w:val="0"/>
               </w:rPr>
-              <w:t xml:space="preserve">考核方式</w:t>
+              <w:t>考核方式</w:t>
             </w:r>
           </w:p>
         </w:tc>
@@ -667,7 +684,58 @@
                 <w:b w:val="0"/>
                 <w:bCs w:val="0"/>
               </w:rPr>
-              <w:t xml:space="preserve">过程性评价（80%）：工单完成度（45%）、代码审查评价（20%）、学习投入评价（15%）。</w:t>
+              <w:t>过程性评价（80%）：出勤与课堂表现（10%）、</w:t>
+            </w:r>
+            <w:r>
+              <w:rPr>
+                <w:rFonts w:hint="eastAsia" w:ascii="方正黑体_GBK" w:hAnsi="方正黑体_GBK" w:eastAsia="方正黑体_GBK" w:cs="方正黑体_GBK"/>
+                <w:b w:val="0"/>
+                <w:bCs w:val="0"/>
+                <w:lang w:val="en-US" w:eastAsia="zh-CN"/>
+              </w:rPr>
+              <w:t>小组项目</w:t>
+            </w:r>
+            <w:r>
+              <w:rPr>
+                <w:rFonts w:ascii="方正黑体_GBK" w:hAnsi="方正黑体_GBK" w:eastAsia="方正黑体_GBK" w:cs="方正黑体_GBK"/>
+                <w:b w:val="0"/>
+                <w:bCs w:val="0"/>
+              </w:rPr>
+              <w:t>（</w:t>
+            </w:r>
+            <w:r>
+              <w:rPr>
+                <w:rFonts w:hint="eastAsia" w:ascii="方正黑体_GBK" w:hAnsi="方正黑体_GBK" w:eastAsia="方正黑体_GBK" w:cs="方正黑体_GBK"/>
+                <w:b w:val="0"/>
+                <w:bCs w:val="0"/>
+                <w:lang w:val="en-US" w:eastAsia="zh-CN"/>
+              </w:rPr>
+              <w:t>3</w:t>
+            </w:r>
+            <w:r>
+              <w:rPr>
+                <w:rFonts w:ascii="方正黑体_GBK" w:hAnsi="方正黑体_GBK" w:eastAsia="方正黑体_GBK" w:cs="方正黑体_GBK"/>
+                <w:b w:val="0"/>
+                <w:bCs w:val="0"/>
+              </w:rPr>
+              <w:t>0%）、工单任务（</w:t>
+            </w:r>
+            <w:r>
+              <w:rPr>
+                <w:rFonts w:hint="eastAsia" w:ascii="方正黑体_GBK" w:hAnsi="方正黑体_GBK" w:eastAsia="方正黑体_GBK" w:cs="方正黑体_GBK"/>
+                <w:b w:val="0"/>
+                <w:bCs w:val="0"/>
+                <w:lang w:val="en-US" w:eastAsia="zh-CN"/>
+              </w:rPr>
+              <w:t>4</w:t>
+            </w:r>
+            <w:r>
+              <w:rPr>
+                <w:rFonts w:ascii="方正黑体_GBK" w:hAnsi="方正黑体_GBK" w:eastAsia="方正黑体_GBK" w:cs="方正黑体_GBK"/>
+                <w:b w:val="0"/>
+                <w:bCs w:val="0"/>
+              </w:rPr>
+              <w:t>0%）。</w:t>
             </w:r>
           </w:p>
           <w:p>
@@ -687,8 +755,10 @@
                 <w:b w:val="0"/>
                 <w:bCs w:val="0"/>
               </w:rPr>
-              <w:t xml:space="preserve">工单任务各项详细占比如下：P1.1 Python基础练习五题（5.625%）；P1.2 标准Python工程模板（5.625%）；P2.1 Pandas数据清洗管道（5.625%）；P2.2 NumPy故障特征提取系统（5.625%）；P3.1 产线KPI实时仪表盘（5.625%）；P3.2 每日生产分析报告系统（5.625%）；P4.1 多源工业数据采集系统（5.625%）；P5/P6 数据仓库与机器学习应用（5.625%）。</w:t>
-            </w:r>
+              <w:t>期末考试（20%）：</w:t>
+            </w:r>
+            <w:bookmarkStart w:id="0" w:name="_GoBack"/>
+            <w:bookmarkEnd w:id="0"/>
           </w:p>
           <w:p>
             <w:pPr>
@@ -707,7 +777,7 @@
                 <w:b w:val="0"/>
                 <w:bCs w:val="0"/>
               </w:rPr>
-              <w:t xml:space="preserve">期末考试（20%）：</w:t>
+              <w:t>综合项目上机操作与答辩</w:t>
             </w:r>
           </w:p>
           <w:p>
@@ -727,27 +797,7 @@
                 <w:b w:val="0"/>
                 <w:bCs w:val="0"/>
               </w:rPr>
-              <w:t xml:space="preserve">综合项目上机操作与答辩</w:t>
-            </w:r>
-          </w:p>
-          <w:p>
-            <w:pPr>
-              <w:pStyle w:val="3"/>
-              <w:jc w:val="both"/>
-              <w:rPr>
-                <w:rFonts w:hint="eastAsia" w:ascii="方正黑体_GBK" w:hAnsi="方正黑体_GBK" w:eastAsia="方正黑体_GBK" w:cs="方正黑体_GBK"/>
-                <w:b w:val="0"/>
-                <w:bCs w:val="0"/>
-                <w:lang w:eastAsia="zh-CN"/>
-              </w:rPr>
-            </w:pPr>
-            <w:r>
-              <w:rPr>
-                <w:rFonts w:ascii="方正黑体_GBK" w:hAnsi="方正黑体_GBK" w:eastAsia="方正黑体_GBK" w:cs="方正黑体_GBK"/>
-                <w:b w:val="0"/>
-                <w:bCs w:val="0"/>
-              </w:rPr>
-              <w:t xml:space="preserve">代码审查评价采用评审清单（PEP 8规范/命名/注释/性能四项）；组内贡献表计入学习投入分（防搭便车）</w:t>
+              <w:t>工单采用D/C/B/A四级量表评分（量表随工单任务书发放）；组内贡献表计入协作分（防搭便车）</w:t>
             </w:r>
           </w:p>
         </w:tc>
@@ -794,7 +844,7 @@
                 <w:b w:val="0"/>
                 <w:bCs w:val="0"/>
               </w:rPr>
-              <w:t xml:space="preserve">周学时/总学时</w:t>
+              <w:t>周学时/总学时</w:t>
             </w:r>
           </w:p>
         </w:tc>
@@ -819,7 +869,7 @@
                 <w:b w:val="0"/>
                 <w:bCs w:val="0"/>
               </w:rPr>
-              <w:t xml:space="preserve">4/32</w:t>
+              <w:t>4/32</w:t>
             </w:r>
           </w:p>
         </w:tc>
@@ -1165,7 +1215,7 @@
                 <w:rFonts w:hint="eastAsia" w:ascii="Times New Roman" w:hAnsi="Times New Roman" w:eastAsia="方正仿宋_GBK" w:cs="方正仿宋_GBK"/>
                 <w:sz w:val="24"/>
               </w:rPr>
-              <w:t xml:space="preserve">第一周</w:t>
+              <w:t>第一周</w:t>
             </w:r>
           </w:p>
         </w:tc>
@@ -1190,330 +1240,330 @@
                 <w:sz w:val="21"/>
                 <w:szCs w:val="21"/>
               </w:rPr>
-              <w:t xml:space="preserve">◆ 项目载体：重庆两江智造集团·数字化转型办公室｜实习第一天，吴工丢来一份《新员工Python能力测评》：'你C语言底子不错，今天把这五道题过了，明天进项目组。</w:t>
-            </w:r>
-          </w:p>
-          <w:p>
-            <w:pPr>
-              <w:spacing w:line="320" w:lineRule="exact"/>
-              <w:jc w:val="left"/>
-              <w:rPr>
-                <w:rFonts w:hint="eastAsia" w:ascii="方正仿宋_GB2312" w:hAnsi="方正仿宋_GB2312" w:eastAsia="方正仿宋_GB2312" w:cs="方正仿宋_GB2312"/>
-                <w:sz w:val="21"/>
-                <w:szCs w:val="21"/>
-              </w:rPr>
-            </w:pPr>
-            <w:r>
-              <w:rPr>
-                <w:rFonts w:hint="eastAsia" w:ascii="方正仿宋_GB2312" w:hAnsi="方正仿宋_GB2312" w:eastAsia="方正仿宋_GB2312" w:cs="方正仿宋_GB2312"/>
-                <w:sz w:val="21"/>
-                <w:szCs w:val="21"/>
-              </w:rPr>
-              <w:t xml:space="preserve">项目P1：Python工程基础——语法迁移与开发范式（W1–W2）</w:t>
-            </w:r>
-          </w:p>
-          <w:p>
-            <w:pPr>
-              <w:spacing w:line="320" w:lineRule="exact"/>
-              <w:jc w:val="left"/>
-              <w:rPr>
-                <w:rFonts w:hint="eastAsia" w:ascii="方正仿宋_GB2312" w:hAnsi="方正仿宋_GB2312" w:eastAsia="方正仿宋_GB2312" w:cs="方正仿宋_GB2312"/>
-                <w:sz w:val="21"/>
-                <w:szCs w:val="21"/>
-              </w:rPr>
-            </w:pPr>
-            <w:r>
-              <w:rPr>
-                <w:rFonts w:hint="eastAsia" w:ascii="方正仿宋_GB2312" w:hAnsi="方正仿宋_GB2312" w:eastAsia="方正仿宋_GB2312" w:cs="方正仿宋_GB2312"/>
-                <w:sz w:val="21"/>
-                <w:szCs w:val="21"/>
-              </w:rPr>
-              <w:t xml:space="preserve">本周主题：C→Python语法快速迁移 + 基础强化</w:t>
-            </w:r>
-          </w:p>
-          <w:p>
-            <w:pPr>
-              <w:spacing w:line="320" w:lineRule="exact"/>
-              <w:jc w:val="left"/>
-              <w:rPr>
-                <w:rFonts w:hint="eastAsia" w:ascii="方正仿宋_GB2312" w:hAnsi="方正仿宋_GB2312" w:eastAsia="方正仿宋_GB2312" w:cs="方正仿宋_GB2312"/>
-                <w:sz w:val="21"/>
-                <w:szCs w:val="21"/>
-              </w:rPr>
-            </w:pPr>
-            <w:r>
-              <w:rPr>
-                <w:rFonts w:hint="eastAsia" w:ascii="方正仿宋_GB2312" w:hAnsi="方正仿宋_GB2312" w:eastAsia="方正仿宋_GB2312" w:cs="方正仿宋_GB2312"/>
-                <w:sz w:val="21"/>
-                <w:szCs w:val="21"/>
-              </w:rPr>
-              <w:t xml:space="preserve">授课内容：</w:t>
-            </w:r>
-          </w:p>
-          <w:p>
-            <w:pPr>
-              <w:spacing w:line="320" w:lineRule="exact"/>
-              <w:jc w:val="left"/>
-              <w:rPr>
-                <w:rFonts w:hint="eastAsia" w:ascii="方正仿宋_GB2312" w:hAnsi="方正仿宋_GB2312" w:eastAsia="方正仿宋_GB2312" w:cs="方正仿宋_GB2312"/>
-                <w:sz w:val="21"/>
-                <w:szCs w:val="21"/>
-              </w:rPr>
-            </w:pPr>
-            <w:r>
-              <w:rPr>
-                <w:rFonts w:hint="eastAsia" w:ascii="方正仿宋_GB2312" w:hAnsi="方正仿宋_GB2312" w:eastAsia="方正仿宋_GB2312" w:cs="方正仿宋_GB2312"/>
-                <w:sz w:val="21"/>
-                <w:szCs w:val="21"/>
-              </w:rPr>
-              <w:t xml:space="preserve">第1次课——“带着C语言底子学Python”</w:t>
-            </w:r>
-          </w:p>
-          <w:p>
-            <w:pPr>
-              <w:spacing w:line="320" w:lineRule="exact"/>
-              <w:jc w:val="left"/>
-              <w:rPr>
-                <w:rFonts w:hint="eastAsia" w:ascii="方正仿宋_GB2312" w:hAnsi="方正仿宋_GB2312" w:eastAsia="方正仿宋_GB2312" w:cs="方正仿宋_GB2312"/>
-                <w:sz w:val="21"/>
-                <w:szCs w:val="21"/>
-              </w:rPr>
-            </w:pPr>
-            <w:r>
-              <w:rPr>
-                <w:rFonts w:hint="eastAsia" w:ascii="方正仿宋_GB2312" w:hAnsi="方正仿宋_GB2312" w:eastAsia="方正仿宋_GB2312" w:cs="方正仿宋_GB2312"/>
-                <w:sz w:val="21"/>
-                <w:szCs w:val="21"/>
-              </w:rPr>
-              <w:t xml:space="preserve">1. C与Python对比导览：解释型vs编译型、缩进vs大括号、动态类型vs静态类型；</w:t>
-            </w:r>
-          </w:p>
-          <w:p>
-            <w:pPr>
-              <w:spacing w:line="320" w:lineRule="exact"/>
-              <w:jc w:val="left"/>
-              <w:rPr>
-                <w:rFonts w:hint="eastAsia" w:ascii="方正仿宋_GB2312" w:hAnsi="方正仿宋_GB2312" w:eastAsia="方正仿宋_GB2312" w:cs="方正仿宋_GB2312"/>
-                <w:sz w:val="21"/>
-                <w:szCs w:val="21"/>
-              </w:rPr>
-            </w:pPr>
-            <w:r>
-              <w:rPr>
-                <w:rFonts w:hint="eastAsia" w:ascii="方正仿宋_GB2312" w:hAnsi="方正仿宋_GB2312" w:eastAsia="方正仿宋_GB2312" w:cs="方正仿宋_GB2312"/>
-                <w:sz w:val="21"/>
-                <w:szCs w:val="21"/>
-              </w:rPr>
-              <w:t xml:space="preserve">2. 基础语法迁移：变量、运算符、控制流（if/while/for/break/continue）；</w:t>
-            </w:r>
-          </w:p>
-          <w:p>
-            <w:pPr>
-              <w:spacing w:line="320" w:lineRule="exact"/>
-              <w:jc w:val="left"/>
-              <w:rPr>
-                <w:rFonts w:hint="eastAsia" w:ascii="方正仿宋_GB2312" w:hAnsi="方正仿宋_GB2312" w:eastAsia="方正仿宋_GB2312" w:cs="方正仿宋_GB2312"/>
-                <w:sz w:val="21"/>
-                <w:szCs w:val="21"/>
-              </w:rPr>
-            </w:pPr>
-            <w:r>
-              <w:rPr>
-                <w:rFonts w:hint="eastAsia" w:ascii="方正仿宋_GB2312" w:hAnsi="方正仿宋_GB2312" w:eastAsia="方正仿宋_GB2312" w:cs="方正仿宋_GB2312"/>
-                <w:sz w:val="21"/>
-                <w:szCs w:val="21"/>
-              </w:rPr>
-              <w:t xml:space="preserve">3. 函数定义与调用：与C函数的对照（默认参数、关键字参数）；</w:t>
-            </w:r>
-          </w:p>
-          <w:p>
-            <w:pPr>
-              <w:spacing w:line="320" w:lineRule="exact"/>
-              <w:jc w:val="left"/>
-              <w:rPr>
-                <w:rFonts w:hint="eastAsia" w:ascii="方正仿宋_GB2312" w:hAnsi="方正仿宋_GB2312" w:eastAsia="方正仿宋_GB2312" w:cs="方正仿宋_GB2312"/>
-                <w:sz w:val="21"/>
-                <w:szCs w:val="21"/>
-              </w:rPr>
-            </w:pPr>
-            <w:r>
-              <w:rPr>
-                <w:rFonts w:hint="eastAsia" w:ascii="方正仿宋_GB2312" w:hAnsi="方正仿宋_GB2312" w:eastAsia="方正仿宋_GB2312" w:cs="方正仿宋_GB2312"/>
-                <w:sz w:val="21"/>
-                <w:szCs w:val="21"/>
-              </w:rPr>
-              <w:t xml:space="preserve">4. 指针→对象：Python引用语义与C指针的异同。</w:t>
-            </w:r>
-          </w:p>
-          <w:p>
-            <w:pPr>
-              <w:spacing w:line="320" w:lineRule="exact"/>
-              <w:jc w:val="left"/>
-              <w:rPr>
-                <w:rFonts w:hint="eastAsia" w:ascii="方正仿宋_GB2312" w:hAnsi="方正仿宋_GB2312" w:eastAsia="方正仿宋_GB2312" w:cs="方正仿宋_GB2312"/>
-                <w:sz w:val="21"/>
-                <w:szCs w:val="21"/>
-              </w:rPr>
-            </w:pPr>
-            <w:r>
-              <w:rPr>
-                <w:rFonts w:hint="eastAsia" w:ascii="方正仿宋_GB2312" w:hAnsi="方正仿宋_GB2312" w:eastAsia="方正仿宋_GB2312" w:cs="方正仿宋_GB2312"/>
-                <w:sz w:val="21"/>
-                <w:szCs w:val="21"/>
-              </w:rPr>
-              <w:t xml:space="preserve">第2次课——“列表与字典：C里没有的武器”</w:t>
-            </w:r>
-          </w:p>
-          <w:p>
-            <w:pPr>
-              <w:spacing w:line="320" w:lineRule="exact"/>
-              <w:jc w:val="left"/>
-              <w:rPr>
-                <w:rFonts w:hint="eastAsia" w:ascii="方正仿宋_GB2312" w:hAnsi="方正仿宋_GB2312" w:eastAsia="方正仿宋_GB2312" w:cs="方正仿宋_GB2312"/>
-                <w:sz w:val="21"/>
-                <w:szCs w:val="21"/>
-              </w:rPr>
-            </w:pPr>
-            <w:r>
-              <w:rPr>
-                <w:rFonts w:hint="eastAsia" w:ascii="方正仿宋_GB2312" w:hAnsi="方正仿宋_GB2312" w:eastAsia="方正仿宋_GB2312" w:cs="方正仿宋_GB2312"/>
-                <w:sz w:val="21"/>
-                <w:szCs w:val="21"/>
-              </w:rPr>
-              <w:t xml:space="preserve">1. 列表与元组：动态数组能力、切片操作；</w:t>
-            </w:r>
-          </w:p>
-          <w:p>
-            <w:pPr>
-              <w:spacing w:line="320" w:lineRule="exact"/>
-              <w:jc w:val="left"/>
-              <w:rPr>
-                <w:rFonts w:hint="eastAsia" w:ascii="方正仿宋_GB2312" w:hAnsi="方正仿宋_GB2312" w:eastAsia="方正仿宋_GB2312" w:cs="方正仿宋_GB2312"/>
-                <w:sz w:val="21"/>
-                <w:szCs w:val="21"/>
-              </w:rPr>
-            </w:pPr>
-            <w:r>
-              <w:rPr>
-                <w:rFonts w:hint="eastAsia" w:ascii="方正仿宋_GB2312" w:hAnsi="方正仿宋_GB2312" w:eastAsia="方正仿宋_GB2312" w:cs="方正仿宋_GB2312"/>
-                <w:sz w:val="21"/>
-                <w:szCs w:val="21"/>
-              </w:rPr>
-              <w:t xml:space="preserve">2. 字典：键值映射、与C结构体的对照；</w:t>
-            </w:r>
-          </w:p>
-          <w:p>
-            <w:pPr>
-              <w:spacing w:line="320" w:lineRule="exact"/>
-              <w:jc w:val="left"/>
-              <w:rPr>
-                <w:rFonts w:hint="eastAsia" w:ascii="方正仿宋_GB2312" w:hAnsi="方正仿宋_GB2312" w:eastAsia="方正仿宋_GB2312" w:cs="方正仿宋_GB2312"/>
-                <w:sz w:val="21"/>
-                <w:szCs w:val="21"/>
-              </w:rPr>
-            </w:pPr>
-            <w:r>
-              <w:rPr>
-                <w:rFonts w:hint="eastAsia" w:ascii="方正仿宋_GB2312" w:hAnsi="方正仿宋_GB2312" w:eastAsia="方正仿宋_GB2312" w:cs="方正仿宋_GB2312"/>
-                <w:sz w:val="21"/>
-                <w:szCs w:val="21"/>
-              </w:rPr>
-              <w:t xml:space="preserve">3. 面向对象基础：类、对象、属性、方法（C结构体+函数指针的升级视角）；</w:t>
-            </w:r>
-          </w:p>
-          <w:p>
-            <w:pPr>
-              <w:spacing w:line="320" w:lineRule="exact"/>
-              <w:jc w:val="left"/>
-              <w:rPr>
-                <w:rFonts w:hint="eastAsia" w:ascii="方正仿宋_GB2312" w:hAnsi="方正仿宋_GB2312" w:eastAsia="方正仿宋_GB2312" w:cs="方正仿宋_GB2312"/>
-                <w:sz w:val="21"/>
-                <w:szCs w:val="21"/>
-              </w:rPr>
-            </w:pPr>
-            <w:r>
-              <w:rPr>
-                <w:rFonts w:hint="eastAsia" w:ascii="方正仿宋_GB2312" w:hAnsi="方正仿宋_GB2312" w:eastAsia="方正仿宋_GB2312" w:cs="方正仿宋_GB2312"/>
-                <w:sz w:val="21"/>
-                <w:szCs w:val="21"/>
-              </w:rPr>
-              <w:t xml:space="preserve">4. 异常处理：try/except/finally；</w:t>
-            </w:r>
-          </w:p>
-          <w:p>
-            <w:pPr>
-              <w:spacing w:line="320" w:lineRule="exact"/>
-              <w:jc w:val="left"/>
-              <w:rPr>
-                <w:rFonts w:hint="eastAsia" w:ascii="方正仿宋_GB2312" w:hAnsi="方正仿宋_GB2312" w:eastAsia="方正仿宋_GB2312" w:cs="方正仿宋_GB2312"/>
-                <w:sz w:val="21"/>
-                <w:szCs w:val="21"/>
-              </w:rPr>
-            </w:pPr>
-            <w:r>
-              <w:rPr>
-                <w:rFonts w:hint="eastAsia" w:ascii="方正仿宋_GB2312" w:hAnsi="方正仿宋_GB2312" w:eastAsia="方正仿宋_GB2312" w:cs="方正仿宋_GB2312"/>
-                <w:sz w:val="21"/>
-                <w:szCs w:val="21"/>
-              </w:rPr>
-              <w:t xml:space="preserve">5. 工单P1.1实操：完成5个渐进式练习题（数据类型⭐/控制流⭐⭐/列表字典⭐⭐/类与对象⭐⭐⭐/异常处理⭐⭐）。</w:t>
-            </w:r>
-          </w:p>
-          <w:p>
-            <w:pPr>
-              <w:spacing w:line="320" w:lineRule="exact"/>
-              <w:jc w:val="left"/>
-              <w:rPr>
-                <w:rFonts w:hint="eastAsia" w:ascii="方正仿宋_GB2312" w:hAnsi="方正仿宋_GB2312" w:eastAsia="方正仿宋_GB2312" w:cs="方正仿宋_GB2312"/>
-                <w:sz w:val="21"/>
-                <w:szCs w:val="21"/>
-              </w:rPr>
-            </w:pPr>
-            <w:r>
-              <w:rPr>
-                <w:rFonts w:hint="eastAsia" w:ascii="方正仿宋_GB2312" w:hAnsi="方正仿宋_GB2312" w:eastAsia="方正仿宋_GB2312" w:cs="方正仿宋_GB2312"/>
-                <w:sz w:val="21"/>
-                <w:szCs w:val="21"/>
-              </w:rPr>
-              <w:t xml:space="preserve">教材：Python程序设计项目化教程（活页式）（任越美 李垒 李江岱 主编，978-7-313-30507-7）— 项目1</w:t>
-            </w:r>
-          </w:p>
-          <w:p>
-            <w:pPr>
-              <w:spacing w:line="320" w:lineRule="exact"/>
-              <w:jc w:val="left"/>
-              <w:rPr>
-                <w:rFonts w:hint="eastAsia" w:ascii="方正仿宋_GB2312" w:hAnsi="方正仿宋_GB2312" w:eastAsia="方正仿宋_GB2312" w:cs="方正仿宋_GB2312"/>
-                <w:sz w:val="21"/>
-                <w:szCs w:val="21"/>
-              </w:rPr>
-            </w:pPr>
-            <w:r>
-              <w:rPr>
-                <w:rFonts w:hint="eastAsia" w:ascii="方正仿宋_GB2312" w:hAnsi="方正仿宋_GB2312" w:eastAsia="方正仿宋_GB2312" w:cs="方正仿宋_GB2312"/>
-                <w:sz w:val="21"/>
-                <w:szCs w:val="21"/>
-              </w:rPr>
-              <w:t xml:space="preserve">预习知识点：Python基础回顾(C→Python迁移)；venv虚拟环境</w:t>
-            </w:r>
-          </w:p>
-          <w:p>
-            <w:pPr>
-              <w:spacing w:line="320" w:lineRule="exact"/>
-              <w:jc w:val="left"/>
-              <w:rPr>
-                <w:rFonts w:hint="eastAsia" w:ascii="方正仿宋_GB2312" w:hAnsi="方正仿宋_GB2312" w:eastAsia="方正仿宋_GB2312" w:cs="方正仿宋_GB2312"/>
-                <w:sz w:val="21"/>
-                <w:szCs w:val="21"/>
-              </w:rPr>
-            </w:pPr>
-            <w:r>
-              <w:rPr>
-                <w:rFonts w:hint="eastAsia" w:ascii="方正仿宋_GB2312" w:hAnsi="方正仿宋_GB2312" w:eastAsia="方正仿宋_GB2312" w:cs="方正仿宋_GB2312"/>
-                <w:sz w:val="21"/>
-                <w:szCs w:val="21"/>
-              </w:rPr>
-              <w:t xml:space="preserve">课中检查知识点：五题闯关全过；能创建venv</w:t>
+              <w:t>◆ 项目载体：重庆两江智造集团·数字化转型办公室｜实习第一天，吴工丢来一份《新员工Python能力测评》：'你C语言底子不错，今天把这五道题过了，明天进项目组。</w:t>
+            </w:r>
+          </w:p>
+          <w:p>
+            <w:pPr>
+              <w:spacing w:line="320" w:lineRule="exact"/>
+              <w:jc w:val="left"/>
+              <w:rPr>
+                <w:rFonts w:hint="eastAsia" w:ascii="方正仿宋_GB2312" w:hAnsi="方正仿宋_GB2312" w:eastAsia="方正仿宋_GB2312" w:cs="方正仿宋_GB2312"/>
+                <w:sz w:val="21"/>
+                <w:szCs w:val="21"/>
+              </w:rPr>
+            </w:pPr>
+            <w:r>
+              <w:rPr>
+                <w:rFonts w:hint="eastAsia" w:ascii="方正仿宋_GB2312" w:hAnsi="方正仿宋_GB2312" w:eastAsia="方正仿宋_GB2312" w:cs="方正仿宋_GB2312"/>
+                <w:sz w:val="21"/>
+                <w:szCs w:val="21"/>
+              </w:rPr>
+              <w:t>项目P1：Python工程基础——语法迁移与开发范式（W1–W2）</w:t>
+            </w:r>
+          </w:p>
+          <w:p>
+            <w:pPr>
+              <w:spacing w:line="320" w:lineRule="exact"/>
+              <w:jc w:val="left"/>
+              <w:rPr>
+                <w:rFonts w:hint="eastAsia" w:ascii="方正仿宋_GB2312" w:hAnsi="方正仿宋_GB2312" w:eastAsia="方正仿宋_GB2312" w:cs="方正仿宋_GB2312"/>
+                <w:sz w:val="21"/>
+                <w:szCs w:val="21"/>
+              </w:rPr>
+            </w:pPr>
+            <w:r>
+              <w:rPr>
+                <w:rFonts w:hint="eastAsia" w:ascii="方正仿宋_GB2312" w:hAnsi="方正仿宋_GB2312" w:eastAsia="方正仿宋_GB2312" w:cs="方正仿宋_GB2312"/>
+                <w:sz w:val="21"/>
+                <w:szCs w:val="21"/>
+              </w:rPr>
+              <w:t>本周主题：C→Python语法快速迁移 + 基础强化</w:t>
+            </w:r>
+          </w:p>
+          <w:p>
+            <w:pPr>
+              <w:spacing w:line="320" w:lineRule="exact"/>
+              <w:jc w:val="left"/>
+              <w:rPr>
+                <w:rFonts w:hint="eastAsia" w:ascii="方正仿宋_GB2312" w:hAnsi="方正仿宋_GB2312" w:eastAsia="方正仿宋_GB2312" w:cs="方正仿宋_GB2312"/>
+                <w:sz w:val="21"/>
+                <w:szCs w:val="21"/>
+              </w:rPr>
+            </w:pPr>
+            <w:r>
+              <w:rPr>
+                <w:rFonts w:hint="eastAsia" w:ascii="方正仿宋_GB2312" w:hAnsi="方正仿宋_GB2312" w:eastAsia="方正仿宋_GB2312" w:cs="方正仿宋_GB2312"/>
+                <w:sz w:val="21"/>
+                <w:szCs w:val="21"/>
+              </w:rPr>
+              <w:t>授课内容：</w:t>
+            </w:r>
+          </w:p>
+          <w:p>
+            <w:pPr>
+              <w:spacing w:line="320" w:lineRule="exact"/>
+              <w:jc w:val="left"/>
+              <w:rPr>
+                <w:rFonts w:hint="eastAsia" w:ascii="方正仿宋_GB2312" w:hAnsi="方正仿宋_GB2312" w:eastAsia="方正仿宋_GB2312" w:cs="方正仿宋_GB2312"/>
+                <w:sz w:val="21"/>
+                <w:szCs w:val="21"/>
+              </w:rPr>
+            </w:pPr>
+            <w:r>
+              <w:rPr>
+                <w:rFonts w:hint="eastAsia" w:ascii="方正仿宋_GB2312" w:hAnsi="方正仿宋_GB2312" w:eastAsia="方正仿宋_GB2312" w:cs="方正仿宋_GB2312"/>
+                <w:sz w:val="21"/>
+                <w:szCs w:val="21"/>
+              </w:rPr>
+              <w:t>第1次课——“带着C语言底子学Python”</w:t>
+            </w:r>
+          </w:p>
+          <w:p>
+            <w:pPr>
+              <w:spacing w:line="320" w:lineRule="exact"/>
+              <w:jc w:val="left"/>
+              <w:rPr>
+                <w:rFonts w:hint="eastAsia" w:ascii="方正仿宋_GB2312" w:hAnsi="方正仿宋_GB2312" w:eastAsia="方正仿宋_GB2312" w:cs="方正仿宋_GB2312"/>
+                <w:sz w:val="21"/>
+                <w:szCs w:val="21"/>
+              </w:rPr>
+            </w:pPr>
+            <w:r>
+              <w:rPr>
+                <w:rFonts w:hint="eastAsia" w:ascii="方正仿宋_GB2312" w:hAnsi="方正仿宋_GB2312" w:eastAsia="方正仿宋_GB2312" w:cs="方正仿宋_GB2312"/>
+                <w:sz w:val="21"/>
+                <w:szCs w:val="21"/>
+              </w:rPr>
+              <w:t>1. C与Python对比导览：解释型vs编译型、缩进vs大括号、动态类型vs静态类型；</w:t>
+            </w:r>
+          </w:p>
+          <w:p>
+            <w:pPr>
+              <w:spacing w:line="320" w:lineRule="exact"/>
+              <w:jc w:val="left"/>
+              <w:rPr>
+                <w:rFonts w:hint="eastAsia" w:ascii="方正仿宋_GB2312" w:hAnsi="方正仿宋_GB2312" w:eastAsia="方正仿宋_GB2312" w:cs="方正仿宋_GB2312"/>
+                <w:sz w:val="21"/>
+                <w:szCs w:val="21"/>
+              </w:rPr>
+            </w:pPr>
+            <w:r>
+              <w:rPr>
+                <w:rFonts w:hint="eastAsia" w:ascii="方正仿宋_GB2312" w:hAnsi="方正仿宋_GB2312" w:eastAsia="方正仿宋_GB2312" w:cs="方正仿宋_GB2312"/>
+                <w:sz w:val="21"/>
+                <w:szCs w:val="21"/>
+              </w:rPr>
+              <w:t>2. 基础语法迁移：变量、运算符、控制流（if/while/for/break/continue）；</w:t>
+            </w:r>
+          </w:p>
+          <w:p>
+            <w:pPr>
+              <w:spacing w:line="320" w:lineRule="exact"/>
+              <w:jc w:val="left"/>
+              <w:rPr>
+                <w:rFonts w:hint="eastAsia" w:ascii="方正仿宋_GB2312" w:hAnsi="方正仿宋_GB2312" w:eastAsia="方正仿宋_GB2312" w:cs="方正仿宋_GB2312"/>
+                <w:sz w:val="21"/>
+                <w:szCs w:val="21"/>
+              </w:rPr>
+            </w:pPr>
+            <w:r>
+              <w:rPr>
+                <w:rFonts w:hint="eastAsia" w:ascii="方正仿宋_GB2312" w:hAnsi="方正仿宋_GB2312" w:eastAsia="方正仿宋_GB2312" w:cs="方正仿宋_GB2312"/>
+                <w:sz w:val="21"/>
+                <w:szCs w:val="21"/>
+              </w:rPr>
+              <w:t>3. 函数定义与调用：与C函数的对照（默认参数、关键字参数）；</w:t>
+            </w:r>
+          </w:p>
+          <w:p>
+            <w:pPr>
+              <w:spacing w:line="320" w:lineRule="exact"/>
+              <w:jc w:val="left"/>
+              <w:rPr>
+                <w:rFonts w:hint="eastAsia" w:ascii="方正仿宋_GB2312" w:hAnsi="方正仿宋_GB2312" w:eastAsia="方正仿宋_GB2312" w:cs="方正仿宋_GB2312"/>
+                <w:sz w:val="21"/>
+                <w:szCs w:val="21"/>
+              </w:rPr>
+            </w:pPr>
+            <w:r>
+              <w:rPr>
+                <w:rFonts w:hint="eastAsia" w:ascii="方正仿宋_GB2312" w:hAnsi="方正仿宋_GB2312" w:eastAsia="方正仿宋_GB2312" w:cs="方正仿宋_GB2312"/>
+                <w:sz w:val="21"/>
+                <w:szCs w:val="21"/>
+              </w:rPr>
+              <w:t>4. 指针→对象：Python引用语义与C指针的异同。</w:t>
+            </w:r>
+          </w:p>
+          <w:p>
+            <w:pPr>
+              <w:spacing w:line="320" w:lineRule="exact"/>
+              <w:jc w:val="left"/>
+              <w:rPr>
+                <w:rFonts w:hint="eastAsia" w:ascii="方正仿宋_GB2312" w:hAnsi="方正仿宋_GB2312" w:eastAsia="方正仿宋_GB2312" w:cs="方正仿宋_GB2312"/>
+                <w:sz w:val="21"/>
+                <w:szCs w:val="21"/>
+              </w:rPr>
+            </w:pPr>
+            <w:r>
+              <w:rPr>
+                <w:rFonts w:hint="eastAsia" w:ascii="方正仿宋_GB2312" w:hAnsi="方正仿宋_GB2312" w:eastAsia="方正仿宋_GB2312" w:cs="方正仿宋_GB2312"/>
+                <w:sz w:val="21"/>
+                <w:szCs w:val="21"/>
+              </w:rPr>
+              <w:t>第2次课——“列表与字典：C里没有的武器”</w:t>
+            </w:r>
+          </w:p>
+          <w:p>
+            <w:pPr>
+              <w:spacing w:line="320" w:lineRule="exact"/>
+              <w:jc w:val="left"/>
+              <w:rPr>
+                <w:rFonts w:hint="eastAsia" w:ascii="方正仿宋_GB2312" w:hAnsi="方正仿宋_GB2312" w:eastAsia="方正仿宋_GB2312" w:cs="方正仿宋_GB2312"/>
+                <w:sz w:val="21"/>
+                <w:szCs w:val="21"/>
+              </w:rPr>
+            </w:pPr>
+            <w:r>
+              <w:rPr>
+                <w:rFonts w:hint="eastAsia" w:ascii="方正仿宋_GB2312" w:hAnsi="方正仿宋_GB2312" w:eastAsia="方正仿宋_GB2312" w:cs="方正仿宋_GB2312"/>
+                <w:sz w:val="21"/>
+                <w:szCs w:val="21"/>
+              </w:rPr>
+              <w:t>1. 列表与元组：动态数组能力、切片操作；</w:t>
+            </w:r>
+          </w:p>
+          <w:p>
+            <w:pPr>
+              <w:spacing w:line="320" w:lineRule="exact"/>
+              <w:jc w:val="left"/>
+              <w:rPr>
+                <w:rFonts w:hint="eastAsia" w:ascii="方正仿宋_GB2312" w:hAnsi="方正仿宋_GB2312" w:eastAsia="方正仿宋_GB2312" w:cs="方正仿宋_GB2312"/>
+                <w:sz w:val="21"/>
+                <w:szCs w:val="21"/>
+              </w:rPr>
+            </w:pPr>
+            <w:r>
+              <w:rPr>
+                <w:rFonts w:hint="eastAsia" w:ascii="方正仿宋_GB2312" w:hAnsi="方正仿宋_GB2312" w:eastAsia="方正仿宋_GB2312" w:cs="方正仿宋_GB2312"/>
+                <w:sz w:val="21"/>
+                <w:szCs w:val="21"/>
+              </w:rPr>
+              <w:t>2. 字典：键值映射、与C结构体的对照；</w:t>
+            </w:r>
+          </w:p>
+          <w:p>
+            <w:pPr>
+              <w:spacing w:line="320" w:lineRule="exact"/>
+              <w:jc w:val="left"/>
+              <w:rPr>
+                <w:rFonts w:hint="eastAsia" w:ascii="方正仿宋_GB2312" w:hAnsi="方正仿宋_GB2312" w:eastAsia="方正仿宋_GB2312" w:cs="方正仿宋_GB2312"/>
+                <w:sz w:val="21"/>
+                <w:szCs w:val="21"/>
+              </w:rPr>
+            </w:pPr>
+            <w:r>
+              <w:rPr>
+                <w:rFonts w:hint="eastAsia" w:ascii="方正仿宋_GB2312" w:hAnsi="方正仿宋_GB2312" w:eastAsia="方正仿宋_GB2312" w:cs="方正仿宋_GB2312"/>
+                <w:sz w:val="21"/>
+                <w:szCs w:val="21"/>
+              </w:rPr>
+              <w:t>3. 面向对象基础：类、对象、属性、方法（C结构体+函数指针的升级视角）；</w:t>
+            </w:r>
+          </w:p>
+          <w:p>
+            <w:pPr>
+              <w:spacing w:line="320" w:lineRule="exact"/>
+              <w:jc w:val="left"/>
+              <w:rPr>
+                <w:rFonts w:hint="eastAsia" w:ascii="方正仿宋_GB2312" w:hAnsi="方正仿宋_GB2312" w:eastAsia="方正仿宋_GB2312" w:cs="方正仿宋_GB2312"/>
+                <w:sz w:val="21"/>
+                <w:szCs w:val="21"/>
+              </w:rPr>
+            </w:pPr>
+            <w:r>
+              <w:rPr>
+                <w:rFonts w:hint="eastAsia" w:ascii="方正仿宋_GB2312" w:hAnsi="方正仿宋_GB2312" w:eastAsia="方正仿宋_GB2312" w:cs="方正仿宋_GB2312"/>
+                <w:sz w:val="21"/>
+                <w:szCs w:val="21"/>
+              </w:rPr>
+              <w:t>4. 异常处理：try/except/finally；</w:t>
+            </w:r>
+          </w:p>
+          <w:p>
+            <w:pPr>
+              <w:spacing w:line="320" w:lineRule="exact"/>
+              <w:jc w:val="left"/>
+              <w:rPr>
+                <w:rFonts w:hint="eastAsia" w:ascii="方正仿宋_GB2312" w:hAnsi="方正仿宋_GB2312" w:eastAsia="方正仿宋_GB2312" w:cs="方正仿宋_GB2312"/>
+                <w:sz w:val="21"/>
+                <w:szCs w:val="21"/>
+              </w:rPr>
+            </w:pPr>
+            <w:r>
+              <w:rPr>
+                <w:rFonts w:hint="eastAsia" w:ascii="方正仿宋_GB2312" w:hAnsi="方正仿宋_GB2312" w:eastAsia="方正仿宋_GB2312" w:cs="方正仿宋_GB2312"/>
+                <w:sz w:val="21"/>
+                <w:szCs w:val="21"/>
+              </w:rPr>
+              <w:t>5. 工单P1.1实操：完成5个渐进式练习题（数据类型⭐/控制流⭐⭐/列表字典⭐⭐/类与对象⭐⭐⭐/异常处理⭐⭐）。</w:t>
+            </w:r>
+          </w:p>
+          <w:p>
+            <w:pPr>
+              <w:spacing w:line="320" w:lineRule="exact"/>
+              <w:jc w:val="left"/>
+              <w:rPr>
+                <w:rFonts w:hint="eastAsia" w:ascii="方正仿宋_GB2312" w:hAnsi="方正仿宋_GB2312" w:eastAsia="方正仿宋_GB2312" w:cs="方正仿宋_GB2312"/>
+                <w:sz w:val="21"/>
+                <w:szCs w:val="21"/>
+              </w:rPr>
+            </w:pPr>
+            <w:r>
+              <w:rPr>
+                <w:rFonts w:hint="eastAsia" w:ascii="方正仿宋_GB2312" w:hAnsi="方正仿宋_GB2312" w:eastAsia="方正仿宋_GB2312" w:cs="方正仿宋_GB2312"/>
+                <w:sz w:val="21"/>
+                <w:szCs w:val="21"/>
+              </w:rPr>
+              <w:t>教材：Python程序设计项目化教程（活页式）（任越美 李垒 李江岱 主编，978-7-313-30507-7）— 项目1</w:t>
+            </w:r>
+          </w:p>
+          <w:p>
+            <w:pPr>
+              <w:spacing w:line="320" w:lineRule="exact"/>
+              <w:jc w:val="left"/>
+              <w:rPr>
+                <w:rFonts w:hint="eastAsia" w:ascii="方正仿宋_GB2312" w:hAnsi="方正仿宋_GB2312" w:eastAsia="方正仿宋_GB2312" w:cs="方正仿宋_GB2312"/>
+                <w:sz w:val="21"/>
+                <w:szCs w:val="21"/>
+              </w:rPr>
+            </w:pPr>
+            <w:r>
+              <w:rPr>
+                <w:rFonts w:hint="eastAsia" w:ascii="方正仿宋_GB2312" w:hAnsi="方正仿宋_GB2312" w:eastAsia="方正仿宋_GB2312" w:cs="方正仿宋_GB2312"/>
+                <w:sz w:val="21"/>
+                <w:szCs w:val="21"/>
+              </w:rPr>
+              <w:t>预习知识点：Python基础回顾(C→Python迁移)；conda环境</w:t>
+            </w:r>
+          </w:p>
+          <w:p>
+            <w:pPr>
+              <w:spacing w:line="320" w:lineRule="exact"/>
+              <w:jc w:val="left"/>
+              <w:rPr>
+                <w:rFonts w:hint="eastAsia" w:ascii="方正仿宋_GB2312" w:hAnsi="方正仿宋_GB2312" w:eastAsia="方正仿宋_GB2312" w:cs="方正仿宋_GB2312"/>
+                <w:sz w:val="21"/>
+                <w:szCs w:val="21"/>
+              </w:rPr>
+            </w:pPr>
+            <w:r>
+              <w:rPr>
+                <w:rFonts w:hint="eastAsia" w:ascii="方正仿宋_GB2312" w:hAnsi="方正仿宋_GB2312" w:eastAsia="方正仿宋_GB2312" w:cs="方正仿宋_GB2312"/>
+                <w:sz w:val="21"/>
+                <w:szCs w:val="21"/>
+              </w:rPr>
+              <w:t>课中检查知识点：五题闯关全过；能创建conda环境</w:t>
             </w:r>
           </w:p>
         </w:tc>
@@ -1538,7 +1588,7 @@
                 <w:sz w:val="24"/>
                 <w:lang w:val="en-US" w:eastAsia="zh-CN"/>
               </w:rPr>
-              <w:t xml:space="preserve">2</w:t>
+              <w:t>2</w:t>
             </w:r>
           </w:p>
         </w:tc>
@@ -1563,7 +1613,7 @@
                 <w:sz w:val="24"/>
                 <w:lang w:val="en-US" w:eastAsia="zh-CN"/>
               </w:rPr>
-              <w:t xml:space="preserve">2</w:t>
+              <w:t>2</w:t>
             </w:r>
           </w:p>
         </w:tc>
@@ -1591,51 +1641,51 @@
                 <w:szCs w:val="21"/>
                 <w:lang w:bidi="ar"/>
               </w:rPr>
-              <w:t xml:space="preserve">1. 知识目标： 完成C→Python的语法映射认知；掌握列表、字典等C语言没有的数据结构；理解Python引用语义与异常处理机制。</w:t>
-            </w:r>
-          </w:p>
-          <w:p>
-            <w:pPr>
-              <w:spacing w:line="320" w:lineRule="exact"/>
-              <w:jc w:val="left"/>
-              <w:rPr>
-                <w:rFonts w:hint="eastAsia" w:ascii="方正仿宋_GB2312" w:hAnsi="方正仿宋_GB2312" w:eastAsia="方正仿宋_GB2312" w:cs="方正仿宋_GB2312"/>
-                <w:sz w:val="21"/>
-                <w:szCs w:val="21"/>
-              </w:rPr>
-            </w:pPr>
-            <w:r>
-              <w:rPr>
-                <w:rFonts w:hint="eastAsia" w:ascii="方正仿宋_GB2312" w:hAnsi="方正仿宋_GB2312" w:eastAsia="方正仿宋_GB2312" w:cs="方正仿宋_GB2312"/>
-                <w:color w:val="000000"/>
-                <w:kern w:val="0"/>
-                <w:sz w:val="21"/>
-                <w:szCs w:val="21"/>
-                <w:lang w:bidi="ar"/>
-              </w:rPr>
-              <w:t xml:space="preserve">2. 能力目标： 能够独立完成5个Python基础练习题（及格≥3题正确运行）；代码PEP 8规范达75%；具备基本的调试排错能力。</w:t>
-            </w:r>
-          </w:p>
-          <w:p>
-            <w:pPr>
-              <w:spacing w:line="320" w:lineRule="exact"/>
-              <w:jc w:val="left"/>
-              <w:rPr>
-                <w:rFonts w:hint="eastAsia" w:ascii="方正仿宋_GB2312" w:hAnsi="方正仿宋_GB2312" w:eastAsia="方正仿宋_GB2312" w:cs="方正仿宋_GB2312"/>
-                <w:sz w:val="21"/>
-                <w:szCs w:val="21"/>
-              </w:rPr>
-            </w:pPr>
-            <w:r>
-              <w:rPr>
-                <w:rFonts w:hint="eastAsia" w:ascii="方正仿宋_GB2312" w:hAnsi="方正仿宋_GB2312" w:eastAsia="方正仿宋_GB2312" w:cs="方正仿宋_GB2312"/>
-                <w:color w:val="000000"/>
-                <w:kern w:val="0"/>
-                <w:sz w:val="21"/>
-                <w:szCs w:val="21"/>
-                <w:lang w:bidi="ar"/>
-              </w:rPr>
-              <w:t xml:space="preserve">3. 素质目标： 建立多语言工程视野，体会“语言是工具、问题是中心”的工程观，为快速学习新语言建立方法论。</w:t>
+              <w:t>1. 知识目标： 完成C→Python的语法映射认知；掌握列表、字典等C语言没有的数据结构；理解Python引用语义与异常处理机制。</w:t>
+            </w:r>
+          </w:p>
+          <w:p>
+            <w:pPr>
+              <w:spacing w:line="320" w:lineRule="exact"/>
+              <w:jc w:val="left"/>
+              <w:rPr>
+                <w:rFonts w:hint="eastAsia" w:ascii="方正仿宋_GB2312" w:hAnsi="方正仿宋_GB2312" w:eastAsia="方正仿宋_GB2312" w:cs="方正仿宋_GB2312"/>
+                <w:sz w:val="21"/>
+                <w:szCs w:val="21"/>
+              </w:rPr>
+            </w:pPr>
+            <w:r>
+              <w:rPr>
+                <w:rFonts w:hint="eastAsia" w:ascii="方正仿宋_GB2312" w:hAnsi="方正仿宋_GB2312" w:eastAsia="方正仿宋_GB2312" w:cs="方正仿宋_GB2312"/>
+                <w:color w:val="000000"/>
+                <w:kern w:val="0"/>
+                <w:sz w:val="21"/>
+                <w:szCs w:val="21"/>
+                <w:lang w:bidi="ar"/>
+              </w:rPr>
+              <w:t>2. 能力目标： 能够独立完成5个Python基础练习题（及格≥3题正确运行）；代码PEP 8规范达75%；具备基本的调试排错能力。</w:t>
+            </w:r>
+          </w:p>
+          <w:p>
+            <w:pPr>
+              <w:spacing w:line="320" w:lineRule="exact"/>
+              <w:jc w:val="left"/>
+              <w:rPr>
+                <w:rFonts w:hint="eastAsia" w:ascii="方正仿宋_GB2312" w:hAnsi="方正仿宋_GB2312" w:eastAsia="方正仿宋_GB2312" w:cs="方正仿宋_GB2312"/>
+                <w:sz w:val="21"/>
+                <w:szCs w:val="21"/>
+              </w:rPr>
+            </w:pPr>
+            <w:r>
+              <w:rPr>
+                <w:rFonts w:hint="eastAsia" w:ascii="方正仿宋_GB2312" w:hAnsi="方正仿宋_GB2312" w:eastAsia="方正仿宋_GB2312" w:cs="方正仿宋_GB2312"/>
+                <w:color w:val="000000"/>
+                <w:kern w:val="0"/>
+                <w:sz w:val="21"/>
+                <w:szCs w:val="21"/>
+                <w:lang w:bidi="ar"/>
+              </w:rPr>
+              <w:t>3. 素质目标： 建立多语言工程视野，体会“语言是工具、问题是中心”的工程观，为快速学习新语言建立方法论。</w:t>
             </w:r>
           </w:p>
         </w:tc>
@@ -1660,64 +1710,64 @@
                 <w:sz w:val="21"/>
                 <w:szCs w:val="21"/>
               </w:rPr>
-              <w:t xml:space="preserve">语法迁移——重点：</w:t>
-            </w:r>
-          </w:p>
-          <w:p>
-            <w:pPr>
-              <w:spacing w:line="320" w:lineRule="exact"/>
-              <w:jc w:val="left"/>
-              <w:rPr>
-                <w:rFonts w:hint="eastAsia" w:ascii="方正仿宋_GB2312" w:hAnsi="方正仿宋_GB2312" w:eastAsia="方正仿宋_GB2312" w:cs="方正仿宋_GB2312"/>
-                <w:sz w:val="21"/>
-                <w:szCs w:val="21"/>
-              </w:rPr>
-            </w:pPr>
-            <w:r>
-              <w:rPr>
-                <w:rFonts w:hint="eastAsia" w:ascii="方正仿宋_GB2312" w:hAnsi="方正仿宋_GB2312" w:eastAsia="方正仿宋_GB2312" w:cs="方正仿宋_GB2312"/>
-                <w:sz w:val="21"/>
-                <w:szCs w:val="21"/>
-              </w:rPr>
-              <w:t xml:space="preserve">控制流与函数的C→Python映射；列表/字典/元组三大容器的操作；类与对象的基本语法。</w:t>
-            </w:r>
-          </w:p>
-          <w:p>
-            <w:pPr>
-              <w:spacing w:line="320" w:lineRule="exact"/>
-              <w:jc w:val="left"/>
-              <w:rPr>
-                <w:rFonts w:hint="eastAsia" w:ascii="方正仿宋_GB2312" w:hAnsi="方正仿宋_GB2312" w:eastAsia="方正仿宋_GB2312" w:cs="方正仿宋_GB2312"/>
-                <w:sz w:val="21"/>
-                <w:szCs w:val="21"/>
-              </w:rPr>
-            </w:pPr>
-            <w:r>
-              <w:rPr>
-                <w:rFonts w:hint="eastAsia" w:ascii="方正仿宋_GB2312" w:hAnsi="方正仿宋_GB2312" w:eastAsia="方正仿宋_GB2312" w:cs="方正仿宋_GB2312"/>
-                <w:sz w:val="21"/>
-                <w:szCs w:val="21"/>
-              </w:rPr>
-              <w:t xml:space="preserve">难点：</w:t>
-            </w:r>
-          </w:p>
-          <w:p>
-            <w:pPr>
-              <w:spacing w:line="320" w:lineRule="exact"/>
-              <w:jc w:val="left"/>
-              <w:rPr>
-                <w:rFonts w:hint="eastAsia" w:ascii="方正仿宋_GB2312" w:hAnsi="方正仿宋_GB2312" w:eastAsia="方正仿宋_GB2312" w:cs="方正仿宋_GB2312"/>
-                <w:sz w:val="21"/>
-                <w:szCs w:val="21"/>
-              </w:rPr>
-            </w:pPr>
-            <w:r>
-              <w:rPr>
-                <w:rFonts w:hint="eastAsia" w:ascii="方正仿宋_GB2312" w:hAnsi="方正仿宋_GB2312" w:eastAsia="方正仿宋_GB2312" w:cs="方正仿宋_GB2312"/>
-                <w:sz w:val="21"/>
-                <w:szCs w:val="21"/>
-              </w:rPr>
-              <w:t xml:space="preserve">引用语义的理解（赋值不拷贝、可变对象共享）；从结构体思维到对象思维的升级；缩进即语法的编码纪律。</w:t>
+              <w:t>语法迁移——重点：</w:t>
+            </w:r>
+          </w:p>
+          <w:p>
+            <w:pPr>
+              <w:spacing w:line="320" w:lineRule="exact"/>
+              <w:jc w:val="left"/>
+              <w:rPr>
+                <w:rFonts w:hint="eastAsia" w:ascii="方正仿宋_GB2312" w:hAnsi="方正仿宋_GB2312" w:eastAsia="方正仿宋_GB2312" w:cs="方正仿宋_GB2312"/>
+                <w:sz w:val="21"/>
+                <w:szCs w:val="21"/>
+              </w:rPr>
+            </w:pPr>
+            <w:r>
+              <w:rPr>
+                <w:rFonts w:hint="eastAsia" w:ascii="方正仿宋_GB2312" w:hAnsi="方正仿宋_GB2312" w:eastAsia="方正仿宋_GB2312" w:cs="方正仿宋_GB2312"/>
+                <w:sz w:val="21"/>
+                <w:szCs w:val="21"/>
+              </w:rPr>
+              <w:t>控制流与函数的C→Python映射；列表/字典/元组三大容器的操作；类与对象的基本语法。</w:t>
+            </w:r>
+          </w:p>
+          <w:p>
+            <w:pPr>
+              <w:spacing w:line="320" w:lineRule="exact"/>
+              <w:jc w:val="left"/>
+              <w:rPr>
+                <w:rFonts w:hint="eastAsia" w:ascii="方正仿宋_GB2312" w:hAnsi="方正仿宋_GB2312" w:eastAsia="方正仿宋_GB2312" w:cs="方正仿宋_GB2312"/>
+                <w:sz w:val="21"/>
+                <w:szCs w:val="21"/>
+              </w:rPr>
+            </w:pPr>
+            <w:r>
+              <w:rPr>
+                <w:rFonts w:hint="eastAsia" w:ascii="方正仿宋_GB2312" w:hAnsi="方正仿宋_GB2312" w:eastAsia="方正仿宋_GB2312" w:cs="方正仿宋_GB2312"/>
+                <w:sz w:val="21"/>
+                <w:szCs w:val="21"/>
+              </w:rPr>
+              <w:t>难点：</w:t>
+            </w:r>
+          </w:p>
+          <w:p>
+            <w:pPr>
+              <w:spacing w:line="320" w:lineRule="exact"/>
+              <w:jc w:val="left"/>
+              <w:rPr>
+                <w:rFonts w:hint="eastAsia" w:ascii="方正仿宋_GB2312" w:hAnsi="方正仿宋_GB2312" w:eastAsia="方正仿宋_GB2312" w:cs="方正仿宋_GB2312"/>
+                <w:sz w:val="21"/>
+                <w:szCs w:val="21"/>
+              </w:rPr>
+            </w:pPr>
+            <w:r>
+              <w:rPr>
+                <w:rFonts w:hint="eastAsia" w:ascii="方正仿宋_GB2312" w:hAnsi="方正仿宋_GB2312" w:eastAsia="方正仿宋_GB2312" w:cs="方正仿宋_GB2312"/>
+                <w:sz w:val="21"/>
+                <w:szCs w:val="21"/>
+              </w:rPr>
+              <w:t>引用语义的理解（赋值不拷贝、可变对象共享）；从结构体思维到对象思维的升级；缩进即语法的编码纪律。</w:t>
             </w:r>
           </w:p>
         </w:tc>
@@ -1748,57 +1798,57 @@
                 <w:szCs w:val="21"/>
                 <w:lang w:bidi="ar"/>
               </w:rPr>
-              <w:t xml:space="preserve">1. 全程采用“C/Python双栏对照表”教学，每个语法点先看C再看Python；</w:t>
-            </w:r>
-          </w:p>
-          <w:p>
-            <w:pPr>
-              <w:spacing w:line="320" w:lineRule="exact"/>
-              <w:jc w:val="left"/>
-              <w:rPr>
-                <w:rFonts w:hint="eastAsia" w:ascii="方正仿宋_GB2312" w:hAnsi="方正仿宋_GB2312" w:eastAsia="方正仿宋_GB2312" w:cs="方正仿宋_GB2312"/>
-                <w:color w:val="000000"/>
-                <w:kern w:val="0"/>
-                <w:sz w:val="21"/>
-                <w:szCs w:val="21"/>
-                <w:lang w:bidi="ar"/>
-              </w:rPr>
-            </w:pPr>
-            <w:r>
-              <w:rPr>
-                <w:rFonts w:hint="eastAsia" w:ascii="方正仿宋_GB2312" w:hAnsi="方正仿宋_GB2312" w:eastAsia="方正仿宋_GB2312" w:cs="方正仿宋_GB2312"/>
-                <w:color w:val="000000"/>
-                <w:kern w:val="0"/>
-                <w:sz w:val="21"/>
-                <w:szCs w:val="21"/>
-                <w:lang w:bidi="ar"/>
-              </w:rPr>
-              <w:t xml:space="preserve">2. 引用语义用“内存图手绘法”直观呈现赋值与拷贝的区别；</w:t>
-            </w:r>
-          </w:p>
-          <w:p>
-            <w:pPr>
-              <w:spacing w:line="320" w:lineRule="exact"/>
-              <w:jc w:val="left"/>
-              <w:rPr>
-                <w:rFonts w:hint="eastAsia" w:ascii="方正仿宋_GB2312" w:hAnsi="方正仿宋_GB2312" w:eastAsia="方正仿宋_GB2312" w:cs="方正仿宋_GB2312"/>
-                <w:color w:val="000000"/>
-                <w:kern w:val="0"/>
-                <w:sz w:val="21"/>
-                <w:szCs w:val="21"/>
-                <w:lang w:bidi="ar"/>
-              </w:rPr>
-            </w:pPr>
-            <w:r>
-              <w:rPr>
-                <w:rFonts w:hint="eastAsia" w:ascii="方正仿宋_GB2312" w:hAnsi="方正仿宋_GB2312" w:eastAsia="方正仿宋_GB2312" w:cs="方正仿宋_GB2312"/>
-                <w:color w:val="000000"/>
-                <w:kern w:val="0"/>
-                <w:sz w:val="21"/>
-                <w:szCs w:val="21"/>
-                <w:lang w:bidi="ar"/>
-              </w:rPr>
-              <w:t xml:space="preserve">3. 5道练习题按难度梯度设计，确保C基础较弱学生也能完成前3题（及格线）。</w:t>
+              <w:t>1. 全程采用“C/Python双栏对照表”教学，每个语法点先看C再看Python；</w:t>
+            </w:r>
+          </w:p>
+          <w:p>
+            <w:pPr>
+              <w:spacing w:line="320" w:lineRule="exact"/>
+              <w:jc w:val="left"/>
+              <w:rPr>
+                <w:rFonts w:hint="eastAsia" w:ascii="方正仿宋_GB2312" w:hAnsi="方正仿宋_GB2312" w:eastAsia="方正仿宋_GB2312" w:cs="方正仿宋_GB2312"/>
+                <w:color w:val="000000"/>
+                <w:kern w:val="0"/>
+                <w:sz w:val="21"/>
+                <w:szCs w:val="21"/>
+                <w:lang w:bidi="ar"/>
+              </w:rPr>
+            </w:pPr>
+            <w:r>
+              <w:rPr>
+                <w:rFonts w:hint="eastAsia" w:ascii="方正仿宋_GB2312" w:hAnsi="方正仿宋_GB2312" w:eastAsia="方正仿宋_GB2312" w:cs="方正仿宋_GB2312"/>
+                <w:color w:val="000000"/>
+                <w:kern w:val="0"/>
+                <w:sz w:val="21"/>
+                <w:szCs w:val="21"/>
+                <w:lang w:bidi="ar"/>
+              </w:rPr>
+              <w:t>2. 引用语义用“内存图手绘法”直观呈现赋值与拷贝的区别；</w:t>
+            </w:r>
+          </w:p>
+          <w:p>
+            <w:pPr>
+              <w:spacing w:line="320" w:lineRule="exact"/>
+              <w:jc w:val="left"/>
+              <w:rPr>
+                <w:rFonts w:hint="eastAsia" w:ascii="方正仿宋_GB2312" w:hAnsi="方正仿宋_GB2312" w:eastAsia="方正仿宋_GB2312" w:cs="方正仿宋_GB2312"/>
+                <w:color w:val="000000"/>
+                <w:kern w:val="0"/>
+                <w:sz w:val="21"/>
+                <w:szCs w:val="21"/>
+                <w:lang w:bidi="ar"/>
+              </w:rPr>
+            </w:pPr>
+            <w:r>
+              <w:rPr>
+                <w:rFonts w:hint="eastAsia" w:ascii="方正仿宋_GB2312" w:hAnsi="方正仿宋_GB2312" w:eastAsia="方正仿宋_GB2312" w:cs="方正仿宋_GB2312"/>
+                <w:color w:val="000000"/>
+                <w:kern w:val="0"/>
+                <w:sz w:val="21"/>
+                <w:szCs w:val="21"/>
+                <w:lang w:bidi="ar"/>
+              </w:rPr>
+              <w:t>3. 5道练习题按难度梯度设计，确保C基础较弱学生也能完成前3题（及格线）。</w:t>
             </w:r>
           </w:p>
         </w:tc>
@@ -1833,7 +1883,7 @@
                 <w:szCs w:val="21"/>
                 <w:lang w:bidi="ar"/>
               </w:rPr>
-              <w:t xml:space="preserve">1. 完成工单P1.1《Python基础练习五题》：及格标准≥3题正确+PEP 8≥75%；优秀标准5题全对+PEP 8≥85%+命名有意义；</w:t>
+              <w:t>1. 完成工单P1.1《Python基础练习五题》：及格标准≥3题正确+PEP 8≥75%；优秀标准5题全对+PEP 8≥85%+命名有意义；</w:t>
             </w:r>
           </w:p>
           <w:p>
@@ -1862,7 +1912,7 @@
                 <w:szCs w:val="21"/>
                 <w:lang w:bidi="ar"/>
               </w:rPr>
-              <w:t xml:space="preserve">2. 整理个人《C→Python迁移对照笔记》；</w:t>
+              <w:t>2. 整理个人《C→Python迁移对照笔记》；</w:t>
             </w:r>
           </w:p>
           <w:p>
@@ -1891,7 +1941,7 @@
                 <w:szCs w:val="21"/>
                 <w:lang w:bidi="ar"/>
               </w:rPr>
-              <w:t xml:space="preserve">3. 预习PEP 8规范与Git基础操作。</w:t>
+              <w:t>3. 预习PEP 8规范与Git基础操作。</w:t>
             </w:r>
           </w:p>
         </w:tc>
@@ -1935,7 +1985,7 @@
                 <w:rFonts w:hint="eastAsia" w:ascii="Times New Roman" w:hAnsi="Times New Roman" w:eastAsia="方正仿宋_GBK" w:cs="方正仿宋_GBK"/>
                 <w:sz w:val="24"/>
               </w:rPr>
-              <w:t xml:space="preserve">第二周</w:t>
+              <w:t>第二周</w:t>
             </w:r>
           </w:p>
         </w:tc>
@@ -1960,311 +2010,311 @@
                 <w:sz w:val="21"/>
                 <w:szCs w:val="21"/>
               </w:rPr>
-              <w:t xml:space="preserve">◆ 项目载体：重庆两江智造集团·数字化转型办公室｜进组第一件事不是写代码。</w:t>
-            </w:r>
-          </w:p>
-          <w:p>
-            <w:pPr>
-              <w:spacing w:line="320" w:lineRule="exact"/>
-              <w:jc w:val="left"/>
-              <w:rPr>
-                <w:rFonts w:hint="eastAsia" w:ascii="方正仿宋_GB2312" w:hAnsi="方正仿宋_GB2312" w:eastAsia="方正仿宋_GB2312" w:cs="方正仿宋_GB2312"/>
-                <w:sz w:val="21"/>
-                <w:szCs w:val="21"/>
-              </w:rPr>
-            </w:pPr>
-            <w:r>
-              <w:rPr>
-                <w:rFonts w:hint="eastAsia" w:ascii="方正仿宋_GB2312" w:hAnsi="方正仿宋_GB2312" w:eastAsia="方正仿宋_GB2312" w:cs="方正仿宋_GB2312"/>
-                <w:sz w:val="21"/>
-                <w:szCs w:val="21"/>
-              </w:rPr>
-              <w:t xml:space="preserve">本周主题：工程规范 + 开发工具链 + 项目模板交付</w:t>
-            </w:r>
-          </w:p>
-          <w:p>
-            <w:pPr>
-              <w:spacing w:line="320" w:lineRule="exact"/>
-              <w:jc w:val="left"/>
-              <w:rPr>
-                <w:rFonts w:hint="eastAsia" w:ascii="方正仿宋_GB2312" w:hAnsi="方正仿宋_GB2312" w:eastAsia="方正仿宋_GB2312" w:cs="方正仿宋_GB2312"/>
-                <w:sz w:val="21"/>
-                <w:szCs w:val="21"/>
-              </w:rPr>
-            </w:pPr>
-            <w:r>
-              <w:rPr>
-                <w:rFonts w:hint="eastAsia" w:ascii="方正仿宋_GB2312" w:hAnsi="方正仿宋_GB2312" w:eastAsia="方正仿宋_GB2312" w:cs="方正仿宋_GB2312"/>
-                <w:sz w:val="21"/>
-                <w:szCs w:val="21"/>
-              </w:rPr>
-              <w:t xml:space="preserve">授课内容：</w:t>
-            </w:r>
-          </w:p>
-          <w:p>
-            <w:pPr>
-              <w:spacing w:line="320" w:lineRule="exact"/>
-              <w:jc w:val="left"/>
-              <w:rPr>
-                <w:rFonts w:hint="eastAsia" w:ascii="方正仿宋_GB2312" w:hAnsi="方正仿宋_GB2312" w:eastAsia="方正仿宋_GB2312" w:cs="方正仿宋_GB2312"/>
-                <w:sz w:val="21"/>
-                <w:szCs w:val="21"/>
-              </w:rPr>
-            </w:pPr>
-            <w:r>
-              <w:rPr>
-                <w:rFonts w:hint="eastAsia" w:ascii="方正仿宋_GB2312" w:hAnsi="方正仿宋_GB2312" w:eastAsia="方正仿宋_GB2312" w:cs="方正仿宋_GB2312"/>
-                <w:sz w:val="21"/>
-                <w:szCs w:val="21"/>
-              </w:rPr>
-              <w:t xml:space="preserve">第3次课——“像企业团队一样写代码”</w:t>
-            </w:r>
-          </w:p>
-          <w:p>
-            <w:pPr>
-              <w:spacing w:line="320" w:lineRule="exact"/>
-              <w:jc w:val="left"/>
-              <w:rPr>
-                <w:rFonts w:hint="eastAsia" w:ascii="方正仿宋_GB2312" w:hAnsi="方正仿宋_GB2312" w:eastAsia="方正仿宋_GB2312" w:cs="方正仿宋_GB2312"/>
-                <w:sz w:val="21"/>
-                <w:szCs w:val="21"/>
-              </w:rPr>
-            </w:pPr>
-            <w:r>
-              <w:rPr>
-                <w:rFonts w:hint="eastAsia" w:ascii="方正仿宋_GB2312" w:hAnsi="方正仿宋_GB2312" w:eastAsia="方正仿宋_GB2312" w:cs="方正仿宋_GB2312"/>
-                <w:sz w:val="21"/>
-                <w:szCs w:val="21"/>
-              </w:rPr>
-              <w:t xml:space="preserve">1. PEP 8规范详解：命名、缩进、行长、导入顺序；</w:t>
-            </w:r>
-          </w:p>
-          <w:p>
-            <w:pPr>
-              <w:spacing w:line="320" w:lineRule="exact"/>
-              <w:jc w:val="left"/>
-              <w:rPr>
-                <w:rFonts w:hint="eastAsia" w:ascii="方正仿宋_GB2312" w:hAnsi="方正仿宋_GB2312" w:eastAsia="方正仿宋_GB2312" w:cs="方正仿宋_GB2312"/>
-                <w:sz w:val="21"/>
-                <w:szCs w:val="21"/>
-              </w:rPr>
-            </w:pPr>
-            <w:r>
-              <w:rPr>
-                <w:rFonts w:hint="eastAsia" w:ascii="方正仿宋_GB2312" w:hAnsi="方正仿宋_GB2312" w:eastAsia="方正仿宋_GB2312" w:cs="方正仿宋_GB2312"/>
-                <w:sz w:val="21"/>
-                <w:szCs w:val="21"/>
-              </w:rPr>
-              <w:t xml:space="preserve">2. 虚拟环境（venv）与依赖管理（requirements.txt）；</w:t>
-            </w:r>
-          </w:p>
-          <w:p>
-            <w:pPr>
-              <w:spacing w:line="320" w:lineRule="exact"/>
-              <w:jc w:val="left"/>
-              <w:rPr>
-                <w:rFonts w:hint="eastAsia" w:ascii="方正仿宋_GB2312" w:hAnsi="方正仿宋_GB2312" w:eastAsia="方正仿宋_GB2312" w:cs="方正仿宋_GB2312"/>
-                <w:sz w:val="21"/>
-                <w:szCs w:val="21"/>
-              </w:rPr>
-            </w:pPr>
-            <w:r>
-              <w:rPr>
-                <w:rFonts w:hint="eastAsia" w:ascii="方正仿宋_GB2312" w:hAnsi="方正仿宋_GB2312" w:eastAsia="方正仿宋_GB2312" w:cs="方正仿宋_GB2312"/>
-                <w:sz w:val="21"/>
-                <w:szCs w:val="21"/>
-              </w:rPr>
-              <w:t xml:space="preserve">3. Git版本控制：init、add、commit、branch、merge；GitHub/Gitea仓库使用；</w:t>
-            </w:r>
-          </w:p>
-          <w:p>
-            <w:pPr>
-              <w:spacing w:line="320" w:lineRule="exact"/>
-              <w:jc w:val="left"/>
-              <w:rPr>
-                <w:rFonts w:hint="eastAsia" w:ascii="方正仿宋_GB2312" w:hAnsi="方正仿宋_GB2312" w:eastAsia="方正仿宋_GB2312" w:cs="方正仿宋_GB2312"/>
-                <w:sz w:val="21"/>
-                <w:szCs w:val="21"/>
-              </w:rPr>
-            </w:pPr>
-            <w:r>
-              <w:rPr>
-                <w:rFonts w:hint="eastAsia" w:ascii="方正仿宋_GB2312" w:hAnsi="方正仿宋_GB2312" w:eastAsia="方正仿宋_GB2312" w:cs="方正仿宋_GB2312"/>
-                <w:sz w:val="21"/>
-                <w:szCs w:val="21"/>
-              </w:rPr>
-              <w:t xml:space="preserve">4. commit message规范与分支策略入门。</w:t>
-            </w:r>
-          </w:p>
-          <w:p>
-            <w:pPr>
-              <w:spacing w:line="320" w:lineRule="exact"/>
-              <w:jc w:val="left"/>
-              <w:rPr>
-                <w:rFonts w:hint="eastAsia" w:ascii="方正仿宋_GB2312" w:hAnsi="方正仿宋_GB2312" w:eastAsia="方正仿宋_GB2312" w:cs="方正仿宋_GB2312"/>
-                <w:sz w:val="21"/>
-                <w:szCs w:val="21"/>
-              </w:rPr>
-            </w:pPr>
-            <w:r>
-              <w:rPr>
-                <w:rFonts w:hint="eastAsia" w:ascii="方正仿宋_GB2312" w:hAnsi="方正仿宋_GB2312" w:eastAsia="方正仿宋_GB2312" w:cs="方正仿宋_GB2312"/>
-                <w:sz w:val="21"/>
-                <w:szCs w:val="21"/>
-              </w:rPr>
-              <w:t xml:space="preserve">第4次课——“交付你的第一个工程模板”</w:t>
-            </w:r>
-          </w:p>
-          <w:p>
-            <w:pPr>
-              <w:spacing w:line="320" w:lineRule="exact"/>
-              <w:jc w:val="left"/>
-              <w:rPr>
-                <w:rFonts w:hint="eastAsia" w:ascii="方正仿宋_GB2312" w:hAnsi="方正仿宋_GB2312" w:eastAsia="方正仿宋_GB2312" w:cs="方正仿宋_GB2312"/>
-                <w:sz w:val="21"/>
-                <w:szCs w:val="21"/>
-              </w:rPr>
-            </w:pPr>
-            <w:r>
-              <w:rPr>
-                <w:rFonts w:hint="eastAsia" w:ascii="方正仿宋_GB2312" w:hAnsi="方正仿宋_GB2312" w:eastAsia="方正仿宋_GB2312" w:cs="方正仿宋_GB2312"/>
-                <w:sz w:val="21"/>
-                <w:szCs w:val="21"/>
-              </w:rPr>
-              <w:t xml:space="preserve">1. 项目结构设计：src/、tests/、docs/、data/、config/目录规范；</w:t>
-            </w:r>
-          </w:p>
-          <w:p>
-            <w:pPr>
-              <w:spacing w:line="320" w:lineRule="exact"/>
-              <w:jc w:val="left"/>
-              <w:rPr>
-                <w:rFonts w:hint="eastAsia" w:ascii="方正仿宋_GB2312" w:hAnsi="方正仿宋_GB2312" w:eastAsia="方正仿宋_GB2312" w:cs="方正仿宋_GB2312"/>
-                <w:sz w:val="21"/>
-                <w:szCs w:val="21"/>
-              </w:rPr>
-            </w:pPr>
-            <w:r>
-              <w:rPr>
-                <w:rFonts w:hint="eastAsia" w:ascii="方正仿宋_GB2312" w:hAnsi="方正仿宋_GB2312" w:eastAsia="方正仿宋_GB2312" w:cs="方正仿宋_GB2312"/>
-                <w:sz w:val="21"/>
-                <w:szCs w:val="21"/>
-              </w:rPr>
-              <w:t xml:space="preserve">2. 工具链配置：PyCharm CE扩展、pylint/flake8检查、black自动格式化；</w:t>
-            </w:r>
-          </w:p>
-          <w:p>
-            <w:pPr>
-              <w:spacing w:line="320" w:lineRule="exact"/>
-              <w:jc w:val="left"/>
-              <w:rPr>
-                <w:rFonts w:hint="eastAsia" w:ascii="方正仿宋_GB2312" w:hAnsi="方正仿宋_GB2312" w:eastAsia="方正仿宋_GB2312" w:cs="方正仿宋_GB2312"/>
-                <w:sz w:val="21"/>
-                <w:szCs w:val="21"/>
-              </w:rPr>
-            </w:pPr>
-            <w:r>
-              <w:rPr>
-                <w:rFonts w:hint="eastAsia" w:ascii="方正仿宋_GB2312" w:hAnsi="方正仿宋_GB2312" w:eastAsia="方正仿宋_GB2312" w:cs="方正仿宋_GB2312"/>
-                <w:sz w:val="21"/>
-                <w:szCs w:val="21"/>
-              </w:rPr>
-              <w:t xml:space="preserve">3. 单元测试入门：pytest编写与运行；</w:t>
-            </w:r>
-          </w:p>
-          <w:p>
-            <w:pPr>
-              <w:spacing w:line="320" w:lineRule="exact"/>
-              <w:jc w:val="left"/>
-              <w:rPr>
-                <w:rFonts w:hint="eastAsia" w:ascii="方正仿宋_GB2312" w:hAnsi="方正仿宋_GB2312" w:eastAsia="方正仿宋_GB2312" w:cs="方正仿宋_GB2312"/>
-                <w:sz w:val="21"/>
-                <w:szCs w:val="21"/>
-              </w:rPr>
-            </w:pPr>
-            <w:r>
-              <w:rPr>
-                <w:rFonts w:hint="eastAsia" w:ascii="方正仿宋_GB2312" w:hAnsi="方正仿宋_GB2312" w:eastAsia="方正仿宋_GB2312" w:cs="方正仿宋_GB2312"/>
-                <w:sz w:val="21"/>
-                <w:szCs w:val="21"/>
-              </w:rPr>
-              <w:t xml:space="preserve">4. 日志系统与配置管理（settings.yaml）；</w:t>
-            </w:r>
-          </w:p>
-          <w:p>
-            <w:pPr>
-              <w:spacing w:line="320" w:lineRule="exact"/>
-              <w:jc w:val="left"/>
-              <w:rPr>
-                <w:rFonts w:hint="eastAsia" w:ascii="方正仿宋_GB2312" w:hAnsi="方正仿宋_GB2312" w:eastAsia="方正仿宋_GB2312" w:cs="方正仿宋_GB2312"/>
-                <w:sz w:val="21"/>
-                <w:szCs w:val="21"/>
-              </w:rPr>
-            </w:pPr>
-            <w:r>
-              <w:rPr>
-                <w:rFonts w:hint="eastAsia" w:ascii="方正仿宋_GB2312" w:hAnsi="方正仿宋_GB2312" w:eastAsia="方正仿宋_GB2312" w:cs="方正仿宋_GB2312"/>
-                <w:sz w:val="21"/>
-                <w:szCs w:val="21"/>
-              </w:rPr>
-              <w:t xml:space="preserve">5. 工单P1.2实操：搭建标准Python工程模板并上传Git仓库。</w:t>
-            </w:r>
-          </w:p>
-          <w:p>
-            <w:pPr>
-              <w:spacing w:line="320" w:lineRule="exact"/>
-              <w:jc w:val="left"/>
-              <w:rPr>
-                <w:rFonts w:hint="eastAsia" w:ascii="方正仿宋_GB2312" w:hAnsi="方正仿宋_GB2312" w:eastAsia="方正仿宋_GB2312" w:cs="方正仿宋_GB2312"/>
-                <w:sz w:val="21"/>
-                <w:szCs w:val="21"/>
-              </w:rPr>
-            </w:pPr>
-            <w:r>
-              <w:rPr>
-                <w:rFonts w:hint="eastAsia" w:ascii="方正仿宋_GB2312" w:hAnsi="方正仿宋_GB2312" w:eastAsia="方正仿宋_GB2312" w:cs="方正仿宋_GB2312"/>
-                <w:sz w:val="21"/>
-                <w:szCs w:val="21"/>
-              </w:rPr>
-              <w:t xml:space="preserve">教材：Python程序设计项目化教程（活页式）（任越美 李垒 李江岱 主编，978-7-313-30507-7）— 项目1</w:t>
-            </w:r>
-          </w:p>
-          <w:p>
-            <w:pPr>
-              <w:spacing w:line="320" w:lineRule="exact"/>
-              <w:jc w:val="left"/>
-              <w:rPr>
-                <w:rFonts w:hint="eastAsia" w:ascii="方正仿宋_GB2312" w:hAnsi="方正仿宋_GB2312" w:eastAsia="方正仿宋_GB2312" w:cs="方正仿宋_GB2312"/>
-                <w:sz w:val="21"/>
-                <w:szCs w:val="21"/>
-              </w:rPr>
-            </w:pPr>
-            <w:r>
-              <w:rPr>
-                <w:rFonts w:hint="eastAsia" w:ascii="方正仿宋_GB2312" w:hAnsi="方正仿宋_GB2312" w:eastAsia="方正仿宋_GB2312" w:cs="方正仿宋_GB2312"/>
-                <w:sz w:val="21"/>
-                <w:szCs w:val="21"/>
-              </w:rPr>
-              <w:t xml:space="preserve">预习知识点：PEP8规范；Git基本操作(init/add/commit)</w:t>
-            </w:r>
-          </w:p>
-          <w:p>
-            <w:pPr>
-              <w:spacing w:line="320" w:lineRule="exact"/>
-              <w:jc w:val="left"/>
-              <w:rPr>
-                <w:rFonts w:hint="eastAsia" w:ascii="方正仿宋_GB2312" w:hAnsi="方正仿宋_GB2312" w:eastAsia="方正仿宋_GB2312" w:cs="方正仿宋_GB2312"/>
-                <w:sz w:val="21"/>
-                <w:szCs w:val="21"/>
-              </w:rPr>
-            </w:pPr>
-            <w:r>
-              <w:rPr>
-                <w:rFonts w:hint="eastAsia" w:ascii="方正仿宋_GB2312" w:hAnsi="方正仿宋_GB2312" w:eastAsia="方正仿宋_GB2312" w:cs="方正仿宋_GB2312"/>
-                <w:sz w:val="21"/>
-                <w:szCs w:val="21"/>
-              </w:rPr>
-              <w:t xml:space="preserve">课中检查知识点：工程模板可运行；能git commit一次</w:t>
+              <w:t>◆ 项目载体：重庆两江智造集团·数字化转型办公室｜进组第一件事不是写代码。</w:t>
+            </w:r>
+          </w:p>
+          <w:p>
+            <w:pPr>
+              <w:spacing w:line="320" w:lineRule="exact"/>
+              <w:jc w:val="left"/>
+              <w:rPr>
+                <w:rFonts w:hint="eastAsia" w:ascii="方正仿宋_GB2312" w:hAnsi="方正仿宋_GB2312" w:eastAsia="方正仿宋_GB2312" w:cs="方正仿宋_GB2312"/>
+                <w:sz w:val="21"/>
+                <w:szCs w:val="21"/>
+              </w:rPr>
+            </w:pPr>
+            <w:r>
+              <w:rPr>
+                <w:rFonts w:hint="eastAsia" w:ascii="方正仿宋_GB2312" w:hAnsi="方正仿宋_GB2312" w:eastAsia="方正仿宋_GB2312" w:cs="方正仿宋_GB2312"/>
+                <w:sz w:val="21"/>
+                <w:szCs w:val="21"/>
+              </w:rPr>
+              <w:t>本周主题：工程规范 + 开发工具链 + 项目模板交付</w:t>
+            </w:r>
+          </w:p>
+          <w:p>
+            <w:pPr>
+              <w:spacing w:line="320" w:lineRule="exact"/>
+              <w:jc w:val="left"/>
+              <w:rPr>
+                <w:rFonts w:hint="eastAsia" w:ascii="方正仿宋_GB2312" w:hAnsi="方正仿宋_GB2312" w:eastAsia="方正仿宋_GB2312" w:cs="方正仿宋_GB2312"/>
+                <w:sz w:val="21"/>
+                <w:szCs w:val="21"/>
+              </w:rPr>
+            </w:pPr>
+            <w:r>
+              <w:rPr>
+                <w:rFonts w:hint="eastAsia" w:ascii="方正仿宋_GB2312" w:hAnsi="方正仿宋_GB2312" w:eastAsia="方正仿宋_GB2312" w:cs="方正仿宋_GB2312"/>
+                <w:sz w:val="21"/>
+                <w:szCs w:val="21"/>
+              </w:rPr>
+              <w:t>授课内容：</w:t>
+            </w:r>
+          </w:p>
+          <w:p>
+            <w:pPr>
+              <w:spacing w:line="320" w:lineRule="exact"/>
+              <w:jc w:val="left"/>
+              <w:rPr>
+                <w:rFonts w:hint="eastAsia" w:ascii="方正仿宋_GB2312" w:hAnsi="方正仿宋_GB2312" w:eastAsia="方正仿宋_GB2312" w:cs="方正仿宋_GB2312"/>
+                <w:sz w:val="21"/>
+                <w:szCs w:val="21"/>
+              </w:rPr>
+            </w:pPr>
+            <w:r>
+              <w:rPr>
+                <w:rFonts w:hint="eastAsia" w:ascii="方正仿宋_GB2312" w:hAnsi="方正仿宋_GB2312" w:eastAsia="方正仿宋_GB2312" w:cs="方正仿宋_GB2312"/>
+                <w:sz w:val="21"/>
+                <w:szCs w:val="21"/>
+              </w:rPr>
+              <w:t>第3次课——“像企业团队一样写代码”</w:t>
+            </w:r>
+          </w:p>
+          <w:p>
+            <w:pPr>
+              <w:spacing w:line="320" w:lineRule="exact"/>
+              <w:jc w:val="left"/>
+              <w:rPr>
+                <w:rFonts w:hint="eastAsia" w:ascii="方正仿宋_GB2312" w:hAnsi="方正仿宋_GB2312" w:eastAsia="方正仿宋_GB2312" w:cs="方正仿宋_GB2312"/>
+                <w:sz w:val="21"/>
+                <w:szCs w:val="21"/>
+              </w:rPr>
+            </w:pPr>
+            <w:r>
+              <w:rPr>
+                <w:rFonts w:hint="eastAsia" w:ascii="方正仿宋_GB2312" w:hAnsi="方正仿宋_GB2312" w:eastAsia="方正仿宋_GB2312" w:cs="方正仿宋_GB2312"/>
+                <w:sz w:val="21"/>
+                <w:szCs w:val="21"/>
+              </w:rPr>
+              <w:t>1. PEP 8规范详解：命名、缩进、行长、导入顺序；</w:t>
+            </w:r>
+          </w:p>
+          <w:p>
+            <w:pPr>
+              <w:spacing w:line="320" w:lineRule="exact"/>
+              <w:jc w:val="left"/>
+              <w:rPr>
+                <w:rFonts w:hint="eastAsia" w:ascii="方正仿宋_GB2312" w:hAnsi="方正仿宋_GB2312" w:eastAsia="方正仿宋_GB2312" w:cs="方正仿宋_GB2312"/>
+                <w:sz w:val="21"/>
+                <w:szCs w:val="21"/>
+              </w:rPr>
+            </w:pPr>
+            <w:r>
+              <w:rPr>
+                <w:rFonts w:hint="eastAsia" w:ascii="方正仿宋_GB2312" w:hAnsi="方正仿宋_GB2312" w:eastAsia="方正仿宋_GB2312" w:cs="方正仿宋_GB2312"/>
+                <w:sz w:val="21"/>
+                <w:szCs w:val="21"/>
+              </w:rPr>
+              <w:t>2. conda环境与依赖管理（requirements.txt）；</w:t>
+            </w:r>
+          </w:p>
+          <w:p>
+            <w:pPr>
+              <w:spacing w:line="320" w:lineRule="exact"/>
+              <w:jc w:val="left"/>
+              <w:rPr>
+                <w:rFonts w:hint="eastAsia" w:ascii="方正仿宋_GB2312" w:hAnsi="方正仿宋_GB2312" w:eastAsia="方正仿宋_GB2312" w:cs="方正仿宋_GB2312"/>
+                <w:sz w:val="21"/>
+                <w:szCs w:val="21"/>
+              </w:rPr>
+            </w:pPr>
+            <w:r>
+              <w:rPr>
+                <w:rFonts w:hint="eastAsia" w:ascii="方正仿宋_GB2312" w:hAnsi="方正仿宋_GB2312" w:eastAsia="方正仿宋_GB2312" w:cs="方正仿宋_GB2312"/>
+                <w:sz w:val="21"/>
+                <w:szCs w:val="21"/>
+              </w:rPr>
+              <w:t>3. Git版本控制：init、add、commit、branch、merge；GitHub/Gitea仓库使用；</w:t>
+            </w:r>
+          </w:p>
+          <w:p>
+            <w:pPr>
+              <w:spacing w:line="320" w:lineRule="exact"/>
+              <w:jc w:val="left"/>
+              <w:rPr>
+                <w:rFonts w:hint="eastAsia" w:ascii="方正仿宋_GB2312" w:hAnsi="方正仿宋_GB2312" w:eastAsia="方正仿宋_GB2312" w:cs="方正仿宋_GB2312"/>
+                <w:sz w:val="21"/>
+                <w:szCs w:val="21"/>
+              </w:rPr>
+            </w:pPr>
+            <w:r>
+              <w:rPr>
+                <w:rFonts w:hint="eastAsia" w:ascii="方正仿宋_GB2312" w:hAnsi="方正仿宋_GB2312" w:eastAsia="方正仿宋_GB2312" w:cs="方正仿宋_GB2312"/>
+                <w:sz w:val="21"/>
+                <w:szCs w:val="21"/>
+              </w:rPr>
+              <w:t>4. commit message规范与分支策略入门。</w:t>
+            </w:r>
+          </w:p>
+          <w:p>
+            <w:pPr>
+              <w:spacing w:line="320" w:lineRule="exact"/>
+              <w:jc w:val="left"/>
+              <w:rPr>
+                <w:rFonts w:hint="eastAsia" w:ascii="方正仿宋_GB2312" w:hAnsi="方正仿宋_GB2312" w:eastAsia="方正仿宋_GB2312" w:cs="方正仿宋_GB2312"/>
+                <w:sz w:val="21"/>
+                <w:szCs w:val="21"/>
+              </w:rPr>
+            </w:pPr>
+            <w:r>
+              <w:rPr>
+                <w:rFonts w:hint="eastAsia" w:ascii="方正仿宋_GB2312" w:hAnsi="方正仿宋_GB2312" w:eastAsia="方正仿宋_GB2312" w:cs="方正仿宋_GB2312"/>
+                <w:sz w:val="21"/>
+                <w:szCs w:val="21"/>
+              </w:rPr>
+              <w:t>第4次课——“交付你的第一个工程模板”</w:t>
+            </w:r>
+          </w:p>
+          <w:p>
+            <w:pPr>
+              <w:spacing w:line="320" w:lineRule="exact"/>
+              <w:jc w:val="left"/>
+              <w:rPr>
+                <w:rFonts w:hint="eastAsia" w:ascii="方正仿宋_GB2312" w:hAnsi="方正仿宋_GB2312" w:eastAsia="方正仿宋_GB2312" w:cs="方正仿宋_GB2312"/>
+                <w:sz w:val="21"/>
+                <w:szCs w:val="21"/>
+              </w:rPr>
+            </w:pPr>
+            <w:r>
+              <w:rPr>
+                <w:rFonts w:hint="eastAsia" w:ascii="方正仿宋_GB2312" w:hAnsi="方正仿宋_GB2312" w:eastAsia="方正仿宋_GB2312" w:cs="方正仿宋_GB2312"/>
+                <w:sz w:val="21"/>
+                <w:szCs w:val="21"/>
+              </w:rPr>
+              <w:t>1. 项目结构设计：src/、tests/、docs/、data/、config/目录规范；</w:t>
+            </w:r>
+          </w:p>
+          <w:p>
+            <w:pPr>
+              <w:spacing w:line="320" w:lineRule="exact"/>
+              <w:jc w:val="left"/>
+              <w:rPr>
+                <w:rFonts w:hint="eastAsia" w:ascii="方正仿宋_GB2312" w:hAnsi="方正仿宋_GB2312" w:eastAsia="方正仿宋_GB2312" w:cs="方正仿宋_GB2312"/>
+                <w:sz w:val="21"/>
+                <w:szCs w:val="21"/>
+              </w:rPr>
+            </w:pPr>
+            <w:r>
+              <w:rPr>
+                <w:rFonts w:hint="eastAsia" w:ascii="方正仿宋_GB2312" w:hAnsi="方正仿宋_GB2312" w:eastAsia="方正仿宋_GB2312" w:cs="方正仿宋_GB2312"/>
+                <w:sz w:val="21"/>
+                <w:szCs w:val="21"/>
+              </w:rPr>
+              <w:t>2. 工具链配置：PyCharm CE扩展、pylint/flake8检查、black自动格式化；</w:t>
+            </w:r>
+          </w:p>
+          <w:p>
+            <w:pPr>
+              <w:spacing w:line="320" w:lineRule="exact"/>
+              <w:jc w:val="left"/>
+              <w:rPr>
+                <w:rFonts w:hint="eastAsia" w:ascii="方正仿宋_GB2312" w:hAnsi="方正仿宋_GB2312" w:eastAsia="方正仿宋_GB2312" w:cs="方正仿宋_GB2312"/>
+                <w:sz w:val="21"/>
+                <w:szCs w:val="21"/>
+              </w:rPr>
+            </w:pPr>
+            <w:r>
+              <w:rPr>
+                <w:rFonts w:hint="eastAsia" w:ascii="方正仿宋_GB2312" w:hAnsi="方正仿宋_GB2312" w:eastAsia="方正仿宋_GB2312" w:cs="方正仿宋_GB2312"/>
+                <w:sz w:val="21"/>
+                <w:szCs w:val="21"/>
+              </w:rPr>
+              <w:t>3. 单元测试入门：pytest编写与运行；</w:t>
+            </w:r>
+          </w:p>
+          <w:p>
+            <w:pPr>
+              <w:spacing w:line="320" w:lineRule="exact"/>
+              <w:jc w:val="left"/>
+              <w:rPr>
+                <w:rFonts w:hint="eastAsia" w:ascii="方正仿宋_GB2312" w:hAnsi="方正仿宋_GB2312" w:eastAsia="方正仿宋_GB2312" w:cs="方正仿宋_GB2312"/>
+                <w:sz w:val="21"/>
+                <w:szCs w:val="21"/>
+              </w:rPr>
+            </w:pPr>
+            <w:r>
+              <w:rPr>
+                <w:rFonts w:hint="eastAsia" w:ascii="方正仿宋_GB2312" w:hAnsi="方正仿宋_GB2312" w:eastAsia="方正仿宋_GB2312" w:cs="方正仿宋_GB2312"/>
+                <w:sz w:val="21"/>
+                <w:szCs w:val="21"/>
+              </w:rPr>
+              <w:t>4. 日志系统与配置管理（settings.yaml）；</w:t>
+            </w:r>
+          </w:p>
+          <w:p>
+            <w:pPr>
+              <w:spacing w:line="320" w:lineRule="exact"/>
+              <w:jc w:val="left"/>
+              <w:rPr>
+                <w:rFonts w:hint="eastAsia" w:ascii="方正仿宋_GB2312" w:hAnsi="方正仿宋_GB2312" w:eastAsia="方正仿宋_GB2312" w:cs="方正仿宋_GB2312"/>
+                <w:sz w:val="21"/>
+                <w:szCs w:val="21"/>
+              </w:rPr>
+            </w:pPr>
+            <w:r>
+              <w:rPr>
+                <w:rFonts w:hint="eastAsia" w:ascii="方正仿宋_GB2312" w:hAnsi="方正仿宋_GB2312" w:eastAsia="方正仿宋_GB2312" w:cs="方正仿宋_GB2312"/>
+                <w:sz w:val="21"/>
+                <w:szCs w:val="21"/>
+              </w:rPr>
+              <w:t>5. 工单P1.2实操：搭建标准Python工程模板并上传Git仓库。</w:t>
+            </w:r>
+          </w:p>
+          <w:p>
+            <w:pPr>
+              <w:spacing w:line="320" w:lineRule="exact"/>
+              <w:jc w:val="left"/>
+              <w:rPr>
+                <w:rFonts w:hint="eastAsia" w:ascii="方正仿宋_GB2312" w:hAnsi="方正仿宋_GB2312" w:eastAsia="方正仿宋_GB2312" w:cs="方正仿宋_GB2312"/>
+                <w:sz w:val="21"/>
+                <w:szCs w:val="21"/>
+              </w:rPr>
+            </w:pPr>
+            <w:r>
+              <w:rPr>
+                <w:rFonts w:hint="eastAsia" w:ascii="方正仿宋_GB2312" w:hAnsi="方正仿宋_GB2312" w:eastAsia="方正仿宋_GB2312" w:cs="方正仿宋_GB2312"/>
+                <w:sz w:val="21"/>
+                <w:szCs w:val="21"/>
+              </w:rPr>
+              <w:t>教材：Python程序设计项目化教程（活页式）（任越美 李垒 李江岱 主编，978-7-313-30507-7）— 项目1</w:t>
+            </w:r>
+          </w:p>
+          <w:p>
+            <w:pPr>
+              <w:spacing w:line="320" w:lineRule="exact"/>
+              <w:jc w:val="left"/>
+              <w:rPr>
+                <w:rFonts w:hint="eastAsia" w:ascii="方正仿宋_GB2312" w:hAnsi="方正仿宋_GB2312" w:eastAsia="方正仿宋_GB2312" w:cs="方正仿宋_GB2312"/>
+                <w:sz w:val="21"/>
+                <w:szCs w:val="21"/>
+              </w:rPr>
+            </w:pPr>
+            <w:r>
+              <w:rPr>
+                <w:rFonts w:hint="eastAsia" w:ascii="方正仿宋_GB2312" w:hAnsi="方正仿宋_GB2312" w:eastAsia="方正仿宋_GB2312" w:cs="方正仿宋_GB2312"/>
+                <w:sz w:val="21"/>
+                <w:szCs w:val="21"/>
+              </w:rPr>
+              <w:t>预习知识点：PEP8规范；Git基本操作(init/add/commit)</w:t>
+            </w:r>
+          </w:p>
+          <w:p>
+            <w:pPr>
+              <w:spacing w:line="320" w:lineRule="exact"/>
+              <w:jc w:val="left"/>
+              <w:rPr>
+                <w:rFonts w:hint="eastAsia" w:ascii="方正仿宋_GB2312" w:hAnsi="方正仿宋_GB2312" w:eastAsia="方正仿宋_GB2312" w:cs="方正仿宋_GB2312"/>
+                <w:sz w:val="21"/>
+                <w:szCs w:val="21"/>
+              </w:rPr>
+            </w:pPr>
+            <w:r>
+              <w:rPr>
+                <w:rFonts w:hint="eastAsia" w:ascii="方正仿宋_GB2312" w:hAnsi="方正仿宋_GB2312" w:eastAsia="方正仿宋_GB2312" w:cs="方正仿宋_GB2312"/>
+                <w:sz w:val="21"/>
+                <w:szCs w:val="21"/>
+              </w:rPr>
+              <w:t>课中检查知识点：工程模板可运行；能git commit一次</w:t>
             </w:r>
           </w:p>
         </w:tc>
@@ -2289,7 +2339,7 @@
                 <w:sz w:val="24"/>
                 <w:lang w:val="en-US" w:eastAsia="zh-CN"/>
               </w:rPr>
-              <w:t xml:space="preserve">1</w:t>
+              <w:t>1</w:t>
             </w:r>
           </w:p>
         </w:tc>
@@ -2314,7 +2364,7 @@
                 <w:sz w:val="24"/>
                 <w:lang w:val="en-US" w:eastAsia="zh-CN"/>
               </w:rPr>
-              <w:t xml:space="preserve">3</w:t>
+              <w:t>3</w:t>
             </w:r>
           </w:p>
         </w:tc>
@@ -2342,51 +2392,51 @@
                 <w:szCs w:val="21"/>
                 <w:lang w:bidi="ar"/>
               </w:rPr>
-              <w:t xml:space="preserve">1. 知识目标： 掌握PEP 8规范要点；掌握venv虚拟环境与requirements.txt依赖管理；掌握Git基本工作流与项目结构规范。</w:t>
-            </w:r>
-          </w:p>
-          <w:p>
-            <w:pPr>
-              <w:spacing w:line="320" w:lineRule="exact"/>
-              <w:jc w:val="left"/>
-              <w:rPr>
-                <w:rFonts w:hint="eastAsia" w:ascii="方正仿宋_GB2312" w:hAnsi="方正仿宋_GB2312" w:eastAsia="方正仿宋_GB2312" w:cs="方正仿宋_GB2312"/>
-                <w:sz w:val="21"/>
-                <w:szCs w:val="21"/>
-              </w:rPr>
-            </w:pPr>
-            <w:r>
-              <w:rPr>
-                <w:rFonts w:hint="eastAsia" w:ascii="方正仿宋_GB2312" w:hAnsi="方正仿宋_GB2312" w:eastAsia="方正仿宋_GB2312" w:cs="方正仿宋_GB2312"/>
-                <w:color w:val="000000"/>
-                <w:kern w:val="0"/>
-                <w:sz w:val="21"/>
-                <w:szCs w:val="21"/>
-                <w:lang w:bidi="ar"/>
-              </w:rPr>
-              <w:t xml:space="preserve">2. 能力目标： 能够搭建含src/tests/docs/config的标准工程模板；能够完成Git仓库初始化与规范提交；能够配置代码检查与自动格式化工具。</w:t>
-            </w:r>
-          </w:p>
-          <w:p>
-            <w:pPr>
-              <w:spacing w:line="320" w:lineRule="exact"/>
-              <w:jc w:val="left"/>
-              <w:rPr>
-                <w:rFonts w:hint="eastAsia" w:ascii="方正仿宋_GB2312" w:hAnsi="方正仿宋_GB2312" w:eastAsia="方正仿宋_GB2312" w:cs="方正仿宋_GB2312"/>
-                <w:sz w:val="21"/>
-                <w:szCs w:val="21"/>
-              </w:rPr>
-            </w:pPr>
-            <w:r>
-              <w:rPr>
-                <w:rFonts w:hint="eastAsia" w:ascii="方正仿宋_GB2312" w:hAnsi="方正仿宋_GB2312" w:eastAsia="方正仿宋_GB2312" w:cs="方正仿宋_GB2312"/>
-                <w:color w:val="000000"/>
-                <w:kern w:val="0"/>
-                <w:sz w:val="21"/>
-                <w:szCs w:val="21"/>
-                <w:lang w:bidi="ar"/>
-              </w:rPr>
-              <w:t xml:space="preserve">3. 素质目标： 建立“代码是团队资产”的协作意识，养成规范化、可追溯的工程开发习惯。</w:t>
+              <w:t>1. 知识目标： 掌握PEP 8规范要点；掌握conda环境与requirements.txt依赖管理；掌握Git基本工作流与项目结构规范。</w:t>
+            </w:r>
+          </w:p>
+          <w:p>
+            <w:pPr>
+              <w:spacing w:line="320" w:lineRule="exact"/>
+              <w:jc w:val="left"/>
+              <w:rPr>
+                <w:rFonts w:hint="eastAsia" w:ascii="方正仿宋_GB2312" w:hAnsi="方正仿宋_GB2312" w:eastAsia="方正仿宋_GB2312" w:cs="方正仿宋_GB2312"/>
+                <w:sz w:val="21"/>
+                <w:szCs w:val="21"/>
+              </w:rPr>
+            </w:pPr>
+            <w:r>
+              <w:rPr>
+                <w:rFonts w:hint="eastAsia" w:ascii="方正仿宋_GB2312" w:hAnsi="方正仿宋_GB2312" w:eastAsia="方正仿宋_GB2312" w:cs="方正仿宋_GB2312"/>
+                <w:color w:val="000000"/>
+                <w:kern w:val="0"/>
+                <w:sz w:val="21"/>
+                <w:szCs w:val="21"/>
+                <w:lang w:bidi="ar"/>
+              </w:rPr>
+              <w:t>2. 能力目标： 能够搭建含src/tests/docs/config的标准工程模板；能够完成Git仓库初始化与规范提交；能够配置代码检查与自动格式化工具。</w:t>
+            </w:r>
+          </w:p>
+          <w:p>
+            <w:pPr>
+              <w:spacing w:line="320" w:lineRule="exact"/>
+              <w:jc w:val="left"/>
+              <w:rPr>
+                <w:rFonts w:hint="eastAsia" w:ascii="方正仿宋_GB2312" w:hAnsi="方正仿宋_GB2312" w:eastAsia="方正仿宋_GB2312" w:cs="方正仿宋_GB2312"/>
+                <w:sz w:val="21"/>
+                <w:szCs w:val="21"/>
+              </w:rPr>
+            </w:pPr>
+            <w:r>
+              <w:rPr>
+                <w:rFonts w:hint="eastAsia" w:ascii="方正仿宋_GB2312" w:hAnsi="方正仿宋_GB2312" w:eastAsia="方正仿宋_GB2312" w:cs="方正仿宋_GB2312"/>
+                <w:color w:val="000000"/>
+                <w:kern w:val="0"/>
+                <w:sz w:val="21"/>
+                <w:szCs w:val="21"/>
+                <w:lang w:bidi="ar"/>
+              </w:rPr>
+              <w:t>3. 素质目标： 建立“代码是团队资产”的协作意识，养成规范化、可追溯的工程开发习惯。</w:t>
             </w:r>
           </w:p>
         </w:tc>
@@ -2411,64 +2461,64 @@
                 <w:sz w:val="21"/>
                 <w:szCs w:val="21"/>
               </w:rPr>
-              <w:t xml:space="preserve">工程规范——重点：</w:t>
-            </w:r>
-          </w:p>
-          <w:p>
-            <w:pPr>
-              <w:spacing w:line="320" w:lineRule="exact"/>
-              <w:jc w:val="left"/>
-              <w:rPr>
-                <w:rFonts w:hint="eastAsia" w:ascii="方正仿宋_GB2312" w:hAnsi="方正仿宋_GB2312" w:eastAsia="方正仿宋_GB2312" w:cs="方正仿宋_GB2312"/>
-                <w:sz w:val="21"/>
-                <w:szCs w:val="21"/>
-              </w:rPr>
-            </w:pPr>
-            <w:r>
-              <w:rPr>
-                <w:rFonts w:hint="eastAsia" w:ascii="方正仿宋_GB2312" w:hAnsi="方正仿宋_GB2312" w:eastAsia="方正仿宋_GB2312" w:cs="方正仿宋_GB2312"/>
-                <w:sz w:val="21"/>
-                <w:szCs w:val="21"/>
-              </w:rPr>
-              <w:t xml:space="preserve">PEP 8核心条款；venv与依赖管理流程；Git五步工作流；标准项目目录结构。</w:t>
-            </w:r>
-          </w:p>
-          <w:p>
-            <w:pPr>
-              <w:spacing w:line="320" w:lineRule="exact"/>
-              <w:jc w:val="left"/>
-              <w:rPr>
-                <w:rFonts w:hint="eastAsia" w:ascii="方正仿宋_GB2312" w:hAnsi="方正仿宋_GB2312" w:eastAsia="方正仿宋_GB2312" w:cs="方正仿宋_GB2312"/>
-                <w:sz w:val="21"/>
-                <w:szCs w:val="21"/>
-              </w:rPr>
-            </w:pPr>
-            <w:r>
-              <w:rPr>
-                <w:rFonts w:hint="eastAsia" w:ascii="方正仿宋_GB2312" w:hAnsi="方正仿宋_GB2312" w:eastAsia="方正仿宋_GB2312" w:cs="方正仿宋_GB2312"/>
-                <w:sz w:val="21"/>
-                <w:szCs w:val="21"/>
-              </w:rPr>
-              <w:t xml:space="preserve">难点：</w:t>
-            </w:r>
-          </w:p>
-          <w:p>
-            <w:pPr>
-              <w:spacing w:line="320" w:lineRule="exact"/>
-              <w:jc w:val="left"/>
-              <w:rPr>
-                <w:rFonts w:hint="eastAsia" w:ascii="方正仿宋_GB2312" w:hAnsi="方正仿宋_GB2312" w:eastAsia="方正仿宋_GB2312" w:cs="方正仿宋_GB2312"/>
-                <w:sz w:val="21"/>
-                <w:szCs w:val="21"/>
-              </w:rPr>
-            </w:pPr>
-            <w:r>
-              <w:rPr>
-                <w:rFonts w:hint="eastAsia" w:ascii="方正仿宋_GB2312" w:hAnsi="方正仿宋_GB2312" w:eastAsia="方正仿宋_GB2312" w:cs="方正仿宋_GB2312"/>
-                <w:sz w:val="21"/>
-                <w:szCs w:val="21"/>
-              </w:rPr>
-              <w:t xml:space="preserve">虚拟环境的作用理解（隔离与可复现）；Git分支模型的运用时机；从“能跑就行”到“规范交付”的心态转变。</w:t>
+              <w:t>工程规范——重点：</w:t>
+            </w:r>
+          </w:p>
+          <w:p>
+            <w:pPr>
+              <w:spacing w:line="320" w:lineRule="exact"/>
+              <w:jc w:val="left"/>
+              <w:rPr>
+                <w:rFonts w:hint="eastAsia" w:ascii="方正仿宋_GB2312" w:hAnsi="方正仿宋_GB2312" w:eastAsia="方正仿宋_GB2312" w:cs="方正仿宋_GB2312"/>
+                <w:sz w:val="21"/>
+                <w:szCs w:val="21"/>
+              </w:rPr>
+            </w:pPr>
+            <w:r>
+              <w:rPr>
+                <w:rFonts w:hint="eastAsia" w:ascii="方正仿宋_GB2312" w:hAnsi="方正仿宋_GB2312" w:eastAsia="方正仿宋_GB2312" w:cs="方正仿宋_GB2312"/>
+                <w:sz w:val="21"/>
+                <w:szCs w:val="21"/>
+              </w:rPr>
+              <w:t>PEP 8核心条款；conda环境与依赖管理流程；Git五步工作流；标准项目目录结构。</w:t>
+            </w:r>
+          </w:p>
+          <w:p>
+            <w:pPr>
+              <w:spacing w:line="320" w:lineRule="exact"/>
+              <w:jc w:val="left"/>
+              <w:rPr>
+                <w:rFonts w:hint="eastAsia" w:ascii="方正仿宋_GB2312" w:hAnsi="方正仿宋_GB2312" w:eastAsia="方正仿宋_GB2312" w:cs="方正仿宋_GB2312"/>
+                <w:sz w:val="21"/>
+                <w:szCs w:val="21"/>
+              </w:rPr>
+            </w:pPr>
+            <w:r>
+              <w:rPr>
+                <w:rFonts w:hint="eastAsia" w:ascii="方正仿宋_GB2312" w:hAnsi="方正仿宋_GB2312" w:eastAsia="方正仿宋_GB2312" w:cs="方正仿宋_GB2312"/>
+                <w:sz w:val="21"/>
+                <w:szCs w:val="21"/>
+              </w:rPr>
+              <w:t>难点：</w:t>
+            </w:r>
+          </w:p>
+          <w:p>
+            <w:pPr>
+              <w:spacing w:line="320" w:lineRule="exact"/>
+              <w:jc w:val="left"/>
+              <w:rPr>
+                <w:rFonts w:hint="eastAsia" w:ascii="方正仿宋_GB2312" w:hAnsi="方正仿宋_GB2312" w:eastAsia="方正仿宋_GB2312" w:cs="方正仿宋_GB2312"/>
+                <w:sz w:val="21"/>
+                <w:szCs w:val="21"/>
+              </w:rPr>
+            </w:pPr>
+            <w:r>
+              <w:rPr>
+                <w:rFonts w:hint="eastAsia" w:ascii="方正仿宋_GB2312" w:hAnsi="方正仿宋_GB2312" w:eastAsia="方正仿宋_GB2312" w:cs="方正仿宋_GB2312"/>
+                <w:sz w:val="21"/>
+                <w:szCs w:val="21"/>
+              </w:rPr>
+              <w:t>conda环境的作用理解（隔离与可复现）；Git分支模型的运用时机；从“能跑就行”到“规范交付”的心态转变。</w:t>
             </w:r>
           </w:p>
         </w:tc>
@@ -2499,57 +2549,57 @@
                 <w:szCs w:val="21"/>
                 <w:lang w:bidi="ar"/>
               </w:rPr>
-              <w:t xml:space="preserve">1. 提供企业真实项目结构样例逐目录讲解用途；</w:t>
-            </w:r>
-          </w:p>
-          <w:p>
-            <w:pPr>
-              <w:spacing w:line="320" w:lineRule="exact"/>
-              <w:jc w:val="left"/>
-              <w:rPr>
-                <w:rFonts w:hint="eastAsia" w:ascii="方正仿宋_GB2312" w:hAnsi="方正仿宋_GB2312" w:eastAsia="方正仿宋_GB2312" w:cs="方正仿宋_GB2312"/>
-                <w:color w:val="000000"/>
-                <w:kern w:val="0"/>
-                <w:sz w:val="21"/>
-                <w:szCs w:val="21"/>
-                <w:lang w:bidi="ar"/>
-              </w:rPr>
-            </w:pPr>
-            <w:r>
-              <w:rPr>
-                <w:rFonts w:hint="eastAsia" w:ascii="方正仿宋_GB2312" w:hAnsi="方正仿宋_GB2312" w:eastAsia="方正仿宋_GB2312" w:cs="方正仿宋_GB2312"/>
-                <w:color w:val="000000"/>
-                <w:kern w:val="0"/>
-                <w:sz w:val="21"/>
-                <w:szCs w:val="21"/>
-                <w:lang w:bidi="ar"/>
-              </w:rPr>
-              <w:t xml:space="preserve">2. Git操作采用“闯关练习”（init→commit→branch→merge四关）；</w:t>
-            </w:r>
-          </w:p>
-          <w:p>
-            <w:pPr>
-              <w:spacing w:line="320" w:lineRule="exact"/>
-              <w:jc w:val="left"/>
-              <w:rPr>
-                <w:rFonts w:hint="eastAsia" w:ascii="方正仿宋_GB2312" w:hAnsi="方正仿宋_GB2312" w:eastAsia="方正仿宋_GB2312" w:cs="方正仿宋_GB2312"/>
-                <w:color w:val="000000"/>
-                <w:kern w:val="0"/>
-                <w:sz w:val="21"/>
-                <w:szCs w:val="21"/>
-                <w:lang w:bidi="ar"/>
-              </w:rPr>
-            </w:pPr>
-            <w:r>
-              <w:rPr>
-                <w:rFonts w:hint="eastAsia" w:ascii="方正仿宋_GB2312" w:hAnsi="方正仿宋_GB2312" w:eastAsia="方正仿宋_GB2312" w:cs="方正仿宋_GB2312"/>
-                <w:color w:val="000000"/>
-                <w:kern w:val="0"/>
-                <w:sz w:val="21"/>
-                <w:szCs w:val="21"/>
-                <w:lang w:bidi="ar"/>
-              </w:rPr>
-              <w:t xml:space="preserve">3. 以“模板即资产”定位本工单：后续所有工单均在此模板上开发，强化复用意识。</w:t>
+              <w:t>1. 提供企业真实项目结构样例逐目录讲解用途；</w:t>
+            </w:r>
+          </w:p>
+          <w:p>
+            <w:pPr>
+              <w:spacing w:line="320" w:lineRule="exact"/>
+              <w:jc w:val="left"/>
+              <w:rPr>
+                <w:rFonts w:hint="eastAsia" w:ascii="方正仿宋_GB2312" w:hAnsi="方正仿宋_GB2312" w:eastAsia="方正仿宋_GB2312" w:cs="方正仿宋_GB2312"/>
+                <w:color w:val="000000"/>
+                <w:kern w:val="0"/>
+                <w:sz w:val="21"/>
+                <w:szCs w:val="21"/>
+                <w:lang w:bidi="ar"/>
+              </w:rPr>
+            </w:pPr>
+            <w:r>
+              <w:rPr>
+                <w:rFonts w:hint="eastAsia" w:ascii="方正仿宋_GB2312" w:hAnsi="方正仿宋_GB2312" w:eastAsia="方正仿宋_GB2312" w:cs="方正仿宋_GB2312"/>
+                <w:color w:val="000000"/>
+                <w:kern w:val="0"/>
+                <w:sz w:val="21"/>
+                <w:szCs w:val="21"/>
+                <w:lang w:bidi="ar"/>
+              </w:rPr>
+              <w:t>2. Git操作采用“闯关练习”（init→commit→branch→merge四关）；</w:t>
+            </w:r>
+          </w:p>
+          <w:p>
+            <w:pPr>
+              <w:spacing w:line="320" w:lineRule="exact"/>
+              <w:jc w:val="left"/>
+              <w:rPr>
+                <w:rFonts w:hint="eastAsia" w:ascii="方正仿宋_GB2312" w:hAnsi="方正仿宋_GB2312" w:eastAsia="方正仿宋_GB2312" w:cs="方正仿宋_GB2312"/>
+                <w:color w:val="000000"/>
+                <w:kern w:val="0"/>
+                <w:sz w:val="21"/>
+                <w:szCs w:val="21"/>
+                <w:lang w:bidi="ar"/>
+              </w:rPr>
+            </w:pPr>
+            <w:r>
+              <w:rPr>
+                <w:rFonts w:hint="eastAsia" w:ascii="方正仿宋_GB2312" w:hAnsi="方正仿宋_GB2312" w:eastAsia="方正仿宋_GB2312" w:cs="方正仿宋_GB2312"/>
+                <w:color w:val="000000"/>
+                <w:kern w:val="0"/>
+                <w:sz w:val="21"/>
+                <w:szCs w:val="21"/>
+                <w:lang w:bidi="ar"/>
+              </w:rPr>
+              <w:t>3. 以“模板即资产”定位本工单：后续所有工单均在此模板上开发，强化复用意识。</w:t>
             </w:r>
           </w:p>
         </w:tc>
@@ -2584,7 +2634,7 @@
                 <w:szCs w:val="21"/>
                 <w:lang w:bidi="ar"/>
               </w:rPr>
-              <w:t xml:space="preserve">1. 完成工单P1.2《标准Python工程模板》：及格标准环境可用+仓库初始化+结构完整；优秀标准依赖可还原+CI配置+检查工具集成；</w:t>
+              <w:t>1. 完成工单P1.2《标准Python工程模板》：及格标准环境可用+仓库初始化+结构完整；优秀标准依赖可还原+CI配置+检查工具集成；</w:t>
             </w:r>
           </w:p>
           <w:p>
@@ -2613,7 +2663,7 @@
                 <w:szCs w:val="21"/>
                 <w:lang w:bidi="ar"/>
               </w:rPr>
-              <w:t xml:space="preserve">2. 用模板重构P1.1练习代码并提交规范commit；</w:t>
+              <w:t>2. 用模板重构P1.1练习代码并提交规范commit；</w:t>
             </w:r>
           </w:p>
           <w:p>
@@ -2642,7 +2692,7 @@
                 <w:szCs w:val="21"/>
                 <w:lang w:bidi="ar"/>
               </w:rPr>
-              <w:t xml:space="preserve">3. 预习Pandas的Series与DataFrame概念。</w:t>
+              <w:t>3. 预习Pandas的Series与DataFrame概念。</w:t>
             </w:r>
           </w:p>
         </w:tc>
@@ -2686,7 +2736,7 @@
                 <w:rFonts w:hint="eastAsia" w:ascii="Times New Roman" w:hAnsi="Times New Roman" w:eastAsia="方正仿宋_GBK" w:cs="方正仿宋_GBK"/>
                 <w:sz w:val="24"/>
               </w:rPr>
-              <w:t xml:space="preserve">第三周</w:t>
+              <w:t>第三周</w:t>
             </w:r>
           </w:p>
         </w:tc>
@@ -2711,311 +2761,311 @@
                 <w:sz w:val="21"/>
                 <w:szCs w:val="21"/>
               </w:rPr>
-              <w:t xml:space="preserve">◆ 项目载体：重庆两江智造集团·数字化转型办公室｜一号厂区发来一个月的传感器原始数据，中台拒收：缺失、异常、格式混乱。</w:t>
-            </w:r>
-          </w:p>
-          <w:p>
-            <w:pPr>
-              <w:spacing w:line="320" w:lineRule="exact"/>
-              <w:jc w:val="left"/>
-              <w:rPr>
-                <w:rFonts w:hint="eastAsia" w:ascii="方正仿宋_GB2312" w:hAnsi="方正仿宋_GB2312" w:eastAsia="方正仿宋_GB2312" w:cs="方正仿宋_GB2312"/>
-                <w:sz w:val="21"/>
-                <w:szCs w:val="21"/>
-              </w:rPr>
-            </w:pPr>
-            <w:r>
-              <w:rPr>
-                <w:rFonts w:hint="eastAsia" w:ascii="方正仿宋_GB2312" w:hAnsi="方正仿宋_GB2312" w:eastAsia="方正仿宋_GB2312" w:cs="方正仿宋_GB2312"/>
-                <w:sz w:val="21"/>
-                <w:szCs w:val="21"/>
-              </w:rPr>
-              <w:t xml:space="preserve">项目P2：数据处理工程——产线数据清洗与特征提取（W3–W4）</w:t>
-            </w:r>
-          </w:p>
-          <w:p>
-            <w:pPr>
-              <w:spacing w:line="320" w:lineRule="exact"/>
-              <w:jc w:val="left"/>
-              <w:rPr>
-                <w:rFonts w:hint="eastAsia" w:ascii="方正仿宋_GB2312" w:hAnsi="方正仿宋_GB2312" w:eastAsia="方正仿宋_GB2312" w:cs="方正仿宋_GB2312"/>
-                <w:sz w:val="21"/>
-                <w:szCs w:val="21"/>
-              </w:rPr>
-            </w:pPr>
-            <w:r>
-              <w:rPr>
-                <w:rFonts w:hint="eastAsia" w:ascii="方正仿宋_GB2312" w:hAnsi="方正仿宋_GB2312" w:eastAsia="方正仿宋_GB2312" w:cs="方正仿宋_GB2312"/>
-                <w:sz w:val="21"/>
-                <w:szCs w:val="21"/>
-              </w:rPr>
-              <w:t xml:space="preserve">本周主题：Pandas数据处理与清洗</w:t>
-            </w:r>
-          </w:p>
-          <w:p>
-            <w:pPr>
-              <w:spacing w:line="320" w:lineRule="exact"/>
-              <w:jc w:val="left"/>
-              <w:rPr>
-                <w:rFonts w:hint="eastAsia" w:ascii="方正仿宋_GB2312" w:hAnsi="方正仿宋_GB2312" w:eastAsia="方正仿宋_GB2312" w:cs="方正仿宋_GB2312"/>
-                <w:sz w:val="21"/>
-                <w:szCs w:val="21"/>
-              </w:rPr>
-            </w:pPr>
-            <w:r>
-              <w:rPr>
-                <w:rFonts w:hint="eastAsia" w:ascii="方正仿宋_GB2312" w:hAnsi="方正仿宋_GB2312" w:eastAsia="方正仿宋_GB2312" w:cs="方正仿宋_GB2312"/>
-                <w:sz w:val="21"/>
-                <w:szCs w:val="21"/>
-              </w:rPr>
-              <w:t xml:space="preserve">授课内容：</w:t>
-            </w:r>
-          </w:p>
-          <w:p>
-            <w:pPr>
-              <w:spacing w:line="320" w:lineRule="exact"/>
-              <w:jc w:val="left"/>
-              <w:rPr>
-                <w:rFonts w:hint="eastAsia" w:ascii="方正仿宋_GB2312" w:hAnsi="方正仿宋_GB2312" w:eastAsia="方正仿宋_GB2312" w:cs="方正仿宋_GB2312"/>
-                <w:sz w:val="21"/>
-                <w:szCs w:val="21"/>
-              </w:rPr>
-            </w:pPr>
-            <w:r>
-              <w:rPr>
-                <w:rFonts w:hint="eastAsia" w:ascii="方正仿宋_GB2312" w:hAnsi="方正仿宋_GB2312" w:eastAsia="方正仿宋_GB2312" w:cs="方正仿宋_GB2312"/>
-                <w:sz w:val="21"/>
-                <w:szCs w:val="21"/>
-              </w:rPr>
-              <w:t xml:space="preserve">第5次课——“认识工业数据的两大容器”</w:t>
-            </w:r>
-          </w:p>
-          <w:p>
-            <w:pPr>
-              <w:spacing w:line="320" w:lineRule="exact"/>
-              <w:jc w:val="left"/>
-              <w:rPr>
-                <w:rFonts w:hint="eastAsia" w:ascii="方正仿宋_GB2312" w:hAnsi="方正仿宋_GB2312" w:eastAsia="方正仿宋_GB2312" w:cs="方正仿宋_GB2312"/>
-                <w:sz w:val="21"/>
-                <w:szCs w:val="21"/>
-              </w:rPr>
-            </w:pPr>
-            <w:r>
-              <w:rPr>
-                <w:rFonts w:hint="eastAsia" w:ascii="方正仿宋_GB2312" w:hAnsi="方正仿宋_GB2312" w:eastAsia="方正仿宋_GB2312" w:cs="方正仿宋_GB2312"/>
-                <w:sz w:val="21"/>
-                <w:szCs w:val="21"/>
-              </w:rPr>
-              <w:t xml:space="preserve">1. Pandas核心对象：Series、DataFrame、Index；</w:t>
-            </w:r>
-          </w:p>
-          <w:p>
-            <w:pPr>
-              <w:spacing w:line="320" w:lineRule="exact"/>
-              <w:jc w:val="left"/>
-              <w:rPr>
-                <w:rFonts w:hint="eastAsia" w:ascii="方正仿宋_GB2312" w:hAnsi="方正仿宋_GB2312" w:eastAsia="方正仿宋_GB2312" w:cs="方正仿宋_GB2312"/>
-                <w:sz w:val="21"/>
-                <w:szCs w:val="21"/>
-              </w:rPr>
-            </w:pPr>
-            <w:r>
-              <w:rPr>
-                <w:rFonts w:hint="eastAsia" w:ascii="方正仿宋_GB2312" w:hAnsi="方正仿宋_GB2312" w:eastAsia="方正仿宋_GB2312" w:cs="方正仿宋_GB2312"/>
-                <w:sz w:val="21"/>
-                <w:szCs w:val="21"/>
-              </w:rPr>
-              <w:t xml:space="preserve">2. 数据加载：read_csv/read_excel/read_json；</w:t>
-            </w:r>
-          </w:p>
-          <w:p>
-            <w:pPr>
-              <w:spacing w:line="320" w:lineRule="exact"/>
-              <w:jc w:val="left"/>
-              <w:rPr>
-                <w:rFonts w:hint="eastAsia" w:ascii="方正仿宋_GB2312" w:hAnsi="方正仿宋_GB2312" w:eastAsia="方正仿宋_GB2312" w:cs="方正仿宋_GB2312"/>
-                <w:sz w:val="21"/>
-                <w:szCs w:val="21"/>
-              </w:rPr>
-            </w:pPr>
-            <w:r>
-              <w:rPr>
-                <w:rFonts w:hint="eastAsia" w:ascii="方正仿宋_GB2312" w:hAnsi="方正仿宋_GB2312" w:eastAsia="方正仿宋_GB2312" w:cs="方正仿宋_GB2312"/>
-                <w:sz w:val="21"/>
-                <w:szCs w:val="21"/>
-              </w:rPr>
-              <w:t xml:space="preserve">3. 数据检查三板斧：shape、info()、describe()、head()。</w:t>
-            </w:r>
-          </w:p>
-          <w:p>
-            <w:pPr>
-              <w:spacing w:line="320" w:lineRule="exact"/>
-              <w:jc w:val="left"/>
-              <w:rPr>
-                <w:rFonts w:hint="eastAsia" w:ascii="方正仿宋_GB2312" w:hAnsi="方正仿宋_GB2312" w:eastAsia="方正仿宋_GB2312" w:cs="方正仿宋_GB2312"/>
-                <w:sz w:val="21"/>
-                <w:szCs w:val="21"/>
-              </w:rPr>
-            </w:pPr>
-            <w:r>
-              <w:rPr>
-                <w:rFonts w:hint="eastAsia" w:ascii="方正仿宋_GB2312" w:hAnsi="方正仿宋_GB2312" w:eastAsia="方正仿宋_GB2312" w:cs="方正仿宋_GB2312"/>
-                <w:sz w:val="21"/>
-                <w:szCs w:val="21"/>
-              </w:rPr>
-              <w:t xml:space="preserve">第6次课——“从脏数据到可信数据”</w:t>
-            </w:r>
-          </w:p>
-          <w:p>
-            <w:pPr>
-              <w:spacing w:line="320" w:lineRule="exact"/>
-              <w:jc w:val="left"/>
-              <w:rPr>
-                <w:rFonts w:hint="eastAsia" w:ascii="方正仿宋_GB2312" w:hAnsi="方正仿宋_GB2312" w:eastAsia="方正仿宋_GB2312" w:cs="方正仿宋_GB2312"/>
-                <w:sz w:val="21"/>
-                <w:szCs w:val="21"/>
-              </w:rPr>
-            </w:pPr>
-            <w:r>
-              <w:rPr>
-                <w:rFonts w:hint="eastAsia" w:ascii="方正仿宋_GB2312" w:hAnsi="方正仿宋_GB2312" w:eastAsia="方正仿宋_GB2312" w:cs="方正仿宋_GB2312"/>
-                <w:sz w:val="21"/>
-                <w:szCs w:val="21"/>
-              </w:rPr>
-              <w:t xml:space="preserve">1. 缺失值处理：dropna、fillna、interpolate；</w:t>
-            </w:r>
-          </w:p>
-          <w:p>
-            <w:pPr>
-              <w:spacing w:line="320" w:lineRule="exact"/>
-              <w:jc w:val="left"/>
-              <w:rPr>
-                <w:rFonts w:hint="eastAsia" w:ascii="方正仿宋_GB2312" w:hAnsi="方正仿宋_GB2312" w:eastAsia="方正仿宋_GB2312" w:cs="方正仿宋_GB2312"/>
-                <w:sz w:val="21"/>
-                <w:szCs w:val="21"/>
-              </w:rPr>
-            </w:pPr>
-            <w:r>
-              <w:rPr>
-                <w:rFonts w:hint="eastAsia" w:ascii="方正仿宋_GB2312" w:hAnsi="方正仿宋_GB2312" w:eastAsia="方正仿宋_GB2312" w:cs="方正仿宋_GB2312"/>
-                <w:sz w:val="21"/>
-                <w:szCs w:val="21"/>
-              </w:rPr>
-              <w:t xml:space="preserve">2. 异常值检测：IQR法、Z-score法、可视化检测；</w:t>
-            </w:r>
-          </w:p>
-          <w:p>
-            <w:pPr>
-              <w:spacing w:line="320" w:lineRule="exact"/>
-              <w:jc w:val="left"/>
-              <w:rPr>
-                <w:rFonts w:hint="eastAsia" w:ascii="方正仿宋_GB2312" w:hAnsi="方正仿宋_GB2312" w:eastAsia="方正仿宋_GB2312" w:cs="方正仿宋_GB2312"/>
-                <w:sz w:val="21"/>
-                <w:szCs w:val="21"/>
-              </w:rPr>
-            </w:pPr>
-            <w:r>
-              <w:rPr>
-                <w:rFonts w:hint="eastAsia" w:ascii="方正仿宋_GB2312" w:hAnsi="方正仿宋_GB2312" w:eastAsia="方正仿宋_GB2312" w:cs="方正仿宋_GB2312"/>
-                <w:sz w:val="21"/>
-                <w:szCs w:val="21"/>
-              </w:rPr>
-              <w:t xml:space="preserve">3. 类型转换与去重：astype、to_datetime、drop_duplicates；</w:t>
-            </w:r>
-          </w:p>
-          <w:p>
-            <w:pPr>
-              <w:spacing w:line="320" w:lineRule="exact"/>
-              <w:jc w:val="left"/>
-              <w:rPr>
-                <w:rFonts w:hint="eastAsia" w:ascii="方正仿宋_GB2312" w:hAnsi="方正仿宋_GB2312" w:eastAsia="方正仿宋_GB2312" w:cs="方正仿宋_GB2312"/>
-                <w:sz w:val="21"/>
-                <w:szCs w:val="21"/>
-              </w:rPr>
-            </w:pPr>
-            <w:r>
-              <w:rPr>
-                <w:rFonts w:hint="eastAsia" w:ascii="方正仿宋_GB2312" w:hAnsi="方正仿宋_GB2312" w:eastAsia="方正仿宋_GB2312" w:cs="方正仿宋_GB2312"/>
-                <w:sz w:val="21"/>
-                <w:szCs w:val="21"/>
-              </w:rPr>
-              <w:t xml:space="preserve">4. 数据合并与分组：merge、concat、groupby、pivot_table；</w:t>
-            </w:r>
-          </w:p>
-          <w:p>
-            <w:pPr>
-              <w:spacing w:line="320" w:lineRule="exact"/>
-              <w:jc w:val="left"/>
-              <w:rPr>
-                <w:rFonts w:hint="eastAsia" w:ascii="方正仿宋_GB2312" w:hAnsi="方正仿宋_GB2312" w:eastAsia="方正仿宋_GB2312" w:cs="方正仿宋_GB2312"/>
-                <w:sz w:val="21"/>
-                <w:szCs w:val="21"/>
-              </w:rPr>
-            </w:pPr>
-            <w:r>
-              <w:rPr>
-                <w:rFonts w:hint="eastAsia" w:ascii="方正仿宋_GB2312" w:hAnsi="方正仿宋_GB2312" w:eastAsia="方正仿宋_GB2312" w:cs="方正仿宋_GB2312"/>
-                <w:sz w:val="21"/>
-                <w:szCs w:val="21"/>
-              </w:rPr>
-              <w:t xml:space="preserve">5. 工单P2.1实操：构建完整数据处理管道（加载→清洗→验证→输出清洁数据+质量报告）。</w:t>
-            </w:r>
-          </w:p>
-          <w:p>
-            <w:pPr>
-              <w:spacing w:line="320" w:lineRule="exact"/>
-              <w:jc w:val="left"/>
-              <w:rPr>
-                <w:rFonts w:hint="eastAsia" w:ascii="方正仿宋_GB2312" w:hAnsi="方正仿宋_GB2312" w:eastAsia="方正仿宋_GB2312" w:cs="方正仿宋_GB2312"/>
-                <w:sz w:val="21"/>
-                <w:szCs w:val="21"/>
-              </w:rPr>
-            </w:pPr>
-            <w:r>
-              <w:rPr>
-                <w:rFonts w:hint="eastAsia" w:ascii="方正仿宋_GB2312" w:hAnsi="方正仿宋_GB2312" w:eastAsia="方正仿宋_GB2312" w:cs="方正仿宋_GB2312"/>
-                <w:sz w:val="21"/>
-                <w:szCs w:val="21"/>
-              </w:rPr>
-              <w:t xml:space="preserve">教材：Python程序设计项目化教程（活页式）（任越美 李垒 李江岱 主编，978-7-313-30507-7）— 项目4</w:t>
-            </w:r>
-          </w:p>
-          <w:p>
-            <w:pPr>
-              <w:spacing w:line="320" w:lineRule="exact"/>
-              <w:jc w:val="left"/>
-              <w:rPr>
-                <w:rFonts w:hint="eastAsia" w:ascii="方正仿宋_GB2312" w:hAnsi="方正仿宋_GB2312" w:eastAsia="方正仿宋_GB2312" w:cs="方正仿宋_GB2312"/>
-                <w:sz w:val="21"/>
-                <w:szCs w:val="21"/>
-              </w:rPr>
-            </w:pPr>
-            <w:r>
-              <w:rPr>
-                <w:rFonts w:hint="eastAsia" w:ascii="方正仿宋_GB2312" w:hAnsi="方正仿宋_GB2312" w:eastAsia="方正仿宋_GB2312" w:cs="方正仿宋_GB2312"/>
-                <w:sz w:val="21"/>
-                <w:szCs w:val="21"/>
-              </w:rPr>
-              <w:t xml:space="preserve">预习知识点：Pandas Series/DataFrame；数据清洗(缺失/异常)</w:t>
-            </w:r>
-          </w:p>
-          <w:p>
-            <w:pPr>
-              <w:spacing w:line="320" w:lineRule="exact"/>
-              <w:jc w:val="left"/>
-              <w:rPr>
-                <w:rFonts w:hint="eastAsia" w:ascii="方正仿宋_GB2312" w:hAnsi="方正仿宋_GB2312" w:eastAsia="方正仿宋_GB2312" w:cs="方正仿宋_GB2312"/>
-                <w:sz w:val="21"/>
-                <w:szCs w:val="21"/>
-              </w:rPr>
-            </w:pPr>
-            <w:r>
-              <w:rPr>
-                <w:rFonts w:hint="eastAsia" w:ascii="方正仿宋_GB2312" w:hAnsi="方正仿宋_GB2312" w:eastAsia="方正仿宋_GB2312" w:cs="方正仿宋_GB2312"/>
-                <w:sz w:val="21"/>
-                <w:szCs w:val="21"/>
-              </w:rPr>
-              <w:t xml:space="preserve">课中检查知识点：七步管道质量≥85%</w:t>
+              <w:t>◆ 项目载体：重庆两江智造集团·数字化转型办公室｜一号厂区发来一个月的传感器原始数据，中台拒收：缺失、异常、格式混乱。</w:t>
+            </w:r>
+          </w:p>
+          <w:p>
+            <w:pPr>
+              <w:spacing w:line="320" w:lineRule="exact"/>
+              <w:jc w:val="left"/>
+              <w:rPr>
+                <w:rFonts w:hint="eastAsia" w:ascii="方正仿宋_GB2312" w:hAnsi="方正仿宋_GB2312" w:eastAsia="方正仿宋_GB2312" w:cs="方正仿宋_GB2312"/>
+                <w:sz w:val="21"/>
+                <w:szCs w:val="21"/>
+              </w:rPr>
+            </w:pPr>
+            <w:r>
+              <w:rPr>
+                <w:rFonts w:hint="eastAsia" w:ascii="方正仿宋_GB2312" w:hAnsi="方正仿宋_GB2312" w:eastAsia="方正仿宋_GB2312" w:cs="方正仿宋_GB2312"/>
+                <w:sz w:val="21"/>
+                <w:szCs w:val="21"/>
+              </w:rPr>
+              <w:t>项目P2：数据处理工程——产线数据清洗与特征提取（W3–W4）</w:t>
+            </w:r>
+          </w:p>
+          <w:p>
+            <w:pPr>
+              <w:spacing w:line="320" w:lineRule="exact"/>
+              <w:jc w:val="left"/>
+              <w:rPr>
+                <w:rFonts w:hint="eastAsia" w:ascii="方正仿宋_GB2312" w:hAnsi="方正仿宋_GB2312" w:eastAsia="方正仿宋_GB2312" w:cs="方正仿宋_GB2312"/>
+                <w:sz w:val="21"/>
+                <w:szCs w:val="21"/>
+              </w:rPr>
+            </w:pPr>
+            <w:r>
+              <w:rPr>
+                <w:rFonts w:hint="eastAsia" w:ascii="方正仿宋_GB2312" w:hAnsi="方正仿宋_GB2312" w:eastAsia="方正仿宋_GB2312" w:cs="方正仿宋_GB2312"/>
+                <w:sz w:val="21"/>
+                <w:szCs w:val="21"/>
+              </w:rPr>
+              <w:t>本周主题：Pandas数据处理与清洗</w:t>
+            </w:r>
+          </w:p>
+          <w:p>
+            <w:pPr>
+              <w:spacing w:line="320" w:lineRule="exact"/>
+              <w:jc w:val="left"/>
+              <w:rPr>
+                <w:rFonts w:hint="eastAsia" w:ascii="方正仿宋_GB2312" w:hAnsi="方正仿宋_GB2312" w:eastAsia="方正仿宋_GB2312" w:cs="方正仿宋_GB2312"/>
+                <w:sz w:val="21"/>
+                <w:szCs w:val="21"/>
+              </w:rPr>
+            </w:pPr>
+            <w:r>
+              <w:rPr>
+                <w:rFonts w:hint="eastAsia" w:ascii="方正仿宋_GB2312" w:hAnsi="方正仿宋_GB2312" w:eastAsia="方正仿宋_GB2312" w:cs="方正仿宋_GB2312"/>
+                <w:sz w:val="21"/>
+                <w:szCs w:val="21"/>
+              </w:rPr>
+              <w:t>授课内容：</w:t>
+            </w:r>
+          </w:p>
+          <w:p>
+            <w:pPr>
+              <w:spacing w:line="320" w:lineRule="exact"/>
+              <w:jc w:val="left"/>
+              <w:rPr>
+                <w:rFonts w:hint="eastAsia" w:ascii="方正仿宋_GB2312" w:hAnsi="方正仿宋_GB2312" w:eastAsia="方正仿宋_GB2312" w:cs="方正仿宋_GB2312"/>
+                <w:sz w:val="21"/>
+                <w:szCs w:val="21"/>
+              </w:rPr>
+            </w:pPr>
+            <w:r>
+              <w:rPr>
+                <w:rFonts w:hint="eastAsia" w:ascii="方正仿宋_GB2312" w:hAnsi="方正仿宋_GB2312" w:eastAsia="方正仿宋_GB2312" w:cs="方正仿宋_GB2312"/>
+                <w:sz w:val="21"/>
+                <w:szCs w:val="21"/>
+              </w:rPr>
+              <w:t>第5次课——“认识工业数据的两大容器”</w:t>
+            </w:r>
+          </w:p>
+          <w:p>
+            <w:pPr>
+              <w:spacing w:line="320" w:lineRule="exact"/>
+              <w:jc w:val="left"/>
+              <w:rPr>
+                <w:rFonts w:hint="eastAsia" w:ascii="方正仿宋_GB2312" w:hAnsi="方正仿宋_GB2312" w:eastAsia="方正仿宋_GB2312" w:cs="方正仿宋_GB2312"/>
+                <w:sz w:val="21"/>
+                <w:szCs w:val="21"/>
+              </w:rPr>
+            </w:pPr>
+            <w:r>
+              <w:rPr>
+                <w:rFonts w:hint="eastAsia" w:ascii="方正仿宋_GB2312" w:hAnsi="方正仿宋_GB2312" w:eastAsia="方正仿宋_GB2312" w:cs="方正仿宋_GB2312"/>
+                <w:sz w:val="21"/>
+                <w:szCs w:val="21"/>
+              </w:rPr>
+              <w:t>1. Pandas核心对象：Series、DataFrame、Index；</w:t>
+            </w:r>
+          </w:p>
+          <w:p>
+            <w:pPr>
+              <w:spacing w:line="320" w:lineRule="exact"/>
+              <w:jc w:val="left"/>
+              <w:rPr>
+                <w:rFonts w:hint="eastAsia" w:ascii="方正仿宋_GB2312" w:hAnsi="方正仿宋_GB2312" w:eastAsia="方正仿宋_GB2312" w:cs="方正仿宋_GB2312"/>
+                <w:sz w:val="21"/>
+                <w:szCs w:val="21"/>
+              </w:rPr>
+            </w:pPr>
+            <w:r>
+              <w:rPr>
+                <w:rFonts w:hint="eastAsia" w:ascii="方正仿宋_GB2312" w:hAnsi="方正仿宋_GB2312" w:eastAsia="方正仿宋_GB2312" w:cs="方正仿宋_GB2312"/>
+                <w:sz w:val="21"/>
+                <w:szCs w:val="21"/>
+              </w:rPr>
+              <w:t>2. 数据加载：read_csv/read_excel/read_json；</w:t>
+            </w:r>
+          </w:p>
+          <w:p>
+            <w:pPr>
+              <w:spacing w:line="320" w:lineRule="exact"/>
+              <w:jc w:val="left"/>
+              <w:rPr>
+                <w:rFonts w:hint="eastAsia" w:ascii="方正仿宋_GB2312" w:hAnsi="方正仿宋_GB2312" w:eastAsia="方正仿宋_GB2312" w:cs="方正仿宋_GB2312"/>
+                <w:sz w:val="21"/>
+                <w:szCs w:val="21"/>
+              </w:rPr>
+            </w:pPr>
+            <w:r>
+              <w:rPr>
+                <w:rFonts w:hint="eastAsia" w:ascii="方正仿宋_GB2312" w:hAnsi="方正仿宋_GB2312" w:eastAsia="方正仿宋_GB2312" w:cs="方正仿宋_GB2312"/>
+                <w:sz w:val="21"/>
+                <w:szCs w:val="21"/>
+              </w:rPr>
+              <w:t>3. 数据检查三板斧：shape、info()、describe()、head()。</w:t>
+            </w:r>
+          </w:p>
+          <w:p>
+            <w:pPr>
+              <w:spacing w:line="320" w:lineRule="exact"/>
+              <w:jc w:val="left"/>
+              <w:rPr>
+                <w:rFonts w:hint="eastAsia" w:ascii="方正仿宋_GB2312" w:hAnsi="方正仿宋_GB2312" w:eastAsia="方正仿宋_GB2312" w:cs="方正仿宋_GB2312"/>
+                <w:sz w:val="21"/>
+                <w:szCs w:val="21"/>
+              </w:rPr>
+            </w:pPr>
+            <w:r>
+              <w:rPr>
+                <w:rFonts w:hint="eastAsia" w:ascii="方正仿宋_GB2312" w:hAnsi="方正仿宋_GB2312" w:eastAsia="方正仿宋_GB2312" w:cs="方正仿宋_GB2312"/>
+                <w:sz w:val="21"/>
+                <w:szCs w:val="21"/>
+              </w:rPr>
+              <w:t>第6次课——“从脏数据到可信数据”</w:t>
+            </w:r>
+          </w:p>
+          <w:p>
+            <w:pPr>
+              <w:spacing w:line="320" w:lineRule="exact"/>
+              <w:jc w:val="left"/>
+              <w:rPr>
+                <w:rFonts w:hint="eastAsia" w:ascii="方正仿宋_GB2312" w:hAnsi="方正仿宋_GB2312" w:eastAsia="方正仿宋_GB2312" w:cs="方正仿宋_GB2312"/>
+                <w:sz w:val="21"/>
+                <w:szCs w:val="21"/>
+              </w:rPr>
+            </w:pPr>
+            <w:r>
+              <w:rPr>
+                <w:rFonts w:hint="eastAsia" w:ascii="方正仿宋_GB2312" w:hAnsi="方正仿宋_GB2312" w:eastAsia="方正仿宋_GB2312" w:cs="方正仿宋_GB2312"/>
+                <w:sz w:val="21"/>
+                <w:szCs w:val="21"/>
+              </w:rPr>
+              <w:t>1. 缺失值处理：dropna、fillna、interpolate；</w:t>
+            </w:r>
+          </w:p>
+          <w:p>
+            <w:pPr>
+              <w:spacing w:line="320" w:lineRule="exact"/>
+              <w:jc w:val="left"/>
+              <w:rPr>
+                <w:rFonts w:hint="eastAsia" w:ascii="方正仿宋_GB2312" w:hAnsi="方正仿宋_GB2312" w:eastAsia="方正仿宋_GB2312" w:cs="方正仿宋_GB2312"/>
+                <w:sz w:val="21"/>
+                <w:szCs w:val="21"/>
+              </w:rPr>
+            </w:pPr>
+            <w:r>
+              <w:rPr>
+                <w:rFonts w:hint="eastAsia" w:ascii="方正仿宋_GB2312" w:hAnsi="方正仿宋_GB2312" w:eastAsia="方正仿宋_GB2312" w:cs="方正仿宋_GB2312"/>
+                <w:sz w:val="21"/>
+                <w:szCs w:val="21"/>
+              </w:rPr>
+              <w:t>2. 异常值检测：IQR法、Z-score法、可视化检测；</w:t>
+            </w:r>
+          </w:p>
+          <w:p>
+            <w:pPr>
+              <w:spacing w:line="320" w:lineRule="exact"/>
+              <w:jc w:val="left"/>
+              <w:rPr>
+                <w:rFonts w:hint="eastAsia" w:ascii="方正仿宋_GB2312" w:hAnsi="方正仿宋_GB2312" w:eastAsia="方正仿宋_GB2312" w:cs="方正仿宋_GB2312"/>
+                <w:sz w:val="21"/>
+                <w:szCs w:val="21"/>
+              </w:rPr>
+            </w:pPr>
+            <w:r>
+              <w:rPr>
+                <w:rFonts w:hint="eastAsia" w:ascii="方正仿宋_GB2312" w:hAnsi="方正仿宋_GB2312" w:eastAsia="方正仿宋_GB2312" w:cs="方正仿宋_GB2312"/>
+                <w:sz w:val="21"/>
+                <w:szCs w:val="21"/>
+              </w:rPr>
+              <w:t>3. 类型转换与去重：astype、to_datetime、drop_duplicates；</w:t>
+            </w:r>
+          </w:p>
+          <w:p>
+            <w:pPr>
+              <w:spacing w:line="320" w:lineRule="exact"/>
+              <w:jc w:val="left"/>
+              <w:rPr>
+                <w:rFonts w:hint="eastAsia" w:ascii="方正仿宋_GB2312" w:hAnsi="方正仿宋_GB2312" w:eastAsia="方正仿宋_GB2312" w:cs="方正仿宋_GB2312"/>
+                <w:sz w:val="21"/>
+                <w:szCs w:val="21"/>
+              </w:rPr>
+            </w:pPr>
+            <w:r>
+              <w:rPr>
+                <w:rFonts w:hint="eastAsia" w:ascii="方正仿宋_GB2312" w:hAnsi="方正仿宋_GB2312" w:eastAsia="方正仿宋_GB2312" w:cs="方正仿宋_GB2312"/>
+                <w:sz w:val="21"/>
+                <w:szCs w:val="21"/>
+              </w:rPr>
+              <w:t>4. 数据合并与分组：merge、concat、groupby、pivot_table；</w:t>
+            </w:r>
+          </w:p>
+          <w:p>
+            <w:pPr>
+              <w:spacing w:line="320" w:lineRule="exact"/>
+              <w:jc w:val="left"/>
+              <w:rPr>
+                <w:rFonts w:hint="eastAsia" w:ascii="方正仿宋_GB2312" w:hAnsi="方正仿宋_GB2312" w:eastAsia="方正仿宋_GB2312" w:cs="方正仿宋_GB2312"/>
+                <w:sz w:val="21"/>
+                <w:szCs w:val="21"/>
+              </w:rPr>
+            </w:pPr>
+            <w:r>
+              <w:rPr>
+                <w:rFonts w:hint="eastAsia" w:ascii="方正仿宋_GB2312" w:hAnsi="方正仿宋_GB2312" w:eastAsia="方正仿宋_GB2312" w:cs="方正仿宋_GB2312"/>
+                <w:sz w:val="21"/>
+                <w:szCs w:val="21"/>
+              </w:rPr>
+              <w:t>5. 工单P2.1实操：构建完整数据处理管道（加载→清洗→验证→输出清洁数据+质量报告）。</w:t>
+            </w:r>
+          </w:p>
+          <w:p>
+            <w:pPr>
+              <w:spacing w:line="320" w:lineRule="exact"/>
+              <w:jc w:val="left"/>
+              <w:rPr>
+                <w:rFonts w:hint="eastAsia" w:ascii="方正仿宋_GB2312" w:hAnsi="方正仿宋_GB2312" w:eastAsia="方正仿宋_GB2312" w:cs="方正仿宋_GB2312"/>
+                <w:sz w:val="21"/>
+                <w:szCs w:val="21"/>
+              </w:rPr>
+            </w:pPr>
+            <w:r>
+              <w:rPr>
+                <w:rFonts w:hint="eastAsia" w:ascii="方正仿宋_GB2312" w:hAnsi="方正仿宋_GB2312" w:eastAsia="方正仿宋_GB2312" w:cs="方正仿宋_GB2312"/>
+                <w:sz w:val="21"/>
+                <w:szCs w:val="21"/>
+              </w:rPr>
+              <w:t>教材：Python程序设计项目化教程（活页式）（任越美 李垒 李江岱 主编，978-7-313-30507-7）— 项目4</w:t>
+            </w:r>
+          </w:p>
+          <w:p>
+            <w:pPr>
+              <w:spacing w:line="320" w:lineRule="exact"/>
+              <w:jc w:val="left"/>
+              <w:rPr>
+                <w:rFonts w:hint="eastAsia" w:ascii="方正仿宋_GB2312" w:hAnsi="方正仿宋_GB2312" w:eastAsia="方正仿宋_GB2312" w:cs="方正仿宋_GB2312"/>
+                <w:sz w:val="21"/>
+                <w:szCs w:val="21"/>
+              </w:rPr>
+            </w:pPr>
+            <w:r>
+              <w:rPr>
+                <w:rFonts w:hint="eastAsia" w:ascii="方正仿宋_GB2312" w:hAnsi="方正仿宋_GB2312" w:eastAsia="方正仿宋_GB2312" w:cs="方正仿宋_GB2312"/>
+                <w:sz w:val="21"/>
+                <w:szCs w:val="21"/>
+              </w:rPr>
+              <w:t>预习知识点：Pandas Series/DataFrame；数据清洗(缺失/异常)</w:t>
+            </w:r>
+          </w:p>
+          <w:p>
+            <w:pPr>
+              <w:spacing w:line="320" w:lineRule="exact"/>
+              <w:jc w:val="left"/>
+              <w:rPr>
+                <w:rFonts w:hint="eastAsia" w:ascii="方正仿宋_GB2312" w:hAnsi="方正仿宋_GB2312" w:eastAsia="方正仿宋_GB2312" w:cs="方正仿宋_GB2312"/>
+                <w:sz w:val="21"/>
+                <w:szCs w:val="21"/>
+              </w:rPr>
+            </w:pPr>
+            <w:r>
+              <w:rPr>
+                <w:rFonts w:hint="eastAsia" w:ascii="方正仿宋_GB2312" w:hAnsi="方正仿宋_GB2312" w:eastAsia="方正仿宋_GB2312" w:cs="方正仿宋_GB2312"/>
+                <w:sz w:val="21"/>
+                <w:szCs w:val="21"/>
+              </w:rPr>
+              <w:t>课中检查知识点：七步管道质量≥85%</w:t>
             </w:r>
           </w:p>
         </w:tc>
@@ -3040,7 +3090,7 @@
                 <w:sz w:val="24"/>
                 <w:lang w:val="en-US" w:eastAsia="zh-CN"/>
               </w:rPr>
-              <w:t xml:space="preserve">1</w:t>
+              <w:t>1</w:t>
             </w:r>
           </w:p>
         </w:tc>
@@ -3065,7 +3115,7 @@
                 <w:sz w:val="24"/>
                 <w:lang w:val="en-US" w:eastAsia="zh-CN"/>
               </w:rPr>
-              <w:t xml:space="preserve">3</w:t>
+              <w:t>3</w:t>
             </w:r>
           </w:p>
         </w:tc>
@@ -3093,51 +3143,51 @@
                 <w:szCs w:val="21"/>
                 <w:lang w:bidi="ar"/>
               </w:rPr>
-              <w:t xml:space="preserve">1. 知识目标： 掌握DataFrame的核心操作；掌握缺失值、异常值、重复值的处理方法；理解数据质量四维度（完整性、准确性、一致性、时间性）。</w:t>
-            </w:r>
-          </w:p>
-          <w:p>
-            <w:pPr>
-              <w:spacing w:line="320" w:lineRule="exact"/>
-              <w:jc w:val="left"/>
-              <w:rPr>
-                <w:rFonts w:hint="eastAsia" w:ascii="方正仿宋_GB2312" w:hAnsi="方正仿宋_GB2312" w:eastAsia="方正仿宋_GB2312" w:cs="方正仿宋_GB2312"/>
-                <w:sz w:val="21"/>
-                <w:szCs w:val="21"/>
-              </w:rPr>
-            </w:pPr>
-            <w:r>
-              <w:rPr>
-                <w:rFonts w:hint="eastAsia" w:ascii="方正仿宋_GB2312" w:hAnsi="方正仿宋_GB2312" w:eastAsia="方正仿宋_GB2312" w:cs="方正仿宋_GB2312"/>
-                <w:color w:val="000000"/>
-                <w:kern w:val="0"/>
-                <w:sz w:val="21"/>
-                <w:szCs w:val="21"/>
-                <w:lang w:bidi="ar"/>
-              </w:rPr>
-              <w:t xml:space="preserve">2. 能力目标： 能够构建完整的数据清洗管道（1000+行数据）；数据质量评分≥85%（优秀≥90%）；处理速度&lt;30秒；代码PEP 8≥75%。</w:t>
-            </w:r>
-          </w:p>
-          <w:p>
-            <w:pPr>
-              <w:spacing w:line="320" w:lineRule="exact"/>
-              <w:jc w:val="left"/>
-              <w:rPr>
-                <w:rFonts w:hint="eastAsia" w:ascii="方正仿宋_GB2312" w:hAnsi="方正仿宋_GB2312" w:eastAsia="方正仿宋_GB2312" w:cs="方正仿宋_GB2312"/>
-                <w:sz w:val="21"/>
-                <w:szCs w:val="21"/>
-              </w:rPr>
-            </w:pPr>
-            <w:r>
-              <w:rPr>
-                <w:rFonts w:hint="eastAsia" w:ascii="方正仿宋_GB2312" w:hAnsi="方正仿宋_GB2312" w:eastAsia="方正仿宋_GB2312" w:cs="方正仿宋_GB2312"/>
-                <w:color w:val="000000"/>
-                <w:kern w:val="0"/>
-                <w:sz w:val="21"/>
-                <w:szCs w:val="21"/>
-                <w:lang w:bidi="ar"/>
-              </w:rPr>
-              <w:t xml:space="preserve">3. 素质目标： 树立“数据质量是分析生命线”的工程意识，养成处理留痕、结果可验证的职业习惯。</w:t>
+              <w:t>1. 知识目标： 掌握DataFrame的核心操作；掌握缺失值、异常值、重复值的处理方法；理解数据质量四维度（完整性、准确性、一致性、时间性）。</w:t>
+            </w:r>
+          </w:p>
+          <w:p>
+            <w:pPr>
+              <w:spacing w:line="320" w:lineRule="exact"/>
+              <w:jc w:val="left"/>
+              <w:rPr>
+                <w:rFonts w:hint="eastAsia" w:ascii="方正仿宋_GB2312" w:hAnsi="方正仿宋_GB2312" w:eastAsia="方正仿宋_GB2312" w:cs="方正仿宋_GB2312"/>
+                <w:sz w:val="21"/>
+                <w:szCs w:val="21"/>
+              </w:rPr>
+            </w:pPr>
+            <w:r>
+              <w:rPr>
+                <w:rFonts w:hint="eastAsia" w:ascii="方正仿宋_GB2312" w:hAnsi="方正仿宋_GB2312" w:eastAsia="方正仿宋_GB2312" w:cs="方正仿宋_GB2312"/>
+                <w:color w:val="000000"/>
+                <w:kern w:val="0"/>
+                <w:sz w:val="21"/>
+                <w:szCs w:val="21"/>
+                <w:lang w:bidi="ar"/>
+              </w:rPr>
+              <w:t>2. 能力目标： 能够构建完整的数据清洗管道（1000+行数据）；数据质量评分≥85%（优秀≥90%）；处理速度&lt;30秒；代码PEP 8≥75%。</w:t>
+            </w:r>
+          </w:p>
+          <w:p>
+            <w:pPr>
+              <w:spacing w:line="320" w:lineRule="exact"/>
+              <w:jc w:val="left"/>
+              <w:rPr>
+                <w:rFonts w:hint="eastAsia" w:ascii="方正仿宋_GB2312" w:hAnsi="方正仿宋_GB2312" w:eastAsia="方正仿宋_GB2312" w:cs="方正仿宋_GB2312"/>
+                <w:sz w:val="21"/>
+                <w:szCs w:val="21"/>
+              </w:rPr>
+            </w:pPr>
+            <w:r>
+              <w:rPr>
+                <w:rFonts w:hint="eastAsia" w:ascii="方正仿宋_GB2312" w:hAnsi="方正仿宋_GB2312" w:eastAsia="方正仿宋_GB2312" w:cs="方正仿宋_GB2312"/>
+                <w:color w:val="000000"/>
+                <w:kern w:val="0"/>
+                <w:sz w:val="21"/>
+                <w:szCs w:val="21"/>
+                <w:lang w:bidi="ar"/>
+              </w:rPr>
+              <w:t>3. 素质目标： 树立“数据质量是分析生命线”的工程意识，养成处理留痕、结果可验证的职业习惯。</w:t>
             </w:r>
           </w:p>
         </w:tc>
@@ -3162,64 +3212,64 @@
                 <w:sz w:val="21"/>
                 <w:szCs w:val="21"/>
               </w:rPr>
-              <w:t xml:space="preserve">Pandas清洗——重点：</w:t>
-            </w:r>
-          </w:p>
-          <w:p>
-            <w:pPr>
-              <w:spacing w:line="320" w:lineRule="exact"/>
-              <w:jc w:val="left"/>
-              <w:rPr>
-                <w:rFonts w:hint="eastAsia" w:ascii="方正仿宋_GB2312" w:hAnsi="方正仿宋_GB2312" w:eastAsia="方正仿宋_GB2312" w:cs="方正仿宋_GB2312"/>
-                <w:sz w:val="21"/>
-                <w:szCs w:val="21"/>
-              </w:rPr>
-            </w:pPr>
-            <w:r>
-              <w:rPr>
-                <w:rFonts w:hint="eastAsia" w:ascii="方正仿宋_GB2312" w:hAnsi="方正仿宋_GB2312" w:eastAsia="方正仿宋_GB2312" w:cs="方正仿宋_GB2312"/>
-                <w:sz w:val="21"/>
-                <w:szCs w:val="21"/>
-              </w:rPr>
-              <w:t xml:space="preserve">DataFrame读写与检查方法；缺失/异常/重复三类问题的处理策略；groupby分组聚合。</w:t>
-            </w:r>
-          </w:p>
-          <w:p>
-            <w:pPr>
-              <w:spacing w:line="320" w:lineRule="exact"/>
-              <w:jc w:val="left"/>
-              <w:rPr>
-                <w:rFonts w:hint="eastAsia" w:ascii="方正仿宋_GB2312" w:hAnsi="方正仿宋_GB2312" w:eastAsia="方正仿宋_GB2312" w:cs="方正仿宋_GB2312"/>
-                <w:sz w:val="21"/>
-                <w:szCs w:val="21"/>
-              </w:rPr>
-            </w:pPr>
-            <w:r>
-              <w:rPr>
-                <w:rFonts w:hint="eastAsia" w:ascii="方正仿宋_GB2312" w:hAnsi="方正仿宋_GB2312" w:eastAsia="方正仿宋_GB2312" w:cs="方正仿宋_GB2312"/>
-                <w:sz w:val="21"/>
-                <w:szCs w:val="21"/>
-              </w:rPr>
-              <w:t xml:space="preserve">难点：</w:t>
-            </w:r>
-          </w:p>
-          <w:p>
-            <w:pPr>
-              <w:spacing w:line="320" w:lineRule="exact"/>
-              <w:jc w:val="left"/>
-              <w:rPr>
-                <w:rFonts w:hint="eastAsia" w:ascii="方正仿宋_GB2312" w:hAnsi="方正仿宋_GB2312" w:eastAsia="方正仿宋_GB2312" w:cs="方正仿宋_GB2312"/>
-                <w:sz w:val="21"/>
-                <w:szCs w:val="21"/>
-              </w:rPr>
-            </w:pPr>
-            <w:r>
-              <w:rPr>
-                <w:rFonts w:hint="eastAsia" w:ascii="方正仿宋_GB2312" w:hAnsi="方正仿宋_GB2312" w:eastAsia="方正仿宋_GB2312" w:cs="方正仿宋_GB2312"/>
-                <w:sz w:val="21"/>
-                <w:szCs w:val="21"/>
-              </w:rPr>
-              <w:t xml:space="preserve">异常值判断标准的业务依据（统计离群vs真实工况）；链式操作的逻辑组织；merge不同连接类型的选择。</w:t>
+              <w:t>Pandas清洗——重点：</w:t>
+            </w:r>
+          </w:p>
+          <w:p>
+            <w:pPr>
+              <w:spacing w:line="320" w:lineRule="exact"/>
+              <w:jc w:val="left"/>
+              <w:rPr>
+                <w:rFonts w:hint="eastAsia" w:ascii="方正仿宋_GB2312" w:hAnsi="方正仿宋_GB2312" w:eastAsia="方正仿宋_GB2312" w:cs="方正仿宋_GB2312"/>
+                <w:sz w:val="21"/>
+                <w:szCs w:val="21"/>
+              </w:rPr>
+            </w:pPr>
+            <w:r>
+              <w:rPr>
+                <w:rFonts w:hint="eastAsia" w:ascii="方正仿宋_GB2312" w:hAnsi="方正仿宋_GB2312" w:eastAsia="方正仿宋_GB2312" w:cs="方正仿宋_GB2312"/>
+                <w:sz w:val="21"/>
+                <w:szCs w:val="21"/>
+              </w:rPr>
+              <w:t>DataFrame读写与检查方法；缺失/异常/重复三类问题的处理策略；groupby分组聚合。</w:t>
+            </w:r>
+          </w:p>
+          <w:p>
+            <w:pPr>
+              <w:spacing w:line="320" w:lineRule="exact"/>
+              <w:jc w:val="left"/>
+              <w:rPr>
+                <w:rFonts w:hint="eastAsia" w:ascii="方正仿宋_GB2312" w:hAnsi="方正仿宋_GB2312" w:eastAsia="方正仿宋_GB2312" w:cs="方正仿宋_GB2312"/>
+                <w:sz w:val="21"/>
+                <w:szCs w:val="21"/>
+              </w:rPr>
+            </w:pPr>
+            <w:r>
+              <w:rPr>
+                <w:rFonts w:hint="eastAsia" w:ascii="方正仿宋_GB2312" w:hAnsi="方正仿宋_GB2312" w:eastAsia="方正仿宋_GB2312" w:cs="方正仿宋_GB2312"/>
+                <w:sz w:val="21"/>
+                <w:szCs w:val="21"/>
+              </w:rPr>
+              <w:t>难点：</w:t>
+            </w:r>
+          </w:p>
+          <w:p>
+            <w:pPr>
+              <w:spacing w:line="320" w:lineRule="exact"/>
+              <w:jc w:val="left"/>
+              <w:rPr>
+                <w:rFonts w:hint="eastAsia" w:ascii="方正仿宋_GB2312" w:hAnsi="方正仿宋_GB2312" w:eastAsia="方正仿宋_GB2312" w:cs="方正仿宋_GB2312"/>
+                <w:sz w:val="21"/>
+                <w:szCs w:val="21"/>
+              </w:rPr>
+            </w:pPr>
+            <w:r>
+              <w:rPr>
+                <w:rFonts w:hint="eastAsia" w:ascii="方正仿宋_GB2312" w:hAnsi="方正仿宋_GB2312" w:eastAsia="方正仿宋_GB2312" w:cs="方正仿宋_GB2312"/>
+                <w:sz w:val="21"/>
+                <w:szCs w:val="21"/>
+              </w:rPr>
+              <w:t>异常值判断标准的业务依据（统计离群vs真实工况）；链式操作的逻辑组织；merge不同连接类型的选择。</w:t>
             </w:r>
           </w:p>
         </w:tc>
@@ -3250,57 +3300,57 @@
                 <w:szCs w:val="21"/>
                 <w:lang w:bidi="ar"/>
               </w:rPr>
-              <w:t xml:space="preserve">1. 使用真实产线脱敏数据（含多种脏数据形态）实战，拒绝“玩具数据”；</w:t>
-            </w:r>
-          </w:p>
-          <w:p>
-            <w:pPr>
-              <w:spacing w:line="320" w:lineRule="exact"/>
-              <w:jc w:val="left"/>
-              <w:rPr>
-                <w:rFonts w:hint="eastAsia" w:ascii="方正仿宋_GB2312" w:hAnsi="方正仿宋_GB2312" w:eastAsia="方正仿宋_GB2312" w:cs="方正仿宋_GB2312"/>
-                <w:color w:val="000000"/>
-                <w:kern w:val="0"/>
-                <w:sz w:val="21"/>
-                <w:szCs w:val="21"/>
-                <w:lang w:bidi="ar"/>
-              </w:rPr>
-            </w:pPr>
-            <w:r>
-              <w:rPr>
-                <w:rFonts w:hint="eastAsia" w:ascii="方正仿宋_GB2312" w:hAnsi="方正仿宋_GB2312" w:eastAsia="方正仿宋_GB2312" w:cs="方正仿宋_GB2312"/>
-                <w:color w:val="000000"/>
-                <w:kern w:val="0"/>
-                <w:sz w:val="21"/>
-                <w:szCs w:val="21"/>
-                <w:lang w:bidi="ar"/>
-              </w:rPr>
-              <w:t xml:space="preserve">2. 提供“管道步骤检查清单”（7步）引导流程化开发；</w:t>
-            </w:r>
-          </w:p>
-          <w:p>
-            <w:pPr>
-              <w:spacing w:line="320" w:lineRule="exact"/>
-              <w:jc w:val="left"/>
-              <w:rPr>
-                <w:rFonts w:hint="eastAsia" w:ascii="方正仿宋_GB2312" w:hAnsi="方正仿宋_GB2312" w:eastAsia="方正仿宋_GB2312" w:cs="方正仿宋_GB2312"/>
-                <w:color w:val="000000"/>
-                <w:kern w:val="0"/>
-                <w:sz w:val="21"/>
-                <w:szCs w:val="21"/>
-                <w:lang w:bidi="ar"/>
-              </w:rPr>
-            </w:pPr>
-            <w:r>
-              <w:rPr>
-                <w:rFonts w:hint="eastAsia" w:ascii="方正仿宋_GB2312" w:hAnsi="方正仿宋_GB2312" w:eastAsia="方正仿宋_GB2312" w:cs="方正仿宋_GB2312"/>
-                <w:color w:val="000000"/>
-                <w:kern w:val="0"/>
-                <w:sz w:val="21"/>
-                <w:szCs w:val="21"/>
-                <w:lang w:bidi="ar"/>
-              </w:rPr>
-              <w:t xml:space="preserve">3. 质量评分脚本自动打分，学生可即时迭代优化。</w:t>
+              <w:t>1. 使用真实产线脱敏数据（含多种脏数据形态）实战，拒绝“玩具数据”；</w:t>
+            </w:r>
+          </w:p>
+          <w:p>
+            <w:pPr>
+              <w:spacing w:line="320" w:lineRule="exact"/>
+              <w:jc w:val="left"/>
+              <w:rPr>
+                <w:rFonts w:hint="eastAsia" w:ascii="方正仿宋_GB2312" w:hAnsi="方正仿宋_GB2312" w:eastAsia="方正仿宋_GB2312" w:cs="方正仿宋_GB2312"/>
+                <w:color w:val="000000"/>
+                <w:kern w:val="0"/>
+                <w:sz w:val="21"/>
+                <w:szCs w:val="21"/>
+                <w:lang w:bidi="ar"/>
+              </w:rPr>
+            </w:pPr>
+            <w:r>
+              <w:rPr>
+                <w:rFonts w:hint="eastAsia" w:ascii="方正仿宋_GB2312" w:hAnsi="方正仿宋_GB2312" w:eastAsia="方正仿宋_GB2312" w:cs="方正仿宋_GB2312"/>
+                <w:color w:val="000000"/>
+                <w:kern w:val="0"/>
+                <w:sz w:val="21"/>
+                <w:szCs w:val="21"/>
+                <w:lang w:bidi="ar"/>
+              </w:rPr>
+              <w:t>2. 提供“管道步骤检查清单”（7步）引导流程化开发；</w:t>
+            </w:r>
+          </w:p>
+          <w:p>
+            <w:pPr>
+              <w:spacing w:line="320" w:lineRule="exact"/>
+              <w:jc w:val="left"/>
+              <w:rPr>
+                <w:rFonts w:hint="eastAsia" w:ascii="方正仿宋_GB2312" w:hAnsi="方正仿宋_GB2312" w:eastAsia="方正仿宋_GB2312" w:cs="方正仿宋_GB2312"/>
+                <w:color w:val="000000"/>
+                <w:kern w:val="0"/>
+                <w:sz w:val="21"/>
+                <w:szCs w:val="21"/>
+                <w:lang w:bidi="ar"/>
+              </w:rPr>
+            </w:pPr>
+            <w:r>
+              <w:rPr>
+                <w:rFonts w:hint="eastAsia" w:ascii="方正仿宋_GB2312" w:hAnsi="方正仿宋_GB2312" w:eastAsia="方正仿宋_GB2312" w:cs="方正仿宋_GB2312"/>
+                <w:color w:val="000000"/>
+                <w:kern w:val="0"/>
+                <w:sz w:val="21"/>
+                <w:szCs w:val="21"/>
+                <w:lang w:bidi="ar"/>
+              </w:rPr>
+              <w:t>3. 质量评分脚本自动打分，学生可即时迭代优化。</w:t>
             </w:r>
           </w:p>
         </w:tc>
@@ -3335,7 +3385,7 @@
                 <w:szCs w:val="21"/>
                 <w:lang w:bidi="ar"/>
               </w:rPr>
-              <w:t xml:space="preserve">1. 完成工单P2.1《Pandas数据处理管道》：及格标准管道完整+质量≥85%；优秀标准特殊格式处理+质量≥90%+PEP 8≥85%；</w:t>
+              <w:t>1. 完成工单P2.1《Pandas数据处理管道》：及格标准管道完整+质量≥85%；优秀标准特殊格式处理+质量≥90%+PEP 8≥85%；</w:t>
             </w:r>
           </w:p>
           <w:p>
@@ -3364,7 +3414,7 @@
                 <w:szCs w:val="21"/>
                 <w:lang w:bidi="ar"/>
               </w:rPr>
-              <w:t xml:space="preserve">2. 撰写数据质量报告（问题类型统计与处理决策说明）；</w:t>
+              <w:t>2. 撰写数据质量报告（问题类型统计与处理决策说明）；</w:t>
             </w:r>
           </w:p>
           <w:p>
@@ -3393,7 +3443,7 @@
                 <w:szCs w:val="21"/>
                 <w:lang w:bidi="ar"/>
               </w:rPr>
-              <w:t xml:space="preserve">3. 预习NumPy数组基础。</w:t>
+              <w:t>3. 预习NumPy数组基础。</w:t>
             </w:r>
           </w:p>
         </w:tc>
@@ -3437,7 +3487,7 @@
                 <w:rFonts w:hint="eastAsia" w:ascii="Times New Roman" w:hAnsi="Times New Roman" w:eastAsia="方正仿宋_GBK" w:cs="方正仿宋_GBK"/>
                 <w:sz w:val="24"/>
               </w:rPr>
-              <w:t xml:space="preserve">第四周</w:t>
+              <w:t>第四周</w:t>
             </w:r>
           </w:p>
         </w:tc>
@@ -3462,311 +3512,311 @@
                 <w:sz w:val="21"/>
                 <w:szCs w:val="21"/>
               </w:rPr>
-              <w:t xml:space="preserve">◆ 项目载体：重庆两江智造集团·数字化转型办公室｜振动数据洗干净了，但中台要的是'能喂给AI的特征'。</w:t>
-            </w:r>
-          </w:p>
-          <w:p>
-            <w:pPr>
-              <w:spacing w:line="320" w:lineRule="exact"/>
-              <w:jc w:val="left"/>
-              <w:rPr>
-                <w:rFonts w:hint="eastAsia" w:ascii="方正仿宋_GB2312" w:hAnsi="方正仿宋_GB2312" w:eastAsia="方正仿宋_GB2312" w:cs="方正仿宋_GB2312"/>
-                <w:sz w:val="21"/>
-                <w:szCs w:val="21"/>
-              </w:rPr>
-            </w:pPr>
-            <w:r>
-              <w:rPr>
-                <w:rFonts w:hint="eastAsia" w:ascii="方正仿宋_GB2312" w:hAnsi="方正仿宋_GB2312" w:eastAsia="方正仿宋_GB2312" w:cs="方正仿宋_GB2312"/>
-                <w:sz w:val="21"/>
-                <w:szCs w:val="21"/>
-              </w:rPr>
-              <w:t xml:space="preserve">本周主题：NumPy特征工程与振动信号分析</w:t>
-            </w:r>
-          </w:p>
-          <w:p>
-            <w:pPr>
-              <w:spacing w:line="320" w:lineRule="exact"/>
-              <w:jc w:val="left"/>
-              <w:rPr>
-                <w:rFonts w:hint="eastAsia" w:ascii="方正仿宋_GB2312" w:hAnsi="方正仿宋_GB2312" w:eastAsia="方正仿宋_GB2312" w:cs="方正仿宋_GB2312"/>
-                <w:sz w:val="21"/>
-                <w:szCs w:val="21"/>
-              </w:rPr>
-            </w:pPr>
-            <w:r>
-              <w:rPr>
-                <w:rFonts w:hint="eastAsia" w:ascii="方正仿宋_GB2312" w:hAnsi="方正仿宋_GB2312" w:eastAsia="方正仿宋_GB2312" w:cs="方正仿宋_GB2312"/>
-                <w:sz w:val="21"/>
-                <w:szCs w:val="21"/>
-              </w:rPr>
-              <w:t xml:space="preserve">授课内容：</w:t>
-            </w:r>
-          </w:p>
-          <w:p>
-            <w:pPr>
-              <w:spacing w:line="320" w:lineRule="exact"/>
-              <w:jc w:val="left"/>
-              <w:rPr>
-                <w:rFonts w:hint="eastAsia" w:ascii="方正仿宋_GB2312" w:hAnsi="方正仿宋_GB2312" w:eastAsia="方正仿宋_GB2312" w:cs="方正仿宋_GB2312"/>
-                <w:sz w:val="21"/>
-                <w:szCs w:val="21"/>
-              </w:rPr>
-            </w:pPr>
-            <w:r>
-              <w:rPr>
-                <w:rFonts w:hint="eastAsia" w:ascii="方正仿宋_GB2312" w:hAnsi="方正仿宋_GB2312" w:eastAsia="方正仿宋_GB2312" w:cs="方正仿宋_GB2312"/>
-                <w:sz w:val="21"/>
-                <w:szCs w:val="21"/>
-              </w:rPr>
-              <w:t xml:space="preserve">第7次课——“向量化：让计算快100倍”</w:t>
-            </w:r>
-          </w:p>
-          <w:p>
-            <w:pPr>
-              <w:spacing w:line="320" w:lineRule="exact"/>
-              <w:jc w:val="left"/>
-              <w:rPr>
-                <w:rFonts w:hint="eastAsia" w:ascii="方正仿宋_GB2312" w:hAnsi="方正仿宋_GB2312" w:eastAsia="方正仿宋_GB2312" w:cs="方正仿宋_GB2312"/>
-                <w:sz w:val="21"/>
-                <w:szCs w:val="21"/>
-              </w:rPr>
-            </w:pPr>
-            <w:r>
-              <w:rPr>
-                <w:rFonts w:hint="eastAsia" w:ascii="方正仿宋_GB2312" w:hAnsi="方正仿宋_GB2312" w:eastAsia="方正仿宋_GB2312" w:cs="方正仿宋_GB2312"/>
-                <w:sz w:val="21"/>
-                <w:szCs w:val="21"/>
-              </w:rPr>
-              <w:t xml:space="preserve">1. NumPy基础：ndarray、dtype、shape、reshape；</w:t>
-            </w:r>
-          </w:p>
-          <w:p>
-            <w:pPr>
-              <w:spacing w:line="320" w:lineRule="exact"/>
-              <w:jc w:val="left"/>
-              <w:rPr>
-                <w:rFonts w:hint="eastAsia" w:ascii="方正仿宋_GB2312" w:hAnsi="方正仿宋_GB2312" w:eastAsia="方正仿宋_GB2312" w:cs="方正仿宋_GB2312"/>
-                <w:sz w:val="21"/>
-                <w:szCs w:val="21"/>
-              </w:rPr>
-            </w:pPr>
-            <w:r>
-              <w:rPr>
-                <w:rFonts w:hint="eastAsia" w:ascii="方正仿宋_GB2312" w:hAnsi="方正仿宋_GB2312" w:eastAsia="方正仿宋_GB2312" w:cs="方正仿宋_GB2312"/>
-                <w:sz w:val="21"/>
-                <w:szCs w:val="21"/>
-              </w:rPr>
-              <w:t xml:space="preserve">2. 索引、切片、布尔筛选；</w:t>
-            </w:r>
-          </w:p>
-          <w:p>
-            <w:pPr>
-              <w:spacing w:line="320" w:lineRule="exact"/>
-              <w:jc w:val="left"/>
-              <w:rPr>
-                <w:rFonts w:hint="eastAsia" w:ascii="方正仿宋_GB2312" w:hAnsi="方正仿宋_GB2312" w:eastAsia="方正仿宋_GB2312" w:cs="方正仿宋_GB2312"/>
-                <w:sz w:val="21"/>
-                <w:szCs w:val="21"/>
-              </w:rPr>
-            </w:pPr>
-            <w:r>
-              <w:rPr>
-                <w:rFonts w:hint="eastAsia" w:ascii="方正仿宋_GB2312" w:hAnsi="方正仿宋_GB2312" w:eastAsia="方正仿宋_GB2312" w:cs="方正仿宋_GB2312"/>
-                <w:sz w:val="21"/>
-                <w:szCs w:val="21"/>
-              </w:rPr>
-              <w:t xml:space="preserve">3. 向量化计算与广播机制（与纯Python循环性能对比演示）；</w:t>
-            </w:r>
-          </w:p>
-          <w:p>
-            <w:pPr>
-              <w:spacing w:line="320" w:lineRule="exact"/>
-              <w:jc w:val="left"/>
-              <w:rPr>
-                <w:rFonts w:hint="eastAsia" w:ascii="方正仿宋_GB2312" w:hAnsi="方正仿宋_GB2312" w:eastAsia="方正仿宋_GB2312" w:cs="方正仿宋_GB2312"/>
-                <w:sz w:val="21"/>
-                <w:szCs w:val="21"/>
-              </w:rPr>
-            </w:pPr>
-            <w:r>
-              <w:rPr>
-                <w:rFonts w:hint="eastAsia" w:ascii="方正仿宋_GB2312" w:hAnsi="方正仿宋_GB2312" w:eastAsia="方正仿宋_GB2312" w:cs="方正仿宋_GB2312"/>
-                <w:sz w:val="21"/>
-                <w:szCs w:val="21"/>
-              </w:rPr>
-              <w:t xml:space="preserve">4. 统计计算：均值、方差、相关系数、协方差矩阵。</w:t>
-            </w:r>
-          </w:p>
-          <w:p>
-            <w:pPr>
-              <w:spacing w:line="320" w:lineRule="exact"/>
-              <w:jc w:val="left"/>
-              <w:rPr>
-                <w:rFonts w:hint="eastAsia" w:ascii="方正仿宋_GB2312" w:hAnsi="方正仿宋_GB2312" w:eastAsia="方正仿宋_GB2312" w:cs="方正仿宋_GB2312"/>
-                <w:sz w:val="21"/>
-                <w:szCs w:val="21"/>
-              </w:rPr>
-            </w:pPr>
-            <w:r>
-              <w:rPr>
-                <w:rFonts w:hint="eastAsia" w:ascii="方正仿宋_GB2312" w:hAnsi="方正仿宋_GB2312" w:eastAsia="方正仿宋_GB2312" w:cs="方正仿宋_GB2312"/>
-                <w:sz w:val="21"/>
-                <w:szCs w:val="21"/>
-              </w:rPr>
-              <w:t xml:space="preserve">第8次课——“从振动信号提取30维特征”</w:t>
-            </w:r>
-          </w:p>
-          <w:p>
-            <w:pPr>
-              <w:spacing w:line="320" w:lineRule="exact"/>
-              <w:jc w:val="left"/>
-              <w:rPr>
-                <w:rFonts w:hint="eastAsia" w:ascii="方正仿宋_GB2312" w:hAnsi="方正仿宋_GB2312" w:eastAsia="方正仿宋_GB2312" w:cs="方正仿宋_GB2312"/>
-                <w:sz w:val="21"/>
-                <w:szCs w:val="21"/>
-              </w:rPr>
-            </w:pPr>
-            <w:r>
-              <w:rPr>
-                <w:rFonts w:hint="eastAsia" w:ascii="方正仿宋_GB2312" w:hAnsi="方正仿宋_GB2312" w:eastAsia="方正仿宋_GB2312" w:cs="方正仿宋_GB2312"/>
-                <w:sz w:val="21"/>
-                <w:szCs w:val="21"/>
-              </w:rPr>
-              <w:t xml:space="preserve">1. 傅里叶变换（FFT）与频域分析：np.fft.fft、fftfreq；</w:t>
-            </w:r>
-          </w:p>
-          <w:p>
-            <w:pPr>
-              <w:spacing w:line="320" w:lineRule="exact"/>
-              <w:jc w:val="left"/>
-              <w:rPr>
-                <w:rFonts w:hint="eastAsia" w:ascii="方正仿宋_GB2312" w:hAnsi="方正仿宋_GB2312" w:eastAsia="方正仿宋_GB2312" w:cs="方正仿宋_GB2312"/>
-                <w:sz w:val="21"/>
-                <w:szCs w:val="21"/>
-              </w:rPr>
-            </w:pPr>
-            <w:r>
-              <w:rPr>
-                <w:rFonts w:hint="eastAsia" w:ascii="方正仿宋_GB2312" w:hAnsi="方正仿宋_GB2312" w:eastAsia="方正仿宋_GB2312" w:cs="方正仿宋_GB2312"/>
-                <w:sz w:val="21"/>
-                <w:szCs w:val="21"/>
-              </w:rPr>
-              <w:t xml:space="preserve">2. 时域特征（10个）：均值、标准差、峰值、峰峰值、RMS、峭度等；</w:t>
-            </w:r>
-          </w:p>
-          <w:p>
-            <w:pPr>
-              <w:spacing w:line="320" w:lineRule="exact"/>
-              <w:jc w:val="left"/>
-              <w:rPr>
-                <w:rFonts w:hint="eastAsia" w:ascii="方正仿宋_GB2312" w:hAnsi="方正仿宋_GB2312" w:eastAsia="方正仿宋_GB2312" w:cs="方正仿宋_GB2312"/>
-                <w:sz w:val="21"/>
-                <w:szCs w:val="21"/>
-              </w:rPr>
-            </w:pPr>
-            <w:r>
-              <w:rPr>
-                <w:rFonts w:hint="eastAsia" w:ascii="方正仿宋_GB2312" w:hAnsi="方正仿宋_GB2312" w:eastAsia="方正仿宋_GB2312" w:cs="方正仿宋_GB2312"/>
-                <w:sz w:val="21"/>
-                <w:szCs w:val="21"/>
-              </w:rPr>
-              <w:t xml:space="preserve">3. 频域特征（15个）：主频率、频率带宽、能量分布、频域质心等；</w:t>
-            </w:r>
-          </w:p>
-          <w:p>
-            <w:pPr>
-              <w:spacing w:line="320" w:lineRule="exact"/>
-              <w:jc w:val="left"/>
-              <w:rPr>
-                <w:rFonts w:hint="eastAsia" w:ascii="方正仿宋_GB2312" w:hAnsi="方正仿宋_GB2312" w:eastAsia="方正仿宋_GB2312" w:cs="方正仿宋_GB2312"/>
-                <w:sz w:val="21"/>
-                <w:szCs w:val="21"/>
-              </w:rPr>
-            </w:pPr>
-            <w:r>
-              <w:rPr>
-                <w:rFonts w:hint="eastAsia" w:ascii="方正仿宋_GB2312" w:hAnsi="方正仿宋_GB2312" w:eastAsia="方正仿宋_GB2312" w:cs="方正仿宋_GB2312"/>
-                <w:sz w:val="21"/>
-                <w:szCs w:val="21"/>
-              </w:rPr>
-              <w:t xml:space="preserve">4. 统计特征（5个）：偏度、峰度、变异系数、信息熵等；</w:t>
-            </w:r>
-          </w:p>
-          <w:p>
-            <w:pPr>
-              <w:spacing w:line="320" w:lineRule="exact"/>
-              <w:jc w:val="left"/>
-              <w:rPr>
-                <w:rFonts w:hint="eastAsia" w:ascii="方正仿宋_GB2312" w:hAnsi="方正仿宋_GB2312" w:eastAsia="方正仿宋_GB2312" w:cs="方正仿宋_GB2312"/>
-                <w:sz w:val="21"/>
-                <w:szCs w:val="21"/>
-              </w:rPr>
-            </w:pPr>
-            <w:r>
-              <w:rPr>
-                <w:rFonts w:hint="eastAsia" w:ascii="方正仿宋_GB2312" w:hAnsi="方正仿宋_GB2312" w:eastAsia="方正仿宋_GB2312" w:cs="方正仿宋_GB2312"/>
-                <w:sz w:val="21"/>
-                <w:szCs w:val="21"/>
-              </w:rPr>
-              <w:t xml:space="preserve">5. 工单P2.2实操：基于“特征字典模板+5个示例特征实现”骨架起步，补齐其余特征并完成向量化实现、特征标准化与箱线图可视化（4课时聚焦NumPy表达与性能优化，不从零推导公式）。</w:t>
-            </w:r>
-          </w:p>
-          <w:p>
-            <w:pPr>
-              <w:spacing w:line="320" w:lineRule="exact"/>
-              <w:jc w:val="left"/>
-              <w:rPr>
-                <w:rFonts w:hint="eastAsia" w:ascii="方正仿宋_GB2312" w:hAnsi="方正仿宋_GB2312" w:eastAsia="方正仿宋_GB2312" w:cs="方正仿宋_GB2312"/>
-                <w:sz w:val="21"/>
-                <w:szCs w:val="21"/>
-              </w:rPr>
-            </w:pPr>
-            <w:r>
-              <w:rPr>
-                <w:rFonts w:hint="eastAsia" w:ascii="方正仿宋_GB2312" w:hAnsi="方正仿宋_GB2312" w:eastAsia="方正仿宋_GB2312" w:cs="方正仿宋_GB2312"/>
-                <w:sz w:val="21"/>
-                <w:szCs w:val="21"/>
-              </w:rPr>
-              <w:t xml:space="preserve">教材：Python程序设计项目化教程（活页式）（任越美 李垒 李江岱 主编，978-7-313-30507-7）— 项目4</w:t>
-            </w:r>
-          </w:p>
-          <w:p>
-            <w:pPr>
-              <w:spacing w:line="320" w:lineRule="exact"/>
-              <w:jc w:val="left"/>
-              <w:rPr>
-                <w:rFonts w:hint="eastAsia" w:ascii="方正仿宋_GB2312" w:hAnsi="方正仿宋_GB2312" w:eastAsia="方正仿宋_GB2312" w:cs="方正仿宋_GB2312"/>
-                <w:sz w:val="21"/>
-                <w:szCs w:val="21"/>
-              </w:rPr>
-            </w:pPr>
-            <w:r>
-              <w:rPr>
-                <w:rFonts w:hint="eastAsia" w:ascii="方正仿宋_GB2312" w:hAnsi="方正仿宋_GB2312" w:eastAsia="方正仿宋_GB2312" w:cs="方正仿宋_GB2312"/>
-                <w:sz w:val="21"/>
-                <w:szCs w:val="21"/>
-              </w:rPr>
-              <w:t xml:space="preserve">预习知识点：NumPy数组运算；向量化与广播；FFT频域概念</w:t>
-            </w:r>
-          </w:p>
-          <w:p>
-            <w:pPr>
-              <w:spacing w:line="320" w:lineRule="exact"/>
-              <w:jc w:val="left"/>
-              <w:rPr>
-                <w:rFonts w:hint="eastAsia" w:ascii="方正仿宋_GB2312" w:hAnsi="方正仿宋_GB2312" w:eastAsia="方正仿宋_GB2312" w:cs="方正仿宋_GB2312"/>
-                <w:sz w:val="21"/>
-                <w:szCs w:val="21"/>
-              </w:rPr>
-            </w:pPr>
-            <w:r>
-              <w:rPr>
-                <w:rFonts w:hint="eastAsia" w:ascii="方正仿宋_GB2312" w:hAnsi="方正仿宋_GB2312" w:eastAsia="方正仿宋_GB2312" w:cs="方正仿宋_GB2312"/>
-                <w:sz w:val="21"/>
-                <w:szCs w:val="21"/>
-              </w:rPr>
-              <w:t xml:space="preserve">课中检查知识点：30维特征&lt;100ms</w:t>
+              <w:t>◆ 项目载体：重庆两江智造集团·数字化转型办公室｜振动数据洗干净了，但中台要的是'能喂给AI的特征'。</w:t>
+            </w:r>
+          </w:p>
+          <w:p>
+            <w:pPr>
+              <w:spacing w:line="320" w:lineRule="exact"/>
+              <w:jc w:val="left"/>
+              <w:rPr>
+                <w:rFonts w:hint="eastAsia" w:ascii="方正仿宋_GB2312" w:hAnsi="方正仿宋_GB2312" w:eastAsia="方正仿宋_GB2312" w:cs="方正仿宋_GB2312"/>
+                <w:sz w:val="21"/>
+                <w:szCs w:val="21"/>
+              </w:rPr>
+            </w:pPr>
+            <w:r>
+              <w:rPr>
+                <w:rFonts w:hint="eastAsia" w:ascii="方正仿宋_GB2312" w:hAnsi="方正仿宋_GB2312" w:eastAsia="方正仿宋_GB2312" w:cs="方正仿宋_GB2312"/>
+                <w:sz w:val="21"/>
+                <w:szCs w:val="21"/>
+              </w:rPr>
+              <w:t>本周主题：NumPy特征工程与振动信号分析</w:t>
+            </w:r>
+          </w:p>
+          <w:p>
+            <w:pPr>
+              <w:spacing w:line="320" w:lineRule="exact"/>
+              <w:jc w:val="left"/>
+              <w:rPr>
+                <w:rFonts w:hint="eastAsia" w:ascii="方正仿宋_GB2312" w:hAnsi="方正仿宋_GB2312" w:eastAsia="方正仿宋_GB2312" w:cs="方正仿宋_GB2312"/>
+                <w:sz w:val="21"/>
+                <w:szCs w:val="21"/>
+              </w:rPr>
+            </w:pPr>
+            <w:r>
+              <w:rPr>
+                <w:rFonts w:hint="eastAsia" w:ascii="方正仿宋_GB2312" w:hAnsi="方正仿宋_GB2312" w:eastAsia="方正仿宋_GB2312" w:cs="方正仿宋_GB2312"/>
+                <w:sz w:val="21"/>
+                <w:szCs w:val="21"/>
+              </w:rPr>
+              <w:t>授课内容：</w:t>
+            </w:r>
+          </w:p>
+          <w:p>
+            <w:pPr>
+              <w:spacing w:line="320" w:lineRule="exact"/>
+              <w:jc w:val="left"/>
+              <w:rPr>
+                <w:rFonts w:hint="eastAsia" w:ascii="方正仿宋_GB2312" w:hAnsi="方正仿宋_GB2312" w:eastAsia="方正仿宋_GB2312" w:cs="方正仿宋_GB2312"/>
+                <w:sz w:val="21"/>
+                <w:szCs w:val="21"/>
+              </w:rPr>
+            </w:pPr>
+            <w:r>
+              <w:rPr>
+                <w:rFonts w:hint="eastAsia" w:ascii="方正仿宋_GB2312" w:hAnsi="方正仿宋_GB2312" w:eastAsia="方正仿宋_GB2312" w:cs="方正仿宋_GB2312"/>
+                <w:sz w:val="21"/>
+                <w:szCs w:val="21"/>
+              </w:rPr>
+              <w:t>第7次课——“向量化：让计算快100倍”</w:t>
+            </w:r>
+          </w:p>
+          <w:p>
+            <w:pPr>
+              <w:spacing w:line="320" w:lineRule="exact"/>
+              <w:jc w:val="left"/>
+              <w:rPr>
+                <w:rFonts w:hint="eastAsia" w:ascii="方正仿宋_GB2312" w:hAnsi="方正仿宋_GB2312" w:eastAsia="方正仿宋_GB2312" w:cs="方正仿宋_GB2312"/>
+                <w:sz w:val="21"/>
+                <w:szCs w:val="21"/>
+              </w:rPr>
+            </w:pPr>
+            <w:r>
+              <w:rPr>
+                <w:rFonts w:hint="eastAsia" w:ascii="方正仿宋_GB2312" w:hAnsi="方正仿宋_GB2312" w:eastAsia="方正仿宋_GB2312" w:cs="方正仿宋_GB2312"/>
+                <w:sz w:val="21"/>
+                <w:szCs w:val="21"/>
+              </w:rPr>
+              <w:t>1. NumPy基础：ndarray、dtype、shape、reshape；</w:t>
+            </w:r>
+          </w:p>
+          <w:p>
+            <w:pPr>
+              <w:spacing w:line="320" w:lineRule="exact"/>
+              <w:jc w:val="left"/>
+              <w:rPr>
+                <w:rFonts w:hint="eastAsia" w:ascii="方正仿宋_GB2312" w:hAnsi="方正仿宋_GB2312" w:eastAsia="方正仿宋_GB2312" w:cs="方正仿宋_GB2312"/>
+                <w:sz w:val="21"/>
+                <w:szCs w:val="21"/>
+              </w:rPr>
+            </w:pPr>
+            <w:r>
+              <w:rPr>
+                <w:rFonts w:hint="eastAsia" w:ascii="方正仿宋_GB2312" w:hAnsi="方正仿宋_GB2312" w:eastAsia="方正仿宋_GB2312" w:cs="方正仿宋_GB2312"/>
+                <w:sz w:val="21"/>
+                <w:szCs w:val="21"/>
+              </w:rPr>
+              <w:t>2. 索引、切片、布尔筛选；</w:t>
+            </w:r>
+          </w:p>
+          <w:p>
+            <w:pPr>
+              <w:spacing w:line="320" w:lineRule="exact"/>
+              <w:jc w:val="left"/>
+              <w:rPr>
+                <w:rFonts w:hint="eastAsia" w:ascii="方正仿宋_GB2312" w:hAnsi="方正仿宋_GB2312" w:eastAsia="方正仿宋_GB2312" w:cs="方正仿宋_GB2312"/>
+                <w:sz w:val="21"/>
+                <w:szCs w:val="21"/>
+              </w:rPr>
+            </w:pPr>
+            <w:r>
+              <w:rPr>
+                <w:rFonts w:hint="eastAsia" w:ascii="方正仿宋_GB2312" w:hAnsi="方正仿宋_GB2312" w:eastAsia="方正仿宋_GB2312" w:cs="方正仿宋_GB2312"/>
+                <w:sz w:val="21"/>
+                <w:szCs w:val="21"/>
+              </w:rPr>
+              <w:t>3. 向量化计算与广播机制（与纯Python循环性能对比演示）；</w:t>
+            </w:r>
+          </w:p>
+          <w:p>
+            <w:pPr>
+              <w:spacing w:line="320" w:lineRule="exact"/>
+              <w:jc w:val="left"/>
+              <w:rPr>
+                <w:rFonts w:hint="eastAsia" w:ascii="方正仿宋_GB2312" w:hAnsi="方正仿宋_GB2312" w:eastAsia="方正仿宋_GB2312" w:cs="方正仿宋_GB2312"/>
+                <w:sz w:val="21"/>
+                <w:szCs w:val="21"/>
+              </w:rPr>
+            </w:pPr>
+            <w:r>
+              <w:rPr>
+                <w:rFonts w:hint="eastAsia" w:ascii="方正仿宋_GB2312" w:hAnsi="方正仿宋_GB2312" w:eastAsia="方正仿宋_GB2312" w:cs="方正仿宋_GB2312"/>
+                <w:sz w:val="21"/>
+                <w:szCs w:val="21"/>
+              </w:rPr>
+              <w:t>4. 统计计算：均值、方差、相关系数、协方差矩阵。</w:t>
+            </w:r>
+          </w:p>
+          <w:p>
+            <w:pPr>
+              <w:spacing w:line="320" w:lineRule="exact"/>
+              <w:jc w:val="left"/>
+              <w:rPr>
+                <w:rFonts w:hint="eastAsia" w:ascii="方正仿宋_GB2312" w:hAnsi="方正仿宋_GB2312" w:eastAsia="方正仿宋_GB2312" w:cs="方正仿宋_GB2312"/>
+                <w:sz w:val="21"/>
+                <w:szCs w:val="21"/>
+              </w:rPr>
+            </w:pPr>
+            <w:r>
+              <w:rPr>
+                <w:rFonts w:hint="eastAsia" w:ascii="方正仿宋_GB2312" w:hAnsi="方正仿宋_GB2312" w:eastAsia="方正仿宋_GB2312" w:cs="方正仿宋_GB2312"/>
+                <w:sz w:val="21"/>
+                <w:szCs w:val="21"/>
+              </w:rPr>
+              <w:t>第8次课——“从振动信号提取30维特征”</w:t>
+            </w:r>
+          </w:p>
+          <w:p>
+            <w:pPr>
+              <w:spacing w:line="320" w:lineRule="exact"/>
+              <w:jc w:val="left"/>
+              <w:rPr>
+                <w:rFonts w:hint="eastAsia" w:ascii="方正仿宋_GB2312" w:hAnsi="方正仿宋_GB2312" w:eastAsia="方正仿宋_GB2312" w:cs="方正仿宋_GB2312"/>
+                <w:sz w:val="21"/>
+                <w:szCs w:val="21"/>
+              </w:rPr>
+            </w:pPr>
+            <w:r>
+              <w:rPr>
+                <w:rFonts w:hint="eastAsia" w:ascii="方正仿宋_GB2312" w:hAnsi="方正仿宋_GB2312" w:eastAsia="方正仿宋_GB2312" w:cs="方正仿宋_GB2312"/>
+                <w:sz w:val="21"/>
+                <w:szCs w:val="21"/>
+              </w:rPr>
+              <w:t>1. 傅里叶变换（FFT）与频域分析：np.fft.fft、fftfreq；</w:t>
+            </w:r>
+          </w:p>
+          <w:p>
+            <w:pPr>
+              <w:spacing w:line="320" w:lineRule="exact"/>
+              <w:jc w:val="left"/>
+              <w:rPr>
+                <w:rFonts w:hint="eastAsia" w:ascii="方正仿宋_GB2312" w:hAnsi="方正仿宋_GB2312" w:eastAsia="方正仿宋_GB2312" w:cs="方正仿宋_GB2312"/>
+                <w:sz w:val="21"/>
+                <w:szCs w:val="21"/>
+              </w:rPr>
+            </w:pPr>
+            <w:r>
+              <w:rPr>
+                <w:rFonts w:hint="eastAsia" w:ascii="方正仿宋_GB2312" w:hAnsi="方正仿宋_GB2312" w:eastAsia="方正仿宋_GB2312" w:cs="方正仿宋_GB2312"/>
+                <w:sz w:val="21"/>
+                <w:szCs w:val="21"/>
+              </w:rPr>
+              <w:t>2. 时域特征（10个）：均值、标准差、峰值、峰峰值、RMS、峭度等；</w:t>
+            </w:r>
+          </w:p>
+          <w:p>
+            <w:pPr>
+              <w:spacing w:line="320" w:lineRule="exact"/>
+              <w:jc w:val="left"/>
+              <w:rPr>
+                <w:rFonts w:hint="eastAsia" w:ascii="方正仿宋_GB2312" w:hAnsi="方正仿宋_GB2312" w:eastAsia="方正仿宋_GB2312" w:cs="方正仿宋_GB2312"/>
+                <w:sz w:val="21"/>
+                <w:szCs w:val="21"/>
+              </w:rPr>
+            </w:pPr>
+            <w:r>
+              <w:rPr>
+                <w:rFonts w:hint="eastAsia" w:ascii="方正仿宋_GB2312" w:hAnsi="方正仿宋_GB2312" w:eastAsia="方正仿宋_GB2312" w:cs="方正仿宋_GB2312"/>
+                <w:sz w:val="21"/>
+                <w:szCs w:val="21"/>
+              </w:rPr>
+              <w:t>3. 频域特征（15个）：主频率、频率带宽、能量分布、频域质心等；</w:t>
+            </w:r>
+          </w:p>
+          <w:p>
+            <w:pPr>
+              <w:spacing w:line="320" w:lineRule="exact"/>
+              <w:jc w:val="left"/>
+              <w:rPr>
+                <w:rFonts w:hint="eastAsia" w:ascii="方正仿宋_GB2312" w:hAnsi="方正仿宋_GB2312" w:eastAsia="方正仿宋_GB2312" w:cs="方正仿宋_GB2312"/>
+                <w:sz w:val="21"/>
+                <w:szCs w:val="21"/>
+              </w:rPr>
+            </w:pPr>
+            <w:r>
+              <w:rPr>
+                <w:rFonts w:hint="eastAsia" w:ascii="方正仿宋_GB2312" w:hAnsi="方正仿宋_GB2312" w:eastAsia="方正仿宋_GB2312" w:cs="方正仿宋_GB2312"/>
+                <w:sz w:val="21"/>
+                <w:szCs w:val="21"/>
+              </w:rPr>
+              <w:t>4. 统计特征（5个）：偏度、峰度、变异系数、信息熵等；</w:t>
+            </w:r>
+          </w:p>
+          <w:p>
+            <w:pPr>
+              <w:spacing w:line="320" w:lineRule="exact"/>
+              <w:jc w:val="left"/>
+              <w:rPr>
+                <w:rFonts w:hint="eastAsia" w:ascii="方正仿宋_GB2312" w:hAnsi="方正仿宋_GB2312" w:eastAsia="方正仿宋_GB2312" w:cs="方正仿宋_GB2312"/>
+                <w:sz w:val="21"/>
+                <w:szCs w:val="21"/>
+              </w:rPr>
+            </w:pPr>
+            <w:r>
+              <w:rPr>
+                <w:rFonts w:hint="eastAsia" w:ascii="方正仿宋_GB2312" w:hAnsi="方正仿宋_GB2312" w:eastAsia="方正仿宋_GB2312" w:cs="方正仿宋_GB2312"/>
+                <w:sz w:val="21"/>
+                <w:szCs w:val="21"/>
+              </w:rPr>
+              <w:t>5. 工单P2.2实操：基于“特征字典模板+5个示例特征实现”骨架起步，补齐其余特征并完成向量化实现、特征标准化与箱线图可视化（4课时聚焦NumPy表达与性能优化，不从零推导公式）。</w:t>
+            </w:r>
+          </w:p>
+          <w:p>
+            <w:pPr>
+              <w:spacing w:line="320" w:lineRule="exact"/>
+              <w:jc w:val="left"/>
+              <w:rPr>
+                <w:rFonts w:hint="eastAsia" w:ascii="方正仿宋_GB2312" w:hAnsi="方正仿宋_GB2312" w:eastAsia="方正仿宋_GB2312" w:cs="方正仿宋_GB2312"/>
+                <w:sz w:val="21"/>
+                <w:szCs w:val="21"/>
+              </w:rPr>
+            </w:pPr>
+            <w:r>
+              <w:rPr>
+                <w:rFonts w:hint="eastAsia" w:ascii="方正仿宋_GB2312" w:hAnsi="方正仿宋_GB2312" w:eastAsia="方正仿宋_GB2312" w:cs="方正仿宋_GB2312"/>
+                <w:sz w:val="21"/>
+                <w:szCs w:val="21"/>
+              </w:rPr>
+              <w:t>教材：Python程序设计项目化教程（活页式）（任越美 李垒 李江岱 主编，978-7-313-30507-7）— 项目4</w:t>
+            </w:r>
+          </w:p>
+          <w:p>
+            <w:pPr>
+              <w:spacing w:line="320" w:lineRule="exact"/>
+              <w:jc w:val="left"/>
+              <w:rPr>
+                <w:rFonts w:hint="eastAsia" w:ascii="方正仿宋_GB2312" w:hAnsi="方正仿宋_GB2312" w:eastAsia="方正仿宋_GB2312" w:cs="方正仿宋_GB2312"/>
+                <w:sz w:val="21"/>
+                <w:szCs w:val="21"/>
+              </w:rPr>
+            </w:pPr>
+            <w:r>
+              <w:rPr>
+                <w:rFonts w:hint="eastAsia" w:ascii="方正仿宋_GB2312" w:hAnsi="方正仿宋_GB2312" w:eastAsia="方正仿宋_GB2312" w:cs="方正仿宋_GB2312"/>
+                <w:sz w:val="21"/>
+                <w:szCs w:val="21"/>
+              </w:rPr>
+              <w:t>预习知识点：NumPy数组运算；向量化与广播；FFT频域概念</w:t>
+            </w:r>
+          </w:p>
+          <w:p>
+            <w:pPr>
+              <w:spacing w:line="320" w:lineRule="exact"/>
+              <w:jc w:val="left"/>
+              <w:rPr>
+                <w:rFonts w:hint="eastAsia" w:ascii="方正仿宋_GB2312" w:hAnsi="方正仿宋_GB2312" w:eastAsia="方正仿宋_GB2312" w:cs="方正仿宋_GB2312"/>
+                <w:sz w:val="21"/>
+                <w:szCs w:val="21"/>
+              </w:rPr>
+            </w:pPr>
+            <w:r>
+              <w:rPr>
+                <w:rFonts w:hint="eastAsia" w:ascii="方正仿宋_GB2312" w:hAnsi="方正仿宋_GB2312" w:eastAsia="方正仿宋_GB2312" w:cs="方正仿宋_GB2312"/>
+                <w:sz w:val="21"/>
+                <w:szCs w:val="21"/>
+              </w:rPr>
+              <w:t>课中检查知识点：30维特征&lt;100ms</w:t>
             </w:r>
           </w:p>
         </w:tc>
@@ -3791,7 +3841,7 @@
                 <w:sz w:val="24"/>
                 <w:lang w:val="en-US" w:eastAsia="zh-CN"/>
               </w:rPr>
-              <w:t xml:space="preserve">1</w:t>
+              <w:t>1</w:t>
             </w:r>
           </w:p>
         </w:tc>
@@ -3816,7 +3866,7 @@
                 <w:sz w:val="24"/>
                 <w:lang w:val="en-US" w:eastAsia="zh-CN"/>
               </w:rPr>
-              <w:t xml:space="preserve">3</w:t>
+              <w:t>3</w:t>
             </w:r>
           </w:p>
         </w:tc>
@@ -3844,51 +3894,51 @@
                 <w:szCs w:val="21"/>
                 <w:lang w:bidi="ar"/>
               </w:rPr>
-              <w:t xml:space="preserve">1. 知识目标： 掌握NumPy数组操作与向量化计算；理解广播机制；掌握时域/频域/统计三类特征的原理与物理含义。</w:t>
-            </w:r>
-          </w:p>
-          <w:p>
-            <w:pPr>
-              <w:spacing w:line="320" w:lineRule="exact"/>
-              <w:jc w:val="left"/>
-              <w:rPr>
-                <w:rFonts w:hint="eastAsia" w:ascii="方正仿宋_GB2312" w:hAnsi="方正仿宋_GB2312" w:eastAsia="方正仿宋_GB2312" w:cs="方正仿宋_GB2312"/>
-                <w:sz w:val="21"/>
-                <w:szCs w:val="21"/>
-              </w:rPr>
-            </w:pPr>
-            <w:r>
-              <w:rPr>
-                <w:rFonts w:hint="eastAsia" w:ascii="方正仿宋_GB2312" w:hAnsi="方正仿宋_GB2312" w:eastAsia="方正仿宋_GB2312" w:cs="方正仿宋_GB2312"/>
-                <w:color w:val="000000"/>
-                <w:kern w:val="0"/>
-                <w:sz w:val="21"/>
-                <w:szCs w:val="21"/>
-                <w:lang w:bidi="ar"/>
-              </w:rPr>
-              <w:t xml:space="preserve">2. 能力目标： 能够完成30维故障特征提取（计算正确、向量化实现）；处理1000样本&lt;100ms；代码PEP 8≥75%；输出特征矩阵与箱线图。</w:t>
-            </w:r>
-          </w:p>
-          <w:p>
-            <w:pPr>
-              <w:spacing w:line="320" w:lineRule="exact"/>
-              <w:jc w:val="left"/>
-              <w:rPr>
-                <w:rFonts w:hint="eastAsia" w:ascii="方正仿宋_GB2312" w:hAnsi="方正仿宋_GB2312" w:eastAsia="方正仿宋_GB2312" w:cs="方正仿宋_GB2312"/>
-                <w:sz w:val="21"/>
-                <w:szCs w:val="21"/>
-              </w:rPr>
-            </w:pPr>
-            <w:r>
-              <w:rPr>
-                <w:rFonts w:hint="eastAsia" w:ascii="方正仿宋_GB2312" w:hAnsi="方正仿宋_GB2312" w:eastAsia="方正仿宋_GB2312" w:cs="方正仿宋_GB2312"/>
-                <w:color w:val="000000"/>
-                <w:kern w:val="0"/>
-                <w:sz w:val="21"/>
-                <w:szCs w:val="21"/>
-                <w:lang w:bidi="ar"/>
-              </w:rPr>
-              <w:t xml:space="preserve">3. 素质目标： 体会“性能工程”价值（向量化100倍提速），培养用数学工具刻画工业问题的抽象能力。</w:t>
+              <w:t>1. 知识目标： 掌握NumPy数组操作与向量化计算；理解广播机制；掌握时域/频域/统计三类特征的原理与物理含义。</w:t>
+            </w:r>
+          </w:p>
+          <w:p>
+            <w:pPr>
+              <w:spacing w:line="320" w:lineRule="exact"/>
+              <w:jc w:val="left"/>
+              <w:rPr>
+                <w:rFonts w:hint="eastAsia" w:ascii="方正仿宋_GB2312" w:hAnsi="方正仿宋_GB2312" w:eastAsia="方正仿宋_GB2312" w:cs="方正仿宋_GB2312"/>
+                <w:sz w:val="21"/>
+                <w:szCs w:val="21"/>
+              </w:rPr>
+            </w:pPr>
+            <w:r>
+              <w:rPr>
+                <w:rFonts w:hint="eastAsia" w:ascii="方正仿宋_GB2312" w:hAnsi="方正仿宋_GB2312" w:eastAsia="方正仿宋_GB2312" w:cs="方正仿宋_GB2312"/>
+                <w:color w:val="000000"/>
+                <w:kern w:val="0"/>
+                <w:sz w:val="21"/>
+                <w:szCs w:val="21"/>
+                <w:lang w:bidi="ar"/>
+              </w:rPr>
+              <w:t>2. 能力目标： 能够完成30维故障特征提取（计算正确、向量化实现）；处理1000样本&lt;100ms；代码PEP 8≥75%；输出特征矩阵与箱线图。</w:t>
+            </w:r>
+          </w:p>
+          <w:p>
+            <w:pPr>
+              <w:spacing w:line="320" w:lineRule="exact"/>
+              <w:jc w:val="left"/>
+              <w:rPr>
+                <w:rFonts w:hint="eastAsia" w:ascii="方正仿宋_GB2312" w:hAnsi="方正仿宋_GB2312" w:eastAsia="方正仿宋_GB2312" w:cs="方正仿宋_GB2312"/>
+                <w:sz w:val="21"/>
+                <w:szCs w:val="21"/>
+              </w:rPr>
+            </w:pPr>
+            <w:r>
+              <w:rPr>
+                <w:rFonts w:hint="eastAsia" w:ascii="方正仿宋_GB2312" w:hAnsi="方正仿宋_GB2312" w:eastAsia="方正仿宋_GB2312" w:cs="方正仿宋_GB2312"/>
+                <w:color w:val="000000"/>
+                <w:kern w:val="0"/>
+                <w:sz w:val="21"/>
+                <w:szCs w:val="21"/>
+                <w:lang w:bidi="ar"/>
+              </w:rPr>
+              <w:t>3. 素质目标： 体会“性能工程”价值（向量化100倍提速），培养用数学工具刻画工业问题的抽象能力。</w:t>
             </w:r>
           </w:p>
         </w:tc>
@@ -3913,64 +3963,64 @@
                 <w:sz w:val="21"/>
                 <w:szCs w:val="21"/>
               </w:rPr>
-              <w:t xml:space="preserve">NumPy特征工程——重点：</w:t>
-            </w:r>
-          </w:p>
-          <w:p>
-            <w:pPr>
-              <w:spacing w:line="320" w:lineRule="exact"/>
-              <w:jc w:val="left"/>
-              <w:rPr>
-                <w:rFonts w:hint="eastAsia" w:ascii="方正仿宋_GB2312" w:hAnsi="方正仿宋_GB2312" w:eastAsia="方正仿宋_GB2312" w:cs="方正仿宋_GB2312"/>
-                <w:sz w:val="21"/>
-                <w:szCs w:val="21"/>
-              </w:rPr>
-            </w:pPr>
-            <w:r>
-              <w:rPr>
-                <w:rFonts w:hint="eastAsia" w:ascii="方正仿宋_GB2312" w:hAnsi="方正仿宋_GB2312" w:eastAsia="方正仿宋_GB2312" w:cs="方正仿宋_GB2312"/>
-                <w:sz w:val="21"/>
-                <w:szCs w:val="21"/>
-              </w:rPr>
-              <w:t xml:space="preserve">向量化计算与广播机制；FFT频域分析流程；30维特征的公式实现（NumPy表达）。</w:t>
-            </w:r>
-          </w:p>
-          <w:p>
-            <w:pPr>
-              <w:spacing w:line="320" w:lineRule="exact"/>
-              <w:jc w:val="left"/>
-              <w:rPr>
-                <w:rFonts w:hint="eastAsia" w:ascii="方正仿宋_GB2312" w:hAnsi="方正仿宋_GB2312" w:eastAsia="方正仿宋_GB2312" w:cs="方正仿宋_GB2312"/>
-                <w:sz w:val="21"/>
-                <w:szCs w:val="21"/>
-              </w:rPr>
-            </w:pPr>
-            <w:r>
-              <w:rPr>
-                <w:rFonts w:hint="eastAsia" w:ascii="方正仿宋_GB2312" w:hAnsi="方正仿宋_GB2312" w:eastAsia="方正仿宋_GB2312" w:cs="方正仿宋_GB2312"/>
-                <w:sz w:val="21"/>
-                <w:szCs w:val="21"/>
-              </w:rPr>
-              <w:t xml:space="preserve">难点：</w:t>
-            </w:r>
-          </w:p>
-          <w:p>
-            <w:pPr>
-              <w:spacing w:line="320" w:lineRule="exact"/>
-              <w:jc w:val="left"/>
-              <w:rPr>
-                <w:rFonts w:hint="eastAsia" w:ascii="方正仿宋_GB2312" w:hAnsi="方正仿宋_GB2312" w:eastAsia="方正仿宋_GB2312" w:cs="方正仿宋_GB2312"/>
-                <w:sz w:val="21"/>
-                <w:szCs w:val="21"/>
-              </w:rPr>
-            </w:pPr>
-            <w:r>
-              <w:rPr>
-                <w:rFonts w:hint="eastAsia" w:ascii="方正仿宋_GB2312" w:hAnsi="方正仿宋_GB2312" w:eastAsia="方正仿宋_GB2312" w:cs="方正仿宋_GB2312"/>
-                <w:sz w:val="21"/>
-                <w:szCs w:val="21"/>
-              </w:rPr>
-              <w:t xml:space="preserve">频域概念的建立（时域→频域的变换直觉）；广播规则的多维应用；特征物理含义与工程解读。</w:t>
+              <w:t>NumPy特征工程——重点：</w:t>
+            </w:r>
+          </w:p>
+          <w:p>
+            <w:pPr>
+              <w:spacing w:line="320" w:lineRule="exact"/>
+              <w:jc w:val="left"/>
+              <w:rPr>
+                <w:rFonts w:hint="eastAsia" w:ascii="方正仿宋_GB2312" w:hAnsi="方正仿宋_GB2312" w:eastAsia="方正仿宋_GB2312" w:cs="方正仿宋_GB2312"/>
+                <w:sz w:val="21"/>
+                <w:szCs w:val="21"/>
+              </w:rPr>
+            </w:pPr>
+            <w:r>
+              <w:rPr>
+                <w:rFonts w:hint="eastAsia" w:ascii="方正仿宋_GB2312" w:hAnsi="方正仿宋_GB2312" w:eastAsia="方正仿宋_GB2312" w:cs="方正仿宋_GB2312"/>
+                <w:sz w:val="21"/>
+                <w:szCs w:val="21"/>
+              </w:rPr>
+              <w:t>向量化计算与广播机制；FFT频域分析流程；30维特征的公式实现（NumPy表达）。</w:t>
+            </w:r>
+          </w:p>
+          <w:p>
+            <w:pPr>
+              <w:spacing w:line="320" w:lineRule="exact"/>
+              <w:jc w:val="left"/>
+              <w:rPr>
+                <w:rFonts w:hint="eastAsia" w:ascii="方正仿宋_GB2312" w:hAnsi="方正仿宋_GB2312" w:eastAsia="方正仿宋_GB2312" w:cs="方正仿宋_GB2312"/>
+                <w:sz w:val="21"/>
+                <w:szCs w:val="21"/>
+              </w:rPr>
+            </w:pPr>
+            <w:r>
+              <w:rPr>
+                <w:rFonts w:hint="eastAsia" w:ascii="方正仿宋_GB2312" w:hAnsi="方正仿宋_GB2312" w:eastAsia="方正仿宋_GB2312" w:cs="方正仿宋_GB2312"/>
+                <w:sz w:val="21"/>
+                <w:szCs w:val="21"/>
+              </w:rPr>
+              <w:t>难点：</w:t>
+            </w:r>
+          </w:p>
+          <w:p>
+            <w:pPr>
+              <w:spacing w:line="320" w:lineRule="exact"/>
+              <w:jc w:val="left"/>
+              <w:rPr>
+                <w:rFonts w:hint="eastAsia" w:ascii="方正仿宋_GB2312" w:hAnsi="方正仿宋_GB2312" w:eastAsia="方正仿宋_GB2312" w:cs="方正仿宋_GB2312"/>
+                <w:sz w:val="21"/>
+                <w:szCs w:val="21"/>
+              </w:rPr>
+            </w:pPr>
+            <w:r>
+              <w:rPr>
+                <w:rFonts w:hint="eastAsia" w:ascii="方正仿宋_GB2312" w:hAnsi="方正仿宋_GB2312" w:eastAsia="方正仿宋_GB2312" w:cs="方正仿宋_GB2312"/>
+                <w:sz w:val="21"/>
+                <w:szCs w:val="21"/>
+              </w:rPr>
+              <w:t>频域概念的建立（时域→频域的变换直觉）；广播规则的多维应用；特征物理含义与工程解读。</w:t>
             </w:r>
           </w:p>
         </w:tc>
@@ -4001,57 +4051,57 @@
                 <w:szCs w:val="21"/>
                 <w:lang w:bidi="ar"/>
               </w:rPr>
-              <w:t xml:space="preserve">1. FFT用“和弦分解”类比+频谱图动画直观呈现；</w:t>
-            </w:r>
-          </w:p>
-          <w:p>
-            <w:pPr>
-              <w:spacing w:line="320" w:lineRule="exact"/>
-              <w:jc w:val="left"/>
-              <w:rPr>
-                <w:rFonts w:hint="eastAsia" w:ascii="方正仿宋_GB2312" w:hAnsi="方正仿宋_GB2312" w:eastAsia="方正仿宋_GB2312" w:cs="方正仿宋_GB2312"/>
-                <w:color w:val="000000"/>
-                <w:kern w:val="0"/>
-                <w:sz w:val="21"/>
-                <w:szCs w:val="21"/>
-                <w:lang w:bidi="ar"/>
-              </w:rPr>
-            </w:pPr>
-            <w:r>
-              <w:rPr>
-                <w:rFonts w:hint="eastAsia" w:ascii="方正仿宋_GB2312" w:hAnsi="方正仿宋_GB2312" w:eastAsia="方正仿宋_GB2312" w:cs="方正仿宋_GB2312"/>
-                <w:color w:val="000000"/>
-                <w:kern w:val="0"/>
-                <w:sz w:val="21"/>
-                <w:szCs w:val="21"/>
-                <w:lang w:bidi="ar"/>
-              </w:rPr>
-              <w:t xml:space="preserve">2. 提供“特征字典”模板（名称/公式/物理含义）与5个示例特征参考实现（骨架先行，降低工程量门槛）；</w:t>
-            </w:r>
-          </w:p>
-          <w:p>
-            <w:pPr>
-              <w:spacing w:line="320" w:lineRule="exact"/>
-              <w:jc w:val="left"/>
-              <w:rPr>
-                <w:rFonts w:hint="eastAsia" w:ascii="方正仿宋_GB2312" w:hAnsi="方正仿宋_GB2312" w:eastAsia="方正仿宋_GB2312" w:cs="方正仿宋_GB2312"/>
-                <w:color w:val="000000"/>
-                <w:kern w:val="0"/>
-                <w:sz w:val="21"/>
-                <w:szCs w:val="21"/>
-                <w:lang w:bidi="ar"/>
-              </w:rPr>
-            </w:pPr>
-            <w:r>
-              <w:rPr>
-                <w:rFonts w:hint="eastAsia" w:ascii="方正仿宋_GB2312" w:hAnsi="方正仿宋_GB2312" w:eastAsia="方正仿宋_GB2312" w:cs="方正仿宋_GB2312"/>
-                <w:color w:val="000000"/>
-                <w:kern w:val="0"/>
-                <w:sz w:val="21"/>
-                <w:szCs w:val="21"/>
-                <w:lang w:bidi="ar"/>
-              </w:rPr>
-              <w:t xml:space="preserve">3. 设立性能排行榜（处理耗时排名），激励向量化优化。</w:t>
+              <w:t>1. FFT用“和弦分解”类比+频谱图动画直观呈现；</w:t>
+            </w:r>
+          </w:p>
+          <w:p>
+            <w:pPr>
+              <w:spacing w:line="320" w:lineRule="exact"/>
+              <w:jc w:val="left"/>
+              <w:rPr>
+                <w:rFonts w:hint="eastAsia" w:ascii="方正仿宋_GB2312" w:hAnsi="方正仿宋_GB2312" w:eastAsia="方正仿宋_GB2312" w:cs="方正仿宋_GB2312"/>
+                <w:color w:val="000000"/>
+                <w:kern w:val="0"/>
+                <w:sz w:val="21"/>
+                <w:szCs w:val="21"/>
+                <w:lang w:bidi="ar"/>
+              </w:rPr>
+            </w:pPr>
+            <w:r>
+              <w:rPr>
+                <w:rFonts w:hint="eastAsia" w:ascii="方正仿宋_GB2312" w:hAnsi="方正仿宋_GB2312" w:eastAsia="方正仿宋_GB2312" w:cs="方正仿宋_GB2312"/>
+                <w:color w:val="000000"/>
+                <w:kern w:val="0"/>
+                <w:sz w:val="21"/>
+                <w:szCs w:val="21"/>
+                <w:lang w:bidi="ar"/>
+              </w:rPr>
+              <w:t>2. 提供“特征字典”模板（名称/公式/物理含义）与5个示例特征参考实现（骨架先行，降低工程量门槛）；</w:t>
+            </w:r>
+          </w:p>
+          <w:p>
+            <w:pPr>
+              <w:spacing w:line="320" w:lineRule="exact"/>
+              <w:jc w:val="left"/>
+              <w:rPr>
+                <w:rFonts w:hint="eastAsia" w:ascii="方正仿宋_GB2312" w:hAnsi="方正仿宋_GB2312" w:eastAsia="方正仿宋_GB2312" w:cs="方正仿宋_GB2312"/>
+                <w:color w:val="000000"/>
+                <w:kern w:val="0"/>
+                <w:sz w:val="21"/>
+                <w:szCs w:val="21"/>
+                <w:lang w:bidi="ar"/>
+              </w:rPr>
+            </w:pPr>
+            <w:r>
+              <w:rPr>
+                <w:rFonts w:hint="eastAsia" w:ascii="方正仿宋_GB2312" w:hAnsi="方正仿宋_GB2312" w:eastAsia="方正仿宋_GB2312" w:cs="方正仿宋_GB2312"/>
+                <w:color w:val="000000"/>
+                <w:kern w:val="0"/>
+                <w:sz w:val="21"/>
+                <w:szCs w:val="21"/>
+                <w:lang w:bidi="ar"/>
+              </w:rPr>
+              <w:t>3. 设立性能排行榜（处理耗时排名），激励向量化优化。</w:t>
             </w:r>
           </w:p>
         </w:tc>
@@ -4086,7 +4136,7 @@
                 <w:szCs w:val="21"/>
                 <w:lang w:bidi="ar"/>
               </w:rPr>
-              <w:t xml:space="preserve">1. 完成工单P2.2《设备故障特征提取系统》：及格标准30特征正确+向量化+标准化；优秀标准广播运用充分+&lt;50ms+特征字典完整；</w:t>
+              <w:t>1. 完成工单P2.2《设备故障特征提取系统》：及格标准30特征正确+向量化+标准化；优秀标准广播运用充分+&lt;50ms+特征字典完整；</w:t>
             </w:r>
           </w:p>
           <w:p>
@@ -4115,7 +4165,7 @@
                 <w:szCs w:val="21"/>
                 <w:lang w:bidi="ar"/>
               </w:rPr>
-              <w:t xml:space="preserve">2. 手绘一张“时域→频域”变换示意图并配文字解释；</w:t>
+              <w:t>2. 手绘一张“时域→频域”变换示意图并配文字解释；</w:t>
             </w:r>
           </w:p>
           <w:p>
@@ -4144,7 +4194,7 @@
                 <w:szCs w:val="21"/>
                 <w:lang w:bidi="ar"/>
               </w:rPr>
-              <w:t xml:space="preserve">3. 预习Matplotlib与Plotly可视化基础。</w:t>
+              <w:t>3. 预习Matplotlib与Plotly可视化基础。</w:t>
             </w:r>
           </w:p>
         </w:tc>
@@ -4188,7 +4238,7 @@
                 <w:rFonts w:hint="eastAsia" w:ascii="Times New Roman" w:hAnsi="Times New Roman" w:eastAsia="方正仿宋_GBK" w:cs="方正仿宋_GBK"/>
                 <w:sz w:val="24"/>
               </w:rPr>
-              <w:t xml:space="preserve">第五周</w:t>
+              <w:t>第五周</w:t>
             </w:r>
           </w:p>
         </w:tc>
@@ -4213,292 +4263,292 @@
                 <w:sz w:val="21"/>
                 <w:szCs w:val="21"/>
               </w:rPr>
-              <w:t xml:space="preserve">◆ 项目载体：重庆两江智造集团·数字化转型办公室｜方总监向集团汇报需要'看得见的数据'。</w:t>
-            </w:r>
-          </w:p>
-          <w:p>
-            <w:pPr>
-              <w:spacing w:line="320" w:lineRule="exact"/>
-              <w:jc w:val="left"/>
-              <w:rPr>
-                <w:rFonts w:hint="eastAsia" w:ascii="方正仿宋_GB2312" w:hAnsi="方正仿宋_GB2312" w:eastAsia="方正仿宋_GB2312" w:cs="方正仿宋_GB2312"/>
-                <w:sz w:val="21"/>
-                <w:szCs w:val="21"/>
-              </w:rPr>
-            </w:pPr>
-            <w:r>
-              <w:rPr>
-                <w:rFonts w:hint="eastAsia" w:ascii="方正仿宋_GB2312" w:hAnsi="方正仿宋_GB2312" w:eastAsia="方正仿宋_GB2312" w:cs="方正仿宋_GB2312"/>
-                <w:sz w:val="21"/>
-                <w:szCs w:val="21"/>
-              </w:rPr>
-              <w:t xml:space="preserve">项目P3：数据可视化与报表——产线KPI仪表盘与自动日报（W5）</w:t>
-            </w:r>
-          </w:p>
-          <w:p>
-            <w:pPr>
-              <w:spacing w:line="320" w:lineRule="exact"/>
-              <w:jc w:val="left"/>
-              <w:rPr>
-                <w:rFonts w:hint="eastAsia" w:ascii="方正仿宋_GB2312" w:hAnsi="方正仿宋_GB2312" w:eastAsia="方正仿宋_GB2312" w:cs="方正仿宋_GB2312"/>
-                <w:sz w:val="21"/>
-                <w:szCs w:val="21"/>
-              </w:rPr>
-            </w:pPr>
-            <w:r>
-              <w:rPr>
-                <w:rFonts w:hint="eastAsia" w:ascii="方正仿宋_GB2312" w:hAnsi="方正仿宋_GB2312" w:eastAsia="方正仿宋_GB2312" w:cs="方正仿宋_GB2312"/>
-                <w:sz w:val="21"/>
-                <w:szCs w:val="21"/>
-              </w:rPr>
-              <w:t xml:space="preserve">本周主题：交互式仪表盘 + 自动化报表</w:t>
-            </w:r>
-          </w:p>
-          <w:p>
-            <w:pPr>
-              <w:spacing w:line="320" w:lineRule="exact"/>
-              <w:jc w:val="left"/>
-              <w:rPr>
-                <w:rFonts w:hint="eastAsia" w:ascii="方正仿宋_GB2312" w:hAnsi="方正仿宋_GB2312" w:eastAsia="方正仿宋_GB2312" w:cs="方正仿宋_GB2312"/>
-                <w:sz w:val="21"/>
-                <w:szCs w:val="21"/>
-              </w:rPr>
-            </w:pPr>
-            <w:r>
-              <w:rPr>
-                <w:rFonts w:hint="eastAsia" w:ascii="方正仿宋_GB2312" w:hAnsi="方正仿宋_GB2312" w:eastAsia="方正仿宋_GB2312" w:cs="方正仿宋_GB2312"/>
-                <w:sz w:val="21"/>
-                <w:szCs w:val="21"/>
-              </w:rPr>
-              <w:t xml:space="preserve">授课内容：</w:t>
-            </w:r>
-          </w:p>
-          <w:p>
-            <w:pPr>
-              <w:spacing w:line="320" w:lineRule="exact"/>
-              <w:jc w:val="left"/>
-              <w:rPr>
-                <w:rFonts w:hint="eastAsia" w:ascii="方正仿宋_GB2312" w:hAnsi="方正仿宋_GB2312" w:eastAsia="方正仿宋_GB2312" w:cs="方正仿宋_GB2312"/>
-                <w:sz w:val="21"/>
-                <w:szCs w:val="21"/>
-              </w:rPr>
-            </w:pPr>
-            <w:r>
-              <w:rPr>
-                <w:rFonts w:hint="eastAsia" w:ascii="方正仿宋_GB2312" w:hAnsi="方正仿宋_GB2312" w:eastAsia="方正仿宋_GB2312" w:cs="方正仿宋_GB2312"/>
-                <w:sz w:val="21"/>
-                <w:szCs w:val="21"/>
-              </w:rPr>
-              <w:t xml:space="preserve">第9次课——“产线驾驶舱：5个KPI一屏掌握”</w:t>
-            </w:r>
-          </w:p>
-          <w:p>
-            <w:pPr>
-              <w:spacing w:line="320" w:lineRule="exact"/>
-              <w:jc w:val="left"/>
-              <w:rPr>
-                <w:rFonts w:hint="eastAsia" w:ascii="方正仿宋_GB2312" w:hAnsi="方正仿宋_GB2312" w:eastAsia="方正仿宋_GB2312" w:cs="方正仿宋_GB2312"/>
-                <w:sz w:val="21"/>
-                <w:szCs w:val="21"/>
-              </w:rPr>
-            </w:pPr>
-            <w:r>
-              <w:rPr>
-                <w:rFonts w:hint="eastAsia" w:ascii="方正仿宋_GB2312" w:hAnsi="方正仿宋_GB2312" w:eastAsia="方正仿宋_GB2312" w:cs="方正仿宋_GB2312"/>
-                <w:sz w:val="21"/>
-                <w:szCs w:val="21"/>
-              </w:rPr>
-              <w:t xml:space="preserve">1. Matplotlib基础：折线图、柱状图、箱线图、热力图；</w:t>
-            </w:r>
-          </w:p>
-          <w:p>
-            <w:pPr>
-              <w:spacing w:line="320" w:lineRule="exact"/>
-              <w:jc w:val="left"/>
-              <w:rPr>
-                <w:rFonts w:hint="eastAsia" w:ascii="方正仿宋_GB2312" w:hAnsi="方正仿宋_GB2312" w:eastAsia="方正仿宋_GB2312" w:cs="方正仿宋_GB2312"/>
-                <w:sz w:val="21"/>
-                <w:szCs w:val="21"/>
-              </w:rPr>
-            </w:pPr>
-            <w:r>
-              <w:rPr>
-                <w:rFonts w:hint="eastAsia" w:ascii="方正仿宋_GB2312" w:hAnsi="方正仿宋_GB2312" w:eastAsia="方正仿宋_GB2312" w:cs="方正仿宋_GB2312"/>
-                <w:sz w:val="21"/>
-                <w:szCs w:val="21"/>
-              </w:rPr>
-              <w:t xml:space="preserve">2. Plotly交互式图表与Dash框架入门；</w:t>
-            </w:r>
-          </w:p>
-          <w:p>
-            <w:pPr>
-              <w:spacing w:line="320" w:lineRule="exact"/>
-              <w:jc w:val="left"/>
-              <w:rPr>
-                <w:rFonts w:hint="eastAsia" w:ascii="方正仿宋_GB2312" w:hAnsi="方正仿宋_GB2312" w:eastAsia="方正仿宋_GB2312" w:cs="方正仿宋_GB2312"/>
-                <w:sz w:val="21"/>
-                <w:szCs w:val="21"/>
-              </w:rPr>
-            </w:pPr>
-            <w:r>
-              <w:rPr>
-                <w:rFonts w:hint="eastAsia" w:ascii="方正仿宋_GB2312" w:hAnsi="方正仿宋_GB2312" w:eastAsia="方正仿宋_GB2312" w:cs="方正仿宋_GB2312"/>
-                <w:sz w:val="21"/>
-                <w:szCs w:val="21"/>
-              </w:rPr>
-              <w:t xml:space="preserve">3. 工单P3.1实操：搭建产线KPI实时仪表盘（产量趋势/良率仪表/设备状态灯/告警统计/效率对标5项KPI，含时间筛选）。</w:t>
-            </w:r>
-          </w:p>
-          <w:p>
-            <w:pPr>
-              <w:spacing w:line="320" w:lineRule="exact"/>
-              <w:jc w:val="left"/>
-              <w:rPr>
-                <w:rFonts w:hint="eastAsia" w:ascii="方正仿宋_GB2312" w:hAnsi="方正仿宋_GB2312" w:eastAsia="方正仿宋_GB2312" w:cs="方正仿宋_GB2312"/>
-                <w:sz w:val="21"/>
-                <w:szCs w:val="21"/>
-              </w:rPr>
-            </w:pPr>
-            <w:r>
-              <w:rPr>
-                <w:rFonts w:hint="eastAsia" w:ascii="方正仿宋_GB2312" w:hAnsi="方正仿宋_GB2312" w:eastAsia="方正仿宋_GB2312" w:cs="方正仿宋_GB2312"/>
-                <w:sz w:val="21"/>
-                <w:szCs w:val="21"/>
-              </w:rPr>
-              <w:t xml:space="preserve">第10次课——“每天早上8点的生产日报”</w:t>
-            </w:r>
-          </w:p>
-          <w:p>
-            <w:pPr>
-              <w:spacing w:line="320" w:lineRule="exact"/>
-              <w:jc w:val="left"/>
-              <w:rPr>
-                <w:rFonts w:hint="eastAsia" w:ascii="方正仿宋_GB2312" w:hAnsi="方正仿宋_GB2312" w:eastAsia="方正仿宋_GB2312" w:cs="方正仿宋_GB2312"/>
-                <w:sz w:val="21"/>
-                <w:szCs w:val="21"/>
-              </w:rPr>
-            </w:pPr>
-            <w:r>
-              <w:rPr>
-                <w:rFonts w:hint="eastAsia" w:ascii="方正仿宋_GB2312" w:hAnsi="方正仿宋_GB2312" w:eastAsia="方正仿宋_GB2312" w:cs="方正仿宋_GB2312"/>
-                <w:sz w:val="21"/>
-                <w:szCs w:val="21"/>
-              </w:rPr>
-              <w:t xml:space="preserve">1. Jinja2 HTML报表模板与CSS样式；</w:t>
-            </w:r>
-          </w:p>
-          <w:p>
-            <w:pPr>
-              <w:spacing w:line="320" w:lineRule="exact"/>
-              <w:jc w:val="left"/>
-              <w:rPr>
-                <w:rFonts w:hint="eastAsia" w:ascii="方正仿宋_GB2312" w:hAnsi="方正仿宋_GB2312" w:eastAsia="方正仿宋_GB2312" w:cs="方正仿宋_GB2312"/>
-                <w:sz w:val="21"/>
-                <w:szCs w:val="21"/>
-              </w:rPr>
-            </w:pPr>
-            <w:r>
-              <w:rPr>
-                <w:rFonts w:hint="eastAsia" w:ascii="方正仿宋_GB2312" w:hAnsi="方正仿宋_GB2312" w:eastAsia="方正仿宋_GB2312" w:cs="方正仿宋_GB2312"/>
-                <w:sz w:val="21"/>
-                <w:szCs w:val="21"/>
-              </w:rPr>
-              <w:t xml:space="preserve">2. reportlab生成PDF（图表+图像+表格混排）；</w:t>
-            </w:r>
-          </w:p>
-          <w:p>
-            <w:pPr>
-              <w:spacing w:line="320" w:lineRule="exact"/>
-              <w:jc w:val="left"/>
-              <w:rPr>
-                <w:rFonts w:hint="eastAsia" w:ascii="方正仿宋_GB2312" w:hAnsi="方正仿宋_GB2312" w:eastAsia="方正仿宋_GB2312" w:cs="方正仿宋_GB2312"/>
-                <w:sz w:val="21"/>
-                <w:szCs w:val="21"/>
-              </w:rPr>
-            </w:pPr>
-            <w:r>
-              <w:rPr>
-                <w:rFonts w:hint="eastAsia" w:ascii="方正仿宋_GB2312" w:hAnsi="方正仿宋_GB2312" w:eastAsia="方正仿宋_GB2312" w:cs="方正仿宋_GB2312"/>
-                <w:sz w:val="21"/>
-                <w:szCs w:val="21"/>
-              </w:rPr>
-              <w:t xml:space="preserve">3. 邮件发送自动化（smtplib）；</w:t>
-            </w:r>
-          </w:p>
-          <w:p>
-            <w:pPr>
-              <w:spacing w:line="320" w:lineRule="exact"/>
-              <w:jc w:val="left"/>
-              <w:rPr>
-                <w:rFonts w:hint="eastAsia" w:ascii="方正仿宋_GB2312" w:hAnsi="方正仿宋_GB2312" w:eastAsia="方正仿宋_GB2312" w:cs="方正仿宋_GB2312"/>
-                <w:sz w:val="21"/>
-                <w:szCs w:val="21"/>
-              </w:rPr>
-            </w:pPr>
-            <w:r>
-              <w:rPr>
-                <w:rFonts w:hint="eastAsia" w:ascii="方正仿宋_GB2312" w:hAnsi="方正仿宋_GB2312" w:eastAsia="方正仿宋_GB2312" w:cs="方正仿宋_GB2312"/>
-                <w:sz w:val="21"/>
-                <w:szCs w:val="21"/>
-              </w:rPr>
-              <w:t xml:space="preserve">4. 工单P3.2实操：设计每日生产分析报告系统（概览/详细分析/异常识别/数据表四部分，生成&lt;1分钟）。</w:t>
-            </w:r>
-          </w:p>
-          <w:p>
-            <w:pPr>
-              <w:spacing w:line="320" w:lineRule="exact"/>
-              <w:jc w:val="left"/>
-              <w:rPr>
-                <w:rFonts w:hint="eastAsia" w:ascii="方正仿宋_GB2312" w:hAnsi="方正仿宋_GB2312" w:eastAsia="方正仿宋_GB2312" w:cs="方正仿宋_GB2312"/>
-                <w:sz w:val="21"/>
-                <w:szCs w:val="21"/>
-              </w:rPr>
-            </w:pPr>
-            <w:r>
-              <w:rPr>
-                <w:rFonts w:hint="eastAsia" w:ascii="方正仿宋_GB2312" w:hAnsi="方正仿宋_GB2312" w:eastAsia="方正仿宋_GB2312" w:cs="方正仿宋_GB2312"/>
-                <w:sz w:val="21"/>
-                <w:szCs w:val="21"/>
-              </w:rPr>
-              <w:t xml:space="preserve">教材：Python程序设计项目化教程（活页式）（任越美 李垒 李江岱 主编，978-7-313-30507-7）— 项目6</w:t>
-            </w:r>
-          </w:p>
-          <w:p>
-            <w:pPr>
-              <w:spacing w:line="320" w:lineRule="exact"/>
-              <w:jc w:val="left"/>
-              <w:rPr>
-                <w:rFonts w:hint="eastAsia" w:ascii="方正仿宋_GB2312" w:hAnsi="方正仿宋_GB2312" w:eastAsia="方正仿宋_GB2312" w:cs="方正仿宋_GB2312"/>
-                <w:sz w:val="21"/>
-                <w:szCs w:val="21"/>
-              </w:rPr>
-            </w:pPr>
-            <w:r>
-              <w:rPr>
-                <w:rFonts w:hint="eastAsia" w:ascii="方正仿宋_GB2312" w:hAnsi="方正仿宋_GB2312" w:eastAsia="方正仿宋_GB2312" w:cs="方正仿宋_GB2312"/>
-                <w:sz w:val="21"/>
-                <w:szCs w:val="21"/>
-              </w:rPr>
-              <w:t xml:space="preserve">预习知识点：matplotlib绘图(subplot/bar)；Streamlit/Plotly概览</w:t>
-            </w:r>
-          </w:p>
-          <w:p>
-            <w:pPr>
-              <w:spacing w:line="320" w:lineRule="exact"/>
-              <w:jc w:val="left"/>
-              <w:rPr>
-                <w:rFonts w:hint="eastAsia" w:ascii="方正仿宋_GB2312" w:hAnsi="方正仿宋_GB2312" w:eastAsia="方正仿宋_GB2312" w:cs="方正仿宋_GB2312"/>
-                <w:sz w:val="21"/>
-                <w:szCs w:val="21"/>
-              </w:rPr>
-            </w:pPr>
-            <w:r>
-              <w:rPr>
-                <w:rFonts w:hint="eastAsia" w:ascii="方正仿宋_GB2312" w:hAnsi="方正仿宋_GB2312" w:eastAsia="方正仿宋_GB2312" w:cs="方正仿宋_GB2312"/>
-                <w:sz w:val="21"/>
-                <w:szCs w:val="21"/>
-              </w:rPr>
-              <w:t xml:space="preserve">课中检查知识点：5+KPI仪表盘可交互</w:t>
+              <w:t>◆ 项目载体：重庆两江智造集团·数字化转型办公室｜方总监向集团汇报需要'看得见的数据'。</w:t>
+            </w:r>
+          </w:p>
+          <w:p>
+            <w:pPr>
+              <w:spacing w:line="320" w:lineRule="exact"/>
+              <w:jc w:val="left"/>
+              <w:rPr>
+                <w:rFonts w:hint="eastAsia" w:ascii="方正仿宋_GB2312" w:hAnsi="方正仿宋_GB2312" w:eastAsia="方正仿宋_GB2312" w:cs="方正仿宋_GB2312"/>
+                <w:sz w:val="21"/>
+                <w:szCs w:val="21"/>
+              </w:rPr>
+            </w:pPr>
+            <w:r>
+              <w:rPr>
+                <w:rFonts w:hint="eastAsia" w:ascii="方正仿宋_GB2312" w:hAnsi="方正仿宋_GB2312" w:eastAsia="方正仿宋_GB2312" w:cs="方正仿宋_GB2312"/>
+                <w:sz w:val="21"/>
+                <w:szCs w:val="21"/>
+              </w:rPr>
+              <w:t>项目P3：数据可视化与报表——产线KPI仪表盘与自动日报（W5）</w:t>
+            </w:r>
+          </w:p>
+          <w:p>
+            <w:pPr>
+              <w:spacing w:line="320" w:lineRule="exact"/>
+              <w:jc w:val="left"/>
+              <w:rPr>
+                <w:rFonts w:hint="eastAsia" w:ascii="方正仿宋_GB2312" w:hAnsi="方正仿宋_GB2312" w:eastAsia="方正仿宋_GB2312" w:cs="方正仿宋_GB2312"/>
+                <w:sz w:val="21"/>
+                <w:szCs w:val="21"/>
+              </w:rPr>
+            </w:pPr>
+            <w:r>
+              <w:rPr>
+                <w:rFonts w:hint="eastAsia" w:ascii="方正仿宋_GB2312" w:hAnsi="方正仿宋_GB2312" w:eastAsia="方正仿宋_GB2312" w:cs="方正仿宋_GB2312"/>
+                <w:sz w:val="21"/>
+                <w:szCs w:val="21"/>
+              </w:rPr>
+              <w:t>本周主题：交互式仪表盘 + 自动化报表</w:t>
+            </w:r>
+          </w:p>
+          <w:p>
+            <w:pPr>
+              <w:spacing w:line="320" w:lineRule="exact"/>
+              <w:jc w:val="left"/>
+              <w:rPr>
+                <w:rFonts w:hint="eastAsia" w:ascii="方正仿宋_GB2312" w:hAnsi="方正仿宋_GB2312" w:eastAsia="方正仿宋_GB2312" w:cs="方正仿宋_GB2312"/>
+                <w:sz w:val="21"/>
+                <w:szCs w:val="21"/>
+              </w:rPr>
+            </w:pPr>
+            <w:r>
+              <w:rPr>
+                <w:rFonts w:hint="eastAsia" w:ascii="方正仿宋_GB2312" w:hAnsi="方正仿宋_GB2312" w:eastAsia="方正仿宋_GB2312" w:cs="方正仿宋_GB2312"/>
+                <w:sz w:val="21"/>
+                <w:szCs w:val="21"/>
+              </w:rPr>
+              <w:t>授课内容：</w:t>
+            </w:r>
+          </w:p>
+          <w:p>
+            <w:pPr>
+              <w:spacing w:line="320" w:lineRule="exact"/>
+              <w:jc w:val="left"/>
+              <w:rPr>
+                <w:rFonts w:hint="eastAsia" w:ascii="方正仿宋_GB2312" w:hAnsi="方正仿宋_GB2312" w:eastAsia="方正仿宋_GB2312" w:cs="方正仿宋_GB2312"/>
+                <w:sz w:val="21"/>
+                <w:szCs w:val="21"/>
+              </w:rPr>
+            </w:pPr>
+            <w:r>
+              <w:rPr>
+                <w:rFonts w:hint="eastAsia" w:ascii="方正仿宋_GB2312" w:hAnsi="方正仿宋_GB2312" w:eastAsia="方正仿宋_GB2312" w:cs="方正仿宋_GB2312"/>
+                <w:sz w:val="21"/>
+                <w:szCs w:val="21"/>
+              </w:rPr>
+              <w:t>第9次课——“产线驾驶舱：5个KPI一屏掌握”</w:t>
+            </w:r>
+          </w:p>
+          <w:p>
+            <w:pPr>
+              <w:spacing w:line="320" w:lineRule="exact"/>
+              <w:jc w:val="left"/>
+              <w:rPr>
+                <w:rFonts w:hint="eastAsia" w:ascii="方正仿宋_GB2312" w:hAnsi="方正仿宋_GB2312" w:eastAsia="方正仿宋_GB2312" w:cs="方正仿宋_GB2312"/>
+                <w:sz w:val="21"/>
+                <w:szCs w:val="21"/>
+              </w:rPr>
+            </w:pPr>
+            <w:r>
+              <w:rPr>
+                <w:rFonts w:hint="eastAsia" w:ascii="方正仿宋_GB2312" w:hAnsi="方正仿宋_GB2312" w:eastAsia="方正仿宋_GB2312" w:cs="方正仿宋_GB2312"/>
+                <w:sz w:val="21"/>
+                <w:szCs w:val="21"/>
+              </w:rPr>
+              <w:t>1. Matplotlib基础：折线图、柱状图、箱线图、热力图；</w:t>
+            </w:r>
+          </w:p>
+          <w:p>
+            <w:pPr>
+              <w:spacing w:line="320" w:lineRule="exact"/>
+              <w:jc w:val="left"/>
+              <w:rPr>
+                <w:rFonts w:hint="eastAsia" w:ascii="方正仿宋_GB2312" w:hAnsi="方正仿宋_GB2312" w:eastAsia="方正仿宋_GB2312" w:cs="方正仿宋_GB2312"/>
+                <w:sz w:val="21"/>
+                <w:szCs w:val="21"/>
+              </w:rPr>
+            </w:pPr>
+            <w:r>
+              <w:rPr>
+                <w:rFonts w:hint="eastAsia" w:ascii="方正仿宋_GB2312" w:hAnsi="方正仿宋_GB2312" w:eastAsia="方正仿宋_GB2312" w:cs="方正仿宋_GB2312"/>
+                <w:sz w:val="21"/>
+                <w:szCs w:val="21"/>
+              </w:rPr>
+              <w:t>2. Plotly交互式图表与Dash框架入门；</w:t>
+            </w:r>
+          </w:p>
+          <w:p>
+            <w:pPr>
+              <w:spacing w:line="320" w:lineRule="exact"/>
+              <w:jc w:val="left"/>
+              <w:rPr>
+                <w:rFonts w:hint="eastAsia" w:ascii="方正仿宋_GB2312" w:hAnsi="方正仿宋_GB2312" w:eastAsia="方正仿宋_GB2312" w:cs="方正仿宋_GB2312"/>
+                <w:sz w:val="21"/>
+                <w:szCs w:val="21"/>
+              </w:rPr>
+            </w:pPr>
+            <w:r>
+              <w:rPr>
+                <w:rFonts w:hint="eastAsia" w:ascii="方正仿宋_GB2312" w:hAnsi="方正仿宋_GB2312" w:eastAsia="方正仿宋_GB2312" w:cs="方正仿宋_GB2312"/>
+                <w:sz w:val="21"/>
+                <w:szCs w:val="21"/>
+              </w:rPr>
+              <w:t>3. 工单P3.1实操：搭建产线KPI实时仪表盘（产量趋势/良率仪表/设备状态灯/告警统计/效率对标5项KPI，含时间筛选）。</w:t>
+            </w:r>
+          </w:p>
+          <w:p>
+            <w:pPr>
+              <w:spacing w:line="320" w:lineRule="exact"/>
+              <w:jc w:val="left"/>
+              <w:rPr>
+                <w:rFonts w:hint="eastAsia" w:ascii="方正仿宋_GB2312" w:hAnsi="方正仿宋_GB2312" w:eastAsia="方正仿宋_GB2312" w:cs="方正仿宋_GB2312"/>
+                <w:sz w:val="21"/>
+                <w:szCs w:val="21"/>
+              </w:rPr>
+            </w:pPr>
+            <w:r>
+              <w:rPr>
+                <w:rFonts w:hint="eastAsia" w:ascii="方正仿宋_GB2312" w:hAnsi="方正仿宋_GB2312" w:eastAsia="方正仿宋_GB2312" w:cs="方正仿宋_GB2312"/>
+                <w:sz w:val="21"/>
+                <w:szCs w:val="21"/>
+              </w:rPr>
+              <w:t>第10次课——“每天早上8点的生产日报”</w:t>
+            </w:r>
+          </w:p>
+          <w:p>
+            <w:pPr>
+              <w:spacing w:line="320" w:lineRule="exact"/>
+              <w:jc w:val="left"/>
+              <w:rPr>
+                <w:rFonts w:hint="eastAsia" w:ascii="方正仿宋_GB2312" w:hAnsi="方正仿宋_GB2312" w:eastAsia="方正仿宋_GB2312" w:cs="方正仿宋_GB2312"/>
+                <w:sz w:val="21"/>
+                <w:szCs w:val="21"/>
+              </w:rPr>
+            </w:pPr>
+            <w:r>
+              <w:rPr>
+                <w:rFonts w:hint="eastAsia" w:ascii="方正仿宋_GB2312" w:hAnsi="方正仿宋_GB2312" w:eastAsia="方正仿宋_GB2312" w:cs="方正仿宋_GB2312"/>
+                <w:sz w:val="21"/>
+                <w:szCs w:val="21"/>
+              </w:rPr>
+              <w:t>1. Jinja2 HTML报表模板与CSS样式；</w:t>
+            </w:r>
+          </w:p>
+          <w:p>
+            <w:pPr>
+              <w:spacing w:line="320" w:lineRule="exact"/>
+              <w:jc w:val="left"/>
+              <w:rPr>
+                <w:rFonts w:hint="eastAsia" w:ascii="方正仿宋_GB2312" w:hAnsi="方正仿宋_GB2312" w:eastAsia="方正仿宋_GB2312" w:cs="方正仿宋_GB2312"/>
+                <w:sz w:val="21"/>
+                <w:szCs w:val="21"/>
+              </w:rPr>
+            </w:pPr>
+            <w:r>
+              <w:rPr>
+                <w:rFonts w:hint="eastAsia" w:ascii="方正仿宋_GB2312" w:hAnsi="方正仿宋_GB2312" w:eastAsia="方正仿宋_GB2312" w:cs="方正仿宋_GB2312"/>
+                <w:sz w:val="21"/>
+                <w:szCs w:val="21"/>
+              </w:rPr>
+              <w:t>2. reportlab生成PDF（图表+图像+表格混排）；</w:t>
+            </w:r>
+          </w:p>
+          <w:p>
+            <w:pPr>
+              <w:spacing w:line="320" w:lineRule="exact"/>
+              <w:jc w:val="left"/>
+              <w:rPr>
+                <w:rFonts w:hint="eastAsia" w:ascii="方正仿宋_GB2312" w:hAnsi="方正仿宋_GB2312" w:eastAsia="方正仿宋_GB2312" w:cs="方正仿宋_GB2312"/>
+                <w:sz w:val="21"/>
+                <w:szCs w:val="21"/>
+              </w:rPr>
+            </w:pPr>
+            <w:r>
+              <w:rPr>
+                <w:rFonts w:hint="eastAsia" w:ascii="方正仿宋_GB2312" w:hAnsi="方正仿宋_GB2312" w:eastAsia="方正仿宋_GB2312" w:cs="方正仿宋_GB2312"/>
+                <w:sz w:val="21"/>
+                <w:szCs w:val="21"/>
+              </w:rPr>
+              <w:t>3. 邮件发送自动化（smtplib）；</w:t>
+            </w:r>
+          </w:p>
+          <w:p>
+            <w:pPr>
+              <w:spacing w:line="320" w:lineRule="exact"/>
+              <w:jc w:val="left"/>
+              <w:rPr>
+                <w:rFonts w:hint="eastAsia" w:ascii="方正仿宋_GB2312" w:hAnsi="方正仿宋_GB2312" w:eastAsia="方正仿宋_GB2312" w:cs="方正仿宋_GB2312"/>
+                <w:sz w:val="21"/>
+                <w:szCs w:val="21"/>
+              </w:rPr>
+            </w:pPr>
+            <w:r>
+              <w:rPr>
+                <w:rFonts w:hint="eastAsia" w:ascii="方正仿宋_GB2312" w:hAnsi="方正仿宋_GB2312" w:eastAsia="方正仿宋_GB2312" w:cs="方正仿宋_GB2312"/>
+                <w:sz w:val="21"/>
+                <w:szCs w:val="21"/>
+              </w:rPr>
+              <w:t>4. 工单P3.2实操：设计每日生产分析报告系统（概览/详细分析/异常识别/数据表四部分，生成&lt;1分钟）。</w:t>
+            </w:r>
+          </w:p>
+          <w:p>
+            <w:pPr>
+              <w:spacing w:line="320" w:lineRule="exact"/>
+              <w:jc w:val="left"/>
+              <w:rPr>
+                <w:rFonts w:hint="eastAsia" w:ascii="方正仿宋_GB2312" w:hAnsi="方正仿宋_GB2312" w:eastAsia="方正仿宋_GB2312" w:cs="方正仿宋_GB2312"/>
+                <w:sz w:val="21"/>
+                <w:szCs w:val="21"/>
+              </w:rPr>
+            </w:pPr>
+            <w:r>
+              <w:rPr>
+                <w:rFonts w:hint="eastAsia" w:ascii="方正仿宋_GB2312" w:hAnsi="方正仿宋_GB2312" w:eastAsia="方正仿宋_GB2312" w:cs="方正仿宋_GB2312"/>
+                <w:sz w:val="21"/>
+                <w:szCs w:val="21"/>
+              </w:rPr>
+              <w:t>教材：Python程序设计项目化教程（活页式）（任越美 李垒 李江岱 主编，978-7-313-30507-7）— 项目6</w:t>
+            </w:r>
+          </w:p>
+          <w:p>
+            <w:pPr>
+              <w:spacing w:line="320" w:lineRule="exact"/>
+              <w:jc w:val="left"/>
+              <w:rPr>
+                <w:rFonts w:hint="eastAsia" w:ascii="方正仿宋_GB2312" w:hAnsi="方正仿宋_GB2312" w:eastAsia="方正仿宋_GB2312" w:cs="方正仿宋_GB2312"/>
+                <w:sz w:val="21"/>
+                <w:szCs w:val="21"/>
+              </w:rPr>
+            </w:pPr>
+            <w:r>
+              <w:rPr>
+                <w:rFonts w:hint="eastAsia" w:ascii="方正仿宋_GB2312" w:hAnsi="方正仿宋_GB2312" w:eastAsia="方正仿宋_GB2312" w:cs="方正仿宋_GB2312"/>
+                <w:sz w:val="21"/>
+                <w:szCs w:val="21"/>
+              </w:rPr>
+              <w:t>预习知识点：matplotlib绘图(subplot/bar)；Streamlit/Plotly概览</w:t>
+            </w:r>
+          </w:p>
+          <w:p>
+            <w:pPr>
+              <w:spacing w:line="320" w:lineRule="exact"/>
+              <w:jc w:val="left"/>
+              <w:rPr>
+                <w:rFonts w:hint="eastAsia" w:ascii="方正仿宋_GB2312" w:hAnsi="方正仿宋_GB2312" w:eastAsia="方正仿宋_GB2312" w:cs="方正仿宋_GB2312"/>
+                <w:sz w:val="21"/>
+                <w:szCs w:val="21"/>
+              </w:rPr>
+            </w:pPr>
+            <w:r>
+              <w:rPr>
+                <w:rFonts w:hint="eastAsia" w:ascii="方正仿宋_GB2312" w:hAnsi="方正仿宋_GB2312" w:eastAsia="方正仿宋_GB2312" w:cs="方正仿宋_GB2312"/>
+                <w:sz w:val="21"/>
+                <w:szCs w:val="21"/>
+              </w:rPr>
+              <w:t>课中检查知识点：5+KPI仪表盘可交互</w:t>
             </w:r>
           </w:p>
         </w:tc>
@@ -4523,7 +4573,7 @@
                 <w:sz w:val="24"/>
                 <w:lang w:val="en-US" w:eastAsia="zh-CN"/>
               </w:rPr>
-              <w:t xml:space="preserve">1</w:t>
+              <w:t>1</w:t>
             </w:r>
           </w:p>
         </w:tc>
@@ -4548,7 +4598,7 @@
                 <w:sz w:val="24"/>
                 <w:lang w:val="en-US" w:eastAsia="zh-CN"/>
               </w:rPr>
-              <w:t xml:space="preserve">3</w:t>
+              <w:t>3</w:t>
             </w:r>
           </w:p>
         </w:tc>
@@ -4576,51 +4626,51 @@
                 <w:szCs w:val="21"/>
                 <w:lang w:bidi="ar"/>
               </w:rPr>
-              <w:t xml:space="preserve">1. 知识目标： 掌握Matplotlib/Plotly的常用图表绘制；理解Dash仪表盘组件结构；掌握Jinja2模板与PDF报表生成流程。</w:t>
-            </w:r>
-          </w:p>
-          <w:p>
-            <w:pPr>
-              <w:spacing w:line="320" w:lineRule="exact"/>
-              <w:jc w:val="left"/>
-              <w:rPr>
-                <w:rFonts w:hint="eastAsia" w:ascii="方正仿宋_GB2312" w:hAnsi="方正仿宋_GB2312" w:eastAsia="方正仿宋_GB2312" w:cs="方正仿宋_GB2312"/>
-                <w:sz w:val="21"/>
-                <w:szCs w:val="21"/>
-              </w:rPr>
-            </w:pPr>
-            <w:r>
-              <w:rPr>
-                <w:rFonts w:hint="eastAsia" w:ascii="方正仿宋_GB2312" w:hAnsi="方正仿宋_GB2312" w:eastAsia="方正仿宋_GB2312" w:cs="方正仿宋_GB2312"/>
-                <w:color w:val="000000"/>
-                <w:kern w:val="0"/>
-                <w:sz w:val="21"/>
-                <w:szCs w:val="21"/>
-                <w:lang w:bidi="ar"/>
-              </w:rPr>
-              <w:t xml:space="preserve">2. 能力目标： 能够搭建含5个KPI的交互式仪表盘；能够自动生成图文并茂的HTML+PDF日报；报告生成&lt;2分钟（优秀&lt;1分钟）。</w:t>
-            </w:r>
-          </w:p>
-          <w:p>
-            <w:pPr>
-              <w:spacing w:line="320" w:lineRule="exact"/>
-              <w:jc w:val="left"/>
-              <w:rPr>
-                <w:rFonts w:hint="eastAsia" w:ascii="方正仿宋_GB2312" w:hAnsi="方正仿宋_GB2312" w:eastAsia="方正仿宋_GB2312" w:cs="方正仿宋_GB2312"/>
-                <w:sz w:val="21"/>
-                <w:szCs w:val="21"/>
-              </w:rPr>
-            </w:pPr>
-            <w:r>
-              <w:rPr>
-                <w:rFonts w:hint="eastAsia" w:ascii="方正仿宋_GB2312" w:hAnsi="方正仿宋_GB2312" w:eastAsia="方正仿宋_GB2312" w:cs="方正仿宋_GB2312"/>
-                <w:color w:val="000000"/>
-                <w:kern w:val="0"/>
-                <w:sz w:val="21"/>
-                <w:szCs w:val="21"/>
-                <w:lang w:bidi="ar"/>
-              </w:rPr>
-              <w:t xml:space="preserve">3. 素质目标： 建立“数据产品”意识——可视化是给决策者用的产品，培养用户视角与美学素养。</w:t>
+              <w:t>1. 知识目标： 掌握Matplotlib/Plotly的常用图表绘制；理解Dash仪表盘组件结构；掌握Jinja2模板与PDF报表生成流程。</w:t>
+            </w:r>
+          </w:p>
+          <w:p>
+            <w:pPr>
+              <w:spacing w:line="320" w:lineRule="exact"/>
+              <w:jc w:val="left"/>
+              <w:rPr>
+                <w:rFonts w:hint="eastAsia" w:ascii="方正仿宋_GB2312" w:hAnsi="方正仿宋_GB2312" w:eastAsia="方正仿宋_GB2312" w:cs="方正仿宋_GB2312"/>
+                <w:sz w:val="21"/>
+                <w:szCs w:val="21"/>
+              </w:rPr>
+            </w:pPr>
+            <w:r>
+              <w:rPr>
+                <w:rFonts w:hint="eastAsia" w:ascii="方正仿宋_GB2312" w:hAnsi="方正仿宋_GB2312" w:eastAsia="方正仿宋_GB2312" w:cs="方正仿宋_GB2312"/>
+                <w:color w:val="000000"/>
+                <w:kern w:val="0"/>
+                <w:sz w:val="21"/>
+                <w:szCs w:val="21"/>
+                <w:lang w:bidi="ar"/>
+              </w:rPr>
+              <w:t>2. 能力目标： 能够搭建含5个KPI的交互式仪表盘；能够自动生成图文并茂的HTML+PDF日报；报告生成&lt;2分钟（优秀&lt;1分钟）。</w:t>
+            </w:r>
+          </w:p>
+          <w:p>
+            <w:pPr>
+              <w:spacing w:line="320" w:lineRule="exact"/>
+              <w:jc w:val="left"/>
+              <w:rPr>
+                <w:rFonts w:hint="eastAsia" w:ascii="方正仿宋_GB2312" w:hAnsi="方正仿宋_GB2312" w:eastAsia="方正仿宋_GB2312" w:cs="方正仿宋_GB2312"/>
+                <w:sz w:val="21"/>
+                <w:szCs w:val="21"/>
+              </w:rPr>
+            </w:pPr>
+            <w:r>
+              <w:rPr>
+                <w:rFonts w:hint="eastAsia" w:ascii="方正仿宋_GB2312" w:hAnsi="方正仿宋_GB2312" w:eastAsia="方正仿宋_GB2312" w:cs="方正仿宋_GB2312"/>
+                <w:color w:val="000000"/>
+                <w:kern w:val="0"/>
+                <w:sz w:val="21"/>
+                <w:szCs w:val="21"/>
+                <w:lang w:bidi="ar"/>
+              </w:rPr>
+              <w:t>3. 素质目标： 建立“数据产品”意识——可视化是给决策者用的产品，培养用户视角与美学素养。</w:t>
             </w:r>
           </w:p>
         </w:tc>
@@ -4645,64 +4695,64 @@
                 <w:sz w:val="21"/>
                 <w:szCs w:val="21"/>
               </w:rPr>
-              <w:t xml:space="preserve">可视化与报表——重点：</w:t>
-            </w:r>
-          </w:p>
-          <w:p>
-            <w:pPr>
-              <w:spacing w:line="320" w:lineRule="exact"/>
-              <w:jc w:val="left"/>
-              <w:rPr>
-                <w:rFonts w:hint="eastAsia" w:ascii="方正仿宋_GB2312" w:hAnsi="方正仿宋_GB2312" w:eastAsia="方正仿宋_GB2312" w:cs="方正仿宋_GB2312"/>
-                <w:sz w:val="21"/>
-                <w:szCs w:val="21"/>
-              </w:rPr>
-            </w:pPr>
-            <w:r>
-              <w:rPr>
-                <w:rFonts w:hint="eastAsia" w:ascii="方正仿宋_GB2312" w:hAnsi="方正仿宋_GB2312" w:eastAsia="方正仿宋_GB2312" w:cs="方正仿宋_GB2312"/>
-                <w:sz w:val="21"/>
-                <w:szCs w:val="21"/>
-              </w:rPr>
-              <w:t xml:space="preserve">Plotly/Dash组件与回调机制；KPI指标设计（5项核心）；Jinja2模板变量与循环；PDF图文混排。</w:t>
-            </w:r>
-          </w:p>
-          <w:p>
-            <w:pPr>
-              <w:spacing w:line="320" w:lineRule="exact"/>
-              <w:jc w:val="left"/>
-              <w:rPr>
-                <w:rFonts w:hint="eastAsia" w:ascii="方正仿宋_GB2312" w:hAnsi="方正仿宋_GB2312" w:eastAsia="方正仿宋_GB2312" w:cs="方正仿宋_GB2312"/>
-                <w:sz w:val="21"/>
-                <w:szCs w:val="21"/>
-              </w:rPr>
-            </w:pPr>
-            <w:r>
-              <w:rPr>
-                <w:rFonts w:hint="eastAsia" w:ascii="方正仿宋_GB2312" w:hAnsi="方正仿宋_GB2312" w:eastAsia="方正仿宋_GB2312" w:cs="方正仿宋_GB2312"/>
-                <w:sz w:val="21"/>
-                <w:szCs w:val="21"/>
-              </w:rPr>
-              <w:t xml:space="preserve">难点：</w:t>
-            </w:r>
-          </w:p>
-          <w:p>
-            <w:pPr>
-              <w:spacing w:line="320" w:lineRule="exact"/>
-              <w:jc w:val="left"/>
-              <w:rPr>
-                <w:rFonts w:hint="eastAsia" w:ascii="方正仿宋_GB2312" w:hAnsi="方正仿宋_GB2312" w:eastAsia="方正仿宋_GB2312" w:cs="方正仿宋_GB2312"/>
-                <w:sz w:val="21"/>
-                <w:szCs w:val="21"/>
-              </w:rPr>
-            </w:pPr>
-            <w:r>
-              <w:rPr>
-                <w:rFonts w:hint="eastAsia" w:ascii="方正仿宋_GB2312" w:hAnsi="方正仿宋_GB2312" w:eastAsia="方正仿宋_GB2312" w:cs="方正仿宋_GB2312"/>
-                <w:sz w:val="21"/>
-                <w:szCs w:val="21"/>
-              </w:rPr>
-              <w:t xml:space="preserve">仪表盘交互回调的数据流理解；报表版式设计（信息层级与留白）；自动化链路（生成→发送）的稳定性。</w:t>
+              <w:t>可视化与报表——重点：</w:t>
+            </w:r>
+          </w:p>
+          <w:p>
+            <w:pPr>
+              <w:spacing w:line="320" w:lineRule="exact"/>
+              <w:jc w:val="left"/>
+              <w:rPr>
+                <w:rFonts w:hint="eastAsia" w:ascii="方正仿宋_GB2312" w:hAnsi="方正仿宋_GB2312" w:eastAsia="方正仿宋_GB2312" w:cs="方正仿宋_GB2312"/>
+                <w:sz w:val="21"/>
+                <w:szCs w:val="21"/>
+              </w:rPr>
+            </w:pPr>
+            <w:r>
+              <w:rPr>
+                <w:rFonts w:hint="eastAsia" w:ascii="方正仿宋_GB2312" w:hAnsi="方正仿宋_GB2312" w:eastAsia="方正仿宋_GB2312" w:cs="方正仿宋_GB2312"/>
+                <w:sz w:val="21"/>
+                <w:szCs w:val="21"/>
+              </w:rPr>
+              <w:t>Plotly/Dash组件与回调机制；KPI指标设计（5项核心）；Jinja2模板变量与循环；PDF图文混排。</w:t>
+            </w:r>
+          </w:p>
+          <w:p>
+            <w:pPr>
+              <w:spacing w:line="320" w:lineRule="exact"/>
+              <w:jc w:val="left"/>
+              <w:rPr>
+                <w:rFonts w:hint="eastAsia" w:ascii="方正仿宋_GB2312" w:hAnsi="方正仿宋_GB2312" w:eastAsia="方正仿宋_GB2312" w:cs="方正仿宋_GB2312"/>
+                <w:sz w:val="21"/>
+                <w:szCs w:val="21"/>
+              </w:rPr>
+            </w:pPr>
+            <w:r>
+              <w:rPr>
+                <w:rFonts w:hint="eastAsia" w:ascii="方正仿宋_GB2312" w:hAnsi="方正仿宋_GB2312" w:eastAsia="方正仿宋_GB2312" w:cs="方正仿宋_GB2312"/>
+                <w:sz w:val="21"/>
+                <w:szCs w:val="21"/>
+              </w:rPr>
+              <w:t>难点：</w:t>
+            </w:r>
+          </w:p>
+          <w:p>
+            <w:pPr>
+              <w:spacing w:line="320" w:lineRule="exact"/>
+              <w:jc w:val="left"/>
+              <w:rPr>
+                <w:rFonts w:hint="eastAsia" w:ascii="方正仿宋_GB2312" w:hAnsi="方正仿宋_GB2312" w:eastAsia="方正仿宋_GB2312" w:cs="方正仿宋_GB2312"/>
+                <w:sz w:val="21"/>
+                <w:szCs w:val="21"/>
+              </w:rPr>
+            </w:pPr>
+            <w:r>
+              <w:rPr>
+                <w:rFonts w:hint="eastAsia" w:ascii="方正仿宋_GB2312" w:hAnsi="方正仿宋_GB2312" w:eastAsia="方正仿宋_GB2312" w:cs="方正仿宋_GB2312"/>
+                <w:sz w:val="21"/>
+                <w:szCs w:val="21"/>
+              </w:rPr>
+              <w:t>仪表盘交互回调的数据流理解；报表版式设计（信息层级与留白）；自动化链路（生成→发送）的稳定性。</w:t>
             </w:r>
           </w:p>
         </w:tc>
@@ -4733,57 +4783,57 @@
                 <w:szCs w:val="21"/>
                 <w:lang w:bidi="ar"/>
               </w:rPr>
-              <w:t xml:space="preserve">1. 以真实产线数据驾驶舱截图引入，明确“给谁看、看什么、做什么决策”；</w:t>
-            </w:r>
-          </w:p>
-          <w:p>
-            <w:pPr>
-              <w:spacing w:line="320" w:lineRule="exact"/>
-              <w:jc w:val="left"/>
-              <w:rPr>
-                <w:rFonts w:hint="eastAsia" w:ascii="方正仿宋_GB2312" w:hAnsi="方正仿宋_GB2312" w:eastAsia="方正仿宋_GB2312" w:cs="方正仿宋_GB2312"/>
-                <w:color w:val="000000"/>
-                <w:kern w:val="0"/>
-                <w:sz w:val="21"/>
-                <w:szCs w:val="21"/>
-                <w:lang w:bidi="ar"/>
-              </w:rPr>
-            </w:pPr>
-            <w:r>
-              <w:rPr>
-                <w:rFonts w:hint="eastAsia" w:ascii="方正仿宋_GB2312" w:hAnsi="方正仿宋_GB2312" w:eastAsia="方正仿宋_GB2312" w:cs="方正仿宋_GB2312"/>
-                <w:color w:val="000000"/>
-                <w:kern w:val="0"/>
-                <w:sz w:val="21"/>
-                <w:szCs w:val="21"/>
-                <w:lang w:bidi="ar"/>
-              </w:rPr>
-              <w:t xml:space="preserve">2. 提供Dash最小应用骨架与回调示例，学生替换数据与布局；</w:t>
-            </w:r>
-          </w:p>
-          <w:p>
-            <w:pPr>
-              <w:spacing w:line="320" w:lineRule="exact"/>
-              <w:jc w:val="left"/>
-              <w:rPr>
-                <w:rFonts w:hint="eastAsia" w:ascii="方正仿宋_GB2312" w:hAnsi="方正仿宋_GB2312" w:eastAsia="方正仿宋_GB2312" w:cs="方正仿宋_GB2312"/>
-                <w:color w:val="000000"/>
-                <w:kern w:val="0"/>
-                <w:sz w:val="21"/>
-                <w:szCs w:val="21"/>
-                <w:lang w:bidi="ar"/>
-              </w:rPr>
-            </w:pPr>
-            <w:r>
-              <w:rPr>
-                <w:rFonts w:hint="eastAsia" w:ascii="方正仿宋_GB2312" w:hAnsi="方正仿宋_GB2312" w:eastAsia="方正仿宋_GB2312" w:cs="方正仿宋_GB2312"/>
-                <w:color w:val="000000"/>
-                <w:kern w:val="0"/>
-                <w:sz w:val="21"/>
-                <w:szCs w:val="21"/>
-                <w:lang w:bidi="ar"/>
-              </w:rPr>
-              <w:t xml:space="preserve">3. 报表采用“四段式模板”（概览/分析/异常/附表），结构化降低排版难度。</w:t>
+              <w:t>1. 以真实产线数据驾驶舱截图引入，明确“给谁看、看什么、做什么决策”；</w:t>
+            </w:r>
+          </w:p>
+          <w:p>
+            <w:pPr>
+              <w:spacing w:line="320" w:lineRule="exact"/>
+              <w:jc w:val="left"/>
+              <w:rPr>
+                <w:rFonts w:hint="eastAsia" w:ascii="方正仿宋_GB2312" w:hAnsi="方正仿宋_GB2312" w:eastAsia="方正仿宋_GB2312" w:cs="方正仿宋_GB2312"/>
+                <w:color w:val="000000"/>
+                <w:kern w:val="0"/>
+                <w:sz w:val="21"/>
+                <w:szCs w:val="21"/>
+                <w:lang w:bidi="ar"/>
+              </w:rPr>
+            </w:pPr>
+            <w:r>
+              <w:rPr>
+                <w:rFonts w:hint="eastAsia" w:ascii="方正仿宋_GB2312" w:hAnsi="方正仿宋_GB2312" w:eastAsia="方正仿宋_GB2312" w:cs="方正仿宋_GB2312"/>
+                <w:color w:val="000000"/>
+                <w:kern w:val="0"/>
+                <w:sz w:val="21"/>
+                <w:szCs w:val="21"/>
+                <w:lang w:bidi="ar"/>
+              </w:rPr>
+              <w:t>2. 提供Dash最小应用骨架与回调示例，学生替换数据与布局；</w:t>
+            </w:r>
+          </w:p>
+          <w:p>
+            <w:pPr>
+              <w:spacing w:line="320" w:lineRule="exact"/>
+              <w:jc w:val="left"/>
+              <w:rPr>
+                <w:rFonts w:hint="eastAsia" w:ascii="方正仿宋_GB2312" w:hAnsi="方正仿宋_GB2312" w:eastAsia="方正仿宋_GB2312" w:cs="方正仿宋_GB2312"/>
+                <w:color w:val="000000"/>
+                <w:kern w:val="0"/>
+                <w:sz w:val="21"/>
+                <w:szCs w:val="21"/>
+                <w:lang w:bidi="ar"/>
+              </w:rPr>
+            </w:pPr>
+            <w:r>
+              <w:rPr>
+                <w:rFonts w:hint="eastAsia" w:ascii="方正仿宋_GB2312" w:hAnsi="方正仿宋_GB2312" w:eastAsia="方正仿宋_GB2312" w:cs="方正仿宋_GB2312"/>
+                <w:color w:val="000000"/>
+                <w:kern w:val="0"/>
+                <w:sz w:val="21"/>
+                <w:szCs w:val="21"/>
+                <w:lang w:bidi="ar"/>
+              </w:rPr>
+              <w:t>3. 报表采用“四段式模板”（概览/分析/异常/附表），结构化降低排版难度。</w:t>
             </w:r>
           </w:p>
         </w:tc>
@@ -4818,7 +4868,7 @@
                 <w:szCs w:val="21"/>
                 <w:lang w:bidi="ar"/>
               </w:rPr>
-              <w:t xml:space="preserve">1. 完成工单P3.1《产线KPI实时仪表盘》：及格标准5个KPI+时间筛选可用；优秀标准≥7指标+钻取交互+加载&lt;2秒；</w:t>
+              <w:t>1. 完成工单P3.1《产线KPI实时仪表盘》：及格标准5个KPI+时间筛选可用；优秀标准≥7指标+钻取交互+加载&lt;2秒；</w:t>
             </w:r>
           </w:p>
           <w:p>
@@ -4847,7 +4897,7 @@
                 <w:szCs w:val="21"/>
                 <w:lang w:bidi="ar"/>
               </w:rPr>
-              <w:t xml:space="preserve">2. 完成工单P3.2《每日生产分析报告系统》：及格标准四部分完整+PDF正确；优秀标准异常自动识别+&lt;1分钟+美观度≥4/5；</w:t>
+              <w:t>2. 完成工单P3.2《每日生产分析报告系统》：及格标准四部分完整+PDF正确；优秀标准异常自动识别+&lt;1分钟+美观度≥4/5；</w:t>
             </w:r>
           </w:p>
           <w:p>
@@ -4876,7 +4926,7 @@
                 <w:szCs w:val="21"/>
                 <w:lang w:bidi="ar"/>
               </w:rPr>
-              <w:t xml:space="preserve">3. 预习TCP/IP与MQTT协议基础。</w:t>
+              <w:t>3. 预习TCP/IP与MQTT协议基础。</w:t>
             </w:r>
           </w:p>
         </w:tc>
@@ -4920,7 +4970,7 @@
                 <w:rFonts w:hint="eastAsia" w:ascii="Times New Roman" w:hAnsi="Times New Roman" w:eastAsia="方正仿宋_GBK" w:cs="方正仿宋_GBK"/>
                 <w:sz w:val="24"/>
               </w:rPr>
-              <w:t xml:space="preserve">第六周</w:t>
+              <w:t>第六周</w:t>
             </w:r>
           </w:p>
         </w:tc>
@@ -4945,311 +4995,311 @@
                 <w:sz w:val="21"/>
                 <w:szCs w:val="21"/>
               </w:rPr>
-              <w:t xml:space="preserve">◆ 项目载体：重庆两江智造集团·数字化转型办公室｜中台试运行暴露瓶颈：三个厂区数据源并发接入互相踩踏，还常有连接闪断。</w:t>
-            </w:r>
-          </w:p>
-          <w:p>
-            <w:pPr>
-              <w:spacing w:line="320" w:lineRule="exact"/>
-              <w:jc w:val="left"/>
-              <w:rPr>
-                <w:rFonts w:hint="eastAsia" w:ascii="方正仿宋_GB2312" w:hAnsi="方正仿宋_GB2312" w:eastAsia="方正仿宋_GB2312" w:cs="方正仿宋_GB2312"/>
-                <w:sz w:val="21"/>
-                <w:szCs w:val="21"/>
-              </w:rPr>
-            </w:pPr>
-            <w:r>
-              <w:rPr>
-                <w:rFonts w:hint="eastAsia" w:ascii="方正仿宋_GB2312" w:hAnsi="方正仿宋_GB2312" w:eastAsia="方正仿宋_GB2312" w:cs="方正仿宋_GB2312"/>
-                <w:sz w:val="21"/>
-                <w:szCs w:val="21"/>
-              </w:rPr>
-              <w:t xml:space="preserve">项目P4：网络编程与数据采集——多源采集与消息中间件（W6）</w:t>
-            </w:r>
-          </w:p>
-          <w:p>
-            <w:pPr>
-              <w:spacing w:line="320" w:lineRule="exact"/>
-              <w:jc w:val="left"/>
-              <w:rPr>
-                <w:rFonts w:hint="eastAsia" w:ascii="方正仿宋_GB2312" w:hAnsi="方正仿宋_GB2312" w:eastAsia="方正仿宋_GB2312" w:cs="方正仿宋_GB2312"/>
-                <w:sz w:val="21"/>
-                <w:szCs w:val="21"/>
-              </w:rPr>
-            </w:pPr>
-            <w:r>
-              <w:rPr>
-                <w:rFonts w:hint="eastAsia" w:ascii="方正仿宋_GB2312" w:hAnsi="方正仿宋_GB2312" w:eastAsia="方正仿宋_GB2312" w:cs="方正仿宋_GB2312"/>
-                <w:sz w:val="21"/>
-                <w:szCs w:val="21"/>
-              </w:rPr>
-              <w:t xml:space="preserve">本周主题：多线程采集系统 + 协议集成</w:t>
-            </w:r>
-          </w:p>
-          <w:p>
-            <w:pPr>
-              <w:spacing w:line="320" w:lineRule="exact"/>
-              <w:jc w:val="left"/>
-              <w:rPr>
-                <w:rFonts w:hint="eastAsia" w:ascii="方正仿宋_GB2312" w:hAnsi="方正仿宋_GB2312" w:eastAsia="方正仿宋_GB2312" w:cs="方正仿宋_GB2312"/>
-                <w:sz w:val="21"/>
-                <w:szCs w:val="21"/>
-              </w:rPr>
-            </w:pPr>
-            <w:r>
-              <w:rPr>
-                <w:rFonts w:hint="eastAsia" w:ascii="方正仿宋_GB2312" w:hAnsi="方正仿宋_GB2312" w:eastAsia="方正仿宋_GB2312" w:cs="方正仿宋_GB2312"/>
-                <w:sz w:val="21"/>
-                <w:szCs w:val="21"/>
-              </w:rPr>
-              <w:t xml:space="preserve">授课内容：</w:t>
-            </w:r>
-          </w:p>
-          <w:p>
-            <w:pPr>
-              <w:spacing w:line="320" w:lineRule="exact"/>
-              <w:jc w:val="left"/>
-              <w:rPr>
-                <w:rFonts w:hint="eastAsia" w:ascii="方正仿宋_GB2312" w:hAnsi="方正仿宋_GB2312" w:eastAsia="方正仿宋_GB2312" w:cs="方正仿宋_GB2312"/>
-                <w:sz w:val="21"/>
-                <w:szCs w:val="21"/>
-              </w:rPr>
-            </w:pPr>
-            <w:r>
-              <w:rPr>
-                <w:rFonts w:hint="eastAsia" w:ascii="方正仿宋_GB2312" w:hAnsi="方正仿宋_GB2312" w:eastAsia="方正仿宋_GB2312" w:cs="方正仿宋_GB2312"/>
-                <w:sz w:val="21"/>
-                <w:szCs w:val="21"/>
-              </w:rPr>
-              <w:t xml:space="preserve">第11次课——“让程序同时听三个PLC说话”</w:t>
-            </w:r>
-          </w:p>
-          <w:p>
-            <w:pPr>
-              <w:spacing w:line="320" w:lineRule="exact"/>
-              <w:jc w:val="left"/>
-              <w:rPr>
-                <w:rFonts w:hint="eastAsia" w:ascii="方正仿宋_GB2312" w:hAnsi="方正仿宋_GB2312" w:eastAsia="方正仿宋_GB2312" w:cs="方正仿宋_GB2312"/>
-                <w:sz w:val="21"/>
-                <w:szCs w:val="21"/>
-              </w:rPr>
-            </w:pPr>
-            <w:r>
-              <w:rPr>
-                <w:rFonts w:hint="eastAsia" w:ascii="方正仿宋_GB2312" w:hAnsi="方正仿宋_GB2312" w:eastAsia="方正仿宋_GB2312" w:cs="方正仿宋_GB2312"/>
-                <w:sz w:val="21"/>
-                <w:szCs w:val="21"/>
-              </w:rPr>
-              <w:t xml:space="preserve">1. TCP/IP与Socket复习深化；</w:t>
-            </w:r>
-          </w:p>
-          <w:p>
-            <w:pPr>
-              <w:spacing w:line="320" w:lineRule="exact"/>
-              <w:jc w:val="left"/>
-              <w:rPr>
-                <w:rFonts w:hint="eastAsia" w:ascii="方正仿宋_GB2312" w:hAnsi="方正仿宋_GB2312" w:eastAsia="方正仿宋_GB2312" w:cs="方正仿宋_GB2312"/>
-                <w:sz w:val="21"/>
-                <w:szCs w:val="21"/>
-              </w:rPr>
-            </w:pPr>
-            <w:r>
-              <w:rPr>
-                <w:rFonts w:hint="eastAsia" w:ascii="方正仿宋_GB2312" w:hAnsi="方正仿宋_GB2312" w:eastAsia="方正仿宋_GB2312" w:cs="方正仿宋_GB2312"/>
-                <w:sz w:val="21"/>
-                <w:szCs w:val="21"/>
-              </w:rPr>
-              <w:t xml:space="preserve">2. Modbus协议详解：寄存器映射、读写命令、异常码；</w:t>
-            </w:r>
-          </w:p>
-          <w:p>
-            <w:pPr>
-              <w:spacing w:line="320" w:lineRule="exact"/>
-              <w:jc w:val="left"/>
-              <w:rPr>
-                <w:rFonts w:hint="eastAsia" w:ascii="方正仿宋_GB2312" w:hAnsi="方正仿宋_GB2312" w:eastAsia="方正仿宋_GB2312" w:cs="方正仿宋_GB2312"/>
-                <w:sz w:val="21"/>
-                <w:szCs w:val="21"/>
-              </w:rPr>
-            </w:pPr>
-            <w:r>
-              <w:rPr>
-                <w:rFonts w:hint="eastAsia" w:ascii="方正仿宋_GB2312" w:hAnsi="方正仿宋_GB2312" w:eastAsia="方正仿宋_GB2312" w:cs="方正仿宋_GB2312"/>
-                <w:sz w:val="21"/>
-                <w:szCs w:val="21"/>
-              </w:rPr>
-              <w:t xml:space="preserve">3. MQTT深化：主题设计、QoS等级、遗嘱消息；</w:t>
-            </w:r>
-          </w:p>
-          <w:p>
-            <w:pPr>
-              <w:spacing w:line="320" w:lineRule="exact"/>
-              <w:jc w:val="left"/>
-              <w:rPr>
-                <w:rFonts w:hint="eastAsia" w:ascii="方正仿宋_GB2312" w:hAnsi="方正仿宋_GB2312" w:eastAsia="方正仿宋_GB2312" w:cs="方正仿宋_GB2312"/>
-                <w:sz w:val="21"/>
-                <w:szCs w:val="21"/>
-              </w:rPr>
-            </w:pPr>
-            <w:r>
-              <w:rPr>
-                <w:rFonts w:hint="eastAsia" w:ascii="方正仿宋_GB2312" w:hAnsi="方正仿宋_GB2312" w:eastAsia="方正仿宋_GB2312" w:cs="方正仿宋_GB2312"/>
-                <w:sz w:val="21"/>
-                <w:szCs w:val="21"/>
-              </w:rPr>
-              <w:t xml:space="preserve">4. 多线程基础：threading、Queue线程安全队列。</w:t>
-            </w:r>
-          </w:p>
-          <w:p>
-            <w:pPr>
-              <w:spacing w:line="320" w:lineRule="exact"/>
-              <w:jc w:val="left"/>
-              <w:rPr>
-                <w:rFonts w:hint="eastAsia" w:ascii="方正仿宋_GB2312" w:hAnsi="方正仿宋_GB2312" w:eastAsia="方正仿宋_GB2312" w:cs="方正仿宋_GB2312"/>
-                <w:sz w:val="21"/>
-                <w:szCs w:val="21"/>
-              </w:rPr>
-            </w:pPr>
-            <w:r>
-              <w:rPr>
-                <w:rFonts w:hint="eastAsia" w:ascii="方正仿宋_GB2312" w:hAnsi="方正仿宋_GB2312" w:eastAsia="方正仿宋_GB2312" w:cs="方正仿宋_GB2312"/>
-                <w:sz w:val="21"/>
-                <w:szCs w:val="21"/>
-              </w:rPr>
-              <w:t xml:space="preserve">第12次课——“搭建多源数据采集中枢”</w:t>
-            </w:r>
-          </w:p>
-          <w:p>
-            <w:pPr>
-              <w:spacing w:line="320" w:lineRule="exact"/>
-              <w:jc w:val="left"/>
-              <w:rPr>
-                <w:rFonts w:hint="eastAsia" w:ascii="方正仿宋_GB2312" w:hAnsi="方正仿宋_GB2312" w:eastAsia="方正仿宋_GB2312" w:cs="方正仿宋_GB2312"/>
-                <w:sz w:val="21"/>
-                <w:szCs w:val="21"/>
-              </w:rPr>
-            </w:pPr>
-            <w:r>
-              <w:rPr>
-                <w:rFonts w:hint="eastAsia" w:ascii="方正仿宋_GB2312" w:hAnsi="方正仿宋_GB2312" w:eastAsia="方正仿宋_GB2312" w:cs="方正仿宋_GB2312"/>
-                <w:sz w:val="21"/>
-                <w:szCs w:val="21"/>
-              </w:rPr>
-              <w:t xml:space="preserve">1. 系统架构：3个PLC模拟器→Modbus采集器→数据处理→存储，MQTT订阅云端指令；</w:t>
-            </w:r>
-          </w:p>
-          <w:p>
-            <w:pPr>
-              <w:spacing w:line="320" w:lineRule="exact"/>
-              <w:jc w:val="left"/>
-              <w:rPr>
-                <w:rFonts w:hint="eastAsia" w:ascii="方正仿宋_GB2312" w:hAnsi="方正仿宋_GB2312" w:eastAsia="方正仿宋_GB2312" w:cs="方正仿宋_GB2312"/>
-                <w:sz w:val="21"/>
-                <w:szCs w:val="21"/>
-              </w:rPr>
-            </w:pPr>
-            <w:r>
-              <w:rPr>
-                <w:rFonts w:hint="eastAsia" w:ascii="方正仿宋_GB2312" w:hAnsi="方正仿宋_GB2312" w:eastAsia="方正仿宋_GB2312" w:cs="方正仿宋_GB2312"/>
-                <w:sz w:val="21"/>
-                <w:szCs w:val="21"/>
-              </w:rPr>
-              <w:t xml:space="preserve">2. 模块设计：ModbusCollector/MQTTSubscriber/DataProcessor三类线程架构；</w:t>
-            </w:r>
-          </w:p>
-          <w:p>
-            <w:pPr>
-              <w:spacing w:line="320" w:lineRule="exact"/>
-              <w:jc w:val="left"/>
-              <w:rPr>
-                <w:rFonts w:hint="eastAsia" w:ascii="方正仿宋_GB2312" w:hAnsi="方正仿宋_GB2312" w:eastAsia="方正仿宋_GB2312" w:cs="方正仿宋_GB2312"/>
-                <w:sz w:val="21"/>
-                <w:szCs w:val="21"/>
-              </w:rPr>
-            </w:pPr>
-            <w:r>
-              <w:rPr>
-                <w:rFonts w:hint="eastAsia" w:ascii="方正仿宋_GB2312" w:hAnsi="方正仿宋_GB2312" w:eastAsia="方正仿宋_GB2312" w:cs="方正仿宋_GB2312"/>
-                <w:sz w:val="21"/>
-                <w:szCs w:val="21"/>
-              </w:rPr>
-              <w:t xml:space="preserve">3. 工程要点：连接超时重连、数据缓冲、单位转换、异常告警、批量入库；</w:t>
-            </w:r>
-          </w:p>
-          <w:p>
-            <w:pPr>
-              <w:spacing w:line="320" w:lineRule="exact"/>
-              <w:jc w:val="left"/>
-              <w:rPr>
-                <w:rFonts w:hint="eastAsia" w:ascii="方正仿宋_GB2312" w:hAnsi="方正仿宋_GB2312" w:eastAsia="方正仿宋_GB2312" w:cs="方正仿宋_GB2312"/>
-                <w:sz w:val="21"/>
-                <w:szCs w:val="21"/>
-              </w:rPr>
-            </w:pPr>
-            <w:r>
-              <w:rPr>
-                <w:rFonts w:hint="eastAsia" w:ascii="方正仿宋_GB2312" w:hAnsi="方正仿宋_GB2312" w:eastAsia="方正仿宋_GB2312" w:cs="方正仿宋_GB2312"/>
-                <w:sz w:val="21"/>
-                <w:szCs w:val="21"/>
-              </w:rPr>
-              <w:t xml:space="preserve">4. 工单P4.1实操：基于提供的三线程架构骨架（ModbusCollector/MQTTSubscriber/DataProcessor模板），聚焦协议集成与可靠性开发，完成多源工业数据采集与消息中间件系统（采集率≥95%，吞吐≥1000条/秒）。</w:t>
-            </w:r>
-          </w:p>
-          <w:p>
-            <w:pPr>
-              <w:spacing w:line="320" w:lineRule="exact"/>
-              <w:jc w:val="left"/>
-              <w:rPr>
-                <w:rFonts w:hint="eastAsia" w:ascii="方正仿宋_GB2312" w:hAnsi="方正仿宋_GB2312" w:eastAsia="方正仿宋_GB2312" w:cs="方正仿宋_GB2312"/>
-                <w:sz w:val="21"/>
-                <w:szCs w:val="21"/>
-              </w:rPr>
-            </w:pPr>
-            <w:r>
-              <w:rPr>
-                <w:rFonts w:hint="eastAsia" w:ascii="方正仿宋_GB2312" w:hAnsi="方正仿宋_GB2312" w:eastAsia="方正仿宋_GB2312" w:cs="方正仿宋_GB2312"/>
-                <w:sz w:val="21"/>
-                <w:szCs w:val="21"/>
-              </w:rPr>
-              <w:t xml:space="preserve">教材：Python程序设计项目化教程（活页式）（任越美 李垒 李江岱 主编，978-7-313-30507-7）— 项目4</w:t>
-            </w:r>
-          </w:p>
-          <w:p>
-            <w:pPr>
-              <w:spacing w:line="320" w:lineRule="exact"/>
-              <w:jc w:val="left"/>
-              <w:rPr>
-                <w:rFonts w:hint="eastAsia" w:ascii="方正仿宋_GB2312" w:hAnsi="方正仿宋_GB2312" w:eastAsia="方正仿宋_GB2312" w:cs="方正仿宋_GB2312"/>
-                <w:sz w:val="21"/>
-                <w:szCs w:val="21"/>
-              </w:rPr>
-            </w:pPr>
-            <w:r>
-              <w:rPr>
-                <w:rFonts w:hint="eastAsia" w:ascii="方正仿宋_GB2312" w:hAnsi="方正仿宋_GB2312" w:eastAsia="方正仿宋_GB2312" w:cs="方正仿宋_GB2312"/>
-                <w:sz w:val="21"/>
-                <w:szCs w:val="21"/>
-              </w:rPr>
-              <w:t xml:space="preserve">预习知识点：多线程(threading/Queue)；网络编程(socket/MQTT)</w:t>
-            </w:r>
-          </w:p>
-          <w:p>
-            <w:pPr>
-              <w:spacing w:line="320" w:lineRule="exact"/>
-              <w:jc w:val="left"/>
-              <w:rPr>
-                <w:rFonts w:hint="eastAsia" w:ascii="方正仿宋_GB2312" w:hAnsi="方正仿宋_GB2312" w:eastAsia="方正仿宋_GB2312" w:cs="方正仿宋_GB2312"/>
-                <w:sz w:val="21"/>
-                <w:szCs w:val="21"/>
-              </w:rPr>
-            </w:pPr>
-            <w:r>
-              <w:rPr>
-                <w:rFonts w:hint="eastAsia" w:ascii="方正仿宋_GB2312" w:hAnsi="方正仿宋_GB2312" w:eastAsia="方正仿宋_GB2312" w:cs="方正仿宋_GB2312"/>
-                <w:sz w:val="21"/>
-                <w:szCs w:val="21"/>
-              </w:rPr>
-              <w:t xml:space="preserve">课中检查知识点：采集率≥95%</w:t>
+              <w:t>◆ 项目载体：重庆两江智造集团·数字化转型办公室｜中台试运行暴露瓶颈：三个厂区数据源并发接入互相踩踏，还常有连接闪断。</w:t>
+            </w:r>
+          </w:p>
+          <w:p>
+            <w:pPr>
+              <w:spacing w:line="320" w:lineRule="exact"/>
+              <w:jc w:val="left"/>
+              <w:rPr>
+                <w:rFonts w:hint="eastAsia" w:ascii="方正仿宋_GB2312" w:hAnsi="方正仿宋_GB2312" w:eastAsia="方正仿宋_GB2312" w:cs="方正仿宋_GB2312"/>
+                <w:sz w:val="21"/>
+                <w:szCs w:val="21"/>
+              </w:rPr>
+            </w:pPr>
+            <w:r>
+              <w:rPr>
+                <w:rFonts w:hint="eastAsia" w:ascii="方正仿宋_GB2312" w:hAnsi="方正仿宋_GB2312" w:eastAsia="方正仿宋_GB2312" w:cs="方正仿宋_GB2312"/>
+                <w:sz w:val="21"/>
+                <w:szCs w:val="21"/>
+              </w:rPr>
+              <w:t>项目P4：网络编程与数据采集——多源采集与消息中间件（W6）</w:t>
+            </w:r>
+          </w:p>
+          <w:p>
+            <w:pPr>
+              <w:spacing w:line="320" w:lineRule="exact"/>
+              <w:jc w:val="left"/>
+              <w:rPr>
+                <w:rFonts w:hint="eastAsia" w:ascii="方正仿宋_GB2312" w:hAnsi="方正仿宋_GB2312" w:eastAsia="方正仿宋_GB2312" w:cs="方正仿宋_GB2312"/>
+                <w:sz w:val="21"/>
+                <w:szCs w:val="21"/>
+              </w:rPr>
+            </w:pPr>
+            <w:r>
+              <w:rPr>
+                <w:rFonts w:hint="eastAsia" w:ascii="方正仿宋_GB2312" w:hAnsi="方正仿宋_GB2312" w:eastAsia="方正仿宋_GB2312" w:cs="方正仿宋_GB2312"/>
+                <w:sz w:val="21"/>
+                <w:szCs w:val="21"/>
+              </w:rPr>
+              <w:t>本周主题：多线程采集系统 + 协议集成</w:t>
+            </w:r>
+          </w:p>
+          <w:p>
+            <w:pPr>
+              <w:spacing w:line="320" w:lineRule="exact"/>
+              <w:jc w:val="left"/>
+              <w:rPr>
+                <w:rFonts w:hint="eastAsia" w:ascii="方正仿宋_GB2312" w:hAnsi="方正仿宋_GB2312" w:eastAsia="方正仿宋_GB2312" w:cs="方正仿宋_GB2312"/>
+                <w:sz w:val="21"/>
+                <w:szCs w:val="21"/>
+              </w:rPr>
+            </w:pPr>
+            <w:r>
+              <w:rPr>
+                <w:rFonts w:hint="eastAsia" w:ascii="方正仿宋_GB2312" w:hAnsi="方正仿宋_GB2312" w:eastAsia="方正仿宋_GB2312" w:cs="方正仿宋_GB2312"/>
+                <w:sz w:val="21"/>
+                <w:szCs w:val="21"/>
+              </w:rPr>
+              <w:t>授课内容：</w:t>
+            </w:r>
+          </w:p>
+          <w:p>
+            <w:pPr>
+              <w:spacing w:line="320" w:lineRule="exact"/>
+              <w:jc w:val="left"/>
+              <w:rPr>
+                <w:rFonts w:hint="eastAsia" w:ascii="方正仿宋_GB2312" w:hAnsi="方正仿宋_GB2312" w:eastAsia="方正仿宋_GB2312" w:cs="方正仿宋_GB2312"/>
+                <w:sz w:val="21"/>
+                <w:szCs w:val="21"/>
+              </w:rPr>
+            </w:pPr>
+            <w:r>
+              <w:rPr>
+                <w:rFonts w:hint="eastAsia" w:ascii="方正仿宋_GB2312" w:hAnsi="方正仿宋_GB2312" w:eastAsia="方正仿宋_GB2312" w:cs="方正仿宋_GB2312"/>
+                <w:sz w:val="21"/>
+                <w:szCs w:val="21"/>
+              </w:rPr>
+              <w:t>第11次课——“让程序同时听三个PLC说话”</w:t>
+            </w:r>
+          </w:p>
+          <w:p>
+            <w:pPr>
+              <w:spacing w:line="320" w:lineRule="exact"/>
+              <w:jc w:val="left"/>
+              <w:rPr>
+                <w:rFonts w:hint="eastAsia" w:ascii="方正仿宋_GB2312" w:hAnsi="方正仿宋_GB2312" w:eastAsia="方正仿宋_GB2312" w:cs="方正仿宋_GB2312"/>
+                <w:sz w:val="21"/>
+                <w:szCs w:val="21"/>
+              </w:rPr>
+            </w:pPr>
+            <w:r>
+              <w:rPr>
+                <w:rFonts w:hint="eastAsia" w:ascii="方正仿宋_GB2312" w:hAnsi="方正仿宋_GB2312" w:eastAsia="方正仿宋_GB2312" w:cs="方正仿宋_GB2312"/>
+                <w:sz w:val="21"/>
+                <w:szCs w:val="21"/>
+              </w:rPr>
+              <w:t>1. TCP/IP与Socket复习深化；</w:t>
+            </w:r>
+          </w:p>
+          <w:p>
+            <w:pPr>
+              <w:spacing w:line="320" w:lineRule="exact"/>
+              <w:jc w:val="left"/>
+              <w:rPr>
+                <w:rFonts w:hint="eastAsia" w:ascii="方正仿宋_GB2312" w:hAnsi="方正仿宋_GB2312" w:eastAsia="方正仿宋_GB2312" w:cs="方正仿宋_GB2312"/>
+                <w:sz w:val="21"/>
+                <w:szCs w:val="21"/>
+              </w:rPr>
+            </w:pPr>
+            <w:r>
+              <w:rPr>
+                <w:rFonts w:hint="eastAsia" w:ascii="方正仿宋_GB2312" w:hAnsi="方正仿宋_GB2312" w:eastAsia="方正仿宋_GB2312" w:cs="方正仿宋_GB2312"/>
+                <w:sz w:val="21"/>
+                <w:szCs w:val="21"/>
+              </w:rPr>
+              <w:t>2. Modbus协议详解：寄存器映射、读写命令、异常码；</w:t>
+            </w:r>
+          </w:p>
+          <w:p>
+            <w:pPr>
+              <w:spacing w:line="320" w:lineRule="exact"/>
+              <w:jc w:val="left"/>
+              <w:rPr>
+                <w:rFonts w:hint="eastAsia" w:ascii="方正仿宋_GB2312" w:hAnsi="方正仿宋_GB2312" w:eastAsia="方正仿宋_GB2312" w:cs="方正仿宋_GB2312"/>
+                <w:sz w:val="21"/>
+                <w:szCs w:val="21"/>
+              </w:rPr>
+            </w:pPr>
+            <w:r>
+              <w:rPr>
+                <w:rFonts w:hint="eastAsia" w:ascii="方正仿宋_GB2312" w:hAnsi="方正仿宋_GB2312" w:eastAsia="方正仿宋_GB2312" w:cs="方正仿宋_GB2312"/>
+                <w:sz w:val="21"/>
+                <w:szCs w:val="21"/>
+              </w:rPr>
+              <w:t>3. MQTT深化：主题设计、QoS等级、遗嘱消息；</w:t>
+            </w:r>
+          </w:p>
+          <w:p>
+            <w:pPr>
+              <w:spacing w:line="320" w:lineRule="exact"/>
+              <w:jc w:val="left"/>
+              <w:rPr>
+                <w:rFonts w:hint="eastAsia" w:ascii="方正仿宋_GB2312" w:hAnsi="方正仿宋_GB2312" w:eastAsia="方正仿宋_GB2312" w:cs="方正仿宋_GB2312"/>
+                <w:sz w:val="21"/>
+                <w:szCs w:val="21"/>
+              </w:rPr>
+            </w:pPr>
+            <w:r>
+              <w:rPr>
+                <w:rFonts w:hint="eastAsia" w:ascii="方正仿宋_GB2312" w:hAnsi="方正仿宋_GB2312" w:eastAsia="方正仿宋_GB2312" w:cs="方正仿宋_GB2312"/>
+                <w:sz w:val="21"/>
+                <w:szCs w:val="21"/>
+              </w:rPr>
+              <w:t>4. 多线程基础：threading、Queue线程安全队列。</w:t>
+            </w:r>
+          </w:p>
+          <w:p>
+            <w:pPr>
+              <w:spacing w:line="320" w:lineRule="exact"/>
+              <w:jc w:val="left"/>
+              <w:rPr>
+                <w:rFonts w:hint="eastAsia" w:ascii="方正仿宋_GB2312" w:hAnsi="方正仿宋_GB2312" w:eastAsia="方正仿宋_GB2312" w:cs="方正仿宋_GB2312"/>
+                <w:sz w:val="21"/>
+                <w:szCs w:val="21"/>
+              </w:rPr>
+            </w:pPr>
+            <w:r>
+              <w:rPr>
+                <w:rFonts w:hint="eastAsia" w:ascii="方正仿宋_GB2312" w:hAnsi="方正仿宋_GB2312" w:eastAsia="方正仿宋_GB2312" w:cs="方正仿宋_GB2312"/>
+                <w:sz w:val="21"/>
+                <w:szCs w:val="21"/>
+              </w:rPr>
+              <w:t>第12次课——“搭建多源数据采集中枢”</w:t>
+            </w:r>
+          </w:p>
+          <w:p>
+            <w:pPr>
+              <w:spacing w:line="320" w:lineRule="exact"/>
+              <w:jc w:val="left"/>
+              <w:rPr>
+                <w:rFonts w:hint="eastAsia" w:ascii="方正仿宋_GB2312" w:hAnsi="方正仿宋_GB2312" w:eastAsia="方正仿宋_GB2312" w:cs="方正仿宋_GB2312"/>
+                <w:sz w:val="21"/>
+                <w:szCs w:val="21"/>
+              </w:rPr>
+            </w:pPr>
+            <w:r>
+              <w:rPr>
+                <w:rFonts w:hint="eastAsia" w:ascii="方正仿宋_GB2312" w:hAnsi="方正仿宋_GB2312" w:eastAsia="方正仿宋_GB2312" w:cs="方正仿宋_GB2312"/>
+                <w:sz w:val="21"/>
+                <w:szCs w:val="21"/>
+              </w:rPr>
+              <w:t>1. 系统架构：3个PLC模拟器→Modbus采集器→数据处理→存储，MQTT订阅云端指令；</w:t>
+            </w:r>
+          </w:p>
+          <w:p>
+            <w:pPr>
+              <w:spacing w:line="320" w:lineRule="exact"/>
+              <w:jc w:val="left"/>
+              <w:rPr>
+                <w:rFonts w:hint="eastAsia" w:ascii="方正仿宋_GB2312" w:hAnsi="方正仿宋_GB2312" w:eastAsia="方正仿宋_GB2312" w:cs="方正仿宋_GB2312"/>
+                <w:sz w:val="21"/>
+                <w:szCs w:val="21"/>
+              </w:rPr>
+            </w:pPr>
+            <w:r>
+              <w:rPr>
+                <w:rFonts w:hint="eastAsia" w:ascii="方正仿宋_GB2312" w:hAnsi="方正仿宋_GB2312" w:eastAsia="方正仿宋_GB2312" w:cs="方正仿宋_GB2312"/>
+                <w:sz w:val="21"/>
+                <w:szCs w:val="21"/>
+              </w:rPr>
+              <w:t>2. 模块设计：ModbusCollector/MQTTSubscriber/DataProcessor三类线程架构；</w:t>
+            </w:r>
+          </w:p>
+          <w:p>
+            <w:pPr>
+              <w:spacing w:line="320" w:lineRule="exact"/>
+              <w:jc w:val="left"/>
+              <w:rPr>
+                <w:rFonts w:hint="eastAsia" w:ascii="方正仿宋_GB2312" w:hAnsi="方正仿宋_GB2312" w:eastAsia="方正仿宋_GB2312" w:cs="方正仿宋_GB2312"/>
+                <w:sz w:val="21"/>
+                <w:szCs w:val="21"/>
+              </w:rPr>
+            </w:pPr>
+            <w:r>
+              <w:rPr>
+                <w:rFonts w:hint="eastAsia" w:ascii="方正仿宋_GB2312" w:hAnsi="方正仿宋_GB2312" w:eastAsia="方正仿宋_GB2312" w:cs="方正仿宋_GB2312"/>
+                <w:sz w:val="21"/>
+                <w:szCs w:val="21"/>
+              </w:rPr>
+              <w:t>3. 工程要点：连接超时重连、数据缓冲、单位转换、异常告警、批量入库；</w:t>
+            </w:r>
+          </w:p>
+          <w:p>
+            <w:pPr>
+              <w:spacing w:line="320" w:lineRule="exact"/>
+              <w:jc w:val="left"/>
+              <w:rPr>
+                <w:rFonts w:hint="eastAsia" w:ascii="方正仿宋_GB2312" w:hAnsi="方正仿宋_GB2312" w:eastAsia="方正仿宋_GB2312" w:cs="方正仿宋_GB2312"/>
+                <w:sz w:val="21"/>
+                <w:szCs w:val="21"/>
+              </w:rPr>
+            </w:pPr>
+            <w:r>
+              <w:rPr>
+                <w:rFonts w:hint="eastAsia" w:ascii="方正仿宋_GB2312" w:hAnsi="方正仿宋_GB2312" w:eastAsia="方正仿宋_GB2312" w:cs="方正仿宋_GB2312"/>
+                <w:sz w:val="21"/>
+                <w:szCs w:val="21"/>
+              </w:rPr>
+              <w:t>4. 工单P4.1实操：基于提供的三线程架构骨架（ModbusCollector/MQTTSubscriber/DataProcessor模板），聚焦协议集成与可靠性开发，完成多源工业数据采集与消息中间件系统（采集率≥95%，吞吐≥1000条/秒）。</w:t>
+            </w:r>
+          </w:p>
+          <w:p>
+            <w:pPr>
+              <w:spacing w:line="320" w:lineRule="exact"/>
+              <w:jc w:val="left"/>
+              <w:rPr>
+                <w:rFonts w:hint="eastAsia" w:ascii="方正仿宋_GB2312" w:hAnsi="方正仿宋_GB2312" w:eastAsia="方正仿宋_GB2312" w:cs="方正仿宋_GB2312"/>
+                <w:sz w:val="21"/>
+                <w:szCs w:val="21"/>
+              </w:rPr>
+            </w:pPr>
+            <w:r>
+              <w:rPr>
+                <w:rFonts w:hint="eastAsia" w:ascii="方正仿宋_GB2312" w:hAnsi="方正仿宋_GB2312" w:eastAsia="方正仿宋_GB2312" w:cs="方正仿宋_GB2312"/>
+                <w:sz w:val="21"/>
+                <w:szCs w:val="21"/>
+              </w:rPr>
+              <w:t>教材：Python程序设计项目化教程（活页式）（任越美 李垒 李江岱 主编，978-7-313-30507-7）— 项目4</w:t>
+            </w:r>
+          </w:p>
+          <w:p>
+            <w:pPr>
+              <w:spacing w:line="320" w:lineRule="exact"/>
+              <w:jc w:val="left"/>
+              <w:rPr>
+                <w:rFonts w:hint="eastAsia" w:ascii="方正仿宋_GB2312" w:hAnsi="方正仿宋_GB2312" w:eastAsia="方正仿宋_GB2312" w:cs="方正仿宋_GB2312"/>
+                <w:sz w:val="21"/>
+                <w:szCs w:val="21"/>
+              </w:rPr>
+            </w:pPr>
+            <w:r>
+              <w:rPr>
+                <w:rFonts w:hint="eastAsia" w:ascii="方正仿宋_GB2312" w:hAnsi="方正仿宋_GB2312" w:eastAsia="方正仿宋_GB2312" w:cs="方正仿宋_GB2312"/>
+                <w:sz w:val="21"/>
+                <w:szCs w:val="21"/>
+              </w:rPr>
+              <w:t>预习知识点：多线程(threading/Queue)；网络编程(socket/MQTT)</w:t>
+            </w:r>
+          </w:p>
+          <w:p>
+            <w:pPr>
+              <w:spacing w:line="320" w:lineRule="exact"/>
+              <w:jc w:val="left"/>
+              <w:rPr>
+                <w:rFonts w:hint="eastAsia" w:ascii="方正仿宋_GB2312" w:hAnsi="方正仿宋_GB2312" w:eastAsia="方正仿宋_GB2312" w:cs="方正仿宋_GB2312"/>
+                <w:sz w:val="21"/>
+                <w:szCs w:val="21"/>
+              </w:rPr>
+            </w:pPr>
+            <w:r>
+              <w:rPr>
+                <w:rFonts w:hint="eastAsia" w:ascii="方正仿宋_GB2312" w:hAnsi="方正仿宋_GB2312" w:eastAsia="方正仿宋_GB2312" w:cs="方正仿宋_GB2312"/>
+                <w:sz w:val="21"/>
+                <w:szCs w:val="21"/>
+              </w:rPr>
+              <w:t>课中检查知识点：采集率≥95%</w:t>
             </w:r>
           </w:p>
         </w:tc>
@@ -5274,7 +5324,7 @@
                 <w:sz w:val="24"/>
                 <w:lang w:val="en-US" w:eastAsia="zh-CN"/>
               </w:rPr>
-              <w:t xml:space="preserve">1</w:t>
+              <w:t>1</w:t>
             </w:r>
           </w:p>
         </w:tc>
@@ -5299,7 +5349,7 @@
                 <w:sz w:val="24"/>
                 <w:lang w:val="en-US" w:eastAsia="zh-CN"/>
               </w:rPr>
-              <w:t xml:space="preserve">3</w:t>
+              <w:t>3</w:t>
             </w:r>
           </w:p>
         </w:tc>
@@ -5327,51 +5377,51 @@
                 <w:szCs w:val="21"/>
                 <w:lang w:bidi="ar"/>
               </w:rPr>
-              <w:t xml:space="preserve">1. 知识目标： 掌握Modbus寄存器读写流程；掌握MQTT主题设计与QoS机制；理解多线程并发与Queue线程安全原理。</w:t>
-            </w:r>
-          </w:p>
-          <w:p>
-            <w:pPr>
-              <w:spacing w:line="320" w:lineRule="exact"/>
-              <w:jc w:val="left"/>
-              <w:rPr>
-                <w:rFonts w:hint="eastAsia" w:ascii="方正仿宋_GB2312" w:hAnsi="方正仿宋_GB2312" w:eastAsia="方正仿宋_GB2312" w:cs="方正仿宋_GB2312"/>
-                <w:sz w:val="21"/>
-                <w:szCs w:val="21"/>
-              </w:rPr>
-            </w:pPr>
-            <w:r>
-              <w:rPr>
-                <w:rFonts w:hint="eastAsia" w:ascii="方正仿宋_GB2312" w:hAnsi="方正仿宋_GB2312" w:eastAsia="方正仿宋_GB2312" w:cs="方正仿宋_GB2312"/>
-                <w:color w:val="000000"/>
-                <w:kern w:val="0"/>
-                <w:sz w:val="21"/>
-                <w:szCs w:val="21"/>
-                <w:lang w:bidi="ar"/>
-              </w:rPr>
-              <w:t xml:space="preserve">2. 能力目标： 能够开发多线程多源采集系统（采集率≥95%优秀≥99.5%）；能够处理断线重连与数据缓冲；代码PEP 8≥75%。</w:t>
-            </w:r>
-          </w:p>
-          <w:p>
-            <w:pPr>
-              <w:spacing w:line="320" w:lineRule="exact"/>
-              <w:jc w:val="left"/>
-              <w:rPr>
-                <w:rFonts w:hint="eastAsia" w:ascii="方正仿宋_GB2312" w:hAnsi="方正仿宋_GB2312" w:eastAsia="方正仿宋_GB2312" w:cs="方正仿宋_GB2312"/>
-                <w:sz w:val="21"/>
-                <w:szCs w:val="21"/>
-              </w:rPr>
-            </w:pPr>
-            <w:r>
-              <w:rPr>
-                <w:rFonts w:hint="eastAsia" w:ascii="方正仿宋_GB2312" w:hAnsi="方正仿宋_GB2312" w:eastAsia="方正仿宋_GB2312" w:cs="方正仿宋_GB2312"/>
-                <w:color w:val="000000"/>
-                <w:kern w:val="0"/>
-                <w:sz w:val="21"/>
-                <w:szCs w:val="21"/>
-                <w:lang w:bidi="ar"/>
-              </w:rPr>
-              <w:t xml:space="preserve">3. 素质目标： 建立“系统稳定性”工程意识（7×24运行思维），培养并发编程的严谨性（线程安全、资源释放）。</w:t>
+              <w:t>1. 知识目标： 掌握Modbus寄存器读写流程；掌握MQTT主题设计与QoS机制；理解多线程并发与Queue线程安全原理。</w:t>
+            </w:r>
+          </w:p>
+          <w:p>
+            <w:pPr>
+              <w:spacing w:line="320" w:lineRule="exact"/>
+              <w:jc w:val="left"/>
+              <w:rPr>
+                <w:rFonts w:hint="eastAsia" w:ascii="方正仿宋_GB2312" w:hAnsi="方正仿宋_GB2312" w:eastAsia="方正仿宋_GB2312" w:cs="方正仿宋_GB2312"/>
+                <w:sz w:val="21"/>
+                <w:szCs w:val="21"/>
+              </w:rPr>
+            </w:pPr>
+            <w:r>
+              <w:rPr>
+                <w:rFonts w:hint="eastAsia" w:ascii="方正仿宋_GB2312" w:hAnsi="方正仿宋_GB2312" w:eastAsia="方正仿宋_GB2312" w:cs="方正仿宋_GB2312"/>
+                <w:color w:val="000000"/>
+                <w:kern w:val="0"/>
+                <w:sz w:val="21"/>
+                <w:szCs w:val="21"/>
+                <w:lang w:bidi="ar"/>
+              </w:rPr>
+              <w:t>2. 能力目标： 能够开发多线程多源采集系统（采集率≥95%优秀≥99.5%）；能够处理断线重连与数据缓冲；代码PEP 8≥75%。</w:t>
+            </w:r>
+          </w:p>
+          <w:p>
+            <w:pPr>
+              <w:spacing w:line="320" w:lineRule="exact"/>
+              <w:jc w:val="left"/>
+              <w:rPr>
+                <w:rFonts w:hint="eastAsia" w:ascii="方正仿宋_GB2312" w:hAnsi="方正仿宋_GB2312" w:eastAsia="方正仿宋_GB2312" w:cs="方正仿宋_GB2312"/>
+                <w:sz w:val="21"/>
+                <w:szCs w:val="21"/>
+              </w:rPr>
+            </w:pPr>
+            <w:r>
+              <w:rPr>
+                <w:rFonts w:hint="eastAsia" w:ascii="方正仿宋_GB2312" w:hAnsi="方正仿宋_GB2312" w:eastAsia="方正仿宋_GB2312" w:cs="方正仿宋_GB2312"/>
+                <w:color w:val="000000"/>
+                <w:kern w:val="0"/>
+                <w:sz w:val="21"/>
+                <w:szCs w:val="21"/>
+                <w:lang w:bidi="ar"/>
+              </w:rPr>
+              <w:t>3. 素质目标： 建立“系统稳定性”工程意识（7×24运行思维），培养并发编程的严谨性（线程安全、资源释放）。</w:t>
             </w:r>
           </w:p>
         </w:tc>
@@ -5396,64 +5446,64 @@
                 <w:sz w:val="21"/>
                 <w:szCs w:val="21"/>
               </w:rPr>
-              <w:t xml:space="preserve">多源采集——重点：</w:t>
-            </w:r>
-          </w:p>
-          <w:p>
-            <w:pPr>
-              <w:spacing w:line="320" w:lineRule="exact"/>
-              <w:jc w:val="left"/>
-              <w:rPr>
-                <w:rFonts w:hint="eastAsia" w:ascii="方正仿宋_GB2312" w:hAnsi="方正仿宋_GB2312" w:eastAsia="方正仿宋_GB2312" w:cs="方正仿宋_GB2312"/>
-                <w:sz w:val="21"/>
-                <w:szCs w:val="21"/>
-              </w:rPr>
-            </w:pPr>
-            <w:r>
-              <w:rPr>
-                <w:rFonts w:hint="eastAsia" w:ascii="方正仿宋_GB2312" w:hAnsi="方正仿宋_GB2312" w:eastAsia="方正仿宋_GB2312" w:cs="方正仿宋_GB2312"/>
-                <w:sz w:val="21"/>
-                <w:szCs w:val="21"/>
-              </w:rPr>
-              <w:t xml:space="preserve">Modbus/MQTT协议集成；多线程架构设计（采集/订阅/处理三线程）；Queue缓冲与线程安全。</w:t>
-            </w:r>
-          </w:p>
-          <w:p>
-            <w:pPr>
-              <w:spacing w:line="320" w:lineRule="exact"/>
-              <w:jc w:val="left"/>
-              <w:rPr>
-                <w:rFonts w:hint="eastAsia" w:ascii="方正仿宋_GB2312" w:hAnsi="方正仿宋_GB2312" w:eastAsia="方正仿宋_GB2312" w:cs="方正仿宋_GB2312"/>
-                <w:sz w:val="21"/>
-                <w:szCs w:val="21"/>
-              </w:rPr>
-            </w:pPr>
-            <w:r>
-              <w:rPr>
-                <w:rFonts w:hint="eastAsia" w:ascii="方正仿宋_GB2312" w:hAnsi="方正仿宋_GB2312" w:eastAsia="方正仿宋_GB2312" w:cs="方正仿宋_GB2312"/>
-                <w:sz w:val="21"/>
-                <w:szCs w:val="21"/>
-              </w:rPr>
-              <w:t xml:space="preserve">难点：</w:t>
-            </w:r>
-          </w:p>
-          <w:p>
-            <w:pPr>
-              <w:spacing w:line="320" w:lineRule="exact"/>
-              <w:jc w:val="left"/>
-              <w:rPr>
-                <w:rFonts w:hint="eastAsia" w:ascii="方正仿宋_GB2312" w:hAnsi="方正仿宋_GB2312" w:eastAsia="方正仿宋_GB2312" w:cs="方正仿宋_GB2312"/>
-                <w:sz w:val="21"/>
-                <w:szCs w:val="21"/>
-              </w:rPr>
-            </w:pPr>
-            <w:r>
-              <w:rPr>
-                <w:rFonts w:hint="eastAsia" w:ascii="方正仿宋_GB2312" w:hAnsi="方正仿宋_GB2312" w:eastAsia="方正仿宋_GB2312" w:cs="方正仿宋_GB2312"/>
-                <w:sz w:val="21"/>
-                <w:szCs w:val="21"/>
-              </w:rPr>
-              <w:t xml:space="preserve">线程间数据传递与共享状态保护；断线重连的状态机设计；采集率/延迟等性能指标的测量与优化。</w:t>
+              <w:t>多源采集——重点：</w:t>
+            </w:r>
+          </w:p>
+          <w:p>
+            <w:pPr>
+              <w:spacing w:line="320" w:lineRule="exact"/>
+              <w:jc w:val="left"/>
+              <w:rPr>
+                <w:rFonts w:hint="eastAsia" w:ascii="方正仿宋_GB2312" w:hAnsi="方正仿宋_GB2312" w:eastAsia="方正仿宋_GB2312" w:cs="方正仿宋_GB2312"/>
+                <w:sz w:val="21"/>
+                <w:szCs w:val="21"/>
+              </w:rPr>
+            </w:pPr>
+            <w:r>
+              <w:rPr>
+                <w:rFonts w:hint="eastAsia" w:ascii="方正仿宋_GB2312" w:hAnsi="方正仿宋_GB2312" w:eastAsia="方正仿宋_GB2312" w:cs="方正仿宋_GB2312"/>
+                <w:sz w:val="21"/>
+                <w:szCs w:val="21"/>
+              </w:rPr>
+              <w:t>Modbus/MQTT协议集成；多线程架构设计（采集/订阅/处理三线程）；Queue缓冲与线程安全。</w:t>
+            </w:r>
+          </w:p>
+          <w:p>
+            <w:pPr>
+              <w:spacing w:line="320" w:lineRule="exact"/>
+              <w:jc w:val="left"/>
+              <w:rPr>
+                <w:rFonts w:hint="eastAsia" w:ascii="方正仿宋_GB2312" w:hAnsi="方正仿宋_GB2312" w:eastAsia="方正仿宋_GB2312" w:cs="方正仿宋_GB2312"/>
+                <w:sz w:val="21"/>
+                <w:szCs w:val="21"/>
+              </w:rPr>
+            </w:pPr>
+            <w:r>
+              <w:rPr>
+                <w:rFonts w:hint="eastAsia" w:ascii="方正仿宋_GB2312" w:hAnsi="方正仿宋_GB2312" w:eastAsia="方正仿宋_GB2312" w:cs="方正仿宋_GB2312"/>
+                <w:sz w:val="21"/>
+                <w:szCs w:val="21"/>
+              </w:rPr>
+              <w:t>难点：</w:t>
+            </w:r>
+          </w:p>
+          <w:p>
+            <w:pPr>
+              <w:spacing w:line="320" w:lineRule="exact"/>
+              <w:jc w:val="left"/>
+              <w:rPr>
+                <w:rFonts w:hint="eastAsia" w:ascii="方正仿宋_GB2312" w:hAnsi="方正仿宋_GB2312" w:eastAsia="方正仿宋_GB2312" w:cs="方正仿宋_GB2312"/>
+                <w:sz w:val="21"/>
+                <w:szCs w:val="21"/>
+              </w:rPr>
+            </w:pPr>
+            <w:r>
+              <w:rPr>
+                <w:rFonts w:hint="eastAsia" w:ascii="方正仿宋_GB2312" w:hAnsi="方正仿宋_GB2312" w:eastAsia="方正仿宋_GB2312" w:cs="方正仿宋_GB2312"/>
+                <w:sz w:val="21"/>
+                <w:szCs w:val="21"/>
+              </w:rPr>
+              <w:t>线程间数据传递与共享状态保护；断线重连的状态机设计；采集率/延迟等性能指标的测量与优化。</w:t>
             </w:r>
           </w:p>
         </w:tc>
@@ -5484,57 +5534,57 @@
                 <w:szCs w:val="21"/>
                 <w:lang w:bidi="ar"/>
               </w:rPr>
-              <w:t xml:space="preserve">1. 架构先行：先画线程架构图、定义Queue接口，基于三线程骨架模板分工实现（决策环节完成“单线程vs多线程vs异步”选型对比矩阵）；</w:t>
-            </w:r>
-          </w:p>
-          <w:p>
-            <w:pPr>
-              <w:spacing w:line="320" w:lineRule="exact"/>
-              <w:jc w:val="left"/>
-              <w:rPr>
-                <w:rFonts w:hint="eastAsia" w:ascii="方正仿宋_GB2312" w:hAnsi="方正仿宋_GB2312" w:eastAsia="方正仿宋_GB2312" w:cs="方正仿宋_GB2312"/>
-                <w:color w:val="000000"/>
-                <w:kern w:val="0"/>
-                <w:sz w:val="21"/>
-                <w:szCs w:val="21"/>
-                <w:lang w:bidi="ar"/>
-              </w:rPr>
-            </w:pPr>
-            <w:r>
-              <w:rPr>
-                <w:rFonts w:hint="eastAsia" w:ascii="方正仿宋_GB2312" w:hAnsi="方正仿宋_GB2312" w:eastAsia="方正仿宋_GB2312" w:cs="方正仿宋_GB2312"/>
-                <w:color w:val="000000"/>
-                <w:kern w:val="0"/>
-                <w:sz w:val="21"/>
-                <w:szCs w:val="21"/>
-                <w:lang w:bidi="ar"/>
-              </w:rPr>
-              <w:t xml:space="preserve">2. 提供PLC模拟器一键脚本与压力测试工具，性能指标可量化验证；</w:t>
-            </w:r>
-          </w:p>
-          <w:p>
-            <w:pPr>
-              <w:spacing w:line="320" w:lineRule="exact"/>
-              <w:jc w:val="left"/>
-              <w:rPr>
-                <w:rFonts w:hint="eastAsia" w:ascii="方正仿宋_GB2312" w:hAnsi="方正仿宋_GB2312" w:eastAsia="方正仿宋_GB2312" w:cs="方正仿宋_GB2312"/>
-                <w:color w:val="000000"/>
-                <w:kern w:val="0"/>
-                <w:sz w:val="21"/>
-                <w:szCs w:val="21"/>
-                <w:lang w:bidi="ar"/>
-              </w:rPr>
-            </w:pPr>
-            <w:r>
-              <w:rPr>
-                <w:rFonts w:hint="eastAsia" w:ascii="方正仿宋_GB2312" w:hAnsi="方正仿宋_GB2312" w:eastAsia="方正仿宋_GB2312" w:cs="方正仿宋_GB2312"/>
-                <w:color w:val="000000"/>
-                <w:kern w:val="0"/>
-                <w:sz w:val="21"/>
-                <w:szCs w:val="21"/>
-                <w:lang w:bidi="ar"/>
-              </w:rPr>
-              <w:t xml:space="preserve">3. 设置“拔网线”故障演练环节，检验重连机制有效性。</w:t>
+              <w:t>1. 架构先行：先画线程架构图、定义Queue接口，基于三线程骨架模板分工实现（决策环节完成“单线程vs多线程vs异步”选型对比矩阵）；</w:t>
+            </w:r>
+          </w:p>
+          <w:p>
+            <w:pPr>
+              <w:spacing w:line="320" w:lineRule="exact"/>
+              <w:jc w:val="left"/>
+              <w:rPr>
+                <w:rFonts w:hint="eastAsia" w:ascii="方正仿宋_GB2312" w:hAnsi="方正仿宋_GB2312" w:eastAsia="方正仿宋_GB2312" w:cs="方正仿宋_GB2312"/>
+                <w:color w:val="000000"/>
+                <w:kern w:val="0"/>
+                <w:sz w:val="21"/>
+                <w:szCs w:val="21"/>
+                <w:lang w:bidi="ar"/>
+              </w:rPr>
+            </w:pPr>
+            <w:r>
+              <w:rPr>
+                <w:rFonts w:hint="eastAsia" w:ascii="方正仿宋_GB2312" w:hAnsi="方正仿宋_GB2312" w:eastAsia="方正仿宋_GB2312" w:cs="方正仿宋_GB2312"/>
+                <w:color w:val="000000"/>
+                <w:kern w:val="0"/>
+                <w:sz w:val="21"/>
+                <w:szCs w:val="21"/>
+                <w:lang w:bidi="ar"/>
+              </w:rPr>
+              <w:t>2. 提供PLC模拟器一键脚本与压力测试工具，性能指标可量化验证；</w:t>
+            </w:r>
+          </w:p>
+          <w:p>
+            <w:pPr>
+              <w:spacing w:line="320" w:lineRule="exact"/>
+              <w:jc w:val="left"/>
+              <w:rPr>
+                <w:rFonts w:hint="eastAsia" w:ascii="方正仿宋_GB2312" w:hAnsi="方正仿宋_GB2312" w:eastAsia="方正仿宋_GB2312" w:cs="方正仿宋_GB2312"/>
+                <w:color w:val="000000"/>
+                <w:kern w:val="0"/>
+                <w:sz w:val="21"/>
+                <w:szCs w:val="21"/>
+                <w:lang w:bidi="ar"/>
+              </w:rPr>
+            </w:pPr>
+            <w:r>
+              <w:rPr>
+                <w:rFonts w:hint="eastAsia" w:ascii="方正仿宋_GB2312" w:hAnsi="方正仿宋_GB2312" w:eastAsia="方正仿宋_GB2312" w:cs="方正仿宋_GB2312"/>
+                <w:color w:val="000000"/>
+                <w:kern w:val="0"/>
+                <w:sz w:val="21"/>
+                <w:szCs w:val="21"/>
+                <w:lang w:bidi="ar"/>
+              </w:rPr>
+              <w:t>3. 设置“拔网线”故障演练环节，检验重连机制有效性。</w:t>
             </w:r>
           </w:p>
         </w:tc>
@@ -5569,7 +5619,7 @@
                 <w:szCs w:val="21"/>
                 <w:lang w:bidi="ar"/>
               </w:rPr>
-              <w:t xml:space="preserve">1. 完成工单P4.1《多源工业数据采集系统》：及格标准采集率&gt;95%+无数据丢失；优秀标准≥99.5%+延迟&lt;100ms+告警完善；</w:t>
+              <w:t>1. 完成工单P4.1《多源工业数据采集系统》：及格标准采集率&gt;95%+无数据丢失；优秀标准≥99.5%+延迟&lt;100ms+告警完善；</w:t>
             </w:r>
           </w:p>
           <w:p>
@@ -5598,7 +5648,7 @@
                 <w:szCs w:val="21"/>
                 <w:lang w:bidi="ar"/>
               </w:rPr>
-              <w:t xml:space="preserve">2. 撰写系统架构文档（模块图+数据流图）；</w:t>
+              <w:t>2. 撰写系统架构文档（模块图+数据流图）；</w:t>
             </w:r>
           </w:p>
           <w:p>
@@ -5627,7 +5677,7 @@
                 <w:szCs w:val="21"/>
                 <w:lang w:bidi="ar"/>
               </w:rPr>
-              <w:t xml:space="preserve">3. 预习SQL基础与数据库设计方法。</w:t>
+              <w:t>3. 预习SQL基础与数据库设计方法。</w:t>
             </w:r>
           </w:p>
         </w:tc>
@@ -5671,7 +5721,7 @@
                 <w:rFonts w:hint="eastAsia" w:ascii="Times New Roman" w:hAnsi="Times New Roman" w:eastAsia="方正仿宋_GBK" w:cs="方正仿宋_GBK"/>
                 <w:sz w:val="24"/>
               </w:rPr>
-              <w:t xml:space="preserve">第七周</w:t>
+              <w:t>第七周</w:t>
             </w:r>
           </w:p>
         </w:tc>
@@ -5696,311 +5746,311 @@
                 <w:sz w:val="21"/>
                 <w:szCs w:val="21"/>
               </w:rPr>
-              <w:t xml:space="preserve">◆ 项目载体：重庆两江智造集团·数字化转型办公室｜数据落了地却没有家。</w:t>
-            </w:r>
-          </w:p>
-          <w:p>
-            <w:pPr>
-              <w:spacing w:line="320" w:lineRule="exact"/>
-              <w:jc w:val="left"/>
-              <w:rPr>
-                <w:rFonts w:hint="eastAsia" w:ascii="方正仿宋_GB2312" w:hAnsi="方正仿宋_GB2312" w:eastAsia="方正仿宋_GB2312" w:cs="方正仿宋_GB2312"/>
-                <w:sz w:val="21"/>
-                <w:szCs w:val="21"/>
-              </w:rPr>
-            </w:pPr>
-            <w:r>
-              <w:rPr>
-                <w:rFonts w:hint="eastAsia" w:ascii="方正仿宋_GB2312" w:hAnsi="方正仿宋_GB2312" w:eastAsia="方正仿宋_GB2312" w:cs="方正仿宋_GB2312"/>
-                <w:sz w:val="21"/>
-                <w:szCs w:val="21"/>
-              </w:rPr>
-              <w:t xml:space="preserve">项目P5：数据库应用——数据仓库设计与ORM开发（W7）</w:t>
-            </w:r>
-          </w:p>
-          <w:p>
-            <w:pPr>
-              <w:spacing w:line="320" w:lineRule="exact"/>
-              <w:jc w:val="left"/>
-              <w:rPr>
-                <w:rFonts w:hint="eastAsia" w:ascii="方正仿宋_GB2312" w:hAnsi="方正仿宋_GB2312" w:eastAsia="方正仿宋_GB2312" w:cs="方正仿宋_GB2312"/>
-                <w:sz w:val="21"/>
-                <w:szCs w:val="21"/>
-              </w:rPr>
-            </w:pPr>
-            <w:r>
-              <w:rPr>
-                <w:rFonts w:hint="eastAsia" w:ascii="方正仿宋_GB2312" w:hAnsi="方正仿宋_GB2312" w:eastAsia="方正仿宋_GB2312" w:cs="方正仿宋_GB2312"/>
-                <w:sz w:val="21"/>
-                <w:szCs w:val="21"/>
-              </w:rPr>
-              <w:t xml:space="preserve">本周主题：数据库设计 + SQLAlchemy ORM</w:t>
-            </w:r>
-          </w:p>
-          <w:p>
-            <w:pPr>
-              <w:spacing w:line="320" w:lineRule="exact"/>
-              <w:jc w:val="left"/>
-              <w:rPr>
-                <w:rFonts w:hint="eastAsia" w:ascii="方正仿宋_GB2312" w:hAnsi="方正仿宋_GB2312" w:eastAsia="方正仿宋_GB2312" w:cs="方正仿宋_GB2312"/>
-                <w:sz w:val="21"/>
-                <w:szCs w:val="21"/>
-              </w:rPr>
-            </w:pPr>
-            <w:r>
-              <w:rPr>
-                <w:rFonts w:hint="eastAsia" w:ascii="方正仿宋_GB2312" w:hAnsi="方正仿宋_GB2312" w:eastAsia="方正仿宋_GB2312" w:cs="方正仿宋_GB2312"/>
-                <w:sz w:val="21"/>
-                <w:szCs w:val="21"/>
-              </w:rPr>
-              <w:t xml:space="preserve">授课内容：</w:t>
-            </w:r>
-          </w:p>
-          <w:p>
-            <w:pPr>
-              <w:spacing w:line="320" w:lineRule="exact"/>
-              <w:jc w:val="left"/>
-              <w:rPr>
-                <w:rFonts w:hint="eastAsia" w:ascii="方正仿宋_GB2312" w:hAnsi="方正仿宋_GB2312" w:eastAsia="方正仿宋_GB2312" w:cs="方正仿宋_GB2312"/>
-                <w:sz w:val="21"/>
-                <w:szCs w:val="21"/>
-              </w:rPr>
-            </w:pPr>
-            <w:r>
-              <w:rPr>
-                <w:rFonts w:hint="eastAsia" w:ascii="方正仿宋_GB2312" w:hAnsi="方正仿宋_GB2312" w:eastAsia="方正仿宋_GB2312" w:cs="方正仿宋_GB2312"/>
-                <w:sz w:val="21"/>
-                <w:szCs w:val="21"/>
-              </w:rPr>
-              <w:t xml:space="preserve">第13次课——“给产线数据安个家”</w:t>
-            </w:r>
-          </w:p>
-          <w:p>
-            <w:pPr>
-              <w:spacing w:line="320" w:lineRule="exact"/>
-              <w:jc w:val="left"/>
-              <w:rPr>
-                <w:rFonts w:hint="eastAsia" w:ascii="方正仿宋_GB2312" w:hAnsi="方正仿宋_GB2312" w:eastAsia="方正仿宋_GB2312" w:cs="方正仿宋_GB2312"/>
-                <w:sz w:val="21"/>
-                <w:szCs w:val="21"/>
-              </w:rPr>
-            </w:pPr>
-            <w:r>
-              <w:rPr>
-                <w:rFonts w:hint="eastAsia" w:ascii="方正仿宋_GB2312" w:hAnsi="方正仿宋_GB2312" w:eastAsia="方正仿宋_GB2312" w:cs="方正仿宋_GB2312"/>
-                <w:sz w:val="21"/>
-                <w:szCs w:val="21"/>
-              </w:rPr>
-              <w:t xml:space="preserve">1. 关系数据库基础：表、主键、外键、索引；</w:t>
-            </w:r>
-          </w:p>
-          <w:p>
-            <w:pPr>
-              <w:spacing w:line="320" w:lineRule="exact"/>
-              <w:jc w:val="left"/>
-              <w:rPr>
-                <w:rFonts w:hint="eastAsia" w:ascii="方正仿宋_GB2312" w:hAnsi="方正仿宋_GB2312" w:eastAsia="方正仿宋_GB2312" w:cs="方正仿宋_GB2312"/>
-                <w:sz w:val="21"/>
-                <w:szCs w:val="21"/>
-              </w:rPr>
-            </w:pPr>
-            <w:r>
-              <w:rPr>
-                <w:rFonts w:hint="eastAsia" w:ascii="方正仿宋_GB2312" w:hAnsi="方正仿宋_GB2312" w:eastAsia="方正仿宋_GB2312" w:cs="方正仿宋_GB2312"/>
-                <w:sz w:val="21"/>
-                <w:szCs w:val="21"/>
-              </w:rPr>
-              <w:t xml:space="preserve">2. 工业数据建模：设备表、测点表、采集记录表、告警事件表的ER设计；</w:t>
-            </w:r>
-          </w:p>
-          <w:p>
-            <w:pPr>
-              <w:spacing w:line="320" w:lineRule="exact"/>
-              <w:jc w:val="left"/>
-              <w:rPr>
-                <w:rFonts w:hint="eastAsia" w:ascii="方正仿宋_GB2312" w:hAnsi="方正仿宋_GB2312" w:eastAsia="方正仿宋_GB2312" w:cs="方正仿宋_GB2312"/>
-                <w:sz w:val="21"/>
-                <w:szCs w:val="21"/>
-              </w:rPr>
-            </w:pPr>
-            <w:r>
-              <w:rPr>
-                <w:rFonts w:hint="eastAsia" w:ascii="方正仿宋_GB2312" w:hAnsi="方正仿宋_GB2312" w:eastAsia="方正仿宋_GB2312" w:cs="方正仿宋_GB2312"/>
-                <w:sz w:val="21"/>
-                <w:szCs w:val="21"/>
-              </w:rPr>
-              <w:t xml:space="preserve">3. SQL核心：CREATE/INSERT/SELECT/WHERE/GROUP BY/JOIN；</w:t>
-            </w:r>
-          </w:p>
-          <w:p>
-            <w:pPr>
-              <w:spacing w:line="320" w:lineRule="exact"/>
-              <w:jc w:val="left"/>
-              <w:rPr>
-                <w:rFonts w:hint="eastAsia" w:ascii="方正仿宋_GB2312" w:hAnsi="方正仿宋_GB2312" w:eastAsia="方正仿宋_GB2312" w:cs="方正仿宋_GB2312"/>
-                <w:sz w:val="21"/>
-                <w:szCs w:val="21"/>
-              </w:rPr>
-            </w:pPr>
-            <w:r>
-              <w:rPr>
-                <w:rFonts w:hint="eastAsia" w:ascii="方正仿宋_GB2312" w:hAnsi="方正仿宋_GB2312" w:eastAsia="方正仿宋_GB2312" w:cs="方正仿宋_GB2312"/>
-                <w:sz w:val="21"/>
-                <w:szCs w:val="21"/>
-              </w:rPr>
-              <w:t xml:space="preserve">4. 查询优化初步：EXPLAIN执行计划、索引命中。</w:t>
-            </w:r>
-          </w:p>
-          <w:p>
-            <w:pPr>
-              <w:spacing w:line="320" w:lineRule="exact"/>
-              <w:jc w:val="left"/>
-              <w:rPr>
-                <w:rFonts w:hint="eastAsia" w:ascii="方正仿宋_GB2312" w:hAnsi="方正仿宋_GB2312" w:eastAsia="方正仿宋_GB2312" w:cs="方正仿宋_GB2312"/>
-                <w:sz w:val="21"/>
-                <w:szCs w:val="21"/>
-              </w:rPr>
-            </w:pPr>
-            <w:r>
-              <w:rPr>
-                <w:rFonts w:hint="eastAsia" w:ascii="方正仿宋_GB2312" w:hAnsi="方正仿宋_GB2312" w:eastAsia="方正仿宋_GB2312" w:cs="方正仿宋_GB2312"/>
-                <w:sz w:val="21"/>
-                <w:szCs w:val="21"/>
-              </w:rPr>
-              <w:t xml:space="preserve">第14次课——“不写SQL也能操作数据库”</w:t>
-            </w:r>
-          </w:p>
-          <w:p>
-            <w:pPr>
-              <w:spacing w:line="320" w:lineRule="exact"/>
-              <w:jc w:val="left"/>
-              <w:rPr>
-                <w:rFonts w:hint="eastAsia" w:ascii="方正仿宋_GB2312" w:hAnsi="方正仿宋_GB2312" w:eastAsia="方正仿宋_GB2312" w:cs="方正仿宋_GB2312"/>
-                <w:sz w:val="21"/>
-                <w:szCs w:val="21"/>
-              </w:rPr>
-            </w:pPr>
-            <w:r>
-              <w:rPr>
-                <w:rFonts w:hint="eastAsia" w:ascii="方正仿宋_GB2312" w:hAnsi="方正仿宋_GB2312" w:eastAsia="方正仿宋_GB2312" w:cs="方正仿宋_GB2312"/>
-                <w:sz w:val="21"/>
-                <w:szCs w:val="21"/>
-              </w:rPr>
-              <w:t xml:space="preserve">1. SQLAlchemy ORM：模型定义、会话管理、关系映射；</w:t>
-            </w:r>
-          </w:p>
-          <w:p>
-            <w:pPr>
-              <w:spacing w:line="320" w:lineRule="exact"/>
-              <w:jc w:val="left"/>
-              <w:rPr>
-                <w:rFonts w:hint="eastAsia" w:ascii="方正仿宋_GB2312" w:hAnsi="方正仿宋_GB2312" w:eastAsia="方正仿宋_GB2312" w:cs="方正仿宋_GB2312"/>
-                <w:sz w:val="21"/>
-                <w:szCs w:val="21"/>
-              </w:rPr>
-            </w:pPr>
-            <w:r>
-              <w:rPr>
-                <w:rFonts w:hint="eastAsia" w:ascii="方正仿宋_GB2312" w:hAnsi="方正仿宋_GB2312" w:eastAsia="方正仿宋_GB2312" w:cs="方正仿宋_GB2312"/>
-                <w:sz w:val="21"/>
-                <w:szCs w:val="21"/>
-              </w:rPr>
-              <w:t xml:space="preserve">2. ORM查询：filter、join、聚合；</w:t>
-            </w:r>
-          </w:p>
-          <w:p>
-            <w:pPr>
-              <w:spacing w:line="320" w:lineRule="exact"/>
-              <w:jc w:val="left"/>
-              <w:rPr>
-                <w:rFonts w:hint="eastAsia" w:ascii="方正仿宋_GB2312" w:hAnsi="方正仿宋_GB2312" w:eastAsia="方正仿宋_GB2312" w:cs="方正仿宋_GB2312"/>
-                <w:sz w:val="21"/>
-                <w:szCs w:val="21"/>
-              </w:rPr>
-            </w:pPr>
-            <w:r>
-              <w:rPr>
-                <w:rFonts w:hint="eastAsia" w:ascii="方正仿宋_GB2312" w:hAnsi="方正仿宋_GB2312" w:eastAsia="方正仿宋_GB2312" w:cs="方正仿宋_GB2312"/>
-                <w:sz w:val="21"/>
-                <w:szCs w:val="21"/>
-              </w:rPr>
-              <w:t xml:space="preserve">3. 批量写入与事务；</w:t>
-            </w:r>
-          </w:p>
-          <w:p>
-            <w:pPr>
-              <w:spacing w:line="320" w:lineRule="exact"/>
-              <w:jc w:val="left"/>
-              <w:rPr>
-                <w:rFonts w:hint="eastAsia" w:ascii="方正仿宋_GB2312" w:hAnsi="方正仿宋_GB2312" w:eastAsia="方正仿宋_GB2312" w:cs="方正仿宋_GB2312"/>
-                <w:sz w:val="21"/>
-                <w:szCs w:val="21"/>
-              </w:rPr>
-            </w:pPr>
-            <w:r>
-              <w:rPr>
-                <w:rFonts w:hint="eastAsia" w:ascii="方正仿宋_GB2312" w:hAnsi="方正仿宋_GB2312" w:eastAsia="方正仿宋_GB2312" w:cs="方正仿宋_GB2312"/>
-                <w:sz w:val="21"/>
-                <w:szCs w:val="21"/>
-              </w:rPr>
-              <w:t xml:space="preserve">4. 工单P5实操：将P4采集系统数据入库，构建小型产线数据仓库（ORM实现+统计查询+性能对比）。</w:t>
-            </w:r>
-          </w:p>
-          <w:p>
-            <w:pPr>
-              <w:spacing w:line="320" w:lineRule="exact"/>
-              <w:jc w:val="left"/>
-              <w:rPr>
-                <w:rFonts w:hint="eastAsia" w:ascii="方正仿宋_GB2312" w:hAnsi="方正仿宋_GB2312" w:eastAsia="方正仿宋_GB2312" w:cs="方正仿宋_GB2312"/>
-                <w:sz w:val="21"/>
-                <w:szCs w:val="21"/>
-              </w:rPr>
-            </w:pPr>
-            <w:r>
-              <w:rPr>
-                <w:rFonts w:hint="eastAsia" w:ascii="方正仿宋_GB2312" w:hAnsi="方正仿宋_GB2312" w:eastAsia="方正仿宋_GB2312" w:cs="方正仿宋_GB2312"/>
-                <w:sz w:val="21"/>
-                <w:szCs w:val="21"/>
-              </w:rPr>
-              <w:t xml:space="preserve">教材：Python程序设计项目化教程（活页式）（任越美 李垒 李江岱 主编，978-7-313-30507-7）— 项目4</w:t>
-            </w:r>
-          </w:p>
-          <w:p>
-            <w:pPr>
-              <w:spacing w:line="320" w:lineRule="exact"/>
-              <w:jc w:val="left"/>
-              <w:rPr>
-                <w:rFonts w:hint="eastAsia" w:ascii="方正仿宋_GB2312" w:hAnsi="方正仿宋_GB2312" w:eastAsia="方正仿宋_GB2312" w:cs="方正仿宋_GB2312"/>
-                <w:sz w:val="21"/>
-                <w:szCs w:val="21"/>
-              </w:rPr>
-            </w:pPr>
-            <w:r>
-              <w:rPr>
-                <w:rFonts w:hint="eastAsia" w:ascii="方正仿宋_GB2312" w:hAnsi="方正仿宋_GB2312" w:eastAsia="方正仿宋_GB2312" w:cs="方正仿宋_GB2312"/>
-                <w:sz w:val="21"/>
-                <w:szCs w:val="21"/>
-              </w:rPr>
-              <w:t xml:space="preserve">预习知识点：SQLAlchemy ORM；ER设计；批量写入与索引</w:t>
-            </w:r>
-          </w:p>
-          <w:p>
-            <w:pPr>
-              <w:spacing w:line="320" w:lineRule="exact"/>
-              <w:jc w:val="left"/>
-              <w:rPr>
-                <w:rFonts w:hint="eastAsia" w:ascii="方正仿宋_GB2312" w:hAnsi="方正仿宋_GB2312" w:eastAsia="方正仿宋_GB2312" w:cs="方正仿宋_GB2312"/>
-                <w:sz w:val="21"/>
-                <w:szCs w:val="21"/>
-              </w:rPr>
-            </w:pPr>
-            <w:r>
-              <w:rPr>
-                <w:rFonts w:hint="eastAsia" w:ascii="方正仿宋_GB2312" w:hAnsi="方正仿宋_GB2312" w:eastAsia="方正仿宋_GB2312" w:cs="方正仿宋_GB2312"/>
-                <w:sz w:val="21"/>
-                <w:szCs w:val="21"/>
-              </w:rPr>
-              <w:t xml:space="preserve">课中检查知识点：四表仓库可查询</w:t>
+              <w:t>◆ 项目载体：重庆两江智造集团·数字化转型办公室｜数据落了地却没有家。</w:t>
+            </w:r>
+          </w:p>
+          <w:p>
+            <w:pPr>
+              <w:spacing w:line="320" w:lineRule="exact"/>
+              <w:jc w:val="left"/>
+              <w:rPr>
+                <w:rFonts w:hint="eastAsia" w:ascii="方正仿宋_GB2312" w:hAnsi="方正仿宋_GB2312" w:eastAsia="方正仿宋_GB2312" w:cs="方正仿宋_GB2312"/>
+                <w:sz w:val="21"/>
+                <w:szCs w:val="21"/>
+              </w:rPr>
+            </w:pPr>
+            <w:r>
+              <w:rPr>
+                <w:rFonts w:hint="eastAsia" w:ascii="方正仿宋_GB2312" w:hAnsi="方正仿宋_GB2312" w:eastAsia="方正仿宋_GB2312" w:cs="方正仿宋_GB2312"/>
+                <w:sz w:val="21"/>
+                <w:szCs w:val="21"/>
+              </w:rPr>
+              <w:t>项目P5：数据库应用——数据仓库设计与ORM开发（W7）</w:t>
+            </w:r>
+          </w:p>
+          <w:p>
+            <w:pPr>
+              <w:spacing w:line="320" w:lineRule="exact"/>
+              <w:jc w:val="left"/>
+              <w:rPr>
+                <w:rFonts w:hint="eastAsia" w:ascii="方正仿宋_GB2312" w:hAnsi="方正仿宋_GB2312" w:eastAsia="方正仿宋_GB2312" w:cs="方正仿宋_GB2312"/>
+                <w:sz w:val="21"/>
+                <w:szCs w:val="21"/>
+              </w:rPr>
+            </w:pPr>
+            <w:r>
+              <w:rPr>
+                <w:rFonts w:hint="eastAsia" w:ascii="方正仿宋_GB2312" w:hAnsi="方正仿宋_GB2312" w:eastAsia="方正仿宋_GB2312" w:cs="方正仿宋_GB2312"/>
+                <w:sz w:val="21"/>
+                <w:szCs w:val="21"/>
+              </w:rPr>
+              <w:t>本周主题：数据库设计 + SQLAlchemy ORM</w:t>
+            </w:r>
+          </w:p>
+          <w:p>
+            <w:pPr>
+              <w:spacing w:line="320" w:lineRule="exact"/>
+              <w:jc w:val="left"/>
+              <w:rPr>
+                <w:rFonts w:hint="eastAsia" w:ascii="方正仿宋_GB2312" w:hAnsi="方正仿宋_GB2312" w:eastAsia="方正仿宋_GB2312" w:cs="方正仿宋_GB2312"/>
+                <w:sz w:val="21"/>
+                <w:szCs w:val="21"/>
+              </w:rPr>
+            </w:pPr>
+            <w:r>
+              <w:rPr>
+                <w:rFonts w:hint="eastAsia" w:ascii="方正仿宋_GB2312" w:hAnsi="方正仿宋_GB2312" w:eastAsia="方正仿宋_GB2312" w:cs="方正仿宋_GB2312"/>
+                <w:sz w:val="21"/>
+                <w:szCs w:val="21"/>
+              </w:rPr>
+              <w:t>授课内容：</w:t>
+            </w:r>
+          </w:p>
+          <w:p>
+            <w:pPr>
+              <w:spacing w:line="320" w:lineRule="exact"/>
+              <w:jc w:val="left"/>
+              <w:rPr>
+                <w:rFonts w:hint="eastAsia" w:ascii="方正仿宋_GB2312" w:hAnsi="方正仿宋_GB2312" w:eastAsia="方正仿宋_GB2312" w:cs="方正仿宋_GB2312"/>
+                <w:sz w:val="21"/>
+                <w:szCs w:val="21"/>
+              </w:rPr>
+            </w:pPr>
+            <w:r>
+              <w:rPr>
+                <w:rFonts w:hint="eastAsia" w:ascii="方正仿宋_GB2312" w:hAnsi="方正仿宋_GB2312" w:eastAsia="方正仿宋_GB2312" w:cs="方正仿宋_GB2312"/>
+                <w:sz w:val="21"/>
+                <w:szCs w:val="21"/>
+              </w:rPr>
+              <w:t>第13次课——“给产线数据安个家”</w:t>
+            </w:r>
+          </w:p>
+          <w:p>
+            <w:pPr>
+              <w:spacing w:line="320" w:lineRule="exact"/>
+              <w:jc w:val="left"/>
+              <w:rPr>
+                <w:rFonts w:hint="eastAsia" w:ascii="方正仿宋_GB2312" w:hAnsi="方正仿宋_GB2312" w:eastAsia="方正仿宋_GB2312" w:cs="方正仿宋_GB2312"/>
+                <w:sz w:val="21"/>
+                <w:szCs w:val="21"/>
+              </w:rPr>
+            </w:pPr>
+            <w:r>
+              <w:rPr>
+                <w:rFonts w:hint="eastAsia" w:ascii="方正仿宋_GB2312" w:hAnsi="方正仿宋_GB2312" w:eastAsia="方正仿宋_GB2312" w:cs="方正仿宋_GB2312"/>
+                <w:sz w:val="21"/>
+                <w:szCs w:val="21"/>
+              </w:rPr>
+              <w:t>1. 关系数据库基础：表、主键、外键、索引；</w:t>
+            </w:r>
+          </w:p>
+          <w:p>
+            <w:pPr>
+              <w:spacing w:line="320" w:lineRule="exact"/>
+              <w:jc w:val="left"/>
+              <w:rPr>
+                <w:rFonts w:hint="eastAsia" w:ascii="方正仿宋_GB2312" w:hAnsi="方正仿宋_GB2312" w:eastAsia="方正仿宋_GB2312" w:cs="方正仿宋_GB2312"/>
+                <w:sz w:val="21"/>
+                <w:szCs w:val="21"/>
+              </w:rPr>
+            </w:pPr>
+            <w:r>
+              <w:rPr>
+                <w:rFonts w:hint="eastAsia" w:ascii="方正仿宋_GB2312" w:hAnsi="方正仿宋_GB2312" w:eastAsia="方正仿宋_GB2312" w:cs="方正仿宋_GB2312"/>
+                <w:sz w:val="21"/>
+                <w:szCs w:val="21"/>
+              </w:rPr>
+              <w:t>2. 工业数据建模：设备表、测点表、采集记录表、告警事件表的ER设计；</w:t>
+            </w:r>
+          </w:p>
+          <w:p>
+            <w:pPr>
+              <w:spacing w:line="320" w:lineRule="exact"/>
+              <w:jc w:val="left"/>
+              <w:rPr>
+                <w:rFonts w:hint="eastAsia" w:ascii="方正仿宋_GB2312" w:hAnsi="方正仿宋_GB2312" w:eastAsia="方正仿宋_GB2312" w:cs="方正仿宋_GB2312"/>
+                <w:sz w:val="21"/>
+                <w:szCs w:val="21"/>
+              </w:rPr>
+            </w:pPr>
+            <w:r>
+              <w:rPr>
+                <w:rFonts w:hint="eastAsia" w:ascii="方正仿宋_GB2312" w:hAnsi="方正仿宋_GB2312" w:eastAsia="方正仿宋_GB2312" w:cs="方正仿宋_GB2312"/>
+                <w:sz w:val="21"/>
+                <w:szCs w:val="21"/>
+              </w:rPr>
+              <w:t>3. SQL核心：CREATE/INSERT/SELECT/WHERE/GROUP BY/JOIN；</w:t>
+            </w:r>
+          </w:p>
+          <w:p>
+            <w:pPr>
+              <w:spacing w:line="320" w:lineRule="exact"/>
+              <w:jc w:val="left"/>
+              <w:rPr>
+                <w:rFonts w:hint="eastAsia" w:ascii="方正仿宋_GB2312" w:hAnsi="方正仿宋_GB2312" w:eastAsia="方正仿宋_GB2312" w:cs="方正仿宋_GB2312"/>
+                <w:sz w:val="21"/>
+                <w:szCs w:val="21"/>
+              </w:rPr>
+            </w:pPr>
+            <w:r>
+              <w:rPr>
+                <w:rFonts w:hint="eastAsia" w:ascii="方正仿宋_GB2312" w:hAnsi="方正仿宋_GB2312" w:eastAsia="方正仿宋_GB2312" w:cs="方正仿宋_GB2312"/>
+                <w:sz w:val="21"/>
+                <w:szCs w:val="21"/>
+              </w:rPr>
+              <w:t>4. 查询优化初步：EXPLAIN执行计划、索引命中。</w:t>
+            </w:r>
+          </w:p>
+          <w:p>
+            <w:pPr>
+              <w:spacing w:line="320" w:lineRule="exact"/>
+              <w:jc w:val="left"/>
+              <w:rPr>
+                <w:rFonts w:hint="eastAsia" w:ascii="方正仿宋_GB2312" w:hAnsi="方正仿宋_GB2312" w:eastAsia="方正仿宋_GB2312" w:cs="方正仿宋_GB2312"/>
+                <w:sz w:val="21"/>
+                <w:szCs w:val="21"/>
+              </w:rPr>
+            </w:pPr>
+            <w:r>
+              <w:rPr>
+                <w:rFonts w:hint="eastAsia" w:ascii="方正仿宋_GB2312" w:hAnsi="方正仿宋_GB2312" w:eastAsia="方正仿宋_GB2312" w:cs="方正仿宋_GB2312"/>
+                <w:sz w:val="21"/>
+                <w:szCs w:val="21"/>
+              </w:rPr>
+              <w:t>第14次课——“不写SQL也能操作数据库”</w:t>
+            </w:r>
+          </w:p>
+          <w:p>
+            <w:pPr>
+              <w:spacing w:line="320" w:lineRule="exact"/>
+              <w:jc w:val="left"/>
+              <w:rPr>
+                <w:rFonts w:hint="eastAsia" w:ascii="方正仿宋_GB2312" w:hAnsi="方正仿宋_GB2312" w:eastAsia="方正仿宋_GB2312" w:cs="方正仿宋_GB2312"/>
+                <w:sz w:val="21"/>
+                <w:szCs w:val="21"/>
+              </w:rPr>
+            </w:pPr>
+            <w:r>
+              <w:rPr>
+                <w:rFonts w:hint="eastAsia" w:ascii="方正仿宋_GB2312" w:hAnsi="方正仿宋_GB2312" w:eastAsia="方正仿宋_GB2312" w:cs="方正仿宋_GB2312"/>
+                <w:sz w:val="21"/>
+                <w:szCs w:val="21"/>
+              </w:rPr>
+              <w:t>1. SQLAlchemy ORM：模型定义、会话管理、关系映射；</w:t>
+            </w:r>
+          </w:p>
+          <w:p>
+            <w:pPr>
+              <w:spacing w:line="320" w:lineRule="exact"/>
+              <w:jc w:val="left"/>
+              <w:rPr>
+                <w:rFonts w:hint="eastAsia" w:ascii="方正仿宋_GB2312" w:hAnsi="方正仿宋_GB2312" w:eastAsia="方正仿宋_GB2312" w:cs="方正仿宋_GB2312"/>
+                <w:sz w:val="21"/>
+                <w:szCs w:val="21"/>
+              </w:rPr>
+            </w:pPr>
+            <w:r>
+              <w:rPr>
+                <w:rFonts w:hint="eastAsia" w:ascii="方正仿宋_GB2312" w:hAnsi="方正仿宋_GB2312" w:eastAsia="方正仿宋_GB2312" w:cs="方正仿宋_GB2312"/>
+                <w:sz w:val="21"/>
+                <w:szCs w:val="21"/>
+              </w:rPr>
+              <w:t>2. ORM查询：filter、join、聚合；</w:t>
+            </w:r>
+          </w:p>
+          <w:p>
+            <w:pPr>
+              <w:spacing w:line="320" w:lineRule="exact"/>
+              <w:jc w:val="left"/>
+              <w:rPr>
+                <w:rFonts w:hint="eastAsia" w:ascii="方正仿宋_GB2312" w:hAnsi="方正仿宋_GB2312" w:eastAsia="方正仿宋_GB2312" w:cs="方正仿宋_GB2312"/>
+                <w:sz w:val="21"/>
+                <w:szCs w:val="21"/>
+              </w:rPr>
+            </w:pPr>
+            <w:r>
+              <w:rPr>
+                <w:rFonts w:hint="eastAsia" w:ascii="方正仿宋_GB2312" w:hAnsi="方正仿宋_GB2312" w:eastAsia="方正仿宋_GB2312" w:cs="方正仿宋_GB2312"/>
+                <w:sz w:val="21"/>
+                <w:szCs w:val="21"/>
+              </w:rPr>
+              <w:t>3. 批量写入与事务；</w:t>
+            </w:r>
+          </w:p>
+          <w:p>
+            <w:pPr>
+              <w:spacing w:line="320" w:lineRule="exact"/>
+              <w:jc w:val="left"/>
+              <w:rPr>
+                <w:rFonts w:hint="eastAsia" w:ascii="方正仿宋_GB2312" w:hAnsi="方正仿宋_GB2312" w:eastAsia="方正仿宋_GB2312" w:cs="方正仿宋_GB2312"/>
+                <w:sz w:val="21"/>
+                <w:szCs w:val="21"/>
+              </w:rPr>
+            </w:pPr>
+            <w:r>
+              <w:rPr>
+                <w:rFonts w:hint="eastAsia" w:ascii="方正仿宋_GB2312" w:hAnsi="方正仿宋_GB2312" w:eastAsia="方正仿宋_GB2312" w:cs="方正仿宋_GB2312"/>
+                <w:sz w:val="21"/>
+                <w:szCs w:val="21"/>
+              </w:rPr>
+              <w:t>4. 工单P5实操：将P4采集系统数据入库，构建小型产线数据仓库（ORM实现+统计查询+性能对比）。</w:t>
+            </w:r>
+          </w:p>
+          <w:p>
+            <w:pPr>
+              <w:spacing w:line="320" w:lineRule="exact"/>
+              <w:jc w:val="left"/>
+              <w:rPr>
+                <w:rFonts w:hint="eastAsia" w:ascii="方正仿宋_GB2312" w:hAnsi="方正仿宋_GB2312" w:eastAsia="方正仿宋_GB2312" w:cs="方正仿宋_GB2312"/>
+                <w:sz w:val="21"/>
+                <w:szCs w:val="21"/>
+              </w:rPr>
+            </w:pPr>
+            <w:r>
+              <w:rPr>
+                <w:rFonts w:hint="eastAsia" w:ascii="方正仿宋_GB2312" w:hAnsi="方正仿宋_GB2312" w:eastAsia="方正仿宋_GB2312" w:cs="方正仿宋_GB2312"/>
+                <w:sz w:val="21"/>
+                <w:szCs w:val="21"/>
+              </w:rPr>
+              <w:t>教材：Python程序设计项目化教程（活页式）（任越美 李垒 李江岱 主编，978-7-313-30507-7）— 项目4</w:t>
+            </w:r>
+          </w:p>
+          <w:p>
+            <w:pPr>
+              <w:spacing w:line="320" w:lineRule="exact"/>
+              <w:jc w:val="left"/>
+              <w:rPr>
+                <w:rFonts w:hint="eastAsia" w:ascii="方正仿宋_GB2312" w:hAnsi="方正仿宋_GB2312" w:eastAsia="方正仿宋_GB2312" w:cs="方正仿宋_GB2312"/>
+                <w:sz w:val="21"/>
+                <w:szCs w:val="21"/>
+              </w:rPr>
+            </w:pPr>
+            <w:r>
+              <w:rPr>
+                <w:rFonts w:hint="eastAsia" w:ascii="方正仿宋_GB2312" w:hAnsi="方正仿宋_GB2312" w:eastAsia="方正仿宋_GB2312" w:cs="方正仿宋_GB2312"/>
+                <w:sz w:val="21"/>
+                <w:szCs w:val="21"/>
+              </w:rPr>
+              <w:t>预习知识点：SQLAlchemy ORM；ER设计；批量写入与索引</w:t>
+            </w:r>
+          </w:p>
+          <w:p>
+            <w:pPr>
+              <w:spacing w:line="320" w:lineRule="exact"/>
+              <w:jc w:val="left"/>
+              <w:rPr>
+                <w:rFonts w:hint="eastAsia" w:ascii="方正仿宋_GB2312" w:hAnsi="方正仿宋_GB2312" w:eastAsia="方正仿宋_GB2312" w:cs="方正仿宋_GB2312"/>
+                <w:sz w:val="21"/>
+                <w:szCs w:val="21"/>
+              </w:rPr>
+            </w:pPr>
+            <w:r>
+              <w:rPr>
+                <w:rFonts w:hint="eastAsia" w:ascii="方正仿宋_GB2312" w:hAnsi="方正仿宋_GB2312" w:eastAsia="方正仿宋_GB2312" w:cs="方正仿宋_GB2312"/>
+                <w:sz w:val="21"/>
+                <w:szCs w:val="21"/>
+              </w:rPr>
+              <w:t>课中检查知识点：四表仓库可查询</w:t>
             </w:r>
           </w:p>
         </w:tc>
@@ -6025,7 +6075,7 @@
                 <w:sz w:val="24"/>
                 <w:lang w:val="en-US" w:eastAsia="zh-CN"/>
               </w:rPr>
-              <w:t xml:space="preserve">2</w:t>
+              <w:t>2</w:t>
             </w:r>
           </w:p>
         </w:tc>
@@ -6050,7 +6100,7 @@
                 <w:sz w:val="24"/>
                 <w:lang w:val="en-US" w:eastAsia="zh-CN"/>
               </w:rPr>
-              <w:t xml:space="preserve">2</w:t>
+              <w:t>2</w:t>
             </w:r>
           </w:p>
         </w:tc>
@@ -6078,51 +6128,51 @@
                 <w:szCs w:val="21"/>
                 <w:lang w:bidi="ar"/>
               </w:rPr>
-              <w:t xml:space="preserve">1. 知识目标： 掌握关系数据库建模方法与SQL核心语法；掌握SQLAlchemy ORM的模型定义与查询；理解索引与查询优化原理。</w:t>
-            </w:r>
-          </w:p>
-          <w:p>
-            <w:pPr>
-              <w:spacing w:line="320" w:lineRule="exact"/>
-              <w:jc w:val="left"/>
-              <w:rPr>
-                <w:rFonts w:hint="eastAsia" w:ascii="方正仿宋_GB2312" w:hAnsi="方正仿宋_GB2312" w:eastAsia="方正仿宋_GB2312" w:cs="方正仿宋_GB2312"/>
-                <w:sz w:val="21"/>
-                <w:szCs w:val="21"/>
-              </w:rPr>
-            </w:pPr>
-            <w:r>
-              <w:rPr>
-                <w:rFonts w:hint="eastAsia" w:ascii="方正仿宋_GB2312" w:hAnsi="方正仿宋_GB2312" w:eastAsia="方正仿宋_GB2312" w:cs="方正仿宋_GB2312"/>
-                <w:color w:val="000000"/>
-                <w:kern w:val="0"/>
-                <w:sz w:val="21"/>
-                <w:szCs w:val="21"/>
-                <w:lang w:bidi="ar"/>
-              </w:rPr>
-              <w:t xml:space="preserve">2. 能力目标： 能够完成4表ER设计并建库；能够用ORM实现采集数据入库与统计查询；能够对比直写/批量写性能并优化。</w:t>
-            </w:r>
-          </w:p>
-          <w:p>
-            <w:pPr>
-              <w:spacing w:line="320" w:lineRule="exact"/>
-              <w:jc w:val="left"/>
-              <w:rPr>
-                <w:rFonts w:hint="eastAsia" w:ascii="方正仿宋_GB2312" w:hAnsi="方正仿宋_GB2312" w:eastAsia="方正仿宋_GB2312" w:cs="方正仿宋_GB2312"/>
-                <w:sz w:val="21"/>
-                <w:szCs w:val="21"/>
-              </w:rPr>
-            </w:pPr>
-            <w:r>
-              <w:rPr>
-                <w:rFonts w:hint="eastAsia" w:ascii="方正仿宋_GB2312" w:hAnsi="方正仿宋_GB2312" w:eastAsia="方正仿宋_GB2312" w:cs="方正仿宋_GB2312"/>
-                <w:color w:val="000000"/>
-                <w:kern w:val="0"/>
-                <w:sz w:val="21"/>
-                <w:szCs w:val="21"/>
-                <w:lang w:bidi="ar"/>
-              </w:rPr>
-              <w:t xml:space="preserve">3. 素质目标： 树立“数据资产”管理意识，培养先设计后编码的工程规范化习惯。</w:t>
+              <w:t>1. 知识目标： 掌握关系数据库建模方法与SQL核心语法；掌握SQLAlchemy ORM的模型定义与查询；理解索引与查询优化原理。</w:t>
+            </w:r>
+          </w:p>
+          <w:p>
+            <w:pPr>
+              <w:spacing w:line="320" w:lineRule="exact"/>
+              <w:jc w:val="left"/>
+              <w:rPr>
+                <w:rFonts w:hint="eastAsia" w:ascii="方正仿宋_GB2312" w:hAnsi="方正仿宋_GB2312" w:eastAsia="方正仿宋_GB2312" w:cs="方正仿宋_GB2312"/>
+                <w:sz w:val="21"/>
+                <w:szCs w:val="21"/>
+              </w:rPr>
+            </w:pPr>
+            <w:r>
+              <w:rPr>
+                <w:rFonts w:hint="eastAsia" w:ascii="方正仿宋_GB2312" w:hAnsi="方正仿宋_GB2312" w:eastAsia="方正仿宋_GB2312" w:cs="方正仿宋_GB2312"/>
+                <w:color w:val="000000"/>
+                <w:kern w:val="0"/>
+                <w:sz w:val="21"/>
+                <w:szCs w:val="21"/>
+                <w:lang w:bidi="ar"/>
+              </w:rPr>
+              <w:t>2. 能力目标： 能够完成4表ER设计并建库；能够用ORM实现采集数据入库与统计查询；能够对比直写/批量写性能并优化。</w:t>
+            </w:r>
+          </w:p>
+          <w:p>
+            <w:pPr>
+              <w:spacing w:line="320" w:lineRule="exact"/>
+              <w:jc w:val="left"/>
+              <w:rPr>
+                <w:rFonts w:hint="eastAsia" w:ascii="方正仿宋_GB2312" w:hAnsi="方正仿宋_GB2312" w:eastAsia="方正仿宋_GB2312" w:cs="方正仿宋_GB2312"/>
+                <w:sz w:val="21"/>
+                <w:szCs w:val="21"/>
+              </w:rPr>
+            </w:pPr>
+            <w:r>
+              <w:rPr>
+                <w:rFonts w:hint="eastAsia" w:ascii="方正仿宋_GB2312" w:hAnsi="方正仿宋_GB2312" w:eastAsia="方正仿宋_GB2312" w:cs="方正仿宋_GB2312"/>
+                <w:color w:val="000000"/>
+                <w:kern w:val="0"/>
+                <w:sz w:val="21"/>
+                <w:szCs w:val="21"/>
+                <w:lang w:bidi="ar"/>
+              </w:rPr>
+              <w:t>3. 素质目标： 树立“数据资产”管理意识，培养先设计后编码的工程规范化习惯。</w:t>
             </w:r>
           </w:p>
         </w:tc>
@@ -6147,64 +6197,64 @@
                 <w:sz w:val="21"/>
                 <w:szCs w:val="21"/>
               </w:rPr>
-              <w:t xml:space="preserve">数据库应用——重点：</w:t>
-            </w:r>
-          </w:p>
-          <w:p>
-            <w:pPr>
-              <w:spacing w:line="320" w:lineRule="exact"/>
-              <w:jc w:val="left"/>
-              <w:rPr>
-                <w:rFonts w:hint="eastAsia" w:ascii="方正仿宋_GB2312" w:hAnsi="方正仿宋_GB2312" w:eastAsia="方正仿宋_GB2312" w:cs="方正仿宋_GB2312"/>
-                <w:sz w:val="21"/>
-                <w:szCs w:val="21"/>
-              </w:rPr>
-            </w:pPr>
-            <w:r>
-              <w:rPr>
-                <w:rFonts w:hint="eastAsia" w:ascii="方正仿宋_GB2312" w:hAnsi="方正仿宋_GB2312" w:eastAsia="方正仿宋_GB2312" w:cs="方正仿宋_GB2312"/>
-                <w:sz w:val="21"/>
-                <w:szCs w:val="21"/>
-              </w:rPr>
-              <w:t xml:space="preserve">ER建模与三范式取舍；SQL多表JOIN与聚合查询；ORM模型映射与会话管理。</w:t>
-            </w:r>
-          </w:p>
-          <w:p>
-            <w:pPr>
-              <w:spacing w:line="320" w:lineRule="exact"/>
-              <w:jc w:val="left"/>
-              <w:rPr>
-                <w:rFonts w:hint="eastAsia" w:ascii="方正仿宋_GB2312" w:hAnsi="方正仿宋_GB2312" w:eastAsia="方正仿宋_GB2312" w:cs="方正仿宋_GB2312"/>
-                <w:sz w:val="21"/>
-                <w:szCs w:val="21"/>
-              </w:rPr>
-            </w:pPr>
-            <w:r>
-              <w:rPr>
-                <w:rFonts w:hint="eastAsia" w:ascii="方正仿宋_GB2312" w:hAnsi="方正仿宋_GB2312" w:eastAsia="方正仿宋_GB2312" w:cs="方正仿宋_GB2312"/>
-                <w:sz w:val="21"/>
-                <w:szCs w:val="21"/>
-              </w:rPr>
-              <w:t xml:space="preserve">难点：</w:t>
-            </w:r>
-          </w:p>
-          <w:p>
-            <w:pPr>
-              <w:spacing w:line="320" w:lineRule="exact"/>
-              <w:jc w:val="left"/>
-              <w:rPr>
-                <w:rFonts w:hint="eastAsia" w:ascii="方正仿宋_GB2312" w:hAnsi="方正仿宋_GB2312" w:eastAsia="方正仿宋_GB2312" w:cs="方正仿宋_GB2312"/>
-                <w:sz w:val="21"/>
-                <w:szCs w:val="21"/>
-              </w:rPr>
-            </w:pPr>
-            <w:r>
-              <w:rPr>
-                <w:rFonts w:hint="eastAsia" w:ascii="方正仿宋_GB2312" w:hAnsi="方正仿宋_GB2312" w:eastAsia="方正仿宋_GB2312" w:cs="方正仿宋_GB2312"/>
-                <w:sz w:val="21"/>
-                <w:szCs w:val="21"/>
-              </w:rPr>
-              <w:t xml:space="preserve">一对多/多对多关系的表结构表达；N+1查询问题的识别与优化；事务边界的合理划分。</w:t>
+              <w:t>数据库应用——重点：</w:t>
+            </w:r>
+          </w:p>
+          <w:p>
+            <w:pPr>
+              <w:spacing w:line="320" w:lineRule="exact"/>
+              <w:jc w:val="left"/>
+              <w:rPr>
+                <w:rFonts w:hint="eastAsia" w:ascii="方正仿宋_GB2312" w:hAnsi="方正仿宋_GB2312" w:eastAsia="方正仿宋_GB2312" w:cs="方正仿宋_GB2312"/>
+                <w:sz w:val="21"/>
+                <w:szCs w:val="21"/>
+              </w:rPr>
+            </w:pPr>
+            <w:r>
+              <w:rPr>
+                <w:rFonts w:hint="eastAsia" w:ascii="方正仿宋_GB2312" w:hAnsi="方正仿宋_GB2312" w:eastAsia="方正仿宋_GB2312" w:cs="方正仿宋_GB2312"/>
+                <w:sz w:val="21"/>
+                <w:szCs w:val="21"/>
+              </w:rPr>
+              <w:t>ER建模与三范式取舍；SQL多表JOIN与聚合查询；ORM模型映射与会话管理。</w:t>
+            </w:r>
+          </w:p>
+          <w:p>
+            <w:pPr>
+              <w:spacing w:line="320" w:lineRule="exact"/>
+              <w:jc w:val="left"/>
+              <w:rPr>
+                <w:rFonts w:hint="eastAsia" w:ascii="方正仿宋_GB2312" w:hAnsi="方正仿宋_GB2312" w:eastAsia="方正仿宋_GB2312" w:cs="方正仿宋_GB2312"/>
+                <w:sz w:val="21"/>
+                <w:szCs w:val="21"/>
+              </w:rPr>
+            </w:pPr>
+            <w:r>
+              <w:rPr>
+                <w:rFonts w:hint="eastAsia" w:ascii="方正仿宋_GB2312" w:hAnsi="方正仿宋_GB2312" w:eastAsia="方正仿宋_GB2312" w:cs="方正仿宋_GB2312"/>
+                <w:sz w:val="21"/>
+                <w:szCs w:val="21"/>
+              </w:rPr>
+              <w:t>难点：</w:t>
+            </w:r>
+          </w:p>
+          <w:p>
+            <w:pPr>
+              <w:spacing w:line="320" w:lineRule="exact"/>
+              <w:jc w:val="left"/>
+              <w:rPr>
+                <w:rFonts w:hint="eastAsia" w:ascii="方正仿宋_GB2312" w:hAnsi="方正仿宋_GB2312" w:eastAsia="方正仿宋_GB2312" w:cs="方正仿宋_GB2312"/>
+                <w:sz w:val="21"/>
+                <w:szCs w:val="21"/>
+              </w:rPr>
+            </w:pPr>
+            <w:r>
+              <w:rPr>
+                <w:rFonts w:hint="eastAsia" w:ascii="方正仿宋_GB2312" w:hAnsi="方正仿宋_GB2312" w:eastAsia="方正仿宋_GB2312" w:cs="方正仿宋_GB2312"/>
+                <w:sz w:val="21"/>
+                <w:szCs w:val="21"/>
+              </w:rPr>
+              <w:t>一对多/多对多关系的表结构表达；N+1查询问题的识别与优化；事务边界的合理划分。</w:t>
             </w:r>
           </w:p>
         </w:tc>
@@ -6235,57 +6285,57 @@
                 <w:szCs w:val="21"/>
                 <w:lang w:bidi="ar"/>
               </w:rPr>
-              <w:t xml:space="preserve">1. 以P4采集数据为真实入库对象，形成项目接力（数据不再丢给打印）；</w:t>
-            </w:r>
-          </w:p>
-          <w:p>
-            <w:pPr>
-              <w:spacing w:line="320" w:lineRule="exact"/>
-              <w:jc w:val="left"/>
-              <w:rPr>
-                <w:rFonts w:hint="eastAsia" w:ascii="方正仿宋_GB2312" w:hAnsi="方正仿宋_GB2312" w:eastAsia="方正仿宋_GB2312" w:cs="方正仿宋_GB2312"/>
-                <w:color w:val="000000"/>
-                <w:kern w:val="0"/>
-                <w:sz w:val="21"/>
-                <w:szCs w:val="21"/>
-                <w:lang w:bidi="ar"/>
-              </w:rPr>
-            </w:pPr>
-            <w:r>
-              <w:rPr>
-                <w:rFonts w:hint="eastAsia" w:ascii="方正仿宋_GB2312" w:hAnsi="方正仿宋_GB2312" w:eastAsia="方正仿宋_GB2312" w:cs="方正仿宋_GB2312"/>
-                <w:color w:val="000000"/>
-                <w:kern w:val="0"/>
-                <w:sz w:val="21"/>
-                <w:szCs w:val="21"/>
-                <w:lang w:bidi="ar"/>
-              </w:rPr>
-              <w:t xml:space="preserve">2. 提供“SQL vs ORM双实现”对照练习，理解抽象层的代价与收益；</w:t>
-            </w:r>
-          </w:p>
-          <w:p>
-            <w:pPr>
-              <w:spacing w:line="320" w:lineRule="exact"/>
-              <w:jc w:val="left"/>
-              <w:rPr>
-                <w:rFonts w:hint="eastAsia" w:ascii="方正仿宋_GB2312" w:hAnsi="方正仿宋_GB2312" w:eastAsia="方正仿宋_GB2312" w:cs="方正仿宋_GB2312"/>
-                <w:color w:val="000000"/>
-                <w:kern w:val="0"/>
-                <w:sz w:val="21"/>
-                <w:szCs w:val="21"/>
-                <w:lang w:bidi="ar"/>
-              </w:rPr>
-            </w:pPr>
-            <w:r>
-              <w:rPr>
-                <w:rFonts w:hint="eastAsia" w:ascii="方正仿宋_GB2312" w:hAnsi="方正仿宋_GB2312" w:eastAsia="方正仿宋_GB2312" w:cs="方正仿宋_GB2312"/>
-                <w:color w:val="000000"/>
-                <w:kern w:val="0"/>
-                <w:sz w:val="21"/>
-                <w:szCs w:val="21"/>
-                <w:lang w:bidi="ar"/>
-              </w:rPr>
-              <w:t xml:space="preserve">3. 用EXPLAIN演示有无索引的查询差异，让优化看得见。</w:t>
+              <w:t>1. 以P4采集数据为真实入库对象，形成项目接力（数据不再丢给打印）；</w:t>
+            </w:r>
+          </w:p>
+          <w:p>
+            <w:pPr>
+              <w:spacing w:line="320" w:lineRule="exact"/>
+              <w:jc w:val="left"/>
+              <w:rPr>
+                <w:rFonts w:hint="eastAsia" w:ascii="方正仿宋_GB2312" w:hAnsi="方正仿宋_GB2312" w:eastAsia="方正仿宋_GB2312" w:cs="方正仿宋_GB2312"/>
+                <w:color w:val="000000"/>
+                <w:kern w:val="0"/>
+                <w:sz w:val="21"/>
+                <w:szCs w:val="21"/>
+                <w:lang w:bidi="ar"/>
+              </w:rPr>
+            </w:pPr>
+            <w:r>
+              <w:rPr>
+                <w:rFonts w:hint="eastAsia" w:ascii="方正仿宋_GB2312" w:hAnsi="方正仿宋_GB2312" w:eastAsia="方正仿宋_GB2312" w:cs="方正仿宋_GB2312"/>
+                <w:color w:val="000000"/>
+                <w:kern w:val="0"/>
+                <w:sz w:val="21"/>
+                <w:szCs w:val="21"/>
+                <w:lang w:bidi="ar"/>
+              </w:rPr>
+              <w:t>2. 提供“SQL vs ORM双实现”对照练习，理解抽象层的代价与收益；</w:t>
+            </w:r>
+          </w:p>
+          <w:p>
+            <w:pPr>
+              <w:spacing w:line="320" w:lineRule="exact"/>
+              <w:jc w:val="left"/>
+              <w:rPr>
+                <w:rFonts w:hint="eastAsia" w:ascii="方正仿宋_GB2312" w:hAnsi="方正仿宋_GB2312" w:eastAsia="方正仿宋_GB2312" w:cs="方正仿宋_GB2312"/>
+                <w:color w:val="000000"/>
+                <w:kern w:val="0"/>
+                <w:sz w:val="21"/>
+                <w:szCs w:val="21"/>
+                <w:lang w:bidi="ar"/>
+              </w:rPr>
+            </w:pPr>
+            <w:r>
+              <w:rPr>
+                <w:rFonts w:hint="eastAsia" w:ascii="方正仿宋_GB2312" w:hAnsi="方正仿宋_GB2312" w:eastAsia="方正仿宋_GB2312" w:cs="方正仿宋_GB2312"/>
+                <w:color w:val="000000"/>
+                <w:kern w:val="0"/>
+                <w:sz w:val="21"/>
+                <w:szCs w:val="21"/>
+                <w:lang w:bidi="ar"/>
+              </w:rPr>
+              <w:t>3. 用EXPLAIN演示有无索引的查询差异，让优化看得见。</w:t>
             </w:r>
           </w:p>
         </w:tc>
@@ -6320,7 +6370,7 @@
                 <w:szCs w:val="21"/>
                 <w:lang w:bidi="ar"/>
               </w:rPr>
-              <w:t xml:space="preserve">1. 完成工单P5《产线数据仓库》：及格标准4表设计合理+ORM入库+基础统计；优秀标准含索引优化+批量写入+复杂查询；</w:t>
+              <w:t>1. 完成工单P5《产线数据仓库》：及格标准4表设计合理+ORM入库+基础统计；优秀标准含索引优化+批量写入+复杂查询；</w:t>
             </w:r>
           </w:p>
           <w:p>
@@ -6349,7 +6399,7 @@
                 <w:szCs w:val="21"/>
                 <w:lang w:bidi="ar"/>
               </w:rPr>
-              <w:t xml:space="preserve">2. 完成ER图与数据字典文档；</w:t>
+              <w:t>2. 完成ER图与数据字典文档；</w:t>
             </w:r>
           </w:p>
           <w:p>
@@ -6378,7 +6428,7 @@
                 <w:szCs w:val="21"/>
                 <w:lang w:bidi="ar"/>
               </w:rPr>
-              <w:t xml:space="preserve">3. 预习机器学习基本流程（训练/验证/预测）。</w:t>
+              <w:t>3. 预习机器学习基本流程（训练/验证/预测）。</w:t>
             </w:r>
           </w:p>
         </w:tc>
@@ -6422,7 +6472,7 @@
                 <w:rFonts w:hint="eastAsia" w:ascii="Times New Roman" w:hAnsi="Times New Roman" w:eastAsia="方正仿宋_GBK" w:cs="方正仿宋_GBK"/>
                 <w:sz w:val="24"/>
               </w:rPr>
-              <w:t xml:space="preserve">第八周</w:t>
+              <w:t>第八周</w:t>
             </w:r>
           </w:p>
         </w:tc>
@@ -6447,330 +6497,330 @@
                 <w:sz w:val="21"/>
                 <w:szCs w:val="21"/>
               </w:rPr>
-              <w:t xml:space="preserve">◆ 项目载体：重庆两江智造集团·数字化转型办公室｜收官。</w:t>
-            </w:r>
-          </w:p>
-          <w:p>
-            <w:pPr>
-              <w:spacing w:line="320" w:lineRule="exact"/>
-              <w:jc w:val="left"/>
-              <w:rPr>
-                <w:rFonts w:hint="eastAsia" w:ascii="方正仿宋_GB2312" w:hAnsi="方正仿宋_GB2312" w:eastAsia="方正仿宋_GB2312" w:cs="方正仿宋_GB2312"/>
-                <w:sz w:val="21"/>
-                <w:szCs w:val="21"/>
-              </w:rPr>
-            </w:pPr>
-            <w:r>
-              <w:rPr>
-                <w:rFonts w:hint="eastAsia" w:ascii="方正仿宋_GB2312" w:hAnsi="方正仿宋_GB2312" w:eastAsia="方正仿宋_GB2312" w:cs="方正仿宋_GB2312"/>
-                <w:sz w:val="21"/>
-                <w:szCs w:val="21"/>
-              </w:rPr>
-              <w:t xml:space="preserve">项目P6：机器学习应用——故障诊断与缺陷检测（W8）</w:t>
-            </w:r>
-          </w:p>
-          <w:p>
-            <w:pPr>
-              <w:spacing w:line="320" w:lineRule="exact"/>
-              <w:jc w:val="left"/>
-              <w:rPr>
-                <w:rFonts w:hint="eastAsia" w:ascii="方正仿宋_GB2312" w:hAnsi="方正仿宋_GB2312" w:eastAsia="方正仿宋_GB2312" w:cs="方正仿宋_GB2312"/>
-                <w:sz w:val="21"/>
-                <w:szCs w:val="21"/>
-              </w:rPr>
-            </w:pPr>
-            <w:r>
-              <w:rPr>
-                <w:rFonts w:hint="eastAsia" w:ascii="方正仿宋_GB2312" w:hAnsi="方正仿宋_GB2312" w:eastAsia="方正仿宋_GB2312" w:cs="方正仿宋_GB2312"/>
-                <w:sz w:val="21"/>
-                <w:szCs w:val="21"/>
-              </w:rPr>
-              <w:t xml:space="preserve">本周主题：Scikit-learn分类 + 迁移学习部署</w:t>
-            </w:r>
-          </w:p>
-          <w:p>
-            <w:pPr>
-              <w:spacing w:line="320" w:lineRule="exact"/>
-              <w:jc w:val="left"/>
-              <w:rPr>
-                <w:rFonts w:hint="eastAsia" w:ascii="方正仿宋_GB2312" w:hAnsi="方正仿宋_GB2312" w:eastAsia="方正仿宋_GB2312" w:cs="方正仿宋_GB2312"/>
-                <w:sz w:val="21"/>
-                <w:szCs w:val="21"/>
-              </w:rPr>
-            </w:pPr>
-            <w:r>
-              <w:rPr>
-                <w:rFonts w:hint="eastAsia" w:ascii="方正仿宋_GB2312" w:hAnsi="方正仿宋_GB2312" w:eastAsia="方正仿宋_GB2312" w:cs="方正仿宋_GB2312"/>
-                <w:sz w:val="21"/>
-                <w:szCs w:val="21"/>
-              </w:rPr>
-              <w:t xml:space="preserve">授课内容：</w:t>
-            </w:r>
-          </w:p>
-          <w:p>
-            <w:pPr>
-              <w:spacing w:line="320" w:lineRule="exact"/>
-              <w:jc w:val="left"/>
-              <w:rPr>
-                <w:rFonts w:hint="eastAsia" w:ascii="方正仿宋_GB2312" w:hAnsi="方正仿宋_GB2312" w:eastAsia="方正仿宋_GB2312" w:cs="方正仿宋_GB2312"/>
-                <w:sz w:val="21"/>
-                <w:szCs w:val="21"/>
-              </w:rPr>
-            </w:pPr>
-            <w:r>
-              <w:rPr>
-                <w:rFonts w:hint="eastAsia" w:ascii="方正仿宋_GB2312" w:hAnsi="方正仿宋_GB2312" w:eastAsia="方正仿宋_GB2312" w:cs="方正仿宋_GB2312"/>
-                <w:sz w:val="21"/>
-                <w:szCs w:val="21"/>
-              </w:rPr>
-              <w:t xml:space="preserve">第15次课——“用特征矩阵训练诊断大脑”</w:t>
-            </w:r>
-          </w:p>
-          <w:p>
-            <w:pPr>
-              <w:spacing w:line="320" w:lineRule="exact"/>
-              <w:jc w:val="left"/>
-              <w:rPr>
-                <w:rFonts w:hint="eastAsia" w:ascii="方正仿宋_GB2312" w:hAnsi="方正仿宋_GB2312" w:eastAsia="方正仿宋_GB2312" w:cs="方正仿宋_GB2312"/>
-                <w:sz w:val="21"/>
-                <w:szCs w:val="21"/>
-              </w:rPr>
-            </w:pPr>
-            <w:r>
-              <w:rPr>
-                <w:rFonts w:hint="eastAsia" w:ascii="方正仿宋_GB2312" w:hAnsi="方正仿宋_GB2312" w:eastAsia="方正仿宋_GB2312" w:cs="方正仿宋_GB2312"/>
-                <w:sz w:val="21"/>
-                <w:szCs w:val="21"/>
-              </w:rPr>
-              <w:t xml:space="preserve">1. 机器学习工作流：数据集划分→训练→验证→调参→保存模型；</w:t>
-            </w:r>
-          </w:p>
-          <w:p>
-            <w:pPr>
-              <w:spacing w:line="320" w:lineRule="exact"/>
-              <w:jc w:val="left"/>
-              <w:rPr>
-                <w:rFonts w:hint="eastAsia" w:ascii="方正仿宋_GB2312" w:hAnsi="方正仿宋_GB2312" w:eastAsia="方正仿宋_GB2312" w:cs="方正仿宋_GB2312"/>
-                <w:sz w:val="21"/>
-                <w:szCs w:val="21"/>
-              </w:rPr>
-            </w:pPr>
-            <w:r>
-              <w:rPr>
-                <w:rFonts w:hint="eastAsia" w:ascii="方正仿宋_GB2312" w:hAnsi="方正仿宋_GB2312" w:eastAsia="方正仿宋_GB2312" w:cs="方正仿宋_GB2312"/>
-                <w:sz w:val="21"/>
-                <w:szCs w:val="21"/>
-              </w:rPr>
-              <w:t xml:space="preserve">2. Scikit-learn分类器：逻辑回归、随机森林、SVM；</w:t>
-            </w:r>
-          </w:p>
-          <w:p>
-            <w:pPr>
-              <w:spacing w:line="320" w:lineRule="exact"/>
-              <w:jc w:val="left"/>
-              <w:rPr>
-                <w:rFonts w:hint="eastAsia" w:ascii="方正仿宋_GB2312" w:hAnsi="方正仿宋_GB2312" w:eastAsia="方正仿宋_GB2312" w:cs="方正仿宋_GB2312"/>
-                <w:sz w:val="21"/>
-                <w:szCs w:val="21"/>
-              </w:rPr>
-            </w:pPr>
-            <w:r>
-              <w:rPr>
-                <w:rFonts w:hint="eastAsia" w:ascii="方正仿宋_GB2312" w:hAnsi="方正仿宋_GB2312" w:eastAsia="方正仿宋_GB2312" w:cs="方正仿宋_GB2312"/>
-                <w:sz w:val="21"/>
-                <w:szCs w:val="21"/>
-              </w:rPr>
-              <w:t xml:space="preserve">3. 模型评估：交叉验证、混淆矩阵、精确率/召回率/F1；</w:t>
-            </w:r>
-          </w:p>
-          <w:p>
-            <w:pPr>
-              <w:spacing w:line="320" w:lineRule="exact"/>
-              <w:jc w:val="left"/>
-              <w:rPr>
-                <w:rFonts w:hint="eastAsia" w:ascii="方正仿宋_GB2312" w:hAnsi="方正仿宋_GB2312" w:eastAsia="方正仿宋_GB2312" w:cs="方正仿宋_GB2312"/>
-                <w:sz w:val="21"/>
-                <w:szCs w:val="21"/>
-              </w:rPr>
-            </w:pPr>
-            <w:r>
-              <w:rPr>
-                <w:rFonts w:hint="eastAsia" w:ascii="方正仿宋_GB2312" w:hAnsi="方正仿宋_GB2312" w:eastAsia="方正仿宋_GB2312" w:cs="方正仿宋_GB2312"/>
-                <w:sz w:val="21"/>
-                <w:szCs w:val="21"/>
-              </w:rPr>
-              <w:t xml:space="preserve">4. 工单P6.1实操：使用P2.2特征矩阵训练设备故障诊断模型（F1≥0.80）并接入P5数据库形成诊断服务。</w:t>
-            </w:r>
-          </w:p>
-          <w:p>
-            <w:pPr>
-              <w:spacing w:line="320" w:lineRule="exact"/>
-              <w:jc w:val="left"/>
-              <w:rPr>
-                <w:rFonts w:hint="eastAsia" w:ascii="方正仿宋_GB2312" w:hAnsi="方正仿宋_GB2312" w:eastAsia="方正仿宋_GB2312" w:cs="方正仿宋_GB2312"/>
-                <w:sz w:val="21"/>
-                <w:szCs w:val="21"/>
-              </w:rPr>
-            </w:pPr>
-            <w:r>
-              <w:rPr>
-                <w:rFonts w:hint="eastAsia" w:ascii="方正仿宋_GB2312" w:hAnsi="方正仿宋_GB2312" w:eastAsia="方正仿宋_GB2312" w:cs="方正仿宋_GB2312"/>
-                <w:sz w:val="21"/>
-                <w:szCs w:val="21"/>
-              </w:rPr>
-              <w:t xml:space="preserve">第16次课——“把模型部署到产线边缘”</w:t>
-            </w:r>
-          </w:p>
-          <w:p>
-            <w:pPr>
-              <w:spacing w:line="320" w:lineRule="exact"/>
-              <w:jc w:val="left"/>
-              <w:rPr>
-                <w:rFonts w:hint="eastAsia" w:ascii="方正仿宋_GB2312" w:hAnsi="方正仿宋_GB2312" w:eastAsia="方正仿宋_GB2312" w:cs="方正仿宋_GB2312"/>
-                <w:sz w:val="21"/>
-                <w:szCs w:val="21"/>
-              </w:rPr>
-            </w:pPr>
-            <w:r>
-              <w:rPr>
-                <w:rFonts w:hint="eastAsia" w:ascii="方正仿宋_GB2312" w:hAnsi="方正仿宋_GB2312" w:eastAsia="方正仿宋_GB2312" w:cs="方正仿宋_GB2312"/>
-                <w:sz w:val="21"/>
-                <w:szCs w:val="21"/>
-              </w:rPr>
-              <w:t xml:space="preserve">1. 深度学习轻量化：CNN/LSTM基础回顾、迁移学习概念；</w:t>
-            </w:r>
-          </w:p>
-          <w:p>
-            <w:pPr>
-              <w:spacing w:line="320" w:lineRule="exact"/>
-              <w:jc w:val="left"/>
-              <w:rPr>
-                <w:rFonts w:hint="eastAsia" w:ascii="方正仿宋_GB2312" w:hAnsi="方正仿宋_GB2312" w:eastAsia="方正仿宋_GB2312" w:cs="方正仿宋_GB2312"/>
-                <w:sz w:val="21"/>
-                <w:szCs w:val="21"/>
-              </w:rPr>
-            </w:pPr>
-            <w:r>
-              <w:rPr>
-                <w:rFonts w:hint="eastAsia" w:ascii="方正仿宋_GB2312" w:hAnsi="方正仿宋_GB2312" w:eastAsia="方正仿宋_GB2312" w:cs="方正仿宋_GB2312"/>
-                <w:sz w:val="21"/>
-                <w:szCs w:val="21"/>
-              </w:rPr>
-              <w:t xml:space="preserve">2. 模型导出与部署：ONNX格式、推理接口封装；</w:t>
-            </w:r>
-          </w:p>
-          <w:p>
-            <w:pPr>
-              <w:spacing w:line="320" w:lineRule="exact"/>
-              <w:jc w:val="left"/>
-              <w:rPr>
-                <w:rFonts w:hint="eastAsia" w:ascii="方正仿宋_GB2312" w:hAnsi="方正仿宋_GB2312" w:eastAsia="方正仿宋_GB2312" w:cs="方正仿宋_GB2312"/>
-                <w:sz w:val="21"/>
-                <w:szCs w:val="21"/>
-              </w:rPr>
-            </w:pPr>
-            <w:r>
-              <w:rPr>
-                <w:rFonts w:hint="eastAsia" w:ascii="方正仿宋_GB2312" w:hAnsi="方正仿宋_GB2312" w:eastAsia="方正仿宋_GB2312" w:cs="方正仿宋_GB2312"/>
-                <w:sz w:val="21"/>
-                <w:szCs w:val="21"/>
-              </w:rPr>
-              <w:t xml:space="preserve">3. 边缘部署要点：性能（延迟/吞吐）、模型版本管理；</w:t>
-            </w:r>
-          </w:p>
-          <w:p>
-            <w:pPr>
-              <w:spacing w:line="320" w:lineRule="exact"/>
-              <w:jc w:val="left"/>
-              <w:rPr>
-                <w:rFonts w:hint="eastAsia" w:ascii="方正仿宋_GB2312" w:hAnsi="方正仿宋_GB2312" w:eastAsia="方正仿宋_GB2312" w:cs="方正仿宋_GB2312"/>
-                <w:sz w:val="21"/>
-                <w:szCs w:val="21"/>
-              </w:rPr>
-            </w:pPr>
-            <w:r>
-              <w:rPr>
-                <w:rFonts w:hint="eastAsia" w:ascii="方正仿宋_GB2312" w:hAnsi="方正仿宋_GB2312" w:eastAsia="方正仿宋_GB2312" w:cs="方正仿宋_GB2312"/>
-                <w:sz w:val="21"/>
-                <w:szCs w:val="21"/>
-              </w:rPr>
-              <w:t xml:space="preserve">4. 工单P6.2实操：基于教师端训练产出的预训练缺陷检测模型（离线模型包，训练过程演示回放），学生聚焦评估调参、推理服务封装与性能测试；</w:t>
-            </w:r>
-          </w:p>
-          <w:p>
-            <w:pPr>
-              <w:spacing w:line="320" w:lineRule="exact"/>
-              <w:jc w:val="left"/>
-              <w:rPr>
-                <w:rFonts w:hint="eastAsia" w:ascii="方正仿宋_GB2312" w:hAnsi="方正仿宋_GB2312" w:eastAsia="方正仿宋_GB2312" w:cs="方正仿宋_GB2312"/>
-                <w:sz w:val="21"/>
-                <w:szCs w:val="21"/>
-              </w:rPr>
-            </w:pPr>
-            <w:r>
-              <w:rPr>
-                <w:rFonts w:hint="eastAsia" w:ascii="方正仿宋_GB2312" w:hAnsi="方正仿宋_GB2312" w:eastAsia="方正仿宋_GB2312" w:cs="方正仿宋_GB2312"/>
-                <w:sz w:val="21"/>
-                <w:szCs w:val="21"/>
-              </w:rPr>
-              <w:t xml:space="preserve">5. 课程总结与综合项目（P7，扩展周可选）说明。</w:t>
-            </w:r>
-          </w:p>
-          <w:p>
-            <w:pPr>
-              <w:spacing w:line="320" w:lineRule="exact"/>
-              <w:jc w:val="left"/>
-              <w:rPr>
-                <w:rFonts w:hint="eastAsia" w:ascii="方正仿宋_GB2312" w:hAnsi="方正仿宋_GB2312" w:eastAsia="方正仿宋_GB2312" w:cs="方正仿宋_GB2312"/>
-                <w:sz w:val="21"/>
-                <w:szCs w:val="21"/>
-              </w:rPr>
-            </w:pPr>
-            <w:r>
-              <w:rPr>
-                <w:rFonts w:hint="eastAsia" w:ascii="方正仿宋_GB2312" w:hAnsi="方正仿宋_GB2312" w:eastAsia="方正仿宋_GB2312" w:cs="方正仿宋_GB2312"/>
-                <w:sz w:val="21"/>
-                <w:szCs w:val="21"/>
-              </w:rPr>
-              <w:t xml:space="preserve">教材：Python程序设计项目化教程（活页式）（任越美 李垒 李江岱 主编，978-7-313-30507-7）— 项目3+项目6</w:t>
-            </w:r>
-          </w:p>
-          <w:p>
-            <w:pPr>
-              <w:spacing w:line="320" w:lineRule="exact"/>
-              <w:jc w:val="left"/>
-              <w:rPr>
-                <w:rFonts w:hint="eastAsia" w:ascii="方正仿宋_GB2312" w:hAnsi="方正仿宋_GB2312" w:eastAsia="方正仿宋_GB2312" w:cs="方正仿宋_GB2312"/>
-                <w:sz w:val="21"/>
-                <w:szCs w:val="21"/>
-              </w:rPr>
-            </w:pPr>
-            <w:r>
-              <w:rPr>
-                <w:rFonts w:hint="eastAsia" w:ascii="方正仿宋_GB2312" w:hAnsi="方正仿宋_GB2312" w:eastAsia="方正仿宋_GB2312" w:cs="方正仿宋_GB2312"/>
-                <w:sz w:val="21"/>
-                <w:szCs w:val="21"/>
-              </w:rPr>
-              <w:t xml:space="preserve">预习知识点：scikit-learn五步流；模型保存(joblib)；推理服务</w:t>
-            </w:r>
-          </w:p>
-          <w:p>
-            <w:pPr>
-              <w:spacing w:line="320" w:lineRule="exact"/>
-              <w:jc w:val="left"/>
-              <w:rPr>
-                <w:rFonts w:hint="eastAsia" w:ascii="方正仿宋_GB2312" w:hAnsi="方正仿宋_GB2312" w:eastAsia="方正仿宋_GB2312" w:cs="方正仿宋_GB2312"/>
-                <w:sz w:val="21"/>
-                <w:szCs w:val="21"/>
-              </w:rPr>
-            </w:pPr>
-            <w:r>
-              <w:rPr>
-                <w:rFonts w:hint="eastAsia" w:ascii="方正仿宋_GB2312" w:hAnsi="方正仿宋_GB2312" w:eastAsia="方正仿宋_GB2312" w:cs="方正仿宋_GB2312"/>
-                <w:sz w:val="21"/>
-                <w:szCs w:val="21"/>
-              </w:rPr>
-              <w:t xml:space="preserve">课中检查知识点：F1≥0.80；/predict可调通</w:t>
+              <w:t>◆ 项目载体：重庆两江智造集团·数字化转型办公室｜收官。</w:t>
+            </w:r>
+          </w:p>
+          <w:p>
+            <w:pPr>
+              <w:spacing w:line="320" w:lineRule="exact"/>
+              <w:jc w:val="left"/>
+              <w:rPr>
+                <w:rFonts w:hint="eastAsia" w:ascii="方正仿宋_GB2312" w:hAnsi="方正仿宋_GB2312" w:eastAsia="方正仿宋_GB2312" w:cs="方正仿宋_GB2312"/>
+                <w:sz w:val="21"/>
+                <w:szCs w:val="21"/>
+              </w:rPr>
+            </w:pPr>
+            <w:r>
+              <w:rPr>
+                <w:rFonts w:hint="eastAsia" w:ascii="方正仿宋_GB2312" w:hAnsi="方正仿宋_GB2312" w:eastAsia="方正仿宋_GB2312" w:cs="方正仿宋_GB2312"/>
+                <w:sz w:val="21"/>
+                <w:szCs w:val="21"/>
+              </w:rPr>
+              <w:t>项目P6：机器学习应用——故障诊断与缺陷检测（W8）</w:t>
+            </w:r>
+          </w:p>
+          <w:p>
+            <w:pPr>
+              <w:spacing w:line="320" w:lineRule="exact"/>
+              <w:jc w:val="left"/>
+              <w:rPr>
+                <w:rFonts w:hint="eastAsia" w:ascii="方正仿宋_GB2312" w:hAnsi="方正仿宋_GB2312" w:eastAsia="方正仿宋_GB2312" w:cs="方正仿宋_GB2312"/>
+                <w:sz w:val="21"/>
+                <w:szCs w:val="21"/>
+              </w:rPr>
+            </w:pPr>
+            <w:r>
+              <w:rPr>
+                <w:rFonts w:hint="eastAsia" w:ascii="方正仿宋_GB2312" w:hAnsi="方正仿宋_GB2312" w:eastAsia="方正仿宋_GB2312" w:cs="方正仿宋_GB2312"/>
+                <w:sz w:val="21"/>
+                <w:szCs w:val="21"/>
+              </w:rPr>
+              <w:t>本周主题：Scikit-learn分类 + 迁移学习部署</w:t>
+            </w:r>
+          </w:p>
+          <w:p>
+            <w:pPr>
+              <w:spacing w:line="320" w:lineRule="exact"/>
+              <w:jc w:val="left"/>
+              <w:rPr>
+                <w:rFonts w:hint="eastAsia" w:ascii="方正仿宋_GB2312" w:hAnsi="方正仿宋_GB2312" w:eastAsia="方正仿宋_GB2312" w:cs="方正仿宋_GB2312"/>
+                <w:sz w:val="21"/>
+                <w:szCs w:val="21"/>
+              </w:rPr>
+            </w:pPr>
+            <w:r>
+              <w:rPr>
+                <w:rFonts w:hint="eastAsia" w:ascii="方正仿宋_GB2312" w:hAnsi="方正仿宋_GB2312" w:eastAsia="方正仿宋_GB2312" w:cs="方正仿宋_GB2312"/>
+                <w:sz w:val="21"/>
+                <w:szCs w:val="21"/>
+              </w:rPr>
+              <w:t>授课内容：</w:t>
+            </w:r>
+          </w:p>
+          <w:p>
+            <w:pPr>
+              <w:spacing w:line="320" w:lineRule="exact"/>
+              <w:jc w:val="left"/>
+              <w:rPr>
+                <w:rFonts w:hint="eastAsia" w:ascii="方正仿宋_GB2312" w:hAnsi="方正仿宋_GB2312" w:eastAsia="方正仿宋_GB2312" w:cs="方正仿宋_GB2312"/>
+                <w:sz w:val="21"/>
+                <w:szCs w:val="21"/>
+              </w:rPr>
+            </w:pPr>
+            <w:r>
+              <w:rPr>
+                <w:rFonts w:hint="eastAsia" w:ascii="方正仿宋_GB2312" w:hAnsi="方正仿宋_GB2312" w:eastAsia="方正仿宋_GB2312" w:cs="方正仿宋_GB2312"/>
+                <w:sz w:val="21"/>
+                <w:szCs w:val="21"/>
+              </w:rPr>
+              <w:t>第15次课——“用特征矩阵训练诊断大脑”</w:t>
+            </w:r>
+          </w:p>
+          <w:p>
+            <w:pPr>
+              <w:spacing w:line="320" w:lineRule="exact"/>
+              <w:jc w:val="left"/>
+              <w:rPr>
+                <w:rFonts w:hint="eastAsia" w:ascii="方正仿宋_GB2312" w:hAnsi="方正仿宋_GB2312" w:eastAsia="方正仿宋_GB2312" w:cs="方正仿宋_GB2312"/>
+                <w:sz w:val="21"/>
+                <w:szCs w:val="21"/>
+              </w:rPr>
+            </w:pPr>
+            <w:r>
+              <w:rPr>
+                <w:rFonts w:hint="eastAsia" w:ascii="方正仿宋_GB2312" w:hAnsi="方正仿宋_GB2312" w:eastAsia="方正仿宋_GB2312" w:cs="方正仿宋_GB2312"/>
+                <w:sz w:val="21"/>
+                <w:szCs w:val="21"/>
+              </w:rPr>
+              <w:t>1. 机器学习工作流：数据集划分→训练→验证→调参→保存模型；</w:t>
+            </w:r>
+          </w:p>
+          <w:p>
+            <w:pPr>
+              <w:spacing w:line="320" w:lineRule="exact"/>
+              <w:jc w:val="left"/>
+              <w:rPr>
+                <w:rFonts w:hint="eastAsia" w:ascii="方正仿宋_GB2312" w:hAnsi="方正仿宋_GB2312" w:eastAsia="方正仿宋_GB2312" w:cs="方正仿宋_GB2312"/>
+                <w:sz w:val="21"/>
+                <w:szCs w:val="21"/>
+              </w:rPr>
+            </w:pPr>
+            <w:r>
+              <w:rPr>
+                <w:rFonts w:hint="eastAsia" w:ascii="方正仿宋_GB2312" w:hAnsi="方正仿宋_GB2312" w:eastAsia="方正仿宋_GB2312" w:cs="方正仿宋_GB2312"/>
+                <w:sz w:val="21"/>
+                <w:szCs w:val="21"/>
+              </w:rPr>
+              <w:t>2. Scikit-learn分类器：逻辑回归、随机森林、SVM；</w:t>
+            </w:r>
+          </w:p>
+          <w:p>
+            <w:pPr>
+              <w:spacing w:line="320" w:lineRule="exact"/>
+              <w:jc w:val="left"/>
+              <w:rPr>
+                <w:rFonts w:hint="eastAsia" w:ascii="方正仿宋_GB2312" w:hAnsi="方正仿宋_GB2312" w:eastAsia="方正仿宋_GB2312" w:cs="方正仿宋_GB2312"/>
+                <w:sz w:val="21"/>
+                <w:szCs w:val="21"/>
+              </w:rPr>
+            </w:pPr>
+            <w:r>
+              <w:rPr>
+                <w:rFonts w:hint="eastAsia" w:ascii="方正仿宋_GB2312" w:hAnsi="方正仿宋_GB2312" w:eastAsia="方正仿宋_GB2312" w:cs="方正仿宋_GB2312"/>
+                <w:sz w:val="21"/>
+                <w:szCs w:val="21"/>
+              </w:rPr>
+              <w:t>3. 模型评估：交叉验证、混淆矩阵、精确率/召回率/F1；</w:t>
+            </w:r>
+          </w:p>
+          <w:p>
+            <w:pPr>
+              <w:spacing w:line="320" w:lineRule="exact"/>
+              <w:jc w:val="left"/>
+              <w:rPr>
+                <w:rFonts w:hint="eastAsia" w:ascii="方正仿宋_GB2312" w:hAnsi="方正仿宋_GB2312" w:eastAsia="方正仿宋_GB2312" w:cs="方正仿宋_GB2312"/>
+                <w:sz w:val="21"/>
+                <w:szCs w:val="21"/>
+              </w:rPr>
+            </w:pPr>
+            <w:r>
+              <w:rPr>
+                <w:rFonts w:hint="eastAsia" w:ascii="方正仿宋_GB2312" w:hAnsi="方正仿宋_GB2312" w:eastAsia="方正仿宋_GB2312" w:cs="方正仿宋_GB2312"/>
+                <w:sz w:val="21"/>
+                <w:szCs w:val="21"/>
+              </w:rPr>
+              <w:t>4. 工单P6.1实操：使用P2.2特征矩阵训练设备故障诊断模型（F1≥0.80）并接入P5数据库形成诊断服务。</w:t>
+            </w:r>
+          </w:p>
+          <w:p>
+            <w:pPr>
+              <w:spacing w:line="320" w:lineRule="exact"/>
+              <w:jc w:val="left"/>
+              <w:rPr>
+                <w:rFonts w:hint="eastAsia" w:ascii="方正仿宋_GB2312" w:hAnsi="方正仿宋_GB2312" w:eastAsia="方正仿宋_GB2312" w:cs="方正仿宋_GB2312"/>
+                <w:sz w:val="21"/>
+                <w:szCs w:val="21"/>
+              </w:rPr>
+            </w:pPr>
+            <w:r>
+              <w:rPr>
+                <w:rFonts w:hint="eastAsia" w:ascii="方正仿宋_GB2312" w:hAnsi="方正仿宋_GB2312" w:eastAsia="方正仿宋_GB2312" w:cs="方正仿宋_GB2312"/>
+                <w:sz w:val="21"/>
+                <w:szCs w:val="21"/>
+              </w:rPr>
+              <w:t>第16次课——“把模型部署到产线边缘”</w:t>
+            </w:r>
+          </w:p>
+          <w:p>
+            <w:pPr>
+              <w:spacing w:line="320" w:lineRule="exact"/>
+              <w:jc w:val="left"/>
+              <w:rPr>
+                <w:rFonts w:hint="eastAsia" w:ascii="方正仿宋_GB2312" w:hAnsi="方正仿宋_GB2312" w:eastAsia="方正仿宋_GB2312" w:cs="方正仿宋_GB2312"/>
+                <w:sz w:val="21"/>
+                <w:szCs w:val="21"/>
+              </w:rPr>
+            </w:pPr>
+            <w:r>
+              <w:rPr>
+                <w:rFonts w:hint="eastAsia" w:ascii="方正仿宋_GB2312" w:hAnsi="方正仿宋_GB2312" w:eastAsia="方正仿宋_GB2312" w:cs="方正仿宋_GB2312"/>
+                <w:sz w:val="21"/>
+                <w:szCs w:val="21"/>
+              </w:rPr>
+              <w:t>1. 深度学习轻量化：CNN/LSTM基础回顾、迁移学习概念；</w:t>
+            </w:r>
+          </w:p>
+          <w:p>
+            <w:pPr>
+              <w:spacing w:line="320" w:lineRule="exact"/>
+              <w:jc w:val="left"/>
+              <w:rPr>
+                <w:rFonts w:hint="eastAsia" w:ascii="方正仿宋_GB2312" w:hAnsi="方正仿宋_GB2312" w:eastAsia="方正仿宋_GB2312" w:cs="方正仿宋_GB2312"/>
+                <w:sz w:val="21"/>
+                <w:szCs w:val="21"/>
+              </w:rPr>
+            </w:pPr>
+            <w:r>
+              <w:rPr>
+                <w:rFonts w:hint="eastAsia" w:ascii="方正仿宋_GB2312" w:hAnsi="方正仿宋_GB2312" w:eastAsia="方正仿宋_GB2312" w:cs="方正仿宋_GB2312"/>
+                <w:sz w:val="21"/>
+                <w:szCs w:val="21"/>
+              </w:rPr>
+              <w:t>2. 模型导出与部署：ONNX格式、推理接口封装；</w:t>
+            </w:r>
+          </w:p>
+          <w:p>
+            <w:pPr>
+              <w:spacing w:line="320" w:lineRule="exact"/>
+              <w:jc w:val="left"/>
+              <w:rPr>
+                <w:rFonts w:hint="eastAsia" w:ascii="方正仿宋_GB2312" w:hAnsi="方正仿宋_GB2312" w:eastAsia="方正仿宋_GB2312" w:cs="方正仿宋_GB2312"/>
+                <w:sz w:val="21"/>
+                <w:szCs w:val="21"/>
+              </w:rPr>
+            </w:pPr>
+            <w:r>
+              <w:rPr>
+                <w:rFonts w:hint="eastAsia" w:ascii="方正仿宋_GB2312" w:hAnsi="方正仿宋_GB2312" w:eastAsia="方正仿宋_GB2312" w:cs="方正仿宋_GB2312"/>
+                <w:sz w:val="21"/>
+                <w:szCs w:val="21"/>
+              </w:rPr>
+              <w:t>3. 边缘部署要点：性能（延迟/吞吐）、模型版本管理；</w:t>
+            </w:r>
+          </w:p>
+          <w:p>
+            <w:pPr>
+              <w:spacing w:line="320" w:lineRule="exact"/>
+              <w:jc w:val="left"/>
+              <w:rPr>
+                <w:rFonts w:hint="eastAsia" w:ascii="方正仿宋_GB2312" w:hAnsi="方正仿宋_GB2312" w:eastAsia="方正仿宋_GB2312" w:cs="方正仿宋_GB2312"/>
+                <w:sz w:val="21"/>
+                <w:szCs w:val="21"/>
+              </w:rPr>
+            </w:pPr>
+            <w:r>
+              <w:rPr>
+                <w:rFonts w:hint="eastAsia" w:ascii="方正仿宋_GB2312" w:hAnsi="方正仿宋_GB2312" w:eastAsia="方正仿宋_GB2312" w:cs="方正仿宋_GB2312"/>
+                <w:sz w:val="21"/>
+                <w:szCs w:val="21"/>
+              </w:rPr>
+              <w:t>4. 工单P6.2实操：基于教师端训练产出的预训练缺陷检测模型（离线模型包，训练过程演示回放），学生聚焦评估调参、推理服务封装与性能测试；</w:t>
+            </w:r>
+          </w:p>
+          <w:p>
+            <w:pPr>
+              <w:spacing w:line="320" w:lineRule="exact"/>
+              <w:jc w:val="left"/>
+              <w:rPr>
+                <w:rFonts w:hint="eastAsia" w:ascii="方正仿宋_GB2312" w:hAnsi="方正仿宋_GB2312" w:eastAsia="方正仿宋_GB2312" w:cs="方正仿宋_GB2312"/>
+                <w:sz w:val="21"/>
+                <w:szCs w:val="21"/>
+              </w:rPr>
+            </w:pPr>
+            <w:r>
+              <w:rPr>
+                <w:rFonts w:hint="eastAsia" w:ascii="方正仿宋_GB2312" w:hAnsi="方正仿宋_GB2312" w:eastAsia="方正仿宋_GB2312" w:cs="方正仿宋_GB2312"/>
+                <w:sz w:val="21"/>
+                <w:szCs w:val="21"/>
+              </w:rPr>
+              <w:t>5. 课程总结与综合项目（P7，扩展周可选）说明。</w:t>
+            </w:r>
+          </w:p>
+          <w:p>
+            <w:pPr>
+              <w:spacing w:line="320" w:lineRule="exact"/>
+              <w:jc w:val="left"/>
+              <w:rPr>
+                <w:rFonts w:hint="eastAsia" w:ascii="方正仿宋_GB2312" w:hAnsi="方正仿宋_GB2312" w:eastAsia="方正仿宋_GB2312" w:cs="方正仿宋_GB2312"/>
+                <w:sz w:val="21"/>
+                <w:szCs w:val="21"/>
+              </w:rPr>
+            </w:pPr>
+            <w:r>
+              <w:rPr>
+                <w:rFonts w:hint="eastAsia" w:ascii="方正仿宋_GB2312" w:hAnsi="方正仿宋_GB2312" w:eastAsia="方正仿宋_GB2312" w:cs="方正仿宋_GB2312"/>
+                <w:sz w:val="21"/>
+                <w:szCs w:val="21"/>
+              </w:rPr>
+              <w:t>教材：Python程序设计项目化教程（活页式）（任越美 李垒 李江岱 主编，978-7-313-30507-7）— 项目3+项目6</w:t>
+            </w:r>
+          </w:p>
+          <w:p>
+            <w:pPr>
+              <w:spacing w:line="320" w:lineRule="exact"/>
+              <w:jc w:val="left"/>
+              <w:rPr>
+                <w:rFonts w:hint="eastAsia" w:ascii="方正仿宋_GB2312" w:hAnsi="方正仿宋_GB2312" w:eastAsia="方正仿宋_GB2312" w:cs="方正仿宋_GB2312"/>
+                <w:sz w:val="21"/>
+                <w:szCs w:val="21"/>
+              </w:rPr>
+            </w:pPr>
+            <w:r>
+              <w:rPr>
+                <w:rFonts w:hint="eastAsia" w:ascii="方正仿宋_GB2312" w:hAnsi="方正仿宋_GB2312" w:eastAsia="方正仿宋_GB2312" w:cs="方正仿宋_GB2312"/>
+                <w:sz w:val="21"/>
+                <w:szCs w:val="21"/>
+              </w:rPr>
+              <w:t>预习知识点：scikit-learn五步流；模型保存(joblib)；推理服务</w:t>
+            </w:r>
+          </w:p>
+          <w:p>
+            <w:pPr>
+              <w:spacing w:line="320" w:lineRule="exact"/>
+              <w:jc w:val="left"/>
+              <w:rPr>
+                <w:rFonts w:hint="eastAsia" w:ascii="方正仿宋_GB2312" w:hAnsi="方正仿宋_GB2312" w:eastAsia="方正仿宋_GB2312" w:cs="方正仿宋_GB2312"/>
+                <w:sz w:val="21"/>
+                <w:szCs w:val="21"/>
+              </w:rPr>
+            </w:pPr>
+            <w:r>
+              <w:rPr>
+                <w:rFonts w:hint="eastAsia" w:ascii="方正仿宋_GB2312" w:hAnsi="方正仿宋_GB2312" w:eastAsia="方正仿宋_GB2312" w:cs="方正仿宋_GB2312"/>
+                <w:sz w:val="21"/>
+                <w:szCs w:val="21"/>
+              </w:rPr>
+              <w:t>课中检查知识点：F1≥0.80；/predict可调通</w:t>
             </w:r>
           </w:p>
         </w:tc>
@@ -6795,7 +6845,7 @@
                 <w:sz w:val="24"/>
                 <w:lang w:val="en-US" w:eastAsia="zh-CN"/>
               </w:rPr>
-              <w:t xml:space="preserve">2</w:t>
+              <w:t>2</w:t>
             </w:r>
           </w:p>
         </w:tc>
@@ -6820,7 +6870,7 @@
                 <w:sz w:val="24"/>
                 <w:lang w:val="en-US" w:eastAsia="zh-CN"/>
               </w:rPr>
-              <w:t xml:space="preserve">2</w:t>
+              <w:t>2</w:t>
             </w:r>
           </w:p>
         </w:tc>
@@ -6848,51 +6898,51 @@
                 <w:szCs w:val="21"/>
                 <w:lang w:bidi="ar"/>
               </w:rPr>
-              <w:t xml:space="preserve">1. 知识目标： 掌握Scikit-learn分类建模全流程；理解交叉验证与混淆矩阵的评估方法；了解迁移学习与ONNX部署的基本概念。</w:t>
-            </w:r>
-          </w:p>
-          <w:p>
-            <w:pPr>
-              <w:spacing w:line="320" w:lineRule="exact"/>
-              <w:jc w:val="left"/>
-              <w:rPr>
-                <w:rFonts w:hint="eastAsia" w:ascii="方正仿宋_GB2312" w:hAnsi="方正仿宋_GB2312" w:eastAsia="方正仿宋_GB2312" w:cs="方正仿宋_GB2312"/>
-                <w:sz w:val="21"/>
-                <w:szCs w:val="21"/>
-              </w:rPr>
-            </w:pPr>
-            <w:r>
-              <w:rPr>
-                <w:rFonts w:hint="eastAsia" w:ascii="方正仿宋_GB2312" w:hAnsi="方正仿宋_GB2312" w:eastAsia="方正仿宋_GB2312" w:cs="方正仿宋_GB2312"/>
-                <w:color w:val="000000"/>
-                <w:kern w:val="0"/>
-                <w:sz w:val="21"/>
-                <w:szCs w:val="21"/>
-                <w:lang w:bidi="ar"/>
-              </w:rPr>
-              <w:t xml:space="preserve">2. 能力目标： 能够用P2.2特征训练故障诊断模型（F1≥0.80）；能够将模型封装为推理服务并测试性能；完成前后项目的系统集成。</w:t>
-            </w:r>
-          </w:p>
-          <w:p>
-            <w:pPr>
-              <w:spacing w:line="320" w:lineRule="exact"/>
-              <w:jc w:val="left"/>
-              <w:rPr>
-                <w:rFonts w:hint="eastAsia" w:ascii="方正仿宋_GB2312" w:hAnsi="方正仿宋_GB2312" w:eastAsia="方正仿宋_GB2312" w:cs="方正仿宋_GB2312"/>
-                <w:sz w:val="21"/>
-                <w:szCs w:val="21"/>
-              </w:rPr>
-            </w:pPr>
-            <w:r>
-              <w:rPr>
-                <w:rFonts w:hint="eastAsia" w:ascii="方正仿宋_GB2312" w:hAnsi="方正仿宋_GB2312" w:eastAsia="方正仿宋_GB2312" w:cs="方正仿宋_GB2312"/>
-                <w:color w:val="000000"/>
-                <w:kern w:val="0"/>
-                <w:sz w:val="21"/>
-                <w:szCs w:val="21"/>
-                <w:lang w:bidi="ar"/>
-              </w:rPr>
-              <w:t xml:space="preserve">3. 素质目标： 建立“数据→特征→模型→服务”的端到端工程视野，培养模型版本管理与可复现的工程规范意识。</w:t>
+              <w:t>1. 知识目标： 掌握Scikit-learn分类建模全流程；理解交叉验证与混淆矩阵的评估方法；了解迁移学习与ONNX部署的基本概念。</w:t>
+            </w:r>
+          </w:p>
+          <w:p>
+            <w:pPr>
+              <w:spacing w:line="320" w:lineRule="exact"/>
+              <w:jc w:val="left"/>
+              <w:rPr>
+                <w:rFonts w:hint="eastAsia" w:ascii="方正仿宋_GB2312" w:hAnsi="方正仿宋_GB2312" w:eastAsia="方正仿宋_GB2312" w:cs="方正仿宋_GB2312"/>
+                <w:sz w:val="21"/>
+                <w:szCs w:val="21"/>
+              </w:rPr>
+            </w:pPr>
+            <w:r>
+              <w:rPr>
+                <w:rFonts w:hint="eastAsia" w:ascii="方正仿宋_GB2312" w:hAnsi="方正仿宋_GB2312" w:eastAsia="方正仿宋_GB2312" w:cs="方正仿宋_GB2312"/>
+                <w:color w:val="000000"/>
+                <w:kern w:val="0"/>
+                <w:sz w:val="21"/>
+                <w:szCs w:val="21"/>
+                <w:lang w:bidi="ar"/>
+              </w:rPr>
+              <w:t>2. 能力目标： 能够用P2.2特征训练故障诊断模型（F1≥0.80）；能够将模型封装为推理服务并测试性能；完成前后项目的系统集成。</w:t>
+            </w:r>
+          </w:p>
+          <w:p>
+            <w:pPr>
+              <w:spacing w:line="320" w:lineRule="exact"/>
+              <w:jc w:val="left"/>
+              <w:rPr>
+                <w:rFonts w:hint="eastAsia" w:ascii="方正仿宋_GB2312" w:hAnsi="方正仿宋_GB2312" w:eastAsia="方正仿宋_GB2312" w:cs="方正仿宋_GB2312"/>
+                <w:sz w:val="21"/>
+                <w:szCs w:val="21"/>
+              </w:rPr>
+            </w:pPr>
+            <w:r>
+              <w:rPr>
+                <w:rFonts w:hint="eastAsia" w:ascii="方正仿宋_GB2312" w:hAnsi="方正仿宋_GB2312" w:eastAsia="方正仿宋_GB2312" w:cs="方正仿宋_GB2312"/>
+                <w:color w:val="000000"/>
+                <w:kern w:val="0"/>
+                <w:sz w:val="21"/>
+                <w:szCs w:val="21"/>
+                <w:lang w:bidi="ar"/>
+              </w:rPr>
+              <w:t>3. 素质目标： 建立“数据→特征→模型→服务”的端到端工程视野，培养模型版本管理与可复现的工程规范意识。</w:t>
             </w:r>
           </w:p>
         </w:tc>
@@ -6917,64 +6967,64 @@
                 <w:sz w:val="21"/>
                 <w:szCs w:val="21"/>
               </w:rPr>
-              <w:t xml:space="preserve">机器学习应用——重点：</w:t>
-            </w:r>
-          </w:p>
-          <w:p>
-            <w:pPr>
-              <w:spacing w:line="320" w:lineRule="exact"/>
-              <w:jc w:val="left"/>
-              <w:rPr>
-                <w:rFonts w:hint="eastAsia" w:ascii="方正仿宋_GB2312" w:hAnsi="方正仿宋_GB2312" w:eastAsia="方正仿宋_GB2312" w:cs="方正仿宋_GB2312"/>
-                <w:sz w:val="21"/>
-                <w:szCs w:val="21"/>
-              </w:rPr>
-            </w:pPr>
-            <w:r>
-              <w:rPr>
-                <w:rFonts w:hint="eastAsia" w:ascii="方正仿宋_GB2312" w:hAnsi="方正仿宋_GB2312" w:eastAsia="方正仿宋_GB2312" w:cs="方正仿宋_GB2312"/>
-                <w:sz w:val="21"/>
-                <w:szCs w:val="21"/>
-              </w:rPr>
-              <w:t xml:space="preserve">分类建模五步流程；交叉验证与F1评估；模型保存与推理接口封装。</w:t>
-            </w:r>
-          </w:p>
-          <w:p>
-            <w:pPr>
-              <w:spacing w:line="320" w:lineRule="exact"/>
-              <w:jc w:val="left"/>
-              <w:rPr>
-                <w:rFonts w:hint="eastAsia" w:ascii="方正仿宋_GB2312" w:hAnsi="方正仿宋_GB2312" w:eastAsia="方正仿宋_GB2312" w:cs="方正仿宋_GB2312"/>
-                <w:sz w:val="21"/>
-                <w:szCs w:val="21"/>
-              </w:rPr>
-            </w:pPr>
-            <w:r>
-              <w:rPr>
-                <w:rFonts w:hint="eastAsia" w:ascii="方正仿宋_GB2312" w:hAnsi="方正仿宋_GB2312" w:eastAsia="方正仿宋_GB2312" w:cs="方正仿宋_GB2312"/>
-                <w:sz w:val="21"/>
-                <w:szCs w:val="21"/>
-              </w:rPr>
-              <w:t xml:space="preserve">难点：</w:t>
-            </w:r>
-          </w:p>
-          <w:p>
-            <w:pPr>
-              <w:spacing w:line="320" w:lineRule="exact"/>
-              <w:jc w:val="left"/>
-              <w:rPr>
-                <w:rFonts w:hint="eastAsia" w:ascii="方正仿宋_GB2312" w:hAnsi="方正仿宋_GB2312" w:eastAsia="方正仿宋_GB2312" w:cs="方正仿宋_GB2312"/>
-                <w:sz w:val="21"/>
-                <w:szCs w:val="21"/>
-              </w:rPr>
-            </w:pPr>
-            <w:r>
-              <w:rPr>
-                <w:rFonts w:hint="eastAsia" w:ascii="方正仿宋_GB2312" w:hAnsi="方正仿宋_GB2312" w:eastAsia="方正仿宋_GB2312" w:cs="方正仿宋_GB2312"/>
-                <w:sz w:val="21"/>
-                <w:szCs w:val="21"/>
-              </w:rPr>
-              <w:t xml:space="preserve">过拟合与欠拟合的识别与应对；类别不均衡的处理策略；模型服务化后的性能瓶颈定位。</w:t>
+              <w:t>机器学习应用——重点：</w:t>
+            </w:r>
+          </w:p>
+          <w:p>
+            <w:pPr>
+              <w:spacing w:line="320" w:lineRule="exact"/>
+              <w:jc w:val="left"/>
+              <w:rPr>
+                <w:rFonts w:hint="eastAsia" w:ascii="方正仿宋_GB2312" w:hAnsi="方正仿宋_GB2312" w:eastAsia="方正仿宋_GB2312" w:cs="方正仿宋_GB2312"/>
+                <w:sz w:val="21"/>
+                <w:szCs w:val="21"/>
+              </w:rPr>
+            </w:pPr>
+            <w:r>
+              <w:rPr>
+                <w:rFonts w:hint="eastAsia" w:ascii="方正仿宋_GB2312" w:hAnsi="方正仿宋_GB2312" w:eastAsia="方正仿宋_GB2312" w:cs="方正仿宋_GB2312"/>
+                <w:sz w:val="21"/>
+                <w:szCs w:val="21"/>
+              </w:rPr>
+              <w:t>分类建模五步流程；交叉验证与F1评估；模型保存与推理接口封装。</w:t>
+            </w:r>
+          </w:p>
+          <w:p>
+            <w:pPr>
+              <w:spacing w:line="320" w:lineRule="exact"/>
+              <w:jc w:val="left"/>
+              <w:rPr>
+                <w:rFonts w:hint="eastAsia" w:ascii="方正仿宋_GB2312" w:hAnsi="方正仿宋_GB2312" w:eastAsia="方正仿宋_GB2312" w:cs="方正仿宋_GB2312"/>
+                <w:sz w:val="21"/>
+                <w:szCs w:val="21"/>
+              </w:rPr>
+            </w:pPr>
+            <w:r>
+              <w:rPr>
+                <w:rFonts w:hint="eastAsia" w:ascii="方正仿宋_GB2312" w:hAnsi="方正仿宋_GB2312" w:eastAsia="方正仿宋_GB2312" w:cs="方正仿宋_GB2312"/>
+                <w:sz w:val="21"/>
+                <w:szCs w:val="21"/>
+              </w:rPr>
+              <w:t>难点：</w:t>
+            </w:r>
+          </w:p>
+          <w:p>
+            <w:pPr>
+              <w:spacing w:line="320" w:lineRule="exact"/>
+              <w:jc w:val="left"/>
+              <w:rPr>
+                <w:rFonts w:hint="eastAsia" w:ascii="方正仿宋_GB2312" w:hAnsi="方正仿宋_GB2312" w:eastAsia="方正仿宋_GB2312" w:cs="方正仿宋_GB2312"/>
+                <w:sz w:val="21"/>
+                <w:szCs w:val="21"/>
+              </w:rPr>
+            </w:pPr>
+            <w:r>
+              <w:rPr>
+                <w:rFonts w:hint="eastAsia" w:ascii="方正仿宋_GB2312" w:hAnsi="方正仿宋_GB2312" w:eastAsia="方正仿宋_GB2312" w:cs="方正仿宋_GB2312"/>
+                <w:sz w:val="21"/>
+                <w:szCs w:val="21"/>
+              </w:rPr>
+              <w:t>过拟合与欠拟合的识别与应对；类别不均衡的处理策略；模型服务化后的性能瓶颈定位。</w:t>
             </w:r>
           </w:p>
         </w:tc>
@@ -7005,57 +7055,57 @@
                 <w:szCs w:val="21"/>
                 <w:lang w:bidi="ar"/>
               </w:rPr>
-              <w:t xml:space="preserve">1. 全程复用P2.2特征与P5数据库，突出“项目接力”闭环价值；</w:t>
-            </w:r>
-          </w:p>
-          <w:p>
-            <w:pPr>
-              <w:spacing w:line="320" w:lineRule="exact"/>
-              <w:jc w:val="left"/>
-              <w:rPr>
-                <w:rFonts w:hint="eastAsia" w:ascii="方正仿宋_GB2312" w:hAnsi="方正仿宋_GB2312" w:eastAsia="方正仿宋_GB2312" w:cs="方正仿宋_GB2312"/>
-                <w:color w:val="000000"/>
-                <w:kern w:val="0"/>
-                <w:sz w:val="21"/>
-                <w:szCs w:val="21"/>
-                <w:lang w:bidi="ar"/>
-              </w:rPr>
-            </w:pPr>
-            <w:r>
-              <w:rPr>
-                <w:rFonts w:hint="eastAsia" w:ascii="方正仿宋_GB2312" w:hAnsi="方正仿宋_GB2312" w:eastAsia="方正仿宋_GB2312" w:cs="方正仿宋_GB2312"/>
-                <w:color w:val="000000"/>
-                <w:kern w:val="0"/>
-                <w:sz w:val="21"/>
-                <w:szCs w:val="21"/>
-                <w:lang w:bidi="ar"/>
-              </w:rPr>
-              <w:t xml:space="preserve">2. 提供训练/评估/导出三段式代码骨架与预训练模型包（训练与推理分离，CPU机房可完整实施），聚焦调参与集成；</w:t>
-            </w:r>
-          </w:p>
-          <w:p>
-            <w:pPr>
-              <w:spacing w:line="320" w:lineRule="exact"/>
-              <w:jc w:val="left"/>
-              <w:rPr>
-                <w:rFonts w:hint="eastAsia" w:ascii="方正仿宋_GB2312" w:hAnsi="方正仿宋_GB2312" w:eastAsia="方正仿宋_GB2312" w:cs="方正仿宋_GB2312"/>
-                <w:color w:val="000000"/>
-                <w:kern w:val="0"/>
-                <w:sz w:val="21"/>
-                <w:szCs w:val="21"/>
-                <w:lang w:bidi="ar"/>
-              </w:rPr>
-            </w:pPr>
-            <w:r>
-              <w:rPr>
-                <w:rFonts w:hint="eastAsia" w:ascii="方正仿宋_GB2312" w:hAnsi="方正仿宋_GB2312" w:eastAsia="方正仿宋_GB2312" w:cs="方正仿宋_GB2312"/>
-                <w:color w:val="000000"/>
-                <w:kern w:val="0"/>
-                <w:sz w:val="21"/>
-                <w:szCs w:val="21"/>
-                <w:lang w:bidi="ar"/>
-              </w:rPr>
-              <w:t xml:space="preserve">3. 用混淆矩阵热力图直观呈现误判模式，引导针对性优化。</w:t>
+              <w:t>1. 全程复用P2.2特征与P5数据库，突出“项目接力”闭环价值；</w:t>
+            </w:r>
+          </w:p>
+          <w:p>
+            <w:pPr>
+              <w:spacing w:line="320" w:lineRule="exact"/>
+              <w:jc w:val="left"/>
+              <w:rPr>
+                <w:rFonts w:hint="eastAsia" w:ascii="方正仿宋_GB2312" w:hAnsi="方正仿宋_GB2312" w:eastAsia="方正仿宋_GB2312" w:cs="方正仿宋_GB2312"/>
+                <w:color w:val="000000"/>
+                <w:kern w:val="0"/>
+                <w:sz w:val="21"/>
+                <w:szCs w:val="21"/>
+                <w:lang w:bidi="ar"/>
+              </w:rPr>
+            </w:pPr>
+            <w:r>
+              <w:rPr>
+                <w:rFonts w:hint="eastAsia" w:ascii="方正仿宋_GB2312" w:hAnsi="方正仿宋_GB2312" w:eastAsia="方正仿宋_GB2312" w:cs="方正仿宋_GB2312"/>
+                <w:color w:val="000000"/>
+                <w:kern w:val="0"/>
+                <w:sz w:val="21"/>
+                <w:szCs w:val="21"/>
+                <w:lang w:bidi="ar"/>
+              </w:rPr>
+              <w:t>2. 提供训练/评估/导出三段式代码骨架与预训练模型包（训练与推理分离，CPU机房可完整实施），聚焦调参与集成；</w:t>
+            </w:r>
+          </w:p>
+          <w:p>
+            <w:pPr>
+              <w:spacing w:line="320" w:lineRule="exact"/>
+              <w:jc w:val="left"/>
+              <w:rPr>
+                <w:rFonts w:hint="eastAsia" w:ascii="方正仿宋_GB2312" w:hAnsi="方正仿宋_GB2312" w:eastAsia="方正仿宋_GB2312" w:cs="方正仿宋_GB2312"/>
+                <w:color w:val="000000"/>
+                <w:kern w:val="0"/>
+                <w:sz w:val="21"/>
+                <w:szCs w:val="21"/>
+                <w:lang w:bidi="ar"/>
+              </w:rPr>
+            </w:pPr>
+            <w:r>
+              <w:rPr>
+                <w:rFonts w:hint="eastAsia" w:ascii="方正仿宋_GB2312" w:hAnsi="方正仿宋_GB2312" w:eastAsia="方正仿宋_GB2312" w:cs="方正仿宋_GB2312"/>
+                <w:color w:val="000000"/>
+                <w:kern w:val="0"/>
+                <w:sz w:val="21"/>
+                <w:szCs w:val="21"/>
+                <w:lang w:bidi="ar"/>
+              </w:rPr>
+              <w:t>3. 用混淆矩阵热力图直观呈现误判模式，引导针对性优化。</w:t>
             </w:r>
           </w:p>
         </w:tc>
@@ -7090,7 +7140,7 @@
                 <w:szCs w:val="21"/>
                 <w:lang w:bidi="ar"/>
               </w:rPr>
-              <w:t xml:space="preserve">1. 完成工单P6.1《设备故障诊断模型》：及格标准F1≥0.80+接入数据库；优秀标准模型对比+调参优化+诊断报告；</w:t>
+              <w:t>1. 完成工单P6.1《设备故障诊断模型》：及格标准F1≥0.80+接入数据库；优秀标准模型对比+调参优化+诊断报告；</w:t>
             </w:r>
           </w:p>
           <w:p>
@@ -7119,7 +7169,7 @@
                 <w:szCs w:val="21"/>
                 <w:lang w:bidi="ar"/>
               </w:rPr>
-              <w:t xml:space="preserve">2. 完成工单P6.2《缺陷检测模型部署》：及格标准推理服务可用；优秀标准延迟达标+版本管理规范；</w:t>
+              <w:t>2. 完成工单P6.2《缺陷检测模型部署》：及格标准推理服务可用；优秀标准延迟达标+版本管理规范；</w:t>
             </w:r>
           </w:p>
           <w:p>
@@ -7148,7 +7198,7 @@
                 <w:szCs w:val="21"/>
                 <w:lang w:bidi="ar"/>
               </w:rPr>
-              <w:t xml:space="preserve">3. （选做）规划P7综合项目方案：智能产线监控/故障预测/供应链追溯/数据中台四选一。</w:t>
+              <w:t>3. （选做）规划P7综合项目方案：智能产线监控/故障预测/供应链追溯/数据中台四选一。</w:t>
             </w:r>
           </w:p>
         </w:tc>
@@ -7233,7 +7283,7 @@
                 <w:sz w:val="24"/>
                 <w:lang w:val="en-US" w:eastAsia="zh-CN"/>
               </w:rPr>
-              <w:t xml:space="preserve">11</w:t>
+              <w:t>11</w:t>
             </w:r>
           </w:p>
         </w:tc>
@@ -7258,7 +7308,7 @@
                 <w:sz w:val="24"/>
                 <w:lang w:val="en-US" w:eastAsia="zh-CN"/>
               </w:rPr>
-              <w:t xml:space="preserve">21</w:t>
+              <w:t>21</w:t>
             </w:r>
           </w:p>
         </w:tc>
@@ -7408,7 +7458,7 @@
                 <w:sz w:val="24"/>
                 <w:lang w:val="en-US" w:eastAsia="zh-CN"/>
               </w:rPr>
-              <w:t xml:space="preserve">32</w:t>
+              <w:t>32</w:t>
             </w:r>
           </w:p>
         </w:tc>
